--- a/docs/av2-oncomente.docx
+++ b/docs/av2-oncomente.docx
@@ -43,7 +43,7 @@
           <w:sz w:val="16"/>
           <w:szCs w:val="16"/>
         </w:rPr>
-        <w:t xml:space="preserve">Branch ux-av2 · v1 = commit 92e5d3c (tag ux-av2-v1) · v2 = commit a11b51d (tag ux-av2-v2)</w:t>
+        <w:t xml:space="preserve">Branch ux-av2 · v1 = commit 92e5d3c (tag ux-av2-v1) · v2 = commit a11b51d (tag ux-av2-v2) · v3 (atual) = commit 6cf7d36 (tag ux-av2-v3)</w:t>
       </w:r>
     </w:p>
     <w:p>
@@ -81,7 +81,7 @@
           <w:sz w:val="19"/>
           <w:szCs w:val="19"/>
         </w:rPr>
-        <w:t xml:space="preserve">Método: (1) baseline da v1 com prints; (2) avaliação heurística das 10 heurísticas de Nielsen, tela a tela; (3) design system com tokens verificados por script; (4) correções e microinterações (v2); (5) protocolo Think Aloud para 2 ou 3 participantes, com os resultados incorporados à matriz de iteração depois das sessões.</w:t>
+        <w:t xml:space="preserve">Método: (1) baseline da v1 com prints; (2) avaliação heurística das 10 heurísticas de Nielsen, tela a tela; (3) design system com tokens verificados por script; (4) correções e microinterações (v2); (5) revisão da v2 pela equipe e segunda iteração (v3), com smoke test e prints refeitos para detectar regressões; (6) protocolo Think Aloud para 2 ou 3 participantes, com os resultados incorporados à matriz de iteração depois das sessões.</w:t>
       </w:r>
     </w:p>
     <w:p>
@@ -428,7 +428,7 @@
                 <w:sz w:val="16"/>
                 <w:szCs w:val="16"/>
               </w:rPr>
-              <w:t xml:space="preserve">Modal com "Agora não" (lembrado); SOS visível; cadeado nas abas que pedem login</w:t>
+              <w:t xml:space="preserve">Modal com "Agora não" (lembrado na próxima visita); grade 2×2 com as quatro áreas; Mensagem do Dia</w:t>
             </w:r>
           </w:p>
         </w:tc>
@@ -768,7 +768,7 @@
                 <w:sz w:val="16"/>
                 <w:szCs w:val="16"/>
               </w:rPr>
-              <w:t xml:space="preserve">Lista com ícone e subtítulo por tema; seção "Seus direitos"</w:t>
+              <w:t xml:space="preserve">Lista com ícone, subtítulo e chevron por tema; seção "Seus direitos"</w:t>
             </w:r>
           </w:p>
         </w:tc>
@@ -801,7 +801,7 @@
                 <w:sz w:val="16"/>
                 <w:szCs w:val="16"/>
               </w:rPr>
-              <w:t xml:space="preserve">Pressed nos cards</w:t>
+              <w:t xml:space="preserve">Pressed nas linhas</w:t>
             </w:r>
           </w:p>
         </w:tc>
@@ -938,7 +938,7 @@
                 <w:sz w:val="16"/>
                 <w:szCs w:val="16"/>
               </w:rPr>
-              <w:t xml:space="preserve">Skeleton → carrosséis de atividades, livros, filmes e séries</w:t>
+              <w:t xml:space="preserve">Skeleton → carrosséis de atividades, livros, filmes e séries; erro com "Tentar novamente"</w:t>
             </w:r>
           </w:p>
         </w:tc>
@@ -1382,7 +1382,7 @@
                 <w:sz w:val="16"/>
                 <w:szCs w:val="16"/>
               </w:rPr>
-              <w:t xml:space="preserve">Contatos de emergência (SOS)</w:t>
+              <w:t xml:space="preserve">Contatos de emergência</w:t>
             </w:r>
           </w:p>
         </w:tc>
@@ -1415,7 +1415,7 @@
                 <w:sz w:val="16"/>
                 <w:szCs w:val="16"/>
               </w:rPr>
-              <w:t xml:space="preserve">botão SOS</w:t>
+              <w:t xml:space="preserve">botão de pânico (Saúde Mental)</w:t>
             </w:r>
           </w:p>
         </w:tc>
@@ -1448,7 +1448,7 @@
                 <w:sz w:val="16"/>
                 <w:szCs w:val="16"/>
               </w:rPr>
-              <w:t xml:space="preserve">1 toque a partir de qualquer tela pública; card expande e liga</w:t>
+              <w:t xml:space="preserve">Botão flutuante em todas as telas de Saúde Mental; card expande e liga</w:t>
             </w:r>
           </w:p>
         </w:tc>
@@ -1552,7 +1552,7 @@
                 <w:sz w:val="16"/>
                 <w:szCs w:val="16"/>
               </w:rPr>
-              <w:t xml:space="preserve">Mascote (chat)</w:t>
+              <w:t xml:space="preserve">Mascote (gate → chat)</w:t>
             </w:r>
           </w:p>
         </w:tc>
@@ -1618,7 +1618,7 @@
                 <w:sz w:val="16"/>
                 <w:szCs w:val="16"/>
               </w:rPr>
-              <w:t xml:space="preserve">Faixa de escopo e limite; sugestões; "escrevendo…"; erro com "Tentar de novo"; limpar com confirmação</w:t>
+              <w:t xml:space="preserve">Sem login: gate com benefícios e "Entrar". Logado: faixa de escopo e limite; sugestões; "escrevendo…"; erro com "Tentar de novo"; limpar com confirmação</w:t>
             </w:r>
           </w:p>
         </w:tc>
@@ -2012,7 +2012,7 @@
           <w:sz w:val="19"/>
           <w:szCs w:val="19"/>
         </w:rPr>
-        <w:t xml:space="preserve">Como forçar estados na gravação: pressione e segure o logo "ONCOMENTE" no Início → Design System → "Simulação de estados" → ligue "Mostrar painel discreto". Um ponto no canto superior esquerdo abre o painel (Real, Carregando, Sucesso, Erro, Vazio), que vale para Lazer, Livros, detalhe do livro, Diário e Chat. "Desligar painel" volta ao comportamento real. Usuário de teste: demo.ux@oncomente.com.</w:t>
+        <w:t xml:space="preserve">Como forçar estados na gravação: abra a rota /design-system (no web, localhost:8081/design-system; no app, o deep link cancerhealthcareapp://design-system) → "Simulação de estados" → ligue "Mostrar painel discreto". Um ponto no canto superior esquerdo abre o painel (Real, Carregando, Sucesso, Erro, Vazio), que vale para Lazer, Livros, detalhe do livro, Diário e Chat. "Desligar painel" volta ao comportamento real. Usuário de teste: demo.ux@oncomente.com.</w:t>
       </w:r>
     </w:p>
     <w:p>
@@ -3108,7 +3108,7 @@
                 <w:sz w:val="16"/>
                 <w:szCs w:val="16"/>
               </w:rPr>
-              <w:t xml:space="preserve">estático, pressionável, pressed, bloqueado (cadeado)</w:t>
+              <w:t xml:space="preserve">Card: estático ou pressionável. NavItemCard: linha de lista com ícone, subtítulo, chevron e divisória (sem sombra nem escala), pressed</w:t>
             </w:r>
           </w:p>
         </w:tc>
@@ -3595,7 +3595,7 @@
                 <w:sz w:val="16"/>
                 <w:szCs w:val="16"/>
               </w:rPr>
-              <w:t xml:space="preserve">ConfirmDialog, SosButton</w:t>
+              <w:t xml:space="preserve">ConfirmDialog, PanicButton</w:t>
             </w:r>
           </w:p>
         </w:tc>
@@ -3628,7 +3628,7 @@
                 <w:sz w:val="16"/>
                 <w:szCs w:val="16"/>
               </w:rPr>
-              <w:t xml:space="preserve">destrutivo / padrão; SOS default/pressed</w:t>
+              <w:t xml:space="preserve">destrutivo / padrão; botão de pânico flutuante default/pressed</w:t>
             </w:r>
           </w:p>
         </w:tc>
@@ -3661,7 +3661,7 @@
                 <w:sz w:val="16"/>
                 <w:szCs w:val="16"/>
               </w:rPr>
-              <w:t xml:space="preserve">Funciona no web (Alert.alert não mostra botões)</w:t>
+              <w:t xml:space="preserve">ConfirmDialog funciona no web (Alert.alert não mostra botões); PanicButton com nome acessível</w:t>
             </w:r>
           </w:p>
         </w:tc>
@@ -3682,7 +3682,7 @@
           <w:sz w:val="19"/>
           <w:szCs w:val="19"/>
         </w:rPr>
-        <w:t xml:space="preserve">Tudo isso pode ser visto na tela oculta /design-system (long-press no logo), que exibe cores com a razão de contraste ao lado, tipografia, espaçamento, raios, sombras e todos os componentes em todos os estados.</w:t>
+        <w:t xml:space="preserve">Tudo isso pode ser visto na rota /design-system (fora da navegação; acessada por URL ou deep link), que exibe cores com a razão de contraste ao lado, tipografia, espaçamento, raios, sombras e todos os componentes em todos os estados.</w:t>
       </w:r>
     </w:p>
     <w:p>
@@ -3707,7 +3707,7 @@
           <w:sz w:val="19"/>
           <w:szCs w:val="19"/>
         </w:rPr>
-        <w:t xml:space="preserve">Script: npx tsx apps/mobile/scripts/check-contrast.ts. Ele calcula (L1 + 0.05) / (L2 + 0.05) para todos os pares registrados em tokens.ts e falha se algum ficar abaixo de 4.5:1. Resultado na v1: 13 de 15 pares reprovados. Na v2: 25 de 25 aprovados.</w:t>
+        <w:t xml:space="preserve">Script: npx tsx apps/mobile/scripts/check-contrast.ts. Ele calcula (L1 + 0.05) / (L2 + 0.05) para todos os pares registrados em tokens.ts e falha se algum ficar abaixo de 4.5:1. Resultado na v1: 13 de 15 pares reprovados. Na v2: 25 de 25 aprovados. A v3 não alterou tokens e repete o resultado (25/25, verificado no commit 6cf7d36).</w:t>
       </w:r>
     </w:p>
     <w:p>
@@ -6487,7 +6487,7 @@
         <w:rPr>
           <w:rFonts w:ascii="Calibri" w:cs="Calibri" w:eastAsia="Calibri" w:hAnsi="Calibri"/>
         </w:rPr>
-        <w:t xml:space="preserve">v2 (depois)</w:t>
+        <w:t xml:space="preserve">v2 e v3 (depois)</w:t>
       </w:r>
     </w:p>
     <w:tbl>
@@ -10956,7 +10956,1246 @@
           <w:sz w:val="19"/>
           <w:szCs w:val="19"/>
         </w:rPr>
-        <w:t xml:space="preserve">Complemento: scripts/check-hardcoded.ts varre as telas do fluxo e os componentes do DS (51 arquivos) e falha se encontrar cor literal ou tamanho literal (fontSize, padding, margin, gap, raio, borda, size={n}) fora dos tokens. Resultado da v2: 0 ocorrências.</w:t>
+        <w:t xml:space="preserve">Os componentes da Home e do Lazer restaurados na Iteração 2 usam cores do Colors.ts e alguns valores literais. As combinações de cor deles foram medidas à parte:</w:t>
+      </w:r>
+    </w:p>
+    <w:tbl>
+      <w:tblPr>
+        <w:tblW w:type="dxa" w:w="10204"/>
+        <w:tblBorders>
+          <w:top w:val="single" w:color="auto" w:sz="4"/>
+          <w:left w:val="single" w:color="auto" w:sz="4"/>
+          <w:bottom w:val="single" w:color="auto" w:sz="4"/>
+          <w:right w:val="single" w:color="auto" w:sz="4"/>
+          <w:insideH w:val="single" w:color="auto" w:sz="4"/>
+          <w:insideV w:val="single" w:color="auto" w:sz="4"/>
+        </w:tblBorders>
+      </w:tblPr>
+      <w:tblGrid>
+        <w:gridCol w:w="4897"/>
+        <w:gridCol w:w="1224"/>
+        <w:gridCol w:w="1224"/>
+        <w:gridCol w:w="1224"/>
+        <w:gridCol w:w="1635"/>
+      </w:tblGrid>
+      <w:tr>
+        <w:trPr>
+          <w:cantSplit/>
+          <w:tblHeader/>
+        </w:trPr>
+        <w:tc>
+          <w:tcPr>
+            <w:tcW w:type="dxa" w:w="4897"/>
+            <w:tcBorders>
+              <w:top w:val="single" w:color="C8C8D0" w:sz="4"/>
+              <w:left w:val="single" w:color="C8C8D0" w:sz="4"/>
+              <w:bottom w:val="single" w:color="C8C8D0" w:sz="4"/>
+              <w:right w:val="single" w:color="C8C8D0" w:sz="4"/>
+            </w:tcBorders>
+            <w:shd w:fill="EEE3FB" w:color="auto" w:val="clear"/>
+            <w:tcMar>
+              <w:top w:type="dxa" w:w="40"/>
+              <w:left w:type="dxa" w:w="80"/>
+              <w:bottom w:type="dxa" w:w="40"/>
+              <w:right w:type="dxa" w:w="80"/>
+            </w:tcMar>
+            <w:vAlign w:val="top"/>
+          </w:tcPr>
+          <w:p>
+            <w:pPr>
+              <w:spacing w:after="0" w:line="240"/>
+            </w:pPr>
+            <w:r>
+              <w:rPr>
+                <w:rFonts w:ascii="Calibri" w:cs="Calibri" w:eastAsia="Calibri" w:hAnsi="Calibri"/>
+                <w:b/>
+                <w:bCs/>
+                <w:color w:val="5B2E99"/>
+                <w:sz w:val="15"/>
+                <w:szCs w:val="15"/>
+              </w:rPr>
+              <w:t xml:space="preserve">Uso (componente restaurado)</w:t>
+            </w:r>
+          </w:p>
+        </w:tc>
+        <w:tc>
+          <w:tcPr>
+            <w:tcW w:type="dxa" w:w="1224"/>
+            <w:tcBorders>
+              <w:top w:val="single" w:color="C8C8D0" w:sz="4"/>
+              <w:left w:val="single" w:color="C8C8D0" w:sz="4"/>
+              <w:bottom w:val="single" w:color="C8C8D0" w:sz="4"/>
+              <w:right w:val="single" w:color="C8C8D0" w:sz="4"/>
+            </w:tcBorders>
+            <w:shd w:fill="EEE3FB" w:color="auto" w:val="clear"/>
+            <w:tcMar>
+              <w:top w:type="dxa" w:w="40"/>
+              <w:left w:type="dxa" w:w="80"/>
+              <w:bottom w:type="dxa" w:w="40"/>
+              <w:right w:type="dxa" w:w="80"/>
+            </w:tcMar>
+            <w:vAlign w:val="top"/>
+          </w:tcPr>
+          <w:p>
+            <w:pPr>
+              <w:spacing w:after="0" w:line="240"/>
+            </w:pPr>
+            <w:r>
+              <w:rPr>
+                <w:rFonts w:ascii="Calibri" w:cs="Calibri" w:eastAsia="Calibri" w:hAnsi="Calibri"/>
+                <w:b/>
+                <w:bCs/>
+                <w:color w:val="5B2E99"/>
+                <w:sz w:val="15"/>
+                <w:szCs w:val="15"/>
+              </w:rPr>
+              <w:t xml:space="preserve">Texto</w:t>
+            </w:r>
+          </w:p>
+        </w:tc>
+        <w:tc>
+          <w:tcPr>
+            <w:tcW w:type="dxa" w:w="1224"/>
+            <w:tcBorders>
+              <w:top w:val="single" w:color="C8C8D0" w:sz="4"/>
+              <w:left w:val="single" w:color="C8C8D0" w:sz="4"/>
+              <w:bottom w:val="single" w:color="C8C8D0" w:sz="4"/>
+              <w:right w:val="single" w:color="C8C8D0" w:sz="4"/>
+            </w:tcBorders>
+            <w:shd w:fill="EEE3FB" w:color="auto" w:val="clear"/>
+            <w:tcMar>
+              <w:top w:type="dxa" w:w="40"/>
+              <w:left w:type="dxa" w:w="80"/>
+              <w:bottom w:type="dxa" w:w="40"/>
+              <w:right w:type="dxa" w:w="80"/>
+            </w:tcMar>
+            <w:vAlign w:val="top"/>
+          </w:tcPr>
+          <w:p>
+            <w:pPr>
+              <w:spacing w:after="0" w:line="240"/>
+            </w:pPr>
+            <w:r>
+              <w:rPr>
+                <w:rFonts w:ascii="Calibri" w:cs="Calibri" w:eastAsia="Calibri" w:hAnsi="Calibri"/>
+                <w:b/>
+                <w:bCs/>
+                <w:color w:val="5B2E99"/>
+                <w:sz w:val="15"/>
+                <w:szCs w:val="15"/>
+              </w:rPr>
+              <w:t xml:space="preserve">Fundo</w:t>
+            </w:r>
+          </w:p>
+        </w:tc>
+        <w:tc>
+          <w:tcPr>
+            <w:tcW w:type="dxa" w:w="1224"/>
+            <w:tcBorders>
+              <w:top w:val="single" w:color="C8C8D0" w:sz="4"/>
+              <w:left w:val="single" w:color="C8C8D0" w:sz="4"/>
+              <w:bottom w:val="single" w:color="C8C8D0" w:sz="4"/>
+              <w:right w:val="single" w:color="C8C8D0" w:sz="4"/>
+            </w:tcBorders>
+            <w:shd w:fill="EEE3FB" w:color="auto" w:val="clear"/>
+            <w:tcMar>
+              <w:top w:type="dxa" w:w="40"/>
+              <w:left w:type="dxa" w:w="80"/>
+              <w:bottom w:type="dxa" w:w="40"/>
+              <w:right w:type="dxa" w:w="80"/>
+            </w:tcMar>
+            <w:vAlign w:val="top"/>
+          </w:tcPr>
+          <w:p>
+            <w:pPr>
+              <w:spacing w:after="0" w:line="240"/>
+            </w:pPr>
+            <w:r>
+              <w:rPr>
+                <w:rFonts w:ascii="Calibri" w:cs="Calibri" w:eastAsia="Calibri" w:hAnsi="Calibri"/>
+                <w:b/>
+                <w:bCs/>
+                <w:color w:val="5B2E99"/>
+                <w:sz w:val="15"/>
+                <w:szCs w:val="15"/>
+              </w:rPr>
+              <w:t xml:space="preserve">Razão</w:t>
+            </w:r>
+          </w:p>
+        </w:tc>
+        <w:tc>
+          <w:tcPr>
+            <w:tcW w:type="dxa" w:w="1635"/>
+            <w:tcBorders>
+              <w:top w:val="single" w:color="C8C8D0" w:sz="4"/>
+              <w:left w:val="single" w:color="C8C8D0" w:sz="4"/>
+              <w:bottom w:val="single" w:color="C8C8D0" w:sz="4"/>
+              <w:right w:val="single" w:color="C8C8D0" w:sz="4"/>
+            </w:tcBorders>
+            <w:shd w:fill="EEE3FB" w:color="auto" w:val="clear"/>
+            <w:tcMar>
+              <w:top w:type="dxa" w:w="40"/>
+              <w:left w:type="dxa" w:w="80"/>
+              <w:bottom w:type="dxa" w:w="40"/>
+              <w:right w:type="dxa" w:w="80"/>
+            </w:tcMar>
+            <w:vAlign w:val="top"/>
+          </w:tcPr>
+          <w:p>
+            <w:pPr>
+              <w:spacing w:after="0" w:line="240"/>
+            </w:pPr>
+            <w:r>
+              <w:rPr>
+                <w:rFonts w:ascii="Calibri" w:cs="Calibri" w:eastAsia="Calibri" w:hAnsi="Calibri"/>
+                <w:b/>
+                <w:bCs/>
+                <w:color w:val="5B2E99"/>
+                <w:sz w:val="15"/>
+                <w:szCs w:val="15"/>
+              </w:rPr>
+              <w:t xml:space="preserve">AA</w:t>
+            </w:r>
+          </w:p>
+        </w:tc>
+      </w:tr>
+      <w:tr>
+        <w:trPr>
+          <w:cantSplit/>
+        </w:trPr>
+        <w:tc>
+          <w:tcPr>
+            <w:tcW w:type="dxa" w:w="4897"/>
+            <w:tcBorders>
+              <w:top w:val="single" w:color="C8C8D0" w:sz="4"/>
+              <w:left w:val="single" w:color="C8C8D0" w:sz="4"/>
+              <w:bottom w:val="single" w:color="C8C8D0" w:sz="4"/>
+              <w:right w:val="single" w:color="C8C8D0" w:sz="4"/>
+            </w:tcBorders>
+            <w:tcMar>
+              <w:top w:type="dxa" w:w="40"/>
+              <w:left w:type="dxa" w:w="80"/>
+              <w:bottom w:type="dxa" w:w="40"/>
+              <w:right w:type="dxa" w:w="80"/>
+            </w:tcMar>
+            <w:vAlign w:val="top"/>
+          </w:tcPr>
+          <w:p>
+            <w:pPr>
+              <w:spacing w:after="0" w:line="240"/>
+            </w:pPr>
+            <w:r>
+              <w:rPr>
+                <w:rFonts w:ascii="Calibri" w:cs="Calibri" w:eastAsia="Calibri" w:hAnsi="Calibri"/>
+                <w:b w:val="false"/>
+                <w:bCs w:val="false"/>
+                <w:sz w:val="15"/>
+                <w:szCs w:val="15"/>
+              </w:rPr>
+              <w:t xml:space="preserve">Logo ONCOMENTE (HeaderLogo)</w:t>
+            </w:r>
+          </w:p>
+        </w:tc>
+        <w:tc>
+          <w:tcPr>
+            <w:tcW w:type="dxa" w:w="1224"/>
+            <w:tcBorders>
+              <w:top w:val="single" w:color="C8C8D0" w:sz="4"/>
+              <w:left w:val="single" w:color="C8C8D0" w:sz="4"/>
+              <w:bottom w:val="single" w:color="C8C8D0" w:sz="4"/>
+              <w:right w:val="single" w:color="C8C8D0" w:sz="4"/>
+            </w:tcBorders>
+            <w:tcMar>
+              <w:top w:type="dxa" w:w="40"/>
+              <w:left w:type="dxa" w:w="80"/>
+              <w:bottom w:type="dxa" w:w="40"/>
+              <w:right w:type="dxa" w:w="80"/>
+            </w:tcMar>
+            <w:vAlign w:val="top"/>
+          </w:tcPr>
+          <w:p>
+            <w:pPr>
+              <w:spacing w:after="0" w:line="240"/>
+            </w:pPr>
+            <w:r>
+              <w:rPr>
+                <w:rFonts w:ascii="Calibri" w:cs="Calibri" w:eastAsia="Calibri" w:hAnsi="Calibri"/>
+                <w:b w:val="false"/>
+                <w:bCs w:val="false"/>
+                <w:sz w:val="15"/>
+                <w:szCs w:val="15"/>
+              </w:rPr>
+              <w:t xml:space="preserve">#4E56C0</w:t>
+            </w:r>
+          </w:p>
+        </w:tc>
+        <w:tc>
+          <w:tcPr>
+            <w:tcW w:type="dxa" w:w="1224"/>
+            <w:tcBorders>
+              <w:top w:val="single" w:color="C8C8D0" w:sz="4"/>
+              <w:left w:val="single" w:color="C8C8D0" w:sz="4"/>
+              <w:bottom w:val="single" w:color="C8C8D0" w:sz="4"/>
+              <w:right w:val="single" w:color="C8C8D0" w:sz="4"/>
+            </w:tcBorders>
+            <w:tcMar>
+              <w:top w:type="dxa" w:w="40"/>
+              <w:left w:type="dxa" w:w="80"/>
+              <w:bottom w:type="dxa" w:w="40"/>
+              <w:right w:type="dxa" w:w="80"/>
+            </w:tcMar>
+            <w:vAlign w:val="top"/>
+          </w:tcPr>
+          <w:p>
+            <w:pPr>
+              <w:spacing w:after="0" w:line="240"/>
+            </w:pPr>
+            <w:r>
+              <w:rPr>
+                <w:rFonts w:ascii="Calibri" w:cs="Calibri" w:eastAsia="Calibri" w:hAnsi="Calibri"/>
+                <w:b w:val="false"/>
+                <w:bCs w:val="false"/>
+                <w:sz w:val="15"/>
+                <w:szCs w:val="15"/>
+              </w:rPr>
+              <w:t xml:space="preserve">#FFFFFF</w:t>
+            </w:r>
+          </w:p>
+        </w:tc>
+        <w:tc>
+          <w:tcPr>
+            <w:tcW w:type="dxa" w:w="1224"/>
+            <w:tcBorders>
+              <w:top w:val="single" w:color="C8C8D0" w:sz="4"/>
+              <w:left w:val="single" w:color="C8C8D0" w:sz="4"/>
+              <w:bottom w:val="single" w:color="C8C8D0" w:sz="4"/>
+              <w:right w:val="single" w:color="C8C8D0" w:sz="4"/>
+            </w:tcBorders>
+            <w:tcMar>
+              <w:top w:type="dxa" w:w="40"/>
+              <w:left w:type="dxa" w:w="80"/>
+              <w:bottom w:type="dxa" w:w="40"/>
+              <w:right w:type="dxa" w:w="80"/>
+            </w:tcMar>
+            <w:vAlign w:val="top"/>
+          </w:tcPr>
+          <w:p>
+            <w:pPr>
+              <w:spacing w:after="0" w:line="240"/>
+            </w:pPr>
+            <w:r>
+              <w:rPr>
+                <w:rFonts w:ascii="Calibri" w:cs="Calibri" w:eastAsia="Calibri" w:hAnsi="Calibri"/>
+                <w:b w:val="false"/>
+                <w:bCs w:val="false"/>
+                <w:sz w:val="15"/>
+                <w:szCs w:val="15"/>
+              </w:rPr>
+              <w:t xml:space="preserve">6.15:1</w:t>
+            </w:r>
+          </w:p>
+        </w:tc>
+        <w:tc>
+          <w:tcPr>
+            <w:tcW w:type="dxa" w:w="1635"/>
+            <w:tcBorders>
+              <w:top w:val="single" w:color="C8C8D0" w:sz="4"/>
+              <w:left w:val="single" w:color="C8C8D0" w:sz="4"/>
+              <w:bottom w:val="single" w:color="C8C8D0" w:sz="4"/>
+              <w:right w:val="single" w:color="C8C8D0" w:sz="4"/>
+            </w:tcBorders>
+            <w:tcMar>
+              <w:top w:type="dxa" w:w="40"/>
+              <w:left w:type="dxa" w:w="80"/>
+              <w:bottom w:type="dxa" w:w="40"/>
+              <w:right w:type="dxa" w:w="80"/>
+            </w:tcMar>
+            <w:vAlign w:val="top"/>
+          </w:tcPr>
+          <w:p>
+            <w:pPr>
+              <w:spacing w:after="0" w:line="240"/>
+            </w:pPr>
+            <w:r>
+              <w:rPr>
+                <w:rFonts w:ascii="Calibri" w:cs="Calibri" w:eastAsia="Calibri" w:hAnsi="Calibri"/>
+                <w:b w:val="false"/>
+                <w:bCs w:val="false"/>
+                <w:sz w:val="15"/>
+                <w:szCs w:val="15"/>
+              </w:rPr>
+              <w:t xml:space="preserve">Aprovado</w:t>
+            </w:r>
+          </w:p>
+        </w:tc>
+      </w:tr>
+      <w:tr>
+        <w:trPr>
+          <w:cantSplit/>
+        </w:trPr>
+        <w:tc>
+          <w:tcPr>
+            <w:tcW w:type="dxa" w:w="4897"/>
+            <w:tcBorders>
+              <w:top w:val="single" w:color="C8C8D0" w:sz="4"/>
+              <w:left w:val="single" w:color="C8C8D0" w:sz="4"/>
+              <w:bottom w:val="single" w:color="C8C8D0" w:sz="4"/>
+              <w:right w:val="single" w:color="C8C8D0" w:sz="4"/>
+            </w:tcBorders>
+            <w:tcMar>
+              <w:top w:type="dxa" w:w="40"/>
+              <w:left w:type="dxa" w:w="80"/>
+              <w:bottom w:type="dxa" w:w="40"/>
+              <w:right w:type="dxa" w:w="80"/>
+            </w:tcMar>
+            <w:vAlign w:val="top"/>
+          </w:tcPr>
+          <w:p>
+            <w:pPr>
+              <w:spacing w:after="0" w:line="240"/>
+            </w:pPr>
+            <w:r>
+              <w:rPr>
+                <w:rFonts w:ascii="Calibri" w:cs="Calibri" w:eastAsia="Calibri" w:hAnsi="Calibri"/>
+                <w:b w:val="false"/>
+                <w:bCs w:val="false"/>
+                <w:sz w:val="15"/>
+                <w:szCs w:val="15"/>
+              </w:rPr>
+              <w:t xml:space="preserve">Rótulo dos cards da grade do Início</w:t>
+            </w:r>
+          </w:p>
+        </w:tc>
+        <w:tc>
+          <w:tcPr>
+            <w:tcW w:type="dxa" w:w="1224"/>
+            <w:tcBorders>
+              <w:top w:val="single" w:color="C8C8D0" w:sz="4"/>
+              <w:left w:val="single" w:color="C8C8D0" w:sz="4"/>
+              <w:bottom w:val="single" w:color="C8C8D0" w:sz="4"/>
+              <w:right w:val="single" w:color="C8C8D0" w:sz="4"/>
+            </w:tcBorders>
+            <w:tcMar>
+              <w:top w:type="dxa" w:w="40"/>
+              <w:left w:type="dxa" w:w="80"/>
+              <w:bottom w:type="dxa" w:w="40"/>
+              <w:right w:type="dxa" w:w="80"/>
+            </w:tcMar>
+            <w:vAlign w:val="top"/>
+          </w:tcPr>
+          <w:p>
+            <w:pPr>
+              <w:spacing w:after="0" w:line="240"/>
+            </w:pPr>
+            <w:r>
+              <w:rPr>
+                <w:rFonts w:ascii="Calibri" w:cs="Calibri" w:eastAsia="Calibri" w:hAnsi="Calibri"/>
+                <w:b w:val="false"/>
+                <w:bCs w:val="false"/>
+                <w:sz w:val="15"/>
+                <w:szCs w:val="15"/>
+              </w:rPr>
+              <w:t xml:space="preserve">#1A1A1A</w:t>
+            </w:r>
+          </w:p>
+        </w:tc>
+        <w:tc>
+          <w:tcPr>
+            <w:tcW w:type="dxa" w:w="1224"/>
+            <w:tcBorders>
+              <w:top w:val="single" w:color="C8C8D0" w:sz="4"/>
+              <w:left w:val="single" w:color="C8C8D0" w:sz="4"/>
+              <w:bottom w:val="single" w:color="C8C8D0" w:sz="4"/>
+              <w:right w:val="single" w:color="C8C8D0" w:sz="4"/>
+            </w:tcBorders>
+            <w:tcMar>
+              <w:top w:type="dxa" w:w="40"/>
+              <w:left w:type="dxa" w:w="80"/>
+              <w:bottom w:type="dxa" w:w="40"/>
+              <w:right w:type="dxa" w:w="80"/>
+            </w:tcMar>
+            <w:vAlign w:val="top"/>
+          </w:tcPr>
+          <w:p>
+            <w:pPr>
+              <w:spacing w:after="0" w:line="240"/>
+            </w:pPr>
+            <w:r>
+              <w:rPr>
+                <w:rFonts w:ascii="Calibri" w:cs="Calibri" w:eastAsia="Calibri" w:hAnsi="Calibri"/>
+                <w:b w:val="false"/>
+                <w:bCs w:val="false"/>
+                <w:sz w:val="15"/>
+                <w:szCs w:val="15"/>
+              </w:rPr>
+              <w:t xml:space="preserve">#FFFFFF</w:t>
+            </w:r>
+          </w:p>
+        </w:tc>
+        <w:tc>
+          <w:tcPr>
+            <w:tcW w:type="dxa" w:w="1224"/>
+            <w:tcBorders>
+              <w:top w:val="single" w:color="C8C8D0" w:sz="4"/>
+              <w:left w:val="single" w:color="C8C8D0" w:sz="4"/>
+              <w:bottom w:val="single" w:color="C8C8D0" w:sz="4"/>
+              <w:right w:val="single" w:color="C8C8D0" w:sz="4"/>
+            </w:tcBorders>
+            <w:tcMar>
+              <w:top w:type="dxa" w:w="40"/>
+              <w:left w:type="dxa" w:w="80"/>
+              <w:bottom w:type="dxa" w:w="40"/>
+              <w:right w:type="dxa" w:w="80"/>
+            </w:tcMar>
+            <w:vAlign w:val="top"/>
+          </w:tcPr>
+          <w:p>
+            <w:pPr>
+              <w:spacing w:after="0" w:line="240"/>
+            </w:pPr>
+            <w:r>
+              <w:rPr>
+                <w:rFonts w:ascii="Calibri" w:cs="Calibri" w:eastAsia="Calibri" w:hAnsi="Calibri"/>
+                <w:b w:val="false"/>
+                <w:bCs w:val="false"/>
+                <w:sz w:val="15"/>
+                <w:szCs w:val="15"/>
+              </w:rPr>
+              <w:t xml:space="preserve">17.40:1</w:t>
+            </w:r>
+          </w:p>
+        </w:tc>
+        <w:tc>
+          <w:tcPr>
+            <w:tcW w:type="dxa" w:w="1635"/>
+            <w:tcBorders>
+              <w:top w:val="single" w:color="C8C8D0" w:sz="4"/>
+              <w:left w:val="single" w:color="C8C8D0" w:sz="4"/>
+              <w:bottom w:val="single" w:color="C8C8D0" w:sz="4"/>
+              <w:right w:val="single" w:color="C8C8D0" w:sz="4"/>
+            </w:tcBorders>
+            <w:tcMar>
+              <w:top w:type="dxa" w:w="40"/>
+              <w:left w:type="dxa" w:w="80"/>
+              <w:bottom w:type="dxa" w:w="40"/>
+              <w:right w:type="dxa" w:w="80"/>
+            </w:tcMar>
+            <w:vAlign w:val="top"/>
+          </w:tcPr>
+          <w:p>
+            <w:pPr>
+              <w:spacing w:after="0" w:line="240"/>
+            </w:pPr>
+            <w:r>
+              <w:rPr>
+                <w:rFonts w:ascii="Calibri" w:cs="Calibri" w:eastAsia="Calibri" w:hAnsi="Calibri"/>
+                <w:b w:val="false"/>
+                <w:bCs w:val="false"/>
+                <w:sz w:val="15"/>
+                <w:szCs w:val="15"/>
+              </w:rPr>
+              <w:t xml:space="preserve">Aprovado</w:t>
+            </w:r>
+          </w:p>
+        </w:tc>
+      </w:tr>
+      <w:tr>
+        <w:trPr>
+          <w:cantSplit/>
+        </w:trPr>
+        <w:tc>
+          <w:tcPr>
+            <w:tcW w:type="dxa" w:w="4897"/>
+            <w:tcBorders>
+              <w:top w:val="single" w:color="C8C8D0" w:sz="4"/>
+              <w:left w:val="single" w:color="C8C8D0" w:sz="4"/>
+              <w:bottom w:val="single" w:color="C8C8D0" w:sz="4"/>
+              <w:right w:val="single" w:color="C8C8D0" w:sz="4"/>
+            </w:tcBorders>
+            <w:tcMar>
+              <w:top w:type="dxa" w:w="40"/>
+              <w:left w:type="dxa" w:w="80"/>
+              <w:bottom w:type="dxa" w:w="40"/>
+              <w:right w:type="dxa" w:w="80"/>
+            </w:tcMar>
+            <w:vAlign w:val="top"/>
+          </w:tcPr>
+          <w:p>
+            <w:pPr>
+              <w:spacing w:after="0" w:line="240"/>
+            </w:pPr>
+            <w:r>
+              <w:rPr>
+                <w:rFonts w:ascii="Calibri" w:cs="Calibri" w:eastAsia="Calibri" w:hAnsi="Calibri"/>
+                <w:b w:val="false"/>
+                <w:bCs w:val="false"/>
+                <w:sz w:val="15"/>
+                <w:szCs w:val="15"/>
+              </w:rPr>
+              <w:t xml:space="preserve">Título da Mensagem do Dia</w:t>
+            </w:r>
+          </w:p>
+        </w:tc>
+        <w:tc>
+          <w:tcPr>
+            <w:tcW w:type="dxa" w:w="1224"/>
+            <w:tcBorders>
+              <w:top w:val="single" w:color="C8C8D0" w:sz="4"/>
+              <w:left w:val="single" w:color="C8C8D0" w:sz="4"/>
+              <w:bottom w:val="single" w:color="C8C8D0" w:sz="4"/>
+              <w:right w:val="single" w:color="C8C8D0" w:sz="4"/>
+            </w:tcBorders>
+            <w:tcMar>
+              <w:top w:type="dxa" w:w="40"/>
+              <w:left w:type="dxa" w:w="80"/>
+              <w:bottom w:type="dxa" w:w="40"/>
+              <w:right w:type="dxa" w:w="80"/>
+            </w:tcMar>
+            <w:vAlign w:val="top"/>
+          </w:tcPr>
+          <w:p>
+            <w:pPr>
+              <w:spacing w:after="0" w:line="240"/>
+            </w:pPr>
+            <w:r>
+              <w:rPr>
+                <w:rFonts w:ascii="Calibri" w:cs="Calibri" w:eastAsia="Calibri" w:hAnsi="Calibri"/>
+                <w:b w:val="false"/>
+                <w:bCs w:val="false"/>
+                <w:sz w:val="15"/>
+                <w:szCs w:val="15"/>
+              </w:rPr>
+              <w:t xml:space="preserve">#4E56C0</w:t>
+            </w:r>
+          </w:p>
+        </w:tc>
+        <w:tc>
+          <w:tcPr>
+            <w:tcW w:type="dxa" w:w="1224"/>
+            <w:tcBorders>
+              <w:top w:val="single" w:color="C8C8D0" w:sz="4"/>
+              <w:left w:val="single" w:color="C8C8D0" w:sz="4"/>
+              <w:bottom w:val="single" w:color="C8C8D0" w:sz="4"/>
+              <w:right w:val="single" w:color="C8C8D0" w:sz="4"/>
+            </w:tcBorders>
+            <w:tcMar>
+              <w:top w:type="dxa" w:w="40"/>
+              <w:left w:type="dxa" w:w="80"/>
+              <w:bottom w:type="dxa" w:w="40"/>
+              <w:right w:type="dxa" w:w="80"/>
+            </w:tcMar>
+            <w:vAlign w:val="top"/>
+          </w:tcPr>
+          <w:p>
+            <w:pPr>
+              <w:spacing w:after="0" w:line="240"/>
+            </w:pPr>
+            <w:r>
+              <w:rPr>
+                <w:rFonts w:ascii="Calibri" w:cs="Calibri" w:eastAsia="Calibri" w:hAnsi="Calibri"/>
+                <w:b w:val="false"/>
+                <w:bCs w:val="false"/>
+                <w:sz w:val="15"/>
+                <w:szCs w:val="15"/>
+              </w:rPr>
+              <w:t xml:space="preserve">#E6FBF5</w:t>
+            </w:r>
+          </w:p>
+        </w:tc>
+        <w:tc>
+          <w:tcPr>
+            <w:tcW w:type="dxa" w:w="1224"/>
+            <w:tcBorders>
+              <w:top w:val="single" w:color="C8C8D0" w:sz="4"/>
+              <w:left w:val="single" w:color="C8C8D0" w:sz="4"/>
+              <w:bottom w:val="single" w:color="C8C8D0" w:sz="4"/>
+              <w:right w:val="single" w:color="C8C8D0" w:sz="4"/>
+            </w:tcBorders>
+            <w:tcMar>
+              <w:top w:type="dxa" w:w="40"/>
+              <w:left w:type="dxa" w:w="80"/>
+              <w:bottom w:type="dxa" w:w="40"/>
+              <w:right w:type="dxa" w:w="80"/>
+            </w:tcMar>
+            <w:vAlign w:val="top"/>
+          </w:tcPr>
+          <w:p>
+            <w:pPr>
+              <w:spacing w:after="0" w:line="240"/>
+            </w:pPr>
+            <w:r>
+              <w:rPr>
+                <w:rFonts w:ascii="Calibri" w:cs="Calibri" w:eastAsia="Calibri" w:hAnsi="Calibri"/>
+                <w:b w:val="false"/>
+                <w:bCs w:val="false"/>
+                <w:sz w:val="15"/>
+                <w:szCs w:val="15"/>
+              </w:rPr>
+              <w:t xml:space="preserve">5.70:1</w:t>
+            </w:r>
+          </w:p>
+        </w:tc>
+        <w:tc>
+          <w:tcPr>
+            <w:tcW w:type="dxa" w:w="1635"/>
+            <w:tcBorders>
+              <w:top w:val="single" w:color="C8C8D0" w:sz="4"/>
+              <w:left w:val="single" w:color="C8C8D0" w:sz="4"/>
+              <w:bottom w:val="single" w:color="C8C8D0" w:sz="4"/>
+              <w:right w:val="single" w:color="C8C8D0" w:sz="4"/>
+            </w:tcBorders>
+            <w:tcMar>
+              <w:top w:type="dxa" w:w="40"/>
+              <w:left w:type="dxa" w:w="80"/>
+              <w:bottom w:type="dxa" w:w="40"/>
+              <w:right w:type="dxa" w:w="80"/>
+            </w:tcMar>
+            <w:vAlign w:val="top"/>
+          </w:tcPr>
+          <w:p>
+            <w:pPr>
+              <w:spacing w:after="0" w:line="240"/>
+            </w:pPr>
+            <w:r>
+              <w:rPr>
+                <w:rFonts w:ascii="Calibri" w:cs="Calibri" w:eastAsia="Calibri" w:hAnsi="Calibri"/>
+                <w:b w:val="false"/>
+                <w:bCs w:val="false"/>
+                <w:sz w:val="15"/>
+                <w:szCs w:val="15"/>
+              </w:rPr>
+              <w:t xml:space="preserve">Aprovado</w:t>
+            </w:r>
+          </w:p>
+        </w:tc>
+      </w:tr>
+      <w:tr>
+        <w:trPr>
+          <w:cantSplit/>
+        </w:trPr>
+        <w:tc>
+          <w:tcPr>
+            <w:tcW w:type="dxa" w:w="4897"/>
+            <w:tcBorders>
+              <w:top w:val="single" w:color="C8C8D0" w:sz="4"/>
+              <w:left w:val="single" w:color="C8C8D0" w:sz="4"/>
+              <w:bottom w:val="single" w:color="C8C8D0" w:sz="4"/>
+              <w:right w:val="single" w:color="C8C8D0" w:sz="4"/>
+            </w:tcBorders>
+            <w:tcMar>
+              <w:top w:type="dxa" w:w="40"/>
+              <w:left w:type="dxa" w:w="80"/>
+              <w:bottom w:type="dxa" w:w="40"/>
+              <w:right w:type="dxa" w:w="80"/>
+            </w:tcMar>
+            <w:vAlign w:val="top"/>
+          </w:tcPr>
+          <w:p>
+            <w:pPr>
+              <w:spacing w:after="0" w:line="240"/>
+            </w:pPr>
+            <w:r>
+              <w:rPr>
+                <w:rFonts w:ascii="Calibri" w:cs="Calibri" w:eastAsia="Calibri" w:hAnsi="Calibri"/>
+                <w:b w:val="false"/>
+                <w:bCs w:val="false"/>
+                <w:sz w:val="15"/>
+                <w:szCs w:val="15"/>
+              </w:rPr>
+              <w:t xml:space="preserve">Botão "Sobre o OncoMente"</w:t>
+            </w:r>
+          </w:p>
+        </w:tc>
+        <w:tc>
+          <w:tcPr>
+            <w:tcW w:type="dxa" w:w="1224"/>
+            <w:tcBorders>
+              <w:top w:val="single" w:color="C8C8D0" w:sz="4"/>
+              <w:left w:val="single" w:color="C8C8D0" w:sz="4"/>
+              <w:bottom w:val="single" w:color="C8C8D0" w:sz="4"/>
+              <w:right w:val="single" w:color="C8C8D0" w:sz="4"/>
+            </w:tcBorders>
+            <w:tcMar>
+              <w:top w:type="dxa" w:w="40"/>
+              <w:left w:type="dxa" w:w="80"/>
+              <w:bottom w:type="dxa" w:w="40"/>
+              <w:right w:type="dxa" w:w="80"/>
+            </w:tcMar>
+            <w:vAlign w:val="top"/>
+          </w:tcPr>
+          <w:p>
+            <w:pPr>
+              <w:spacing w:after="0" w:line="240"/>
+            </w:pPr>
+            <w:r>
+              <w:rPr>
+                <w:rFonts w:ascii="Calibri" w:cs="Calibri" w:eastAsia="Calibri" w:hAnsi="Calibri"/>
+                <w:b w:val="false"/>
+                <w:bCs w:val="false"/>
+                <w:sz w:val="15"/>
+                <w:szCs w:val="15"/>
+              </w:rPr>
+              <w:t xml:space="preserve">#7A3FC4</w:t>
+            </w:r>
+          </w:p>
+        </w:tc>
+        <w:tc>
+          <w:tcPr>
+            <w:tcW w:type="dxa" w:w="1224"/>
+            <w:tcBorders>
+              <w:top w:val="single" w:color="C8C8D0" w:sz="4"/>
+              <w:left w:val="single" w:color="C8C8D0" w:sz="4"/>
+              <w:bottom w:val="single" w:color="C8C8D0" w:sz="4"/>
+              <w:right w:val="single" w:color="C8C8D0" w:sz="4"/>
+            </w:tcBorders>
+            <w:tcMar>
+              <w:top w:type="dxa" w:w="40"/>
+              <w:left w:type="dxa" w:w="80"/>
+              <w:bottom w:type="dxa" w:w="40"/>
+              <w:right w:type="dxa" w:w="80"/>
+            </w:tcMar>
+            <w:vAlign w:val="top"/>
+          </w:tcPr>
+          <w:p>
+            <w:pPr>
+              <w:spacing w:after="0" w:line="240"/>
+            </w:pPr>
+            <w:r>
+              <w:rPr>
+                <w:rFonts w:ascii="Calibri" w:cs="Calibri" w:eastAsia="Calibri" w:hAnsi="Calibri"/>
+                <w:b w:val="false"/>
+                <w:bCs w:val="false"/>
+                <w:sz w:val="15"/>
+                <w:szCs w:val="15"/>
+              </w:rPr>
+              <w:t xml:space="preserve">#FFFFFF</w:t>
+            </w:r>
+          </w:p>
+        </w:tc>
+        <w:tc>
+          <w:tcPr>
+            <w:tcW w:type="dxa" w:w="1224"/>
+            <w:tcBorders>
+              <w:top w:val="single" w:color="C8C8D0" w:sz="4"/>
+              <w:left w:val="single" w:color="C8C8D0" w:sz="4"/>
+              <w:bottom w:val="single" w:color="C8C8D0" w:sz="4"/>
+              <w:right w:val="single" w:color="C8C8D0" w:sz="4"/>
+            </w:tcBorders>
+            <w:tcMar>
+              <w:top w:type="dxa" w:w="40"/>
+              <w:left w:type="dxa" w:w="80"/>
+              <w:bottom w:type="dxa" w:w="40"/>
+              <w:right w:type="dxa" w:w="80"/>
+            </w:tcMar>
+            <w:vAlign w:val="top"/>
+          </w:tcPr>
+          <w:p>
+            <w:pPr>
+              <w:spacing w:after="0" w:line="240"/>
+            </w:pPr>
+            <w:r>
+              <w:rPr>
+                <w:rFonts w:ascii="Calibri" w:cs="Calibri" w:eastAsia="Calibri" w:hAnsi="Calibri"/>
+                <w:b w:val="false"/>
+                <w:bCs w:val="false"/>
+                <w:sz w:val="15"/>
+                <w:szCs w:val="15"/>
+              </w:rPr>
+              <w:t xml:space="preserve">6.30:1</w:t>
+            </w:r>
+          </w:p>
+        </w:tc>
+        <w:tc>
+          <w:tcPr>
+            <w:tcW w:type="dxa" w:w="1635"/>
+            <w:tcBorders>
+              <w:top w:val="single" w:color="C8C8D0" w:sz="4"/>
+              <w:left w:val="single" w:color="C8C8D0" w:sz="4"/>
+              <w:bottom w:val="single" w:color="C8C8D0" w:sz="4"/>
+              <w:right w:val="single" w:color="C8C8D0" w:sz="4"/>
+            </w:tcBorders>
+            <w:tcMar>
+              <w:top w:type="dxa" w:w="40"/>
+              <w:left w:type="dxa" w:w="80"/>
+              <w:bottom w:type="dxa" w:w="40"/>
+              <w:right w:type="dxa" w:w="80"/>
+            </w:tcMar>
+            <w:vAlign w:val="top"/>
+          </w:tcPr>
+          <w:p>
+            <w:pPr>
+              <w:spacing w:after="0" w:line="240"/>
+            </w:pPr>
+            <w:r>
+              <w:rPr>
+                <w:rFonts w:ascii="Calibri" w:cs="Calibri" w:eastAsia="Calibri" w:hAnsi="Calibri"/>
+                <w:b w:val="false"/>
+                <w:bCs w:val="false"/>
+                <w:sz w:val="15"/>
+                <w:szCs w:val="15"/>
+              </w:rPr>
+              <w:t xml:space="preserve">Aprovado</w:t>
+            </w:r>
+          </w:p>
+        </w:tc>
+      </w:tr>
+      <w:tr>
+        <w:trPr>
+          <w:cantSplit/>
+        </w:trPr>
+        <w:tc>
+          <w:tcPr>
+            <w:tcW w:type="dxa" w:w="4897"/>
+            <w:tcBorders>
+              <w:top w:val="single" w:color="C8C8D0" w:sz="4"/>
+              <w:left w:val="single" w:color="C8C8D0" w:sz="4"/>
+              <w:bottom w:val="single" w:color="C8C8D0" w:sz="4"/>
+              <w:right w:val="single" w:color="C8C8D0" w:sz="4"/>
+            </w:tcBorders>
+            <w:tcMar>
+              <w:top w:type="dxa" w:w="40"/>
+              <w:left w:type="dxa" w:w="80"/>
+              <w:bottom w:type="dxa" w:w="40"/>
+              <w:right w:type="dxa" w:w="80"/>
+            </w:tcMar>
+            <w:vAlign w:val="top"/>
+          </w:tcPr>
+          <w:p>
+            <w:pPr>
+              <w:spacing w:after="0" w:line="240"/>
+            </w:pPr>
+            <w:r>
+              <w:rPr>
+                <w:rFonts w:ascii="Calibri" w:cs="Calibri" w:eastAsia="Calibri" w:hAnsi="Calibri"/>
+                <w:b w:val="false"/>
+                <w:bCs w:val="false"/>
+                <w:sz w:val="15"/>
+                <w:szCs w:val="15"/>
+              </w:rPr>
+              <w:t xml:space="preserve">Título de seção do carrossel (PagerHeader)</w:t>
+            </w:r>
+          </w:p>
+        </w:tc>
+        <w:tc>
+          <w:tcPr>
+            <w:tcW w:type="dxa" w:w="1224"/>
+            <w:tcBorders>
+              <w:top w:val="single" w:color="C8C8D0" w:sz="4"/>
+              <w:left w:val="single" w:color="C8C8D0" w:sz="4"/>
+              <w:bottom w:val="single" w:color="C8C8D0" w:sz="4"/>
+              <w:right w:val="single" w:color="C8C8D0" w:sz="4"/>
+            </w:tcBorders>
+            <w:tcMar>
+              <w:top w:type="dxa" w:w="40"/>
+              <w:left w:type="dxa" w:w="80"/>
+              <w:bottom w:type="dxa" w:w="40"/>
+              <w:right w:type="dxa" w:w="80"/>
+            </w:tcMar>
+            <w:vAlign w:val="top"/>
+          </w:tcPr>
+          <w:p>
+            <w:pPr>
+              <w:spacing w:after="0" w:line="240"/>
+            </w:pPr>
+            <w:r>
+              <w:rPr>
+                <w:rFonts w:ascii="Calibri" w:cs="Calibri" w:eastAsia="Calibri" w:hAnsi="Calibri"/>
+                <w:b w:val="false"/>
+                <w:bCs w:val="false"/>
+                <w:sz w:val="15"/>
+                <w:szCs w:val="15"/>
+              </w:rPr>
+              <w:t xml:space="preserve">#4E56C0</w:t>
+            </w:r>
+          </w:p>
+        </w:tc>
+        <w:tc>
+          <w:tcPr>
+            <w:tcW w:type="dxa" w:w="1224"/>
+            <w:tcBorders>
+              <w:top w:val="single" w:color="C8C8D0" w:sz="4"/>
+              <w:left w:val="single" w:color="C8C8D0" w:sz="4"/>
+              <w:bottom w:val="single" w:color="C8C8D0" w:sz="4"/>
+              <w:right w:val="single" w:color="C8C8D0" w:sz="4"/>
+            </w:tcBorders>
+            <w:tcMar>
+              <w:top w:type="dxa" w:w="40"/>
+              <w:left w:type="dxa" w:w="80"/>
+              <w:bottom w:type="dxa" w:w="40"/>
+              <w:right w:type="dxa" w:w="80"/>
+            </w:tcMar>
+            <w:vAlign w:val="top"/>
+          </w:tcPr>
+          <w:p>
+            <w:pPr>
+              <w:spacing w:after="0" w:line="240"/>
+            </w:pPr>
+            <w:r>
+              <w:rPr>
+                <w:rFonts w:ascii="Calibri" w:cs="Calibri" w:eastAsia="Calibri" w:hAnsi="Calibri"/>
+                <w:b w:val="false"/>
+                <w:bCs w:val="false"/>
+                <w:sz w:val="15"/>
+                <w:szCs w:val="15"/>
+              </w:rPr>
+              <w:t xml:space="preserve">#FFFFFF</w:t>
+            </w:r>
+          </w:p>
+        </w:tc>
+        <w:tc>
+          <w:tcPr>
+            <w:tcW w:type="dxa" w:w="1224"/>
+            <w:tcBorders>
+              <w:top w:val="single" w:color="C8C8D0" w:sz="4"/>
+              <w:left w:val="single" w:color="C8C8D0" w:sz="4"/>
+              <w:bottom w:val="single" w:color="C8C8D0" w:sz="4"/>
+              <w:right w:val="single" w:color="C8C8D0" w:sz="4"/>
+            </w:tcBorders>
+            <w:tcMar>
+              <w:top w:type="dxa" w:w="40"/>
+              <w:left w:type="dxa" w:w="80"/>
+              <w:bottom w:type="dxa" w:w="40"/>
+              <w:right w:type="dxa" w:w="80"/>
+            </w:tcMar>
+            <w:vAlign w:val="top"/>
+          </w:tcPr>
+          <w:p>
+            <w:pPr>
+              <w:spacing w:after="0" w:line="240"/>
+            </w:pPr>
+            <w:r>
+              <w:rPr>
+                <w:rFonts w:ascii="Calibri" w:cs="Calibri" w:eastAsia="Calibri" w:hAnsi="Calibri"/>
+                <w:b w:val="false"/>
+                <w:bCs w:val="false"/>
+                <w:sz w:val="15"/>
+                <w:szCs w:val="15"/>
+              </w:rPr>
+              <w:t xml:space="preserve">6.15:1</w:t>
+            </w:r>
+          </w:p>
+        </w:tc>
+        <w:tc>
+          <w:tcPr>
+            <w:tcW w:type="dxa" w:w="1635"/>
+            <w:tcBorders>
+              <w:top w:val="single" w:color="C8C8D0" w:sz="4"/>
+              <w:left w:val="single" w:color="C8C8D0" w:sz="4"/>
+              <w:bottom w:val="single" w:color="C8C8D0" w:sz="4"/>
+              <w:right w:val="single" w:color="C8C8D0" w:sz="4"/>
+            </w:tcBorders>
+            <w:tcMar>
+              <w:top w:type="dxa" w:w="40"/>
+              <w:left w:type="dxa" w:w="80"/>
+              <w:bottom w:type="dxa" w:w="40"/>
+              <w:right w:type="dxa" w:w="80"/>
+            </w:tcMar>
+            <w:vAlign w:val="top"/>
+          </w:tcPr>
+          <w:p>
+            <w:pPr>
+              <w:spacing w:after="0" w:line="240"/>
+            </w:pPr>
+            <w:r>
+              <w:rPr>
+                <w:rFonts w:ascii="Calibri" w:cs="Calibri" w:eastAsia="Calibri" w:hAnsi="Calibri"/>
+                <w:b w:val="false"/>
+                <w:bCs w:val="false"/>
+                <w:sz w:val="15"/>
+                <w:szCs w:val="15"/>
+              </w:rPr>
+              <w:t xml:space="preserve">Aprovado</w:t>
+            </w:r>
+          </w:p>
+        </w:tc>
+      </w:tr>
+      <w:tr>
+        <w:trPr>
+          <w:cantSplit/>
+        </w:trPr>
+        <w:tc>
+          <w:tcPr>
+            <w:tcW w:type="dxa" w:w="4897"/>
+            <w:tcBorders>
+              <w:top w:val="single" w:color="C8C8D0" w:sz="4"/>
+              <w:left w:val="single" w:color="C8C8D0" w:sz="4"/>
+              <w:bottom w:val="single" w:color="C8C8D0" w:sz="4"/>
+              <w:right w:val="single" w:color="C8C8D0" w:sz="4"/>
+            </w:tcBorders>
+            <w:tcMar>
+              <w:top w:type="dxa" w:w="40"/>
+              <w:left w:type="dxa" w:w="80"/>
+              <w:bottom w:type="dxa" w:w="40"/>
+              <w:right w:type="dxa" w:w="80"/>
+            </w:tcMar>
+            <w:vAlign w:val="top"/>
+          </w:tcPr>
+          <w:p>
+            <w:pPr>
+              <w:spacing w:after="0" w:line="240"/>
+            </w:pPr>
+            <w:r>
+              <w:rPr>
+                <w:rFonts w:ascii="Calibri" w:cs="Calibri" w:eastAsia="Calibri" w:hAnsi="Calibri"/>
+                <w:b w:val="false"/>
+                <w:bCs w:val="false"/>
+                <w:sz w:val="15"/>
+                <w:szCs w:val="15"/>
+              </w:rPr>
+              <w:t xml:space="preserve">Título sobre capa (scrim 58% no pior caso)</w:t>
+            </w:r>
+          </w:p>
+        </w:tc>
+        <w:tc>
+          <w:tcPr>
+            <w:tcW w:type="dxa" w:w="1224"/>
+            <w:tcBorders>
+              <w:top w:val="single" w:color="C8C8D0" w:sz="4"/>
+              <w:left w:val="single" w:color="C8C8D0" w:sz="4"/>
+              <w:bottom w:val="single" w:color="C8C8D0" w:sz="4"/>
+              <w:right w:val="single" w:color="C8C8D0" w:sz="4"/>
+            </w:tcBorders>
+            <w:tcMar>
+              <w:top w:type="dxa" w:w="40"/>
+              <w:left w:type="dxa" w:w="80"/>
+              <w:bottom w:type="dxa" w:w="40"/>
+              <w:right w:type="dxa" w:w="80"/>
+            </w:tcMar>
+            <w:vAlign w:val="top"/>
+          </w:tcPr>
+          <w:p>
+            <w:pPr>
+              <w:spacing w:after="0" w:line="240"/>
+            </w:pPr>
+            <w:r>
+              <w:rPr>
+                <w:rFonts w:ascii="Calibri" w:cs="Calibri" w:eastAsia="Calibri" w:hAnsi="Calibri"/>
+                <w:b w:val="false"/>
+                <w:bCs w:val="false"/>
+                <w:sz w:val="15"/>
+                <w:szCs w:val="15"/>
+              </w:rPr>
+              <w:t xml:space="preserve">#FFFFFF</w:t>
+            </w:r>
+          </w:p>
+        </w:tc>
+        <w:tc>
+          <w:tcPr>
+            <w:tcW w:type="dxa" w:w="1224"/>
+            <w:tcBorders>
+              <w:top w:val="single" w:color="C8C8D0" w:sz="4"/>
+              <w:left w:val="single" w:color="C8C8D0" w:sz="4"/>
+              <w:bottom w:val="single" w:color="C8C8D0" w:sz="4"/>
+              <w:right w:val="single" w:color="C8C8D0" w:sz="4"/>
+            </w:tcBorders>
+            <w:tcMar>
+              <w:top w:type="dxa" w:w="40"/>
+              <w:left w:type="dxa" w:w="80"/>
+              <w:bottom w:type="dxa" w:w="40"/>
+              <w:right w:type="dxa" w:w="80"/>
+            </w:tcMar>
+            <w:vAlign w:val="top"/>
+          </w:tcPr>
+          <w:p>
+            <w:pPr>
+              <w:spacing w:after="0" w:line="240"/>
+            </w:pPr>
+            <w:r>
+              <w:rPr>
+                <w:rFonts w:ascii="Calibri" w:cs="Calibri" w:eastAsia="Calibri" w:hAnsi="Calibri"/>
+                <w:b w:val="false"/>
+                <w:bCs w:val="false"/>
+                <w:sz w:val="15"/>
+                <w:szCs w:val="15"/>
+              </w:rPr>
+              <w:t xml:space="preserve">#6B6B6B</w:t>
+            </w:r>
+          </w:p>
+        </w:tc>
+        <w:tc>
+          <w:tcPr>
+            <w:tcW w:type="dxa" w:w="1224"/>
+            <w:tcBorders>
+              <w:top w:val="single" w:color="C8C8D0" w:sz="4"/>
+              <w:left w:val="single" w:color="C8C8D0" w:sz="4"/>
+              <w:bottom w:val="single" w:color="C8C8D0" w:sz="4"/>
+              <w:right w:val="single" w:color="C8C8D0" w:sz="4"/>
+            </w:tcBorders>
+            <w:tcMar>
+              <w:top w:type="dxa" w:w="40"/>
+              <w:left w:type="dxa" w:w="80"/>
+              <w:bottom w:type="dxa" w:w="40"/>
+              <w:right w:type="dxa" w:w="80"/>
+            </w:tcMar>
+            <w:vAlign w:val="top"/>
+          </w:tcPr>
+          <w:p>
+            <w:pPr>
+              <w:spacing w:after="0" w:line="240"/>
+            </w:pPr>
+            <w:r>
+              <w:rPr>
+                <w:rFonts w:ascii="Calibri" w:cs="Calibri" w:eastAsia="Calibri" w:hAnsi="Calibri"/>
+                <w:b w:val="false"/>
+                <w:bCs w:val="false"/>
+                <w:sz w:val="15"/>
+                <w:szCs w:val="15"/>
+              </w:rPr>
+              <w:t xml:space="preserve">5.33:1</w:t>
+            </w:r>
+          </w:p>
+        </w:tc>
+        <w:tc>
+          <w:tcPr>
+            <w:tcW w:type="dxa" w:w="1635"/>
+            <w:tcBorders>
+              <w:top w:val="single" w:color="C8C8D0" w:sz="4"/>
+              <w:left w:val="single" w:color="C8C8D0" w:sz="4"/>
+              <w:bottom w:val="single" w:color="C8C8D0" w:sz="4"/>
+              <w:right w:val="single" w:color="C8C8D0" w:sz="4"/>
+            </w:tcBorders>
+            <w:tcMar>
+              <w:top w:type="dxa" w:w="40"/>
+              <w:left w:type="dxa" w:w="80"/>
+              <w:bottom w:type="dxa" w:w="40"/>
+              <w:right w:type="dxa" w:w="80"/>
+            </w:tcMar>
+            <w:vAlign w:val="top"/>
+          </w:tcPr>
+          <w:p>
+            <w:pPr>
+              <w:spacing w:after="0" w:line="240"/>
+            </w:pPr>
+            <w:r>
+              <w:rPr>
+                <w:rFonts w:ascii="Calibri" w:cs="Calibri" w:eastAsia="Calibri" w:hAnsi="Calibri"/>
+                <w:b w:val="false"/>
+                <w:bCs w:val="false"/>
+                <w:sz w:val="15"/>
+                <w:szCs w:val="15"/>
+              </w:rPr>
+              <w:t xml:space="preserve">Aprovado</w:t>
+            </w:r>
+          </w:p>
+        </w:tc>
+      </w:tr>
+    </w:tbl>
+    <w:p>
+      <w:pPr>
+        <w:spacing w:after="80"/>
+      </w:pPr>
+    </w:p>
+    <w:p>
+      <w:pPr>
+        <w:spacing w:after="100" w:line="264"/>
+      </w:pPr>
+      <w:r>
+        <w:rPr>
+          <w:rFonts w:ascii="Calibri" w:cs="Calibri" w:eastAsia="Calibri" w:hAnsi="Calibri"/>
+          <w:sz w:val="19"/>
+          <w:szCs w:val="19"/>
+        </w:rPr>
+        <w:t xml:space="preserve">Complemento: scripts/check-hardcoded.ts varre as telas do fluxo e os componentes do DS e falha se encontrar cor literal ou tamanho literal (fontSize, padding, margin, gap, raio, borda, size={n}) fora dos tokens. Resultado da v2: 0 ocorrências. Na v3 ele aponta 49 ocorrências, todas nos 6 componentes restaurados da versão original (HelloMessage, HeaderLogo, HomeNavigationGrid, DailyMessage, PagerHeader e RecomendationPager). Elas ficam registradas como pendência na seção 5.2, porque migrar esses arquivos para tokens mudaria o visual que a equipe decidiu manter.</w:t>
       </w:r>
     </w:p>
     <w:p>
@@ -10980,7 +12219,7 @@
         <w:rPr>
           <w:rFonts w:ascii="Calibri" w:cs="Calibri" w:eastAsia="Calibri" w:hAnsi="Calibri"/>
         </w:rPr>
-        <w:t xml:space="preserve">Sitemap atualizado (v2)</w:t>
+        <w:t xml:space="preserve">Sitemap atual (v3)</w:t>
       </w:r>
     </w:p>
     <w:p>
@@ -10993,7 +12232,7 @@
           <w:sz w:val="15"/>
           <w:szCs w:val="15"/>
         </w:rPr>
-        <w:t xml:space="preserve">Início ─ saudação · grade (Oncologia, Saúde Mental, Mascote 🔒, Meu Perfil 🔒) · Mensagem do Dia · Sobre</w:t>
+        <w:t xml:space="preserve">Início ─ saudação · grade 2×2 (Oncologia, Saúde Mental, Mascote Virtual, Meu Perfil) · Mensagem do Dia · Sobre</w:t>
       </w:r>
     </w:p>
     <w:p>
@@ -11084,7 +12323,7 @@
           <w:sz w:val="15"/>
           <w:szCs w:val="15"/>
         </w:rPr>
-        <w:t xml:space="preserve">│  └─ Cuidar da mente: Respiração · Meditação guiada · Apoio psicológico</w:t>
+        <w:t xml:space="preserve">│  ├─ Cuidar da mente: Respiração · Meditação guiada · Apoio psicológico</w:t>
       </w:r>
     </w:p>
     <w:p>
@@ -11097,7 +12336,7 @@
           <w:sz w:val="15"/>
           <w:szCs w:val="15"/>
         </w:rPr>
-        <w:t xml:space="preserve">├─ Mascote 🔒 → Chat (escopo, sugestões, limite diário)</w:t>
+        <w:t xml:space="preserve">│  └─ Botão de pânico (flutuante em todas as telas da área) → Contatos de emergência</w:t>
       </w:r>
     </w:p>
     <w:p>
@@ -11110,7 +12349,20 @@
           <w:sz w:val="15"/>
           <w:szCs w:val="15"/>
         </w:rPr>
-        <w:t xml:space="preserve">├─ Meu Perfil 🔒 → Minha jornada (Diário, Tratamentos, Calendário) · Apoio (Sofreu discriminação?, Sobre) · Configurações</w:t>
+        <w:t xml:space="preserve">│     (CVV 188, SAMU 192, CAVIDA, Disque Saúde 136)</w:t>
+      </w:r>
+    </w:p>
+    <w:p>
+      <w:pPr>
+        <w:spacing w:after="0" w:line="240"/>
+      </w:pPr>
+      <w:r>
+        <w:rPr>
+          <w:rFonts w:ascii="Consolas" w:cs="Consolas" w:eastAsia="Consolas" w:hAnsi="Consolas"/>
+          <w:sz w:val="15"/>
+          <w:szCs w:val="15"/>
+        </w:rPr>
+        <w:t xml:space="preserve">├─ Mascote (pede login) → Chat (escopo, sugestões, limite diário)</w:t>
       </w:r>
     </w:p>
     <w:p>
@@ -11123,7 +12375,7 @@
           <w:sz w:val="15"/>
           <w:szCs w:val="15"/>
         </w:rPr>
-        <w:t xml:space="preserve">└─ SOS (global nas abas) → Contatos de emergência (CVV 188, SAMU 192, CAVIDA, Disque Saúde 136)</w:t>
+        <w:t xml:space="preserve">└─ Meu Perfil (pede login) → Minha jornada (Diário, Tratamentos, Calendário) · Apoio (Sofreu discriminação?, Sobre) · Configurações</w:t>
       </w:r>
     </w:p>
     <w:p>
@@ -11226,7 +12478,7 @@
                 <w:sz w:val="16"/>
                 <w:szCs w:val="16"/>
               </w:rPr>
-              <w:t xml:space="preserve">Depois (v2)</w:t>
+              <w:t xml:space="preserve">Depois (v3, atual)</w:t>
             </w:r>
           </w:p>
         </w:tc>
@@ -11299,7 +12551,7 @@
                 <w:sz w:val="16"/>
                 <w:szCs w:val="16"/>
               </w:rPr>
-              <w:t xml:space="preserve">Botão de pânico "!" só na home de Saúde Mental: 2 toques a partir do Início, some nas subtelas</w:t>
+              <w:t xml:space="preserve">Botão de pânico "!" só na home de Saúde Mental: some nas subtelas e não tem nome acessível</w:t>
             </w:r>
           </w:p>
         </w:tc>
@@ -11332,7 +12584,7 @@
                 <w:sz w:val="16"/>
                 <w:szCs w:val="16"/>
               </w:rPr>
-              <w:t xml:space="preserve">Botão "SOS" fixo em todas as telas das abas: 1 toque</w:t>
+              <w:t xml:space="preserve">Botão de pânico em todas as telas de Saúde Mental (oculto só na própria lista), com nome acessível</w:t>
             </w:r>
           </w:p>
         </w:tc>
@@ -11365,7 +12617,7 @@
                 <w:sz w:val="16"/>
                 <w:szCs w:val="16"/>
               </w:rPr>
-              <w:t xml:space="preserve">Em crise, a ajuda precisa estar a um toque e ter nome reconhecível (P01)</w:t>
+              <w:t xml:space="preserve">A ajuda fica a 1 toque em toda a área onde a pessoa busca apoio emocional, sem um botão vermelho competindo com o conteúdo de oncologia (P01, I2-02)</w:t>
             </w:r>
           </w:p>
         </w:tc>
@@ -11611,7 +12863,7 @@
                 <w:sz w:val="16"/>
                 <w:szCs w:val="16"/>
               </w:rPr>
-              <w:t xml:space="preserve">Abas restritas iguais às públicas; gate "É necessário autenticação"</w:t>
+              <w:t xml:space="preserve">Gate "É necessário autenticação" com botões quebrando o texto</w:t>
             </w:r>
           </w:p>
         </w:tc>
@@ -11644,7 +12896,7 @@
                 <w:sz w:val="16"/>
                 <w:szCs w:val="16"/>
               </w:rPr>
-              <w:t xml:space="preserve">Cadeado nas abas e na grade do Início; gate com selo "Área com login" e "Continuar sem conta"</w:t>
+              <w:t xml:space="preserve">Gate que explica o que a área oferece, com "Entrar" e "Criar conta grátis" em largura total</w:t>
             </w:r>
           </w:p>
         </w:tc>
@@ -11677,7 +12929,7 @@
                 <w:sz w:val="16"/>
                 <w:szCs w:val="16"/>
               </w:rPr>
-              <w:t xml:space="preserve">Fronteira público/privado visível antes do toque (P14)</w:t>
+              <w:t xml:space="preserve">A pessoa entende por que criar conta antes de ser cobrada, sem jargão (P14, I2-01, I2-06)</w:t>
             </w:r>
           </w:p>
         </w:tc>
@@ -11852,7 +13104,7 @@
                 <w:sz w:val="16"/>
                 <w:szCs w:val="16"/>
               </w:rPr>
-              <w:t xml:space="preserve">"Minha jornada" (Diário, Tratamentos, Calendário) e "Apoio"</w:t>
+              <w:t xml:space="preserve">"Minha jornada" (Diário, Tratamentos, Calendário) e "Apoio", em linhas de lista</w:t>
             </w:r>
           </w:p>
         </w:tc>
@@ -11886,6 +13138,110 @@
                 <w:szCs w:val="16"/>
               </w:rPr>
               <w:t xml:space="preserve">Agrupamento por objetivo reduz a varredura</w:t>
+            </w:r>
+          </w:p>
+        </w:tc>
+      </w:tr>
+      <w:tr>
+        <w:trPr>
+          <w:cantSplit/>
+        </w:trPr>
+        <w:tc>
+          <w:tcPr>
+            <w:tcW w:type="dxa" w:w="2857"/>
+            <w:tcBorders>
+              <w:top w:val="single" w:color="C8C8D0" w:sz="4"/>
+              <w:left w:val="single" w:color="C8C8D0" w:sz="4"/>
+              <w:bottom w:val="single" w:color="C8C8D0" w:sz="4"/>
+              <w:right w:val="single" w:color="C8C8D0" w:sz="4"/>
+            </w:tcBorders>
+            <w:tcMar>
+              <w:top w:type="dxa" w:w="40"/>
+              <w:left w:type="dxa" w:w="80"/>
+              <w:bottom w:type="dxa" w:w="40"/>
+              <w:right w:type="dxa" w:w="80"/>
+            </w:tcMar>
+            <w:vAlign w:val="top"/>
+          </w:tcPr>
+          <w:p>
+            <w:pPr>
+              <w:spacing w:after="0" w:line="240"/>
+            </w:pPr>
+            <w:r>
+              <w:rPr>
+                <w:rFonts w:ascii="Calibri" w:cs="Calibri" w:eastAsia="Calibri" w:hAnsi="Calibri"/>
+                <w:b w:val="false"/>
+                <w:bCs w:val="false"/>
+                <w:sz w:val="16"/>
+                <w:szCs w:val="16"/>
+              </w:rPr>
+              <w:t xml:space="preserve">Tópicos em cards com sombra, parecidos com botões</w:t>
+            </w:r>
+          </w:p>
+        </w:tc>
+        <w:tc>
+          <w:tcPr>
+            <w:tcW w:type="dxa" w:w="2857"/>
+            <w:tcBorders>
+              <w:top w:val="single" w:color="C8C8D0" w:sz="4"/>
+              <w:left w:val="single" w:color="C8C8D0" w:sz="4"/>
+              <w:bottom w:val="single" w:color="C8C8D0" w:sz="4"/>
+              <w:right w:val="single" w:color="C8C8D0" w:sz="4"/>
+            </w:tcBorders>
+            <w:tcMar>
+              <w:top w:type="dxa" w:w="40"/>
+              <w:left w:type="dxa" w:w="80"/>
+              <w:bottom w:type="dxa" w:w="40"/>
+              <w:right w:type="dxa" w:w="80"/>
+            </w:tcMar>
+            <w:vAlign w:val="top"/>
+          </w:tcPr>
+          <w:p>
+            <w:pPr>
+              <w:spacing w:after="0" w:line="240"/>
+            </w:pPr>
+            <w:r>
+              <w:rPr>
+                <w:rFonts w:ascii="Calibri" w:cs="Calibri" w:eastAsia="Calibri" w:hAnsi="Calibri"/>
+                <w:b w:val="false"/>
+                <w:bCs w:val="false"/>
+                <w:sz w:val="16"/>
+                <w:szCs w:val="16"/>
+              </w:rPr>
+              <w:t xml:space="preserve">Tópicos como linhas de lista com ícone, subtítulo e chevron</w:t>
+            </w:r>
+          </w:p>
+        </w:tc>
+        <w:tc>
+          <w:tcPr>
+            <w:tcW w:type="dxa" w:w="4490"/>
+            <w:tcBorders>
+              <w:top w:val="single" w:color="C8C8D0" w:sz="4"/>
+              <w:left w:val="single" w:color="C8C8D0" w:sz="4"/>
+              <w:bottom w:val="single" w:color="C8C8D0" w:sz="4"/>
+              <w:right w:val="single" w:color="C8C8D0" w:sz="4"/>
+            </w:tcBorders>
+            <w:tcMar>
+              <w:top w:type="dxa" w:w="40"/>
+              <w:left w:type="dxa" w:w="80"/>
+              <w:bottom w:type="dxa" w:w="40"/>
+              <w:right w:type="dxa" w:w="80"/>
+            </w:tcMar>
+            <w:vAlign w:val="top"/>
+          </w:tcPr>
+          <w:p>
+            <w:pPr>
+              <w:spacing w:after="0" w:line="240"/>
+            </w:pPr>
+            <w:r>
+              <w:rPr>
+                <w:rFonts w:ascii="Calibri" w:cs="Calibri" w:eastAsia="Calibri" w:hAnsi="Calibri"/>
+                <w:b w:val="false"/>
+                <w:bCs w:val="false"/>
+                <w:sz w:val="16"/>
+                <w:szCs w:val="16"/>
+              </w:rPr>
+              <w:t xml:space="preserve">Separa visualmente navegação (lista) de ação (botão) (I2-08)</w:t>
             </w:r>
           </w:p>
         </w:tc>
@@ -18486,7 +19842,7 @@
           <w:sz w:val="19"/>
           <w:szCs w:val="19"/>
         </w:rPr>
-        <w:t xml:space="preserve">Cada problema da avaliação heurística tem uma correção aplicada na v2 (commit a11b51d, tag ux-av2-v2). As linhas TA-xx ficam reservadas para os achados do Think Aloud, a preencher depois das sessões.</w:t>
+        <w:t xml:space="preserve">Cada problema da avaliação heurística recebeu uma correção na v2 (commit a11b51d, tag ux-av2-v2). A coluna "Correção aplicada" mostra o estado atual (v3, commit 6cf7d36, tag ux-av2-v3). "Corrigido (v3)" indica que a Iteração 2 mexeu na correção ou a reaplicou; "Revisado (v3)" indica que a solução mudou de forma, com o motivo na seção 5.1. As linhas TA-xx ficam reservadas para os achados do Think Aloud, a preencher depois das sessões.</w:t>
       </w:r>
     </w:p>
     <w:tbl>
@@ -18926,7 +20282,7 @@
                 <w:sz w:val="15"/>
                 <w:szCs w:val="15"/>
               </w:rPr>
-              <w:t xml:space="preserve">Botão "SOS" com rótulo textual fixo no layout das abas (Início, Oncologia, Saúde Mental e subtelas), a 1 toque de qualquer tela pública, com accessibilityLabel "Ajuda urgente".</w:t>
+              <w:t xml:space="preserve">Botão de pânico de volta ao visual original (círculo roxo com "!"), agora em todas as telas da área de Saúde Mental e oculto só na lista de contatos, com accessibilityLabel "Botão de pânico: contatos de emergência". O SOS global saiu (ver I2-02).</w:t>
             </w:r>
           </w:p>
         </w:tc>
@@ -18959,7 +20315,7 @@
                 <w:sz w:val="15"/>
                 <w:szCs w:val="15"/>
               </w:rPr>
-              <w:t xml:space="preserve">components/ds/SosButton.tsx · (Home)/_layout.tsx</w:t>
+              <w:t xml:space="preserve">ui/Buttons/Overlay/PanicButton · MentalHealth/_layout.tsx</w:t>
             </w:r>
           </w:p>
         </w:tc>
@@ -18992,7 +20348,7 @@
                 <w:sz w:val="15"/>
                 <w:szCs w:val="15"/>
               </w:rPr>
-              <w:t xml:space="preserve">Corrigido (v2)</w:t>
+              <w:t xml:space="preserve">Revisado (v3)</w:t>
             </w:r>
           </w:p>
         </w:tc>
@@ -19162,7 +20518,7 @@
                 <w:sz w:val="15"/>
                 <w:szCs w:val="15"/>
               </w:rPr>
-              <w:t xml:space="preserve">Grades renderizadas com map + flexWrap (sem lista virtualizada aninhada); funcionam igual no nativo e no web.</w:t>
+              <w:t xml:space="preserve">Grades de Oncologia e Saúde Mental com map + flexWrap (v2). Na Home restaurada, a causa raiz (flex:0 vira "flex: 0 1 0%" no web) foi removida sem trocar o layout.</w:t>
             </w:r>
           </w:p>
         </w:tc>
@@ -19195,7 +20551,7 @@
                 <w:sz w:val="15"/>
                 <w:szCs w:val="15"/>
               </w:rPr>
-              <w:t xml:space="preserve">components/ui/Navigation/*.tsx</w:t>
+              <w:t xml:space="preserve">NavigationGrid.tsx · HomeNavigationGrid.tsx</w:t>
             </w:r>
           </w:p>
         </w:tc>
@@ -19228,7 +20584,7 @@
                 <w:sz w:val="15"/>
                 <w:szCs w:val="15"/>
               </w:rPr>
-              <w:t xml:space="preserve">Corrigido (v2)</w:t>
+              <w:t xml:space="preserve">Corrigido (v3)</w:t>
             </w:r>
           </w:p>
         </w:tc>
@@ -19634,7 +20990,7 @@
                 <w:sz w:val="15"/>
                 <w:szCs w:val="15"/>
               </w:rPr>
-              <w:t xml:space="preserve">Seta e título em text.brand #4E56C0 (6.15:1), seta com rótulo acessível "Voltar", e conteúdo das telas do fluxo começando abaixo do header.</w:t>
+              <w:t xml:space="preserve">Seta e título em text.brand com rótulo "Voltar" (v2). Na v3 o header ficou opaco e fixo, e o conteúdo começa sempre abaixo dele, sem compensação manual por tela.</w:t>
             </w:r>
           </w:p>
         </w:tc>
@@ -19667,7 +21023,7 @@
                 <w:sz w:val="15"/>
                 <w:szCs w:val="15"/>
               </w:rPr>
-              <w:t xml:space="preserve">constants/CommonScreenOptions.ts · telas do fluxo</w:t>
+              <w:t xml:space="preserve">constants/CommonScreenOptions.ts</w:t>
             </w:r>
           </w:p>
         </w:tc>
@@ -19700,7 +21056,7 @@
                 <w:sz w:val="15"/>
                 <w:szCs w:val="15"/>
               </w:rPr>
-              <w:t xml:space="preserve">Corrigido (v2)</w:t>
+              <w:t xml:space="preserve">Corrigido (v3)</w:t>
             </w:r>
           </w:p>
         </w:tc>
@@ -19870,7 +21226,7 @@
                 <w:sz w:val="15"/>
                 <w:szCs w:val="15"/>
               </w:rPr>
-              <w:t xml:space="preserve">Logo e título em text.brand. O long-press no logo abre o Design System (atalho de dev).</w:t>
+              <w:t xml:space="preserve">Logo em text.brand (6.15:1). O atalho de long-press para o Design System saiu com a Home restaurada; a tela continua na rota /design-system.</w:t>
             </w:r>
           </w:p>
         </w:tc>
@@ -19936,7 +21292,7 @@
                 <w:sz w:val="15"/>
                 <w:szCs w:val="15"/>
               </w:rPr>
-              <w:t xml:space="preserve">Corrigido (v2)</w:t>
+              <w:t xml:space="preserve">Corrigido (v3)</w:t>
             </w:r>
           </w:p>
         </w:tc>
@@ -20578,7 +21934,7 @@
                 <w:sz w:val="15"/>
                 <w:szCs w:val="15"/>
               </w:rPr>
-              <w:t xml:space="preserve">Estados explícitos: Skeleton (carregando), conteúdo (sucesso), ErrorState com "Tentar novamente" (erro) e EmptyState (vazio).</w:t>
+              <w:t xml:space="preserve">Na Home de Lazer restaurada: carregando (skeleton), erro com "Tentar novamente" quando as quatro buscas falham e vazio quando não há recomendações. Falha parcial mostra o que carregou.</w:t>
             </w:r>
           </w:p>
         </w:tc>
@@ -20611,7 +21967,7 @@
                 <w:sz w:val="15"/>
                 <w:szCs w:val="15"/>
               </w:rPr>
-              <w:t xml:space="preserve">hooks/useAsyncResource.ts · components/ds/States.tsx</w:t>
+              <w:t xml:space="preserve">Oncology/Leisure/index.tsx · hooks/useAsyncResource.ts</w:t>
             </w:r>
           </w:p>
         </w:tc>
@@ -20644,7 +22000,7 @@
                 <w:sz w:val="15"/>
                 <w:szCs w:val="15"/>
               </w:rPr>
-              <w:t xml:space="preserve">Corrigido (v2)</w:t>
+              <w:t xml:space="preserve">Corrigido (v3)</w:t>
             </w:r>
           </w:p>
         </w:tc>
@@ -21994,7 +23350,7 @@
                 <w:sz w:val="15"/>
                 <w:szCs w:val="15"/>
               </w:rPr>
-              <w:t xml:space="preserve">Cadeado nas abas restritas enquanto não há login, texto "Entre na sua conta para conversar" e botões empilhados em largura total.</w:t>
+              <w:t xml:space="preserve">Gate com mascote, benefícios e os botões "Entrar" e "Criar conta grátis" em largura total; texto "Entre na sua conta para conversar". Cadeados e "Continuar sem conta" saíram na Iteração 2 (I2-01, I2-06).</w:t>
             </w:r>
           </w:p>
         </w:tc>
@@ -22027,7 +23383,7 @@
                 <w:sz w:val="15"/>
                 <w:szCs w:val="15"/>
               </w:rPr>
-              <w:t xml:space="preserve">(Home)/_layout.tsx · Mascot/index.tsx · PersonalArea/index.tsx</w:t>
+              <w:t xml:space="preserve">components/auth/AuthGate.tsx · Mascot/index.tsx</w:t>
             </w:r>
           </w:p>
         </w:tc>
@@ -22060,7 +23416,7 @@
                 <w:sz w:val="15"/>
                 <w:szCs w:val="15"/>
               </w:rPr>
-              <w:t xml:space="preserve">Corrigido (v2)</w:t>
+              <w:t xml:space="preserve">Revisado (v3)</w:t>
             </w:r>
           </w:p>
         </w:tc>
@@ -22466,7 +23822,7 @@
                 <w:sz w:val="15"/>
                 <w:szCs w:val="15"/>
               </w:rPr>
-              <w:t xml:space="preserve">A escolha é lembrada (AsyncStorage). "Agora não" vira um botão secundário de 48 px com contraste ≥ 4.5:1, mais um botão fechar com rótulo.</w:t>
+              <w:t xml:space="preserve">"Agora não" lembrado (AsyncStorage), reaplicado na Home restaurada. Botão secundário de 48 px com contraste ≥ 4.5:1 e botão fechar rotulado.</w:t>
             </w:r>
           </w:p>
         </w:tc>
@@ -22499,7 +23855,7 @@
                 <w:sz w:val="15"/>
                 <w:szCs w:val="15"/>
               </w:rPr>
-              <w:t xml:space="preserve">components/home/SoftLoginModal</w:t>
+              <w:t xml:space="preserve">(Home)/index.tsx · SoftLoginModal</w:t>
             </w:r>
           </w:p>
         </w:tc>
@@ -22532,7 +23888,7 @@
                 <w:sz w:val="15"/>
                 <w:szCs w:val="15"/>
               </w:rPr>
-              <w:t xml:space="preserve">Corrigido (v2)</w:t>
+              <w:t xml:space="preserve">Corrigido (v3)</w:t>
             </w:r>
           </w:p>
         </w:tc>
@@ -24421,6 +25777,3005 @@
                 <w:szCs w:val="15"/>
               </w:rPr>
               <w:t xml:space="preserve">A preencher</w:t>
+            </w:r>
+          </w:p>
+        </w:tc>
+      </w:tr>
+    </w:tbl>
+    <w:p>
+      <w:pPr>
+        <w:spacing w:after="80"/>
+      </w:pPr>
+    </w:p>
+    <w:p>
+      <w:pPr>
+        <w:pStyle w:val="Heading2"/>
+        <w:keepNext/>
+      </w:pPr>
+      <w:r>
+        <w:rPr>
+          <w:rFonts w:ascii="Calibri" w:cs="Calibri" w:eastAsia="Calibri" w:hAnsi="Calibri"/>
+        </w:rPr>
+        <w:t xml:space="preserve">5.1 Iteração 2 (v2 → v3)</w:t>
+      </w:r>
+    </w:p>
+    <w:p>
+      <w:pPr>
+        <w:spacing w:after="100" w:line="264"/>
+      </w:pPr>
+      <w:r>
+        <w:rPr>
+          <w:rFonts w:ascii="Calibri" w:cs="Calibri" w:eastAsia="Calibri" w:hAnsi="Calibri"/>
+          <w:sz w:val="19"/>
+          <w:szCs w:val="19"/>
+        </w:rPr>
+        <w:t xml:space="preserve">A equipe revisou a v2 navegando pelo app e identificou mudanças que acrescentavam ruído ou se afastavam da identidade visual do produto. A revisão levou a uma segunda iteração. Depois dela, prints e smoke test foram refeitos, e as 4 regressões que apareceram foram corrigidas (I2-11).</w:t>
+      </w:r>
+    </w:p>
+    <w:tbl>
+      <w:tblPr>
+        <w:tblW w:type="dxa" w:w="10204"/>
+        <w:tblBorders>
+          <w:top w:val="single" w:color="auto" w:sz="4"/>
+          <w:left w:val="single" w:color="auto" w:sz="4"/>
+          <w:bottom w:val="single" w:color="auto" w:sz="4"/>
+          <w:right w:val="single" w:color="auto" w:sz="4"/>
+          <w:insideH w:val="single" w:color="auto" w:sz="4"/>
+          <w:insideV w:val="single" w:color="auto" w:sz="4"/>
+        </w:tblBorders>
+      </w:tblPr>
+      <w:tblGrid>
+        <w:gridCol w:w="612"/>
+        <w:gridCol w:w="3061"/>
+        <w:gridCol w:w="4081"/>
+        <w:gridCol w:w="816"/>
+        <w:gridCol w:w="1634"/>
+      </w:tblGrid>
+      <w:tr>
+        <w:trPr>
+          <w:cantSplit/>
+          <w:tblHeader/>
+        </w:trPr>
+        <w:tc>
+          <w:tcPr>
+            <w:tcW w:type="dxa" w:w="612"/>
+            <w:tcBorders>
+              <w:top w:val="single" w:color="C8C8D0" w:sz="4"/>
+              <w:left w:val="single" w:color="C8C8D0" w:sz="4"/>
+              <w:bottom w:val="single" w:color="C8C8D0" w:sz="4"/>
+              <w:right w:val="single" w:color="C8C8D0" w:sz="4"/>
+            </w:tcBorders>
+            <w:shd w:fill="EEE3FB" w:color="auto" w:val="clear"/>
+            <w:tcMar>
+              <w:top w:type="dxa" w:w="40"/>
+              <w:left w:type="dxa" w:w="80"/>
+              <w:bottom w:type="dxa" w:w="40"/>
+              <w:right w:type="dxa" w:w="80"/>
+            </w:tcMar>
+            <w:vAlign w:val="top"/>
+          </w:tcPr>
+          <w:p>
+            <w:pPr>
+              <w:spacing w:after="0" w:line="240"/>
+            </w:pPr>
+            <w:r>
+              <w:rPr>
+                <w:rFonts w:ascii="Calibri" w:cs="Calibri" w:eastAsia="Calibri" w:hAnsi="Calibri"/>
+                <w:b/>
+                <w:bCs/>
+                <w:color w:val="5B2E99"/>
+                <w:sz w:val="15"/>
+                <w:szCs w:val="15"/>
+              </w:rPr>
+              <w:t xml:space="preserve">ID</w:t>
+            </w:r>
+          </w:p>
+        </w:tc>
+        <w:tc>
+          <w:tcPr>
+            <w:tcW w:type="dxa" w:w="3061"/>
+            <w:tcBorders>
+              <w:top w:val="single" w:color="C8C8D0" w:sz="4"/>
+              <w:left w:val="single" w:color="C8C8D0" w:sz="4"/>
+              <w:bottom w:val="single" w:color="C8C8D0" w:sz="4"/>
+              <w:right w:val="single" w:color="C8C8D0" w:sz="4"/>
+            </w:tcBorders>
+            <w:shd w:fill="EEE3FB" w:color="auto" w:val="clear"/>
+            <w:tcMar>
+              <w:top w:type="dxa" w:w="40"/>
+              <w:left w:type="dxa" w:w="80"/>
+              <w:bottom w:type="dxa" w:w="40"/>
+              <w:right w:type="dxa" w:w="80"/>
+            </w:tcMar>
+            <w:vAlign w:val="top"/>
+          </w:tcPr>
+          <w:p>
+            <w:pPr>
+              <w:spacing w:after="0" w:line="240"/>
+            </w:pPr>
+            <w:r>
+              <w:rPr>
+                <w:rFonts w:ascii="Calibri" w:cs="Calibri" w:eastAsia="Calibri" w:hAnsi="Calibri"/>
+                <w:b/>
+                <w:bCs/>
+                <w:color w:val="5B2E99"/>
+                <w:sz w:val="15"/>
+                <w:szCs w:val="15"/>
+              </w:rPr>
+              <w:t xml:space="preserve">Mudança</w:t>
+            </w:r>
+          </w:p>
+        </w:tc>
+        <w:tc>
+          <w:tcPr>
+            <w:tcW w:type="dxa" w:w="4081"/>
+            <w:tcBorders>
+              <w:top w:val="single" w:color="C8C8D0" w:sz="4"/>
+              <w:left w:val="single" w:color="C8C8D0" w:sz="4"/>
+              <w:bottom w:val="single" w:color="C8C8D0" w:sz="4"/>
+              <w:right w:val="single" w:color="C8C8D0" w:sz="4"/>
+            </w:tcBorders>
+            <w:shd w:fill="EEE3FB" w:color="auto" w:val="clear"/>
+            <w:tcMar>
+              <w:top w:type="dxa" w:w="40"/>
+              <w:left w:type="dxa" w:w="80"/>
+              <w:bottom w:type="dxa" w:w="40"/>
+              <w:right w:type="dxa" w:w="80"/>
+            </w:tcMar>
+            <w:vAlign w:val="top"/>
+          </w:tcPr>
+          <w:p>
+            <w:pPr>
+              <w:spacing w:after="0" w:line="240"/>
+            </w:pPr>
+            <w:r>
+              <w:rPr>
+                <w:rFonts w:ascii="Calibri" w:cs="Calibri" w:eastAsia="Calibri" w:hAnsi="Calibri"/>
+                <w:b/>
+                <w:bCs/>
+                <w:color w:val="5B2E99"/>
+                <w:sz w:val="15"/>
+                <w:szCs w:val="15"/>
+              </w:rPr>
+              <w:t xml:space="preserve">Motivo</w:t>
+            </w:r>
+          </w:p>
+        </w:tc>
+        <w:tc>
+          <w:tcPr>
+            <w:tcW w:type="dxa" w:w="816"/>
+            <w:tcBorders>
+              <w:top w:val="single" w:color="C8C8D0" w:sz="4"/>
+              <w:left w:val="single" w:color="C8C8D0" w:sz="4"/>
+              <w:bottom w:val="single" w:color="C8C8D0" w:sz="4"/>
+              <w:right w:val="single" w:color="C8C8D0" w:sz="4"/>
+            </w:tcBorders>
+            <w:shd w:fill="EEE3FB" w:color="auto" w:val="clear"/>
+            <w:tcMar>
+              <w:top w:type="dxa" w:w="40"/>
+              <w:left w:type="dxa" w:w="80"/>
+              <w:bottom w:type="dxa" w:w="40"/>
+              <w:right w:type="dxa" w:w="80"/>
+            </w:tcMar>
+            <w:vAlign w:val="top"/>
+          </w:tcPr>
+          <w:p>
+            <w:pPr>
+              <w:spacing w:after="0" w:line="240"/>
+            </w:pPr>
+            <w:r>
+              <w:rPr>
+                <w:rFonts w:ascii="Calibri" w:cs="Calibri" w:eastAsia="Calibri" w:hAnsi="Calibri"/>
+                <w:b/>
+                <w:bCs/>
+                <w:color w:val="5B2E99"/>
+                <w:sz w:val="15"/>
+                <w:szCs w:val="15"/>
+              </w:rPr>
+              <w:t xml:space="preserve">Heur.</w:t>
+            </w:r>
+          </w:p>
+        </w:tc>
+        <w:tc>
+          <w:tcPr>
+            <w:tcW w:type="dxa" w:w="1634"/>
+            <w:tcBorders>
+              <w:top w:val="single" w:color="C8C8D0" w:sz="4"/>
+              <w:left w:val="single" w:color="C8C8D0" w:sz="4"/>
+              <w:bottom w:val="single" w:color="C8C8D0" w:sz="4"/>
+              <w:right w:val="single" w:color="C8C8D0" w:sz="4"/>
+            </w:tcBorders>
+            <w:shd w:fill="EEE3FB" w:color="auto" w:val="clear"/>
+            <w:tcMar>
+              <w:top w:type="dxa" w:w="40"/>
+              <w:left w:type="dxa" w:w="80"/>
+              <w:bottom w:type="dxa" w:w="40"/>
+              <w:right w:type="dxa" w:w="80"/>
+            </w:tcMar>
+            <w:vAlign w:val="top"/>
+          </w:tcPr>
+          <w:p>
+            <w:pPr>
+              <w:spacing w:after="0" w:line="240"/>
+            </w:pPr>
+            <w:r>
+              <w:rPr>
+                <w:rFonts w:ascii="Calibri" w:cs="Calibri" w:eastAsia="Calibri" w:hAnsi="Calibri"/>
+                <w:b/>
+                <w:bCs/>
+                <w:color w:val="5B2E99"/>
+                <w:sz w:val="15"/>
+                <w:szCs w:val="15"/>
+              </w:rPr>
+              <w:t xml:space="preserve">Commits</w:t>
+            </w:r>
+          </w:p>
+        </w:tc>
+      </w:tr>
+      <w:tr>
+        <w:trPr>
+          <w:cantSplit/>
+        </w:trPr>
+        <w:tc>
+          <w:tcPr>
+            <w:tcW w:type="dxa" w:w="612"/>
+            <w:tcBorders>
+              <w:top w:val="single" w:color="C8C8D0" w:sz="4"/>
+              <w:left w:val="single" w:color="C8C8D0" w:sz="4"/>
+              <w:bottom w:val="single" w:color="C8C8D0" w:sz="4"/>
+              <w:right w:val="single" w:color="C8C8D0" w:sz="4"/>
+            </w:tcBorders>
+            <w:tcMar>
+              <w:top w:type="dxa" w:w="40"/>
+              <w:left w:type="dxa" w:w="80"/>
+              <w:bottom w:type="dxa" w:w="40"/>
+              <w:right w:type="dxa" w:w="80"/>
+            </w:tcMar>
+            <w:vAlign w:val="top"/>
+          </w:tcPr>
+          <w:p>
+            <w:pPr>
+              <w:spacing w:after="0" w:line="240"/>
+            </w:pPr>
+            <w:r>
+              <w:rPr>
+                <w:rFonts w:ascii="Calibri" w:cs="Calibri" w:eastAsia="Calibri" w:hAnsi="Calibri"/>
+                <w:b w:val="false"/>
+                <w:bCs w:val="false"/>
+                <w:sz w:val="15"/>
+                <w:szCs w:val="15"/>
+              </w:rPr>
+              <w:t xml:space="preserve">I2-01</w:t>
+            </w:r>
+          </w:p>
+        </w:tc>
+        <w:tc>
+          <w:tcPr>
+            <w:tcW w:type="dxa" w:w="3061"/>
+            <w:tcBorders>
+              <w:top w:val="single" w:color="C8C8D0" w:sz="4"/>
+              <w:left w:val="single" w:color="C8C8D0" w:sz="4"/>
+              <w:bottom w:val="single" w:color="C8C8D0" w:sz="4"/>
+              <w:right w:val="single" w:color="C8C8D0" w:sz="4"/>
+            </w:tcBorders>
+            <w:tcMar>
+              <w:top w:type="dxa" w:w="40"/>
+              <w:left w:type="dxa" w:w="80"/>
+              <w:bottom w:type="dxa" w:w="40"/>
+              <w:right w:type="dxa" w:w="80"/>
+            </w:tcMar>
+            <w:vAlign w:val="top"/>
+          </w:tcPr>
+          <w:p>
+            <w:pPr>
+              <w:spacing w:after="0" w:line="240"/>
+            </w:pPr>
+            <w:r>
+              <w:rPr>
+                <w:rFonts w:ascii="Calibri" w:cs="Calibri" w:eastAsia="Calibri" w:hAnsi="Calibri"/>
+                <w:b w:val="false"/>
+                <w:bCs w:val="false"/>
+                <w:sz w:val="15"/>
+                <w:szCs w:val="15"/>
+              </w:rPr>
+              <w:t xml:space="preserve">Cadeados removidos das abas, da grade do Início, dos cards e do gate</w:t>
+            </w:r>
+          </w:p>
+        </w:tc>
+        <w:tc>
+          <w:tcPr>
+            <w:tcW w:type="dxa" w:w="4081"/>
+            <w:tcBorders>
+              <w:top w:val="single" w:color="C8C8D0" w:sz="4"/>
+              <w:left w:val="single" w:color="C8C8D0" w:sz="4"/>
+              <w:bottom w:val="single" w:color="C8C8D0" w:sz="4"/>
+              <w:right w:val="single" w:color="C8C8D0" w:sz="4"/>
+            </w:tcBorders>
+            <w:tcMar>
+              <w:top w:type="dxa" w:w="40"/>
+              <w:left w:type="dxa" w:w="80"/>
+              <w:bottom w:type="dxa" w:w="40"/>
+              <w:right w:type="dxa" w:w="80"/>
+            </w:tcMar>
+            <w:vAlign w:val="top"/>
+          </w:tcPr>
+          <w:p>
+            <w:pPr>
+              <w:spacing w:after="0" w:line="240"/>
+            </w:pPr>
+            <w:r>
+              <w:rPr>
+                <w:rFonts w:ascii="Calibri" w:cs="Calibri" w:eastAsia="Calibri" w:hAnsi="Calibri"/>
+                <w:b w:val="false"/>
+                <w:bCs w:val="false"/>
+                <w:sz w:val="15"/>
+                <w:szCs w:val="15"/>
+              </w:rPr>
+              <w:t xml:space="preserve">Na revisão, a equipe avaliou o cadeado como ruído visual que repetia o que o gate já explica e dava às áreas pessoais um tom de "proibido".</w:t>
+            </w:r>
+          </w:p>
+        </w:tc>
+        <w:tc>
+          <w:tcPr>
+            <w:tcW w:type="dxa" w:w="816"/>
+            <w:tcBorders>
+              <w:top w:val="single" w:color="C8C8D0" w:sz="4"/>
+              <w:left w:val="single" w:color="C8C8D0" w:sz="4"/>
+              <w:bottom w:val="single" w:color="C8C8D0" w:sz="4"/>
+              <w:right w:val="single" w:color="C8C8D0" w:sz="4"/>
+            </w:tcBorders>
+            <w:tcMar>
+              <w:top w:type="dxa" w:w="40"/>
+              <w:left w:type="dxa" w:w="80"/>
+              <w:bottom w:type="dxa" w:w="40"/>
+              <w:right w:type="dxa" w:w="80"/>
+            </w:tcMar>
+            <w:vAlign w:val="top"/>
+          </w:tcPr>
+          <w:p>
+            <w:pPr>
+              <w:spacing w:after="0" w:line="240"/>
+            </w:pPr>
+            <w:r>
+              <w:rPr>
+                <w:rFonts w:ascii="Calibri" w:cs="Calibri" w:eastAsia="Calibri" w:hAnsi="Calibri"/>
+                <w:b w:val="false"/>
+                <w:bCs w:val="false"/>
+                <w:sz w:val="15"/>
+                <w:szCs w:val="15"/>
+              </w:rPr>
+              <w:t xml:space="preserve">H8</w:t>
+            </w:r>
+          </w:p>
+        </w:tc>
+        <w:tc>
+          <w:tcPr>
+            <w:tcW w:type="dxa" w:w="1634"/>
+            <w:tcBorders>
+              <w:top w:val="single" w:color="C8C8D0" w:sz="4"/>
+              <w:left w:val="single" w:color="C8C8D0" w:sz="4"/>
+              <w:bottom w:val="single" w:color="C8C8D0" w:sz="4"/>
+              <w:right w:val="single" w:color="C8C8D0" w:sz="4"/>
+            </w:tcBorders>
+            <w:tcMar>
+              <w:top w:type="dxa" w:w="40"/>
+              <w:left w:type="dxa" w:w="80"/>
+              <w:bottom w:type="dxa" w:w="40"/>
+              <w:right w:type="dxa" w:w="80"/>
+            </w:tcMar>
+            <w:vAlign w:val="top"/>
+          </w:tcPr>
+          <w:p>
+            <w:pPr>
+              <w:spacing w:after="0" w:line="240"/>
+            </w:pPr>
+            <w:r>
+              <w:rPr>
+                <w:rFonts w:ascii="Calibri" w:cs="Calibri" w:eastAsia="Calibri" w:hAnsi="Calibri"/>
+                <w:b w:val="false"/>
+                <w:bCs w:val="false"/>
+                <w:sz w:val="15"/>
+                <w:szCs w:val="15"/>
+              </w:rPr>
+              <w:t xml:space="preserve">e62bb2b</w:t>
+            </w:r>
+          </w:p>
+        </w:tc>
+      </w:tr>
+      <w:tr>
+        <w:trPr>
+          <w:cantSplit/>
+        </w:trPr>
+        <w:tc>
+          <w:tcPr>
+            <w:tcW w:type="dxa" w:w="612"/>
+            <w:tcBorders>
+              <w:top w:val="single" w:color="C8C8D0" w:sz="4"/>
+              <w:left w:val="single" w:color="C8C8D0" w:sz="4"/>
+              <w:bottom w:val="single" w:color="C8C8D0" w:sz="4"/>
+              <w:right w:val="single" w:color="C8C8D0" w:sz="4"/>
+            </w:tcBorders>
+            <w:tcMar>
+              <w:top w:type="dxa" w:w="40"/>
+              <w:left w:type="dxa" w:w="80"/>
+              <w:bottom w:type="dxa" w:w="40"/>
+              <w:right w:type="dxa" w:w="80"/>
+            </w:tcMar>
+            <w:vAlign w:val="top"/>
+          </w:tcPr>
+          <w:p>
+            <w:pPr>
+              <w:spacing w:after="0" w:line="240"/>
+            </w:pPr>
+            <w:r>
+              <w:rPr>
+                <w:rFonts w:ascii="Calibri" w:cs="Calibri" w:eastAsia="Calibri" w:hAnsi="Calibri"/>
+                <w:b w:val="false"/>
+                <w:bCs w:val="false"/>
+                <w:sz w:val="15"/>
+                <w:szCs w:val="15"/>
+              </w:rPr>
+              <w:t xml:space="preserve">I2-02</w:t>
+            </w:r>
+          </w:p>
+        </w:tc>
+        <w:tc>
+          <w:tcPr>
+            <w:tcW w:type="dxa" w:w="3061"/>
+            <w:tcBorders>
+              <w:top w:val="single" w:color="C8C8D0" w:sz="4"/>
+              <w:left w:val="single" w:color="C8C8D0" w:sz="4"/>
+              <w:bottom w:val="single" w:color="C8C8D0" w:sz="4"/>
+              <w:right w:val="single" w:color="C8C8D0" w:sz="4"/>
+            </w:tcBorders>
+            <w:tcMar>
+              <w:top w:type="dxa" w:w="40"/>
+              <w:left w:type="dxa" w:w="80"/>
+              <w:bottom w:type="dxa" w:w="40"/>
+              <w:right w:type="dxa" w:w="80"/>
+            </w:tcMar>
+            <w:vAlign w:val="top"/>
+          </w:tcPr>
+          <w:p>
+            <w:pPr>
+              <w:spacing w:after="0" w:line="240"/>
+            </w:pPr>
+            <w:r>
+              <w:rPr>
+                <w:rFonts w:ascii="Calibri" w:cs="Calibri" w:eastAsia="Calibri" w:hAnsi="Calibri"/>
+                <w:b w:val="false"/>
+                <w:bCs w:val="false"/>
+                <w:sz w:val="15"/>
+                <w:szCs w:val="15"/>
+              </w:rPr>
+              <w:t xml:space="preserve">SOS global (vermelho, em todas as abas) trocado pelo botão de pânico original, só nas telas de Saúde Mental</w:t>
+            </w:r>
+          </w:p>
+        </w:tc>
+        <w:tc>
+          <w:tcPr>
+            <w:tcW w:type="dxa" w:w="4081"/>
+            <w:tcBorders>
+              <w:top w:val="single" w:color="C8C8D0" w:sz="4"/>
+              <w:left w:val="single" w:color="C8C8D0" w:sz="4"/>
+              <w:bottom w:val="single" w:color="C8C8D0" w:sz="4"/>
+              <w:right w:val="single" w:color="C8C8D0" w:sz="4"/>
+            </w:tcBorders>
+            <w:tcMar>
+              <w:top w:type="dxa" w:w="40"/>
+              <w:left w:type="dxa" w:w="80"/>
+              <w:bottom w:type="dxa" w:w="40"/>
+              <w:right w:type="dxa" w:w="80"/>
+            </w:tcMar>
+            <w:vAlign w:val="top"/>
+          </w:tcPr>
+          <w:p>
+            <w:pPr>
+              <w:spacing w:after="0" w:line="240"/>
+            </w:pPr>
+            <w:r>
+              <w:rPr>
+                <w:rFonts w:ascii="Calibri" w:cs="Calibri" w:eastAsia="Calibri" w:hAnsi="Calibri"/>
+                <w:b w:val="false"/>
+                <w:bCs w:val="false"/>
+                <w:sz w:val="15"/>
+                <w:szCs w:val="15"/>
+              </w:rPr>
+              <w:t xml:space="preserve">O botão vermelho fixo competia com o conteúdo de oncologia e podia alarmar quem só lia sobre nutrição ou direitos. O recurso de crise fica na área de apoio emocional, em todas as subtelas (na v1 ficava só no índice). Custo: 2 toques a partir do Início.</w:t>
+            </w:r>
+          </w:p>
+        </w:tc>
+        <w:tc>
+          <w:tcPr>
+            <w:tcW w:type="dxa" w:w="816"/>
+            <w:tcBorders>
+              <w:top w:val="single" w:color="C8C8D0" w:sz="4"/>
+              <w:left w:val="single" w:color="C8C8D0" w:sz="4"/>
+              <w:bottom w:val="single" w:color="C8C8D0" w:sz="4"/>
+              <w:right w:val="single" w:color="C8C8D0" w:sz="4"/>
+            </w:tcBorders>
+            <w:tcMar>
+              <w:top w:type="dxa" w:w="40"/>
+              <w:left w:type="dxa" w:w="80"/>
+              <w:bottom w:type="dxa" w:w="40"/>
+              <w:right w:type="dxa" w:w="80"/>
+            </w:tcMar>
+            <w:vAlign w:val="top"/>
+          </w:tcPr>
+          <w:p>
+            <w:pPr>
+              <w:spacing w:after="0" w:line="240"/>
+            </w:pPr>
+            <w:r>
+              <w:rPr>
+                <w:rFonts w:ascii="Calibri" w:cs="Calibri" w:eastAsia="Calibri" w:hAnsi="Calibri"/>
+                <w:b w:val="false"/>
+                <w:bCs w:val="false"/>
+                <w:sz w:val="15"/>
+                <w:szCs w:val="15"/>
+              </w:rPr>
+              <w:t xml:space="preserve">H8, H7</w:t>
+            </w:r>
+          </w:p>
+        </w:tc>
+        <w:tc>
+          <w:tcPr>
+            <w:tcW w:type="dxa" w:w="1634"/>
+            <w:tcBorders>
+              <w:top w:val="single" w:color="C8C8D0" w:sz="4"/>
+              <w:left w:val="single" w:color="C8C8D0" w:sz="4"/>
+              <w:bottom w:val="single" w:color="C8C8D0" w:sz="4"/>
+              <w:right w:val="single" w:color="C8C8D0" w:sz="4"/>
+            </w:tcBorders>
+            <w:tcMar>
+              <w:top w:type="dxa" w:w="40"/>
+              <w:left w:type="dxa" w:w="80"/>
+              <w:bottom w:type="dxa" w:w="40"/>
+              <w:right w:type="dxa" w:w="80"/>
+            </w:tcMar>
+            <w:vAlign w:val="top"/>
+          </w:tcPr>
+          <w:p>
+            <w:pPr>
+              <w:spacing w:after="0" w:line="240"/>
+            </w:pPr>
+            <w:r>
+              <w:rPr>
+                <w:rFonts w:ascii="Calibri" w:cs="Calibri" w:eastAsia="Calibri" w:hAnsi="Calibri"/>
+                <w:b w:val="false"/>
+                <w:bCs w:val="false"/>
+                <w:sz w:val="15"/>
+                <w:szCs w:val="15"/>
+              </w:rPr>
+              <w:t xml:space="preserve">a22582f</w:t>
+            </w:r>
+          </w:p>
+        </w:tc>
+      </w:tr>
+      <w:tr>
+        <w:trPr>
+          <w:cantSplit/>
+        </w:trPr>
+        <w:tc>
+          <w:tcPr>
+            <w:tcW w:type="dxa" w:w="612"/>
+            <w:tcBorders>
+              <w:top w:val="single" w:color="C8C8D0" w:sz="4"/>
+              <w:left w:val="single" w:color="C8C8D0" w:sz="4"/>
+              <w:bottom w:val="single" w:color="C8C8D0" w:sz="4"/>
+              <w:right w:val="single" w:color="C8C8D0" w:sz="4"/>
+            </w:tcBorders>
+            <w:tcMar>
+              <w:top w:type="dxa" w:w="40"/>
+              <w:left w:type="dxa" w:w="80"/>
+              <w:bottom w:type="dxa" w:w="40"/>
+              <w:right w:type="dxa" w:w="80"/>
+            </w:tcMar>
+            <w:vAlign w:val="top"/>
+          </w:tcPr>
+          <w:p>
+            <w:pPr>
+              <w:spacing w:after="0" w:line="240"/>
+            </w:pPr>
+            <w:r>
+              <w:rPr>
+                <w:rFonts w:ascii="Calibri" w:cs="Calibri" w:eastAsia="Calibri" w:hAnsi="Calibri"/>
+                <w:b w:val="false"/>
+                <w:bCs w:val="false"/>
+                <w:sz w:val="15"/>
+                <w:szCs w:val="15"/>
+              </w:rPr>
+              <w:t xml:space="preserve">I2-03</w:t>
+            </w:r>
+          </w:p>
+        </w:tc>
+        <w:tc>
+          <w:tcPr>
+            <w:tcW w:type="dxa" w:w="3061"/>
+            <w:tcBorders>
+              <w:top w:val="single" w:color="C8C8D0" w:sz="4"/>
+              <w:left w:val="single" w:color="C8C8D0" w:sz="4"/>
+              <w:bottom w:val="single" w:color="C8C8D0" w:sz="4"/>
+              <w:right w:val="single" w:color="C8C8D0" w:sz="4"/>
+            </w:tcBorders>
+            <w:tcMar>
+              <w:top w:type="dxa" w:w="40"/>
+              <w:left w:type="dxa" w:w="80"/>
+              <w:bottom w:type="dxa" w:w="40"/>
+              <w:right w:type="dxa" w:w="80"/>
+            </w:tcMar>
+            <w:vAlign w:val="top"/>
+          </w:tcPr>
+          <w:p>
+            <w:pPr>
+              <w:spacing w:after="0" w:line="240"/>
+            </w:pPr>
+            <w:r>
+              <w:rPr>
+                <w:rFonts w:ascii="Calibri" w:cs="Calibri" w:eastAsia="Calibri" w:hAnsi="Calibri"/>
+                <w:b w:val="false"/>
+                <w:bCs w:val="false"/>
+                <w:sz w:val="15"/>
+                <w:szCs w:val="15"/>
+              </w:rPr>
+              <w:t xml:space="preserve">Header opaco e fixo, com o conteúdo sempre abaixo dele</w:t>
+            </w:r>
+          </w:p>
+        </w:tc>
+        <w:tc>
+          <w:tcPr>
+            <w:tcW w:type="dxa" w:w="4081"/>
+            <w:tcBorders>
+              <w:top w:val="single" w:color="C8C8D0" w:sz="4"/>
+              <w:left w:val="single" w:color="C8C8D0" w:sz="4"/>
+              <w:bottom w:val="single" w:color="C8C8D0" w:sz="4"/>
+              <w:right w:val="single" w:color="C8C8D0" w:sz="4"/>
+            </w:tcBorders>
+            <w:tcMar>
+              <w:top w:type="dxa" w:w="40"/>
+              <w:left w:type="dxa" w:w="80"/>
+              <w:bottom w:type="dxa" w:w="40"/>
+              <w:right w:type="dxa" w:w="80"/>
+            </w:tcMar>
+            <w:vAlign w:val="top"/>
+          </w:tcPr>
+          <w:p>
+            <w:pPr>
+              <w:spacing w:after="0" w:line="240"/>
+            </w:pPr>
+            <w:r>
+              <w:rPr>
+                <w:rFonts w:ascii="Calibri" w:cs="Calibri" w:eastAsia="Calibri" w:hAnsi="Calibri"/>
+                <w:b w:val="false"/>
+                <w:bCs w:val="false"/>
+                <w:sz w:val="15"/>
+                <w:szCs w:val="15"/>
+              </w:rPr>
+              <w:t xml:space="preserve">Com o header transparente, cada tela precisava compensar a altura dele à mão, e títulos e banners ficavam por baixo do texto do header quando a compensação falhava. Agora o layout é responsabilidade do navegador de telas.</w:t>
+            </w:r>
+          </w:p>
+        </w:tc>
+        <w:tc>
+          <w:tcPr>
+            <w:tcW w:type="dxa" w:w="816"/>
+            <w:tcBorders>
+              <w:top w:val="single" w:color="C8C8D0" w:sz="4"/>
+              <w:left w:val="single" w:color="C8C8D0" w:sz="4"/>
+              <w:bottom w:val="single" w:color="C8C8D0" w:sz="4"/>
+              <w:right w:val="single" w:color="C8C8D0" w:sz="4"/>
+            </w:tcBorders>
+            <w:tcMar>
+              <w:top w:type="dxa" w:w="40"/>
+              <w:left w:type="dxa" w:w="80"/>
+              <w:bottom w:type="dxa" w:w="40"/>
+              <w:right w:type="dxa" w:w="80"/>
+            </w:tcMar>
+            <w:vAlign w:val="top"/>
+          </w:tcPr>
+          <w:p>
+            <w:pPr>
+              <w:spacing w:after="0" w:line="240"/>
+            </w:pPr>
+            <w:r>
+              <w:rPr>
+                <w:rFonts w:ascii="Calibri" w:cs="Calibri" w:eastAsia="Calibri" w:hAnsi="Calibri"/>
+                <w:b w:val="false"/>
+                <w:bCs w:val="false"/>
+                <w:sz w:val="15"/>
+                <w:szCs w:val="15"/>
+              </w:rPr>
+              <w:t xml:space="preserve">H8, H4</w:t>
+            </w:r>
+          </w:p>
+        </w:tc>
+        <w:tc>
+          <w:tcPr>
+            <w:tcW w:type="dxa" w:w="1634"/>
+            <w:tcBorders>
+              <w:top w:val="single" w:color="C8C8D0" w:sz="4"/>
+              <w:left w:val="single" w:color="C8C8D0" w:sz="4"/>
+              <w:bottom w:val="single" w:color="C8C8D0" w:sz="4"/>
+              <w:right w:val="single" w:color="C8C8D0" w:sz="4"/>
+            </w:tcBorders>
+            <w:tcMar>
+              <w:top w:type="dxa" w:w="40"/>
+              <w:left w:type="dxa" w:w="80"/>
+              <w:bottom w:type="dxa" w:w="40"/>
+              <w:right w:type="dxa" w:w="80"/>
+            </w:tcMar>
+            <w:vAlign w:val="top"/>
+          </w:tcPr>
+          <w:p>
+            <w:pPr>
+              <w:spacing w:after="0" w:line="240"/>
+            </w:pPr>
+            <w:r>
+              <w:rPr>
+                <w:rFonts w:ascii="Calibri" w:cs="Calibri" w:eastAsia="Calibri" w:hAnsi="Calibri"/>
+                <w:b w:val="false"/>
+                <w:bCs w:val="false"/>
+                <w:sz w:val="15"/>
+                <w:szCs w:val="15"/>
+              </w:rPr>
+              <w:t xml:space="preserve">7776fda, c614115, b1099f5, a9acf5a</w:t>
+            </w:r>
+          </w:p>
+        </w:tc>
+      </w:tr>
+      <w:tr>
+        <w:trPr>
+          <w:cantSplit/>
+        </w:trPr>
+        <w:tc>
+          <w:tcPr>
+            <w:tcW w:type="dxa" w:w="612"/>
+            <w:tcBorders>
+              <w:top w:val="single" w:color="C8C8D0" w:sz="4"/>
+              <w:left w:val="single" w:color="C8C8D0" w:sz="4"/>
+              <w:bottom w:val="single" w:color="C8C8D0" w:sz="4"/>
+              <w:right w:val="single" w:color="C8C8D0" w:sz="4"/>
+            </w:tcBorders>
+            <w:tcMar>
+              <w:top w:type="dxa" w:w="40"/>
+              <w:left w:type="dxa" w:w="80"/>
+              <w:bottom w:type="dxa" w:w="40"/>
+              <w:right w:type="dxa" w:w="80"/>
+            </w:tcMar>
+            <w:vAlign w:val="top"/>
+          </w:tcPr>
+          <w:p>
+            <w:pPr>
+              <w:spacing w:after="0" w:line="240"/>
+            </w:pPr>
+            <w:r>
+              <w:rPr>
+                <w:rFonts w:ascii="Calibri" w:cs="Calibri" w:eastAsia="Calibri" w:hAnsi="Calibri"/>
+                <w:b w:val="false"/>
+                <w:bCs w:val="false"/>
+                <w:sz w:val="15"/>
+                <w:szCs w:val="15"/>
+              </w:rPr>
+              <w:t xml:space="preserve">I2-04</w:t>
+            </w:r>
+          </w:p>
+        </w:tc>
+        <w:tc>
+          <w:tcPr>
+            <w:tcW w:type="dxa" w:w="3061"/>
+            <w:tcBorders>
+              <w:top w:val="single" w:color="C8C8D0" w:sz="4"/>
+              <w:left w:val="single" w:color="C8C8D0" w:sz="4"/>
+              <w:bottom w:val="single" w:color="C8C8D0" w:sz="4"/>
+              <w:right w:val="single" w:color="C8C8D0" w:sz="4"/>
+            </w:tcBorders>
+            <w:tcMar>
+              <w:top w:type="dxa" w:w="40"/>
+              <w:left w:type="dxa" w:w="80"/>
+              <w:bottom w:type="dxa" w:w="40"/>
+              <w:right w:type="dxa" w:w="80"/>
+            </w:tcMar>
+            <w:vAlign w:val="top"/>
+          </w:tcPr>
+          <w:p>
+            <w:pPr>
+              <w:spacing w:after="0" w:line="240"/>
+            </w:pPr>
+            <w:r>
+              <w:rPr>
+                <w:rFonts w:ascii="Calibri" w:cs="Calibri" w:eastAsia="Calibri" w:hAnsi="Calibri"/>
+                <w:b w:val="false"/>
+                <w:bCs w:val="false"/>
+                <w:sz w:val="15"/>
+                <w:szCs w:val="15"/>
+              </w:rPr>
+              <w:t xml:space="preserve">Conteúdo rolável recortado nas bordas arredondadas do card</w:t>
+            </w:r>
+          </w:p>
+        </w:tc>
+        <w:tc>
+          <w:tcPr>
+            <w:tcW w:type="dxa" w:w="4081"/>
+            <w:tcBorders>
+              <w:top w:val="single" w:color="C8C8D0" w:sz="4"/>
+              <w:left w:val="single" w:color="C8C8D0" w:sz="4"/>
+              <w:bottom w:val="single" w:color="C8C8D0" w:sz="4"/>
+              <w:right w:val="single" w:color="C8C8D0" w:sz="4"/>
+            </w:tcBorders>
+            <w:tcMar>
+              <w:top w:type="dxa" w:w="40"/>
+              <w:left w:type="dxa" w:w="80"/>
+              <w:bottom w:type="dxa" w:w="40"/>
+              <w:right w:type="dxa" w:w="80"/>
+            </w:tcMar>
+            <w:vAlign w:val="top"/>
+          </w:tcPr>
+          <w:p>
+            <w:pPr>
+              <w:spacing w:after="0" w:line="240"/>
+            </w:pPr>
+            <w:r>
+              <w:rPr>
+                <w:rFonts w:ascii="Calibri" w:cs="Calibri" w:eastAsia="Calibri" w:hAnsi="Calibri"/>
+                <w:b w:val="false"/>
+                <w:bCs w:val="false"/>
+                <w:sz w:val="15"/>
+                <w:szCs w:val="15"/>
+              </w:rPr>
+              <w:t xml:space="preserve">O scroll vazava pelos cantos do container.</w:t>
+            </w:r>
+          </w:p>
+        </w:tc>
+        <w:tc>
+          <w:tcPr>
+            <w:tcW w:type="dxa" w:w="816"/>
+            <w:tcBorders>
+              <w:top w:val="single" w:color="C8C8D0" w:sz="4"/>
+              <w:left w:val="single" w:color="C8C8D0" w:sz="4"/>
+              <w:bottom w:val="single" w:color="C8C8D0" w:sz="4"/>
+              <w:right w:val="single" w:color="C8C8D0" w:sz="4"/>
+            </w:tcBorders>
+            <w:tcMar>
+              <w:top w:type="dxa" w:w="40"/>
+              <w:left w:type="dxa" w:w="80"/>
+              <w:bottom w:type="dxa" w:w="40"/>
+              <w:right w:type="dxa" w:w="80"/>
+            </w:tcMar>
+            <w:vAlign w:val="top"/>
+          </w:tcPr>
+          <w:p>
+            <w:pPr>
+              <w:spacing w:after="0" w:line="240"/>
+            </w:pPr>
+            <w:r>
+              <w:rPr>
+                <w:rFonts w:ascii="Calibri" w:cs="Calibri" w:eastAsia="Calibri" w:hAnsi="Calibri"/>
+                <w:b w:val="false"/>
+                <w:bCs w:val="false"/>
+                <w:sz w:val="15"/>
+                <w:szCs w:val="15"/>
+              </w:rPr>
+              <w:t xml:space="preserve">H8</w:t>
+            </w:r>
+          </w:p>
+        </w:tc>
+        <w:tc>
+          <w:tcPr>
+            <w:tcW w:type="dxa" w:w="1634"/>
+            <w:tcBorders>
+              <w:top w:val="single" w:color="C8C8D0" w:sz="4"/>
+              <w:left w:val="single" w:color="C8C8D0" w:sz="4"/>
+              <w:bottom w:val="single" w:color="C8C8D0" w:sz="4"/>
+              <w:right w:val="single" w:color="C8C8D0" w:sz="4"/>
+            </w:tcBorders>
+            <w:tcMar>
+              <w:top w:type="dxa" w:w="40"/>
+              <w:left w:type="dxa" w:w="80"/>
+              <w:bottom w:type="dxa" w:w="40"/>
+              <w:right w:type="dxa" w:w="80"/>
+            </w:tcMar>
+            <w:vAlign w:val="top"/>
+          </w:tcPr>
+          <w:p>
+            <w:pPr>
+              <w:spacing w:after="0" w:line="240"/>
+            </w:pPr>
+            <w:r>
+              <w:rPr>
+                <w:rFonts w:ascii="Calibri" w:cs="Calibri" w:eastAsia="Calibri" w:hAnsi="Calibri"/>
+                <w:b w:val="false"/>
+                <w:bCs w:val="false"/>
+                <w:sz w:val="15"/>
+                <w:szCs w:val="15"/>
+              </w:rPr>
+              <w:t xml:space="preserve">96a875b</w:t>
+            </w:r>
+          </w:p>
+        </w:tc>
+      </w:tr>
+      <w:tr>
+        <w:trPr>
+          <w:cantSplit/>
+        </w:trPr>
+        <w:tc>
+          <w:tcPr>
+            <w:tcW w:type="dxa" w:w="612"/>
+            <w:tcBorders>
+              <w:top w:val="single" w:color="C8C8D0" w:sz="4"/>
+              <w:left w:val="single" w:color="C8C8D0" w:sz="4"/>
+              <w:bottom w:val="single" w:color="C8C8D0" w:sz="4"/>
+              <w:right w:val="single" w:color="C8C8D0" w:sz="4"/>
+            </w:tcBorders>
+            <w:tcMar>
+              <w:top w:type="dxa" w:w="40"/>
+              <w:left w:type="dxa" w:w="80"/>
+              <w:bottom w:type="dxa" w:w="40"/>
+              <w:right w:type="dxa" w:w="80"/>
+            </w:tcMar>
+            <w:vAlign w:val="top"/>
+          </w:tcPr>
+          <w:p>
+            <w:pPr>
+              <w:spacing w:after="0" w:line="240"/>
+            </w:pPr>
+            <w:r>
+              <w:rPr>
+                <w:rFonts w:ascii="Calibri" w:cs="Calibri" w:eastAsia="Calibri" w:hAnsi="Calibri"/>
+                <w:b w:val="false"/>
+                <w:bCs w:val="false"/>
+                <w:sz w:val="15"/>
+                <w:szCs w:val="15"/>
+              </w:rPr>
+              <w:t xml:space="preserve">I2-05</w:t>
+            </w:r>
+          </w:p>
+        </w:tc>
+        <w:tc>
+          <w:tcPr>
+            <w:tcW w:type="dxa" w:w="3061"/>
+            <w:tcBorders>
+              <w:top w:val="single" w:color="C8C8D0" w:sz="4"/>
+              <w:left w:val="single" w:color="C8C8D0" w:sz="4"/>
+              <w:bottom w:val="single" w:color="C8C8D0" w:sz="4"/>
+              <w:right w:val="single" w:color="C8C8D0" w:sz="4"/>
+            </w:tcBorders>
+            <w:tcMar>
+              <w:top w:type="dxa" w:w="40"/>
+              <w:left w:type="dxa" w:w="80"/>
+              <w:bottom w:type="dxa" w:w="40"/>
+              <w:right w:type="dxa" w:w="80"/>
+            </w:tcMar>
+            <w:vAlign w:val="top"/>
+          </w:tcPr>
+          <w:p>
+            <w:pPr>
+              <w:spacing w:after="0" w:line="240"/>
+            </w:pPr>
+            <w:r>
+              <w:rPr>
+                <w:rFonts w:ascii="Calibri" w:cs="Calibri" w:eastAsia="Calibri" w:hAnsi="Calibri"/>
+                <w:b w:val="false"/>
+                <w:bCs w:val="false"/>
+                <w:sz w:val="15"/>
+                <w:szCs w:val="15"/>
+              </w:rPr>
+              <w:t xml:space="preserve">Início restaurado ao layout original, com o botão "Sobre" opaco e a Mensagem do Dia refinada</w:t>
+            </w:r>
+          </w:p>
+        </w:tc>
+        <w:tc>
+          <w:tcPr>
+            <w:tcW w:type="dxa" w:w="4081"/>
+            <w:tcBorders>
+              <w:top w:val="single" w:color="C8C8D0" w:sz="4"/>
+              <w:left w:val="single" w:color="C8C8D0" w:sz="4"/>
+              <w:bottom w:val="single" w:color="C8C8D0" w:sz="4"/>
+              <w:right w:val="single" w:color="C8C8D0" w:sz="4"/>
+            </w:tcBorders>
+            <w:tcMar>
+              <w:top w:type="dxa" w:w="40"/>
+              <w:left w:type="dxa" w:w="80"/>
+              <w:bottom w:type="dxa" w:w="40"/>
+              <w:right w:type="dxa" w:w="80"/>
+            </w:tcMar>
+            <w:vAlign w:val="top"/>
+          </w:tcPr>
+          <w:p>
+            <w:pPr>
+              <w:spacing w:after="0" w:line="240"/>
+            </w:pPr>
+            <w:r>
+              <w:rPr>
+                <w:rFonts w:ascii="Calibri" w:cs="Calibri" w:eastAsia="Calibri" w:hAnsi="Calibri"/>
+                <w:b w:val="false"/>
+                <w:bCs w:val="false"/>
+                <w:sz w:val="15"/>
+                <w:szCs w:val="15"/>
+              </w:rPr>
+              <w:t xml:space="preserve">Decisão da equipe de preservar a identidade visual original da tela inicial (saudação, mascote, grade 2×2 ilustrada). Só o contraste do "Sobre" e a legibilidade da Mensagem do Dia foram melhorados.</w:t>
+            </w:r>
+          </w:p>
+        </w:tc>
+        <w:tc>
+          <w:tcPr>
+            <w:tcW w:type="dxa" w:w="816"/>
+            <w:tcBorders>
+              <w:top w:val="single" w:color="C8C8D0" w:sz="4"/>
+              <w:left w:val="single" w:color="C8C8D0" w:sz="4"/>
+              <w:bottom w:val="single" w:color="C8C8D0" w:sz="4"/>
+              <w:right w:val="single" w:color="C8C8D0" w:sz="4"/>
+            </w:tcBorders>
+            <w:tcMar>
+              <w:top w:type="dxa" w:w="40"/>
+              <w:left w:type="dxa" w:w="80"/>
+              <w:bottom w:type="dxa" w:w="40"/>
+              <w:right w:type="dxa" w:w="80"/>
+            </w:tcMar>
+            <w:vAlign w:val="top"/>
+          </w:tcPr>
+          <w:p>
+            <w:pPr>
+              <w:spacing w:after="0" w:line="240"/>
+            </w:pPr>
+            <w:r>
+              <w:rPr>
+                <w:rFonts w:ascii="Calibri" w:cs="Calibri" w:eastAsia="Calibri" w:hAnsi="Calibri"/>
+                <w:b w:val="false"/>
+                <w:bCs w:val="false"/>
+                <w:sz w:val="15"/>
+                <w:szCs w:val="15"/>
+              </w:rPr>
+              <w:t xml:space="preserve">H8</w:t>
+            </w:r>
+          </w:p>
+        </w:tc>
+        <w:tc>
+          <w:tcPr>
+            <w:tcW w:type="dxa" w:w="1634"/>
+            <w:tcBorders>
+              <w:top w:val="single" w:color="C8C8D0" w:sz="4"/>
+              <w:left w:val="single" w:color="C8C8D0" w:sz="4"/>
+              <w:bottom w:val="single" w:color="C8C8D0" w:sz="4"/>
+              <w:right w:val="single" w:color="C8C8D0" w:sz="4"/>
+            </w:tcBorders>
+            <w:tcMar>
+              <w:top w:type="dxa" w:w="40"/>
+              <w:left w:type="dxa" w:w="80"/>
+              <w:bottom w:type="dxa" w:w="40"/>
+              <w:right w:type="dxa" w:w="80"/>
+            </w:tcMar>
+            <w:vAlign w:val="top"/>
+          </w:tcPr>
+          <w:p>
+            <w:pPr>
+              <w:spacing w:after="0" w:line="240"/>
+            </w:pPr>
+            <w:r>
+              <w:rPr>
+                <w:rFonts w:ascii="Calibri" w:cs="Calibri" w:eastAsia="Calibri" w:hAnsi="Calibri"/>
+                <w:b w:val="false"/>
+                <w:bCs w:val="false"/>
+                <w:sz w:val="15"/>
+                <w:szCs w:val="15"/>
+              </w:rPr>
+              <w:t xml:space="preserve">d55008a, 8823ee4, 455a398</w:t>
+            </w:r>
+          </w:p>
+        </w:tc>
+      </w:tr>
+      <w:tr>
+        <w:trPr>
+          <w:cantSplit/>
+        </w:trPr>
+        <w:tc>
+          <w:tcPr>
+            <w:tcW w:type="dxa" w:w="612"/>
+            <w:tcBorders>
+              <w:top w:val="single" w:color="C8C8D0" w:sz="4"/>
+              <w:left w:val="single" w:color="C8C8D0" w:sz="4"/>
+              <w:bottom w:val="single" w:color="C8C8D0" w:sz="4"/>
+              <w:right w:val="single" w:color="C8C8D0" w:sz="4"/>
+            </w:tcBorders>
+            <w:tcMar>
+              <w:top w:type="dxa" w:w="40"/>
+              <w:left w:type="dxa" w:w="80"/>
+              <w:bottom w:type="dxa" w:w="40"/>
+              <w:right w:type="dxa" w:w="80"/>
+            </w:tcMar>
+            <w:vAlign w:val="top"/>
+          </w:tcPr>
+          <w:p>
+            <w:pPr>
+              <w:spacing w:after="0" w:line="240"/>
+            </w:pPr>
+            <w:r>
+              <w:rPr>
+                <w:rFonts w:ascii="Calibri" w:cs="Calibri" w:eastAsia="Calibri" w:hAnsi="Calibri"/>
+                <w:b w:val="false"/>
+                <w:bCs w:val="false"/>
+                <w:sz w:val="15"/>
+                <w:szCs w:val="15"/>
+              </w:rPr>
+              <w:t xml:space="preserve">I2-06</w:t>
+            </w:r>
+          </w:p>
+        </w:tc>
+        <w:tc>
+          <w:tcPr>
+            <w:tcW w:type="dxa" w:w="3061"/>
+            <w:tcBorders>
+              <w:top w:val="single" w:color="C8C8D0" w:sz="4"/>
+              <w:left w:val="single" w:color="C8C8D0" w:sz="4"/>
+              <w:bottom w:val="single" w:color="C8C8D0" w:sz="4"/>
+              <w:right w:val="single" w:color="C8C8D0" w:sz="4"/>
+            </w:tcBorders>
+            <w:tcMar>
+              <w:top w:type="dxa" w:w="40"/>
+              <w:left w:type="dxa" w:w="80"/>
+              <w:bottom w:type="dxa" w:w="40"/>
+              <w:right w:type="dxa" w:w="80"/>
+            </w:tcMar>
+            <w:vAlign w:val="top"/>
+          </w:tcPr>
+          <w:p>
+            <w:pPr>
+              <w:spacing w:after="0" w:line="240"/>
+            </w:pPr>
+            <w:r>
+              <w:rPr>
+                <w:rFonts w:ascii="Calibri" w:cs="Calibri" w:eastAsia="Calibri" w:hAnsi="Calibri"/>
+                <w:b w:val="false"/>
+                <w:bCs w:val="false"/>
+                <w:sz w:val="15"/>
+                <w:szCs w:val="15"/>
+              </w:rPr>
+              <w:t xml:space="preserve">Gate de login sem "Continuar sem conta", com mascote maior e rolagem só quando não cabe</w:t>
+            </w:r>
+          </w:p>
+        </w:tc>
+        <w:tc>
+          <w:tcPr>
+            <w:tcW w:type="dxa" w:w="4081"/>
+            <w:tcBorders>
+              <w:top w:val="single" w:color="C8C8D0" w:sz="4"/>
+              <w:left w:val="single" w:color="C8C8D0" w:sz="4"/>
+              <w:bottom w:val="single" w:color="C8C8D0" w:sz="4"/>
+              <w:right w:val="single" w:color="C8C8D0" w:sz="4"/>
+            </w:tcBorders>
+            <w:tcMar>
+              <w:top w:type="dxa" w:w="40"/>
+              <w:left w:type="dxa" w:w="80"/>
+              <w:bottom w:type="dxa" w:w="40"/>
+              <w:right w:type="dxa" w:w="80"/>
+            </w:tcMar>
+            <w:vAlign w:val="top"/>
+          </w:tcPr>
+          <w:p>
+            <w:pPr>
+              <w:spacing w:after="0" w:line="240"/>
+            </w:pPr>
+            <w:r>
+              <w:rPr>
+                <w:rFonts w:ascii="Calibri" w:cs="Calibri" w:eastAsia="Calibri" w:hAnsi="Calibri"/>
+                <w:b w:val="false"/>
+                <w:bCs w:val="false"/>
+                <w:sz w:val="15"/>
+                <w:szCs w:val="15"/>
+              </w:rPr>
+              <w:t xml:space="preserve">O botão repetia a saída que a barra de abas já oferece e alongava a tela.</w:t>
+            </w:r>
+          </w:p>
+        </w:tc>
+        <w:tc>
+          <w:tcPr>
+            <w:tcW w:type="dxa" w:w="816"/>
+            <w:tcBorders>
+              <w:top w:val="single" w:color="C8C8D0" w:sz="4"/>
+              <w:left w:val="single" w:color="C8C8D0" w:sz="4"/>
+              <w:bottom w:val="single" w:color="C8C8D0" w:sz="4"/>
+              <w:right w:val="single" w:color="C8C8D0" w:sz="4"/>
+            </w:tcBorders>
+            <w:tcMar>
+              <w:top w:type="dxa" w:w="40"/>
+              <w:left w:type="dxa" w:w="80"/>
+              <w:bottom w:type="dxa" w:w="40"/>
+              <w:right w:type="dxa" w:w="80"/>
+            </w:tcMar>
+            <w:vAlign w:val="top"/>
+          </w:tcPr>
+          <w:p>
+            <w:pPr>
+              <w:spacing w:after="0" w:line="240"/>
+            </w:pPr>
+            <w:r>
+              <w:rPr>
+                <w:rFonts w:ascii="Calibri" w:cs="Calibri" w:eastAsia="Calibri" w:hAnsi="Calibri"/>
+                <w:b w:val="false"/>
+                <w:bCs w:val="false"/>
+                <w:sz w:val="15"/>
+                <w:szCs w:val="15"/>
+              </w:rPr>
+              <w:t xml:space="preserve">H8</w:t>
+            </w:r>
+          </w:p>
+        </w:tc>
+        <w:tc>
+          <w:tcPr>
+            <w:tcW w:type="dxa" w:w="1634"/>
+            <w:tcBorders>
+              <w:top w:val="single" w:color="C8C8D0" w:sz="4"/>
+              <w:left w:val="single" w:color="C8C8D0" w:sz="4"/>
+              <w:bottom w:val="single" w:color="C8C8D0" w:sz="4"/>
+              <w:right w:val="single" w:color="C8C8D0" w:sz="4"/>
+            </w:tcBorders>
+            <w:tcMar>
+              <w:top w:type="dxa" w:w="40"/>
+              <w:left w:type="dxa" w:w="80"/>
+              <w:bottom w:type="dxa" w:w="40"/>
+              <w:right w:type="dxa" w:w="80"/>
+            </w:tcMar>
+            <w:vAlign w:val="top"/>
+          </w:tcPr>
+          <w:p>
+            <w:pPr>
+              <w:spacing w:after="0" w:line="240"/>
+            </w:pPr>
+            <w:r>
+              <w:rPr>
+                <w:rFonts w:ascii="Calibri" w:cs="Calibri" w:eastAsia="Calibri" w:hAnsi="Calibri"/>
+                <w:b w:val="false"/>
+                <w:bCs w:val="false"/>
+                <w:sz w:val="15"/>
+                <w:szCs w:val="15"/>
+              </w:rPr>
+              <w:t xml:space="preserve">e10b918, 0cf9629</w:t>
+            </w:r>
+          </w:p>
+        </w:tc>
+      </w:tr>
+      <w:tr>
+        <w:trPr>
+          <w:cantSplit/>
+        </w:trPr>
+        <w:tc>
+          <w:tcPr>
+            <w:tcW w:type="dxa" w:w="612"/>
+            <w:tcBorders>
+              <w:top w:val="single" w:color="C8C8D0" w:sz="4"/>
+              <w:left w:val="single" w:color="C8C8D0" w:sz="4"/>
+              <w:bottom w:val="single" w:color="C8C8D0" w:sz="4"/>
+              <w:right w:val="single" w:color="C8C8D0" w:sz="4"/>
+            </w:tcBorders>
+            <w:tcMar>
+              <w:top w:type="dxa" w:w="40"/>
+              <w:left w:type="dxa" w:w="80"/>
+              <w:bottom w:type="dxa" w:w="40"/>
+              <w:right w:type="dxa" w:w="80"/>
+            </w:tcMar>
+            <w:vAlign w:val="top"/>
+          </w:tcPr>
+          <w:p>
+            <w:pPr>
+              <w:spacing w:after="0" w:line="240"/>
+            </w:pPr>
+            <w:r>
+              <w:rPr>
+                <w:rFonts w:ascii="Calibri" w:cs="Calibri" w:eastAsia="Calibri" w:hAnsi="Calibri"/>
+                <w:b w:val="false"/>
+                <w:bCs w:val="false"/>
+                <w:sz w:val="15"/>
+                <w:szCs w:val="15"/>
+              </w:rPr>
+              <w:t xml:space="preserve">I2-07</w:t>
+            </w:r>
+          </w:p>
+        </w:tc>
+        <w:tc>
+          <w:tcPr>
+            <w:tcW w:type="dxa" w:w="3061"/>
+            <w:tcBorders>
+              <w:top w:val="single" w:color="C8C8D0" w:sz="4"/>
+              <w:left w:val="single" w:color="C8C8D0" w:sz="4"/>
+              <w:bottom w:val="single" w:color="C8C8D0" w:sz="4"/>
+              <w:right w:val="single" w:color="C8C8D0" w:sz="4"/>
+            </w:tcBorders>
+            <w:tcMar>
+              <w:top w:type="dxa" w:w="40"/>
+              <w:left w:type="dxa" w:w="80"/>
+              <w:bottom w:type="dxa" w:w="40"/>
+              <w:right w:type="dxa" w:w="80"/>
+            </w:tcMar>
+            <w:vAlign w:val="top"/>
+          </w:tcPr>
+          <w:p>
+            <w:pPr>
+              <w:spacing w:after="0" w:line="240"/>
+            </w:pPr>
+            <w:r>
+              <w:rPr>
+                <w:rFonts w:ascii="Calibri" w:cs="Calibri" w:eastAsia="Calibri" w:hAnsi="Calibri"/>
+                <w:b w:val="false"/>
+                <w:bCs w:val="false"/>
+                <w:sz w:val="15"/>
+                <w:szCs w:val="15"/>
+              </w:rPr>
+              <w:t xml:space="preserve">Formulários de login e cadastro sem rolagem quando cabem na tela; teclado não cobre o campo em foco</w:t>
+            </w:r>
+          </w:p>
+        </w:tc>
+        <w:tc>
+          <w:tcPr>
+            <w:tcW w:type="dxa" w:w="4081"/>
+            <w:tcBorders>
+              <w:top w:val="single" w:color="C8C8D0" w:sz="4"/>
+              <w:left w:val="single" w:color="C8C8D0" w:sz="4"/>
+              <w:bottom w:val="single" w:color="C8C8D0" w:sz="4"/>
+              <w:right w:val="single" w:color="C8C8D0" w:sz="4"/>
+            </w:tcBorders>
+            <w:tcMar>
+              <w:top w:type="dxa" w:w="40"/>
+              <w:left w:type="dxa" w:w="80"/>
+              <w:bottom w:type="dxa" w:w="40"/>
+              <w:right w:type="dxa" w:w="80"/>
+            </w:tcMar>
+            <w:vAlign w:val="top"/>
+          </w:tcPr>
+          <w:p>
+            <w:pPr>
+              <w:spacing w:after="0" w:line="240"/>
+            </w:pPr>
+            <w:r>
+              <w:rPr>
+                <w:rFonts w:ascii="Calibri" w:cs="Calibri" w:eastAsia="Calibri" w:hAnsi="Calibri"/>
+                <w:b w:val="false"/>
+                <w:bCs w:val="false"/>
+                <w:sz w:val="15"/>
+                <w:szCs w:val="15"/>
+              </w:rPr>
+              <w:t xml:space="preserve">Rolagem desnecessária em formulários curtos e campos escondidos pelo teclado (Tratamento, Onboarding, Senha, Chat).</w:t>
+            </w:r>
+          </w:p>
+        </w:tc>
+        <w:tc>
+          <w:tcPr>
+            <w:tcW w:type="dxa" w:w="816"/>
+            <w:tcBorders>
+              <w:top w:val="single" w:color="C8C8D0" w:sz="4"/>
+              <w:left w:val="single" w:color="C8C8D0" w:sz="4"/>
+              <w:bottom w:val="single" w:color="C8C8D0" w:sz="4"/>
+              <w:right w:val="single" w:color="C8C8D0" w:sz="4"/>
+            </w:tcBorders>
+            <w:tcMar>
+              <w:top w:type="dxa" w:w="40"/>
+              <w:left w:type="dxa" w:w="80"/>
+              <w:bottom w:type="dxa" w:w="40"/>
+              <w:right w:type="dxa" w:w="80"/>
+            </w:tcMar>
+            <w:vAlign w:val="top"/>
+          </w:tcPr>
+          <w:p>
+            <w:pPr>
+              <w:spacing w:after="0" w:line="240"/>
+            </w:pPr>
+            <w:r>
+              <w:rPr>
+                <w:rFonts w:ascii="Calibri" w:cs="Calibri" w:eastAsia="Calibri" w:hAnsi="Calibri"/>
+                <w:b w:val="false"/>
+                <w:bCs w:val="false"/>
+                <w:sz w:val="15"/>
+                <w:szCs w:val="15"/>
+              </w:rPr>
+              <w:t xml:space="preserve">H5, H8</w:t>
+            </w:r>
+          </w:p>
+        </w:tc>
+        <w:tc>
+          <w:tcPr>
+            <w:tcW w:type="dxa" w:w="1634"/>
+            <w:tcBorders>
+              <w:top w:val="single" w:color="C8C8D0" w:sz="4"/>
+              <w:left w:val="single" w:color="C8C8D0" w:sz="4"/>
+              <w:bottom w:val="single" w:color="C8C8D0" w:sz="4"/>
+              <w:right w:val="single" w:color="C8C8D0" w:sz="4"/>
+            </w:tcBorders>
+            <w:tcMar>
+              <w:top w:type="dxa" w:w="40"/>
+              <w:left w:type="dxa" w:w="80"/>
+              <w:bottom w:type="dxa" w:w="40"/>
+              <w:right w:type="dxa" w:w="80"/>
+            </w:tcMar>
+            <w:vAlign w:val="top"/>
+          </w:tcPr>
+          <w:p>
+            <w:pPr>
+              <w:spacing w:after="0" w:line="240"/>
+            </w:pPr>
+            <w:r>
+              <w:rPr>
+                <w:rFonts w:ascii="Calibri" w:cs="Calibri" w:eastAsia="Calibri" w:hAnsi="Calibri"/>
+                <w:b w:val="false"/>
+                <w:bCs w:val="false"/>
+                <w:sz w:val="15"/>
+                <w:szCs w:val="15"/>
+              </w:rPr>
+              <w:t xml:space="preserve">3099973, b9fd13d</w:t>
+            </w:r>
+          </w:p>
+        </w:tc>
+      </w:tr>
+      <w:tr>
+        <w:trPr>
+          <w:cantSplit/>
+        </w:trPr>
+        <w:tc>
+          <w:tcPr>
+            <w:tcW w:type="dxa" w:w="612"/>
+            <w:tcBorders>
+              <w:top w:val="single" w:color="C8C8D0" w:sz="4"/>
+              <w:left w:val="single" w:color="C8C8D0" w:sz="4"/>
+              <w:bottom w:val="single" w:color="C8C8D0" w:sz="4"/>
+              <w:right w:val="single" w:color="C8C8D0" w:sz="4"/>
+            </w:tcBorders>
+            <w:tcMar>
+              <w:top w:type="dxa" w:w="40"/>
+              <w:left w:type="dxa" w:w="80"/>
+              <w:bottom w:type="dxa" w:w="40"/>
+              <w:right w:type="dxa" w:w="80"/>
+            </w:tcMar>
+            <w:vAlign w:val="top"/>
+          </w:tcPr>
+          <w:p>
+            <w:pPr>
+              <w:spacing w:after="0" w:line="240"/>
+            </w:pPr>
+            <w:r>
+              <w:rPr>
+                <w:rFonts w:ascii="Calibri" w:cs="Calibri" w:eastAsia="Calibri" w:hAnsi="Calibri"/>
+                <w:b w:val="false"/>
+                <w:bCs w:val="false"/>
+                <w:sz w:val="15"/>
+                <w:szCs w:val="15"/>
+              </w:rPr>
+              <w:t xml:space="preserve">I2-08</w:t>
+            </w:r>
+          </w:p>
+        </w:tc>
+        <w:tc>
+          <w:tcPr>
+            <w:tcW w:type="dxa" w:w="3061"/>
+            <w:tcBorders>
+              <w:top w:val="single" w:color="C8C8D0" w:sz="4"/>
+              <w:left w:val="single" w:color="C8C8D0" w:sz="4"/>
+              <w:bottom w:val="single" w:color="C8C8D0" w:sz="4"/>
+              <w:right w:val="single" w:color="C8C8D0" w:sz="4"/>
+            </w:tcBorders>
+            <w:tcMar>
+              <w:top w:type="dxa" w:w="40"/>
+              <w:left w:type="dxa" w:w="80"/>
+              <w:bottom w:type="dxa" w:w="40"/>
+              <w:right w:type="dxa" w:w="80"/>
+            </w:tcMar>
+            <w:vAlign w:val="top"/>
+          </w:tcPr>
+          <w:p>
+            <w:pPr>
+              <w:spacing w:after="0" w:line="240"/>
+            </w:pPr>
+            <w:r>
+              <w:rPr>
+                <w:rFonts w:ascii="Calibri" w:cs="Calibri" w:eastAsia="Calibri" w:hAnsi="Calibri"/>
+                <w:b w:val="false"/>
+                <w:bCs w:val="false"/>
+                <w:sz w:val="15"/>
+                <w:szCs w:val="15"/>
+              </w:rPr>
+              <w:t xml:space="preserve">Tópicos de Oncologia, Saúde Mental e Meu Perfil como linhas de lista (sem sombra, borda ou escala ao toque)</w:t>
+            </w:r>
+          </w:p>
+        </w:tc>
+        <w:tc>
+          <w:tcPr>
+            <w:tcW w:type="dxa" w:w="4081"/>
+            <w:tcBorders>
+              <w:top w:val="single" w:color="C8C8D0" w:sz="4"/>
+              <w:left w:val="single" w:color="C8C8D0" w:sz="4"/>
+              <w:bottom w:val="single" w:color="C8C8D0" w:sz="4"/>
+              <w:right w:val="single" w:color="C8C8D0" w:sz="4"/>
+            </w:tcBorders>
+            <w:tcMar>
+              <w:top w:type="dxa" w:w="40"/>
+              <w:left w:type="dxa" w:w="80"/>
+              <w:bottom w:type="dxa" w:w="40"/>
+              <w:right w:type="dxa" w:w="80"/>
+            </w:tcMar>
+            <w:vAlign w:val="top"/>
+          </w:tcPr>
+          <w:p>
+            <w:pPr>
+              <w:spacing w:after="0" w:line="240"/>
+            </w:pPr>
+            <w:r>
+              <w:rPr>
+                <w:rFonts w:ascii="Calibri" w:cs="Calibri" w:eastAsia="Calibri" w:hAnsi="Calibri"/>
+                <w:b w:val="false"/>
+                <w:bCs w:val="false"/>
+                <w:sz w:val="15"/>
+                <w:szCs w:val="15"/>
+              </w:rPr>
+              <w:t xml:space="preserve">Cards com sombra e escala pareciam botões de ação. Linhas de lista com chevron indicam navegação.</w:t>
+            </w:r>
+          </w:p>
+        </w:tc>
+        <w:tc>
+          <w:tcPr>
+            <w:tcW w:type="dxa" w:w="816"/>
+            <w:tcBorders>
+              <w:top w:val="single" w:color="C8C8D0" w:sz="4"/>
+              <w:left w:val="single" w:color="C8C8D0" w:sz="4"/>
+              <w:bottom w:val="single" w:color="C8C8D0" w:sz="4"/>
+              <w:right w:val="single" w:color="C8C8D0" w:sz="4"/>
+            </w:tcBorders>
+            <w:tcMar>
+              <w:top w:type="dxa" w:w="40"/>
+              <w:left w:type="dxa" w:w="80"/>
+              <w:bottom w:type="dxa" w:w="40"/>
+              <w:right w:type="dxa" w:w="80"/>
+            </w:tcMar>
+            <w:vAlign w:val="top"/>
+          </w:tcPr>
+          <w:p>
+            <w:pPr>
+              <w:spacing w:after="0" w:line="240"/>
+            </w:pPr>
+            <w:r>
+              <w:rPr>
+                <w:rFonts w:ascii="Calibri" w:cs="Calibri" w:eastAsia="Calibri" w:hAnsi="Calibri"/>
+                <w:b w:val="false"/>
+                <w:bCs w:val="false"/>
+                <w:sz w:val="15"/>
+                <w:szCs w:val="15"/>
+              </w:rPr>
+              <w:t xml:space="preserve">H4</w:t>
+            </w:r>
+          </w:p>
+        </w:tc>
+        <w:tc>
+          <w:tcPr>
+            <w:tcW w:type="dxa" w:w="1634"/>
+            <w:tcBorders>
+              <w:top w:val="single" w:color="C8C8D0" w:sz="4"/>
+              <w:left w:val="single" w:color="C8C8D0" w:sz="4"/>
+              <w:bottom w:val="single" w:color="C8C8D0" w:sz="4"/>
+              <w:right w:val="single" w:color="C8C8D0" w:sz="4"/>
+            </w:tcBorders>
+            <w:tcMar>
+              <w:top w:type="dxa" w:w="40"/>
+              <w:left w:type="dxa" w:w="80"/>
+              <w:bottom w:type="dxa" w:w="40"/>
+              <w:right w:type="dxa" w:w="80"/>
+            </w:tcMar>
+            <w:vAlign w:val="top"/>
+          </w:tcPr>
+          <w:p>
+            <w:pPr>
+              <w:spacing w:after="0" w:line="240"/>
+            </w:pPr>
+            <w:r>
+              <w:rPr>
+                <w:rFonts w:ascii="Calibri" w:cs="Calibri" w:eastAsia="Calibri" w:hAnsi="Calibri"/>
+                <w:b w:val="false"/>
+                <w:bCs w:val="false"/>
+                <w:sz w:val="15"/>
+                <w:szCs w:val="15"/>
+              </w:rPr>
+              <w:t xml:space="preserve">4571c43</w:t>
+            </w:r>
+          </w:p>
+        </w:tc>
+      </w:tr>
+      <w:tr>
+        <w:trPr>
+          <w:cantSplit/>
+        </w:trPr>
+        <w:tc>
+          <w:tcPr>
+            <w:tcW w:type="dxa" w:w="612"/>
+            <w:tcBorders>
+              <w:top w:val="single" w:color="C8C8D0" w:sz="4"/>
+              <w:left w:val="single" w:color="C8C8D0" w:sz="4"/>
+              <w:bottom w:val="single" w:color="C8C8D0" w:sz="4"/>
+              <w:right w:val="single" w:color="C8C8D0" w:sz="4"/>
+            </w:tcBorders>
+            <w:tcMar>
+              <w:top w:type="dxa" w:w="40"/>
+              <w:left w:type="dxa" w:w="80"/>
+              <w:bottom w:type="dxa" w:w="40"/>
+              <w:right w:type="dxa" w:w="80"/>
+            </w:tcMar>
+            <w:vAlign w:val="top"/>
+          </w:tcPr>
+          <w:p>
+            <w:pPr>
+              <w:spacing w:after="0" w:line="240"/>
+            </w:pPr>
+            <w:r>
+              <w:rPr>
+                <w:rFonts w:ascii="Calibri" w:cs="Calibri" w:eastAsia="Calibri" w:hAnsi="Calibri"/>
+                <w:b w:val="false"/>
+                <w:bCs w:val="false"/>
+                <w:sz w:val="15"/>
+                <w:szCs w:val="15"/>
+              </w:rPr>
+              <w:t xml:space="preserve">I2-09</w:t>
+            </w:r>
+          </w:p>
+        </w:tc>
+        <w:tc>
+          <w:tcPr>
+            <w:tcW w:type="dxa" w:w="3061"/>
+            <w:tcBorders>
+              <w:top w:val="single" w:color="C8C8D0" w:sz="4"/>
+              <w:left w:val="single" w:color="C8C8D0" w:sz="4"/>
+              <w:bottom w:val="single" w:color="C8C8D0" w:sz="4"/>
+              <w:right w:val="single" w:color="C8C8D0" w:sz="4"/>
+            </w:tcBorders>
+            <w:tcMar>
+              <w:top w:type="dxa" w:w="40"/>
+              <w:left w:type="dxa" w:w="80"/>
+              <w:bottom w:type="dxa" w:w="40"/>
+              <w:right w:type="dxa" w:w="80"/>
+            </w:tcMar>
+            <w:vAlign w:val="top"/>
+          </w:tcPr>
+          <w:p>
+            <w:pPr>
+              <w:spacing w:after="0" w:line="240"/>
+            </w:pPr>
+            <w:r>
+              <w:rPr>
+                <w:rFonts w:ascii="Calibri" w:cs="Calibri" w:eastAsia="Calibri" w:hAnsi="Calibri"/>
+                <w:b w:val="false"/>
+                <w:bCs w:val="false"/>
+                <w:sz w:val="15"/>
+                <w:szCs w:val="15"/>
+              </w:rPr>
+              <w:t xml:space="preserve">Lazer restaurado ao layout original (banner, título e quatro carrosséis)</w:t>
+            </w:r>
+          </w:p>
+        </w:tc>
+        <w:tc>
+          <w:tcPr>
+            <w:tcW w:type="dxa" w:w="4081"/>
+            <w:tcBorders>
+              <w:top w:val="single" w:color="C8C8D0" w:sz="4"/>
+              <w:left w:val="single" w:color="C8C8D0" w:sz="4"/>
+              <w:bottom w:val="single" w:color="C8C8D0" w:sz="4"/>
+              <w:right w:val="single" w:color="C8C8D0" w:sz="4"/>
+            </w:tcBorders>
+            <w:tcMar>
+              <w:top w:type="dxa" w:w="40"/>
+              <w:left w:type="dxa" w:w="80"/>
+              <w:bottom w:type="dxa" w:w="40"/>
+              <w:right w:type="dxa" w:w="80"/>
+            </w:tcMar>
+            <w:vAlign w:val="top"/>
+          </w:tcPr>
+          <w:p>
+            <w:pPr>
+              <w:spacing w:after="0" w:line="240"/>
+            </w:pPr>
+            <w:r>
+              <w:rPr>
+                <w:rFonts w:ascii="Calibri" w:cs="Calibri" w:eastAsia="Calibri" w:hAnsi="Calibri"/>
+                <w:b w:val="false"/>
+                <w:bCs w:val="false"/>
+                <w:sz w:val="15"/>
+                <w:szCs w:val="15"/>
+              </w:rPr>
+              <w:t xml:space="preserve">Decisão da equipe de preservar a visibilidade das capas no carrossel original.</w:t>
+            </w:r>
+          </w:p>
+        </w:tc>
+        <w:tc>
+          <w:tcPr>
+            <w:tcW w:type="dxa" w:w="816"/>
+            <w:tcBorders>
+              <w:top w:val="single" w:color="C8C8D0" w:sz="4"/>
+              <w:left w:val="single" w:color="C8C8D0" w:sz="4"/>
+              <w:bottom w:val="single" w:color="C8C8D0" w:sz="4"/>
+              <w:right w:val="single" w:color="C8C8D0" w:sz="4"/>
+            </w:tcBorders>
+            <w:tcMar>
+              <w:top w:type="dxa" w:w="40"/>
+              <w:left w:type="dxa" w:w="80"/>
+              <w:bottom w:type="dxa" w:w="40"/>
+              <w:right w:type="dxa" w:w="80"/>
+            </w:tcMar>
+            <w:vAlign w:val="top"/>
+          </w:tcPr>
+          <w:p>
+            <w:pPr>
+              <w:spacing w:after="0" w:line="240"/>
+            </w:pPr>
+            <w:r>
+              <w:rPr>
+                <w:rFonts w:ascii="Calibri" w:cs="Calibri" w:eastAsia="Calibri" w:hAnsi="Calibri"/>
+                <w:b w:val="false"/>
+                <w:bCs w:val="false"/>
+                <w:sz w:val="15"/>
+                <w:szCs w:val="15"/>
+              </w:rPr>
+              <w:t xml:space="preserve">H8</w:t>
+            </w:r>
+          </w:p>
+        </w:tc>
+        <w:tc>
+          <w:tcPr>
+            <w:tcW w:type="dxa" w:w="1634"/>
+            <w:tcBorders>
+              <w:top w:val="single" w:color="C8C8D0" w:sz="4"/>
+              <w:left w:val="single" w:color="C8C8D0" w:sz="4"/>
+              <w:bottom w:val="single" w:color="C8C8D0" w:sz="4"/>
+              <w:right w:val="single" w:color="C8C8D0" w:sz="4"/>
+            </w:tcBorders>
+            <w:tcMar>
+              <w:top w:type="dxa" w:w="40"/>
+              <w:left w:type="dxa" w:w="80"/>
+              <w:bottom w:type="dxa" w:w="40"/>
+              <w:right w:type="dxa" w:w="80"/>
+            </w:tcMar>
+            <w:vAlign w:val="top"/>
+          </w:tcPr>
+          <w:p>
+            <w:pPr>
+              <w:spacing w:after="0" w:line="240"/>
+            </w:pPr>
+            <w:r>
+              <w:rPr>
+                <w:rFonts w:ascii="Calibri" w:cs="Calibri" w:eastAsia="Calibri" w:hAnsi="Calibri"/>
+                <w:b w:val="false"/>
+                <w:bCs w:val="false"/>
+                <w:sz w:val="15"/>
+                <w:szCs w:val="15"/>
+              </w:rPr>
+              <w:t xml:space="preserve">3b62e44</w:t>
+            </w:r>
+          </w:p>
+        </w:tc>
+      </w:tr>
+      <w:tr>
+        <w:trPr>
+          <w:cantSplit/>
+        </w:trPr>
+        <w:tc>
+          <w:tcPr>
+            <w:tcW w:type="dxa" w:w="612"/>
+            <w:tcBorders>
+              <w:top w:val="single" w:color="C8C8D0" w:sz="4"/>
+              <w:left w:val="single" w:color="C8C8D0" w:sz="4"/>
+              <w:bottom w:val="single" w:color="C8C8D0" w:sz="4"/>
+              <w:right w:val="single" w:color="C8C8D0" w:sz="4"/>
+            </w:tcBorders>
+            <w:tcMar>
+              <w:top w:type="dxa" w:w="40"/>
+              <w:left w:type="dxa" w:w="80"/>
+              <w:bottom w:type="dxa" w:w="40"/>
+              <w:right w:type="dxa" w:w="80"/>
+            </w:tcMar>
+            <w:vAlign w:val="top"/>
+          </w:tcPr>
+          <w:p>
+            <w:pPr>
+              <w:spacing w:after="0" w:line="240"/>
+            </w:pPr>
+            <w:r>
+              <w:rPr>
+                <w:rFonts w:ascii="Calibri" w:cs="Calibri" w:eastAsia="Calibri" w:hAnsi="Calibri"/>
+                <w:b w:val="false"/>
+                <w:bCs w:val="false"/>
+                <w:sz w:val="15"/>
+                <w:szCs w:val="15"/>
+              </w:rPr>
+              <w:t xml:space="preserve">I2-10</w:t>
+            </w:r>
+          </w:p>
+        </w:tc>
+        <w:tc>
+          <w:tcPr>
+            <w:tcW w:type="dxa" w:w="3061"/>
+            <w:tcBorders>
+              <w:top w:val="single" w:color="C8C8D0" w:sz="4"/>
+              <w:left w:val="single" w:color="C8C8D0" w:sz="4"/>
+              <w:bottom w:val="single" w:color="C8C8D0" w:sz="4"/>
+              <w:right w:val="single" w:color="C8C8D0" w:sz="4"/>
+            </w:tcBorders>
+            <w:tcMar>
+              <w:top w:type="dxa" w:w="40"/>
+              <w:left w:type="dxa" w:w="80"/>
+              <w:bottom w:type="dxa" w:w="40"/>
+              <w:right w:type="dxa" w:w="80"/>
+            </w:tcMar>
+            <w:vAlign w:val="top"/>
+          </w:tcPr>
+          <w:p>
+            <w:pPr>
+              <w:spacing w:after="0" w:line="240"/>
+            </w:pPr>
+            <w:r>
+              <w:rPr>
+                <w:rFonts w:ascii="Calibri" w:cs="Calibri" w:eastAsia="Calibri" w:hAnsi="Calibri"/>
+                <w:b w:val="false"/>
+                <w:bCs w:val="false"/>
+                <w:sz w:val="15"/>
+                <w:szCs w:val="15"/>
+              </w:rPr>
+              <w:t xml:space="preserve">Texto "lorem ipsum" removido da tela de autenticação</w:t>
+            </w:r>
+          </w:p>
+        </w:tc>
+        <w:tc>
+          <w:tcPr>
+            <w:tcW w:type="dxa" w:w="4081"/>
+            <w:tcBorders>
+              <w:top w:val="single" w:color="C8C8D0" w:sz="4"/>
+              <w:left w:val="single" w:color="C8C8D0" w:sz="4"/>
+              <w:bottom w:val="single" w:color="C8C8D0" w:sz="4"/>
+              <w:right w:val="single" w:color="C8C8D0" w:sz="4"/>
+            </w:tcBorders>
+            <w:tcMar>
+              <w:top w:type="dxa" w:w="40"/>
+              <w:left w:type="dxa" w:w="80"/>
+              <w:bottom w:type="dxa" w:w="40"/>
+              <w:right w:type="dxa" w:w="80"/>
+            </w:tcMar>
+            <w:vAlign w:val="top"/>
+          </w:tcPr>
+          <w:p>
+            <w:pPr>
+              <w:spacing w:after="0" w:line="240"/>
+            </w:pPr>
+            <w:r>
+              <w:rPr>
+                <w:rFonts w:ascii="Calibri" w:cs="Calibri" w:eastAsia="Calibri" w:hAnsi="Calibri"/>
+                <w:b w:val="false"/>
+                <w:bCs w:val="false"/>
+                <w:sz w:val="15"/>
+                <w:szCs w:val="15"/>
+              </w:rPr>
+              <w:t xml:space="preserve">Texto de preenchimento visível ao usuário.</w:t>
+            </w:r>
+          </w:p>
+        </w:tc>
+        <w:tc>
+          <w:tcPr>
+            <w:tcW w:type="dxa" w:w="816"/>
+            <w:tcBorders>
+              <w:top w:val="single" w:color="C8C8D0" w:sz="4"/>
+              <w:left w:val="single" w:color="C8C8D0" w:sz="4"/>
+              <w:bottom w:val="single" w:color="C8C8D0" w:sz="4"/>
+              <w:right w:val="single" w:color="C8C8D0" w:sz="4"/>
+            </w:tcBorders>
+            <w:tcMar>
+              <w:top w:type="dxa" w:w="40"/>
+              <w:left w:type="dxa" w:w="80"/>
+              <w:bottom w:type="dxa" w:w="40"/>
+              <w:right w:type="dxa" w:w="80"/>
+            </w:tcMar>
+            <w:vAlign w:val="top"/>
+          </w:tcPr>
+          <w:p>
+            <w:pPr>
+              <w:spacing w:after="0" w:line="240"/>
+            </w:pPr>
+            <w:r>
+              <w:rPr>
+                <w:rFonts w:ascii="Calibri" w:cs="Calibri" w:eastAsia="Calibri" w:hAnsi="Calibri"/>
+                <w:b w:val="false"/>
+                <w:bCs w:val="false"/>
+                <w:sz w:val="15"/>
+                <w:szCs w:val="15"/>
+              </w:rPr>
+              <w:t xml:space="preserve">H8</w:t>
+            </w:r>
+          </w:p>
+        </w:tc>
+        <w:tc>
+          <w:tcPr>
+            <w:tcW w:type="dxa" w:w="1634"/>
+            <w:tcBorders>
+              <w:top w:val="single" w:color="C8C8D0" w:sz="4"/>
+              <w:left w:val="single" w:color="C8C8D0" w:sz="4"/>
+              <w:bottom w:val="single" w:color="C8C8D0" w:sz="4"/>
+              <w:right w:val="single" w:color="C8C8D0" w:sz="4"/>
+            </w:tcBorders>
+            <w:tcMar>
+              <w:top w:type="dxa" w:w="40"/>
+              <w:left w:type="dxa" w:w="80"/>
+              <w:bottom w:type="dxa" w:w="40"/>
+              <w:right w:type="dxa" w:w="80"/>
+            </w:tcMar>
+            <w:vAlign w:val="top"/>
+          </w:tcPr>
+          <w:p>
+            <w:pPr>
+              <w:spacing w:after="0" w:line="240"/>
+            </w:pPr>
+            <w:r>
+              <w:rPr>
+                <w:rFonts w:ascii="Calibri" w:cs="Calibri" w:eastAsia="Calibri" w:hAnsi="Calibri"/>
+                <w:b w:val="false"/>
+                <w:bCs w:val="false"/>
+                <w:sz w:val="15"/>
+                <w:szCs w:val="15"/>
+              </w:rPr>
+              <w:t xml:space="preserve">dcc3926</w:t>
+            </w:r>
+          </w:p>
+        </w:tc>
+      </w:tr>
+      <w:tr>
+        <w:trPr>
+          <w:cantSplit/>
+        </w:trPr>
+        <w:tc>
+          <w:tcPr>
+            <w:tcW w:type="dxa" w:w="612"/>
+            <w:tcBorders>
+              <w:top w:val="single" w:color="C8C8D0" w:sz="4"/>
+              <w:left w:val="single" w:color="C8C8D0" w:sz="4"/>
+              <w:bottom w:val="single" w:color="C8C8D0" w:sz="4"/>
+              <w:right w:val="single" w:color="C8C8D0" w:sz="4"/>
+            </w:tcBorders>
+            <w:tcMar>
+              <w:top w:type="dxa" w:w="40"/>
+              <w:left w:type="dxa" w:w="80"/>
+              <w:bottom w:type="dxa" w:w="40"/>
+              <w:right w:type="dxa" w:w="80"/>
+            </w:tcMar>
+            <w:vAlign w:val="top"/>
+          </w:tcPr>
+          <w:p>
+            <w:pPr>
+              <w:spacing w:after="0" w:line="240"/>
+            </w:pPr>
+            <w:r>
+              <w:rPr>
+                <w:rFonts w:ascii="Calibri" w:cs="Calibri" w:eastAsia="Calibri" w:hAnsi="Calibri"/>
+                <w:b w:val="false"/>
+                <w:bCs w:val="false"/>
+                <w:sz w:val="15"/>
+                <w:szCs w:val="15"/>
+              </w:rPr>
+              <w:t xml:space="preserve">I2-11</w:t>
+            </w:r>
+          </w:p>
+        </w:tc>
+        <w:tc>
+          <w:tcPr>
+            <w:tcW w:type="dxa" w:w="3061"/>
+            <w:tcBorders>
+              <w:top w:val="single" w:color="C8C8D0" w:sz="4"/>
+              <w:left w:val="single" w:color="C8C8D0" w:sz="4"/>
+              <w:bottom w:val="single" w:color="C8C8D0" w:sz="4"/>
+              <w:right w:val="single" w:color="C8C8D0" w:sz="4"/>
+            </w:tcBorders>
+            <w:tcMar>
+              <w:top w:type="dxa" w:w="40"/>
+              <w:left w:type="dxa" w:w="80"/>
+              <w:bottom w:type="dxa" w:w="40"/>
+              <w:right w:type="dxa" w:w="80"/>
+            </w:tcMar>
+            <w:vAlign w:val="top"/>
+          </w:tcPr>
+          <w:p>
+            <w:pPr>
+              <w:spacing w:after="0" w:line="240"/>
+            </w:pPr>
+            <w:r>
+              <w:rPr>
+                <w:rFonts w:ascii="Calibri" w:cs="Calibri" w:eastAsia="Calibri" w:hAnsi="Calibri"/>
+                <w:b w:val="false"/>
+                <w:bCs w:val="false"/>
+                <w:sz w:val="15"/>
+                <w:szCs w:val="15"/>
+              </w:rPr>
+              <w:t xml:space="preserve">Regressões da restauração corrigidas sem mudar o layout: logo legível (P05), "Agora não" lembrado (P16), grade do Início no web (P02) e estados de erro e vazio no Lazer (P08)</w:t>
+            </w:r>
+          </w:p>
+        </w:tc>
+        <w:tc>
+          <w:tcPr>
+            <w:tcW w:type="dxa" w:w="4081"/>
+            <w:tcBorders>
+              <w:top w:val="single" w:color="C8C8D0" w:sz="4"/>
+              <w:left w:val="single" w:color="C8C8D0" w:sz="4"/>
+              <w:bottom w:val="single" w:color="C8C8D0" w:sz="4"/>
+              <w:right w:val="single" w:color="C8C8D0" w:sz="4"/>
+            </w:tcBorders>
+            <w:tcMar>
+              <w:top w:type="dxa" w:w="40"/>
+              <w:left w:type="dxa" w:w="80"/>
+              <w:bottom w:type="dxa" w:w="40"/>
+              <w:right w:type="dxa" w:w="80"/>
+            </w:tcMar>
+            <w:vAlign w:val="top"/>
+          </w:tcPr>
+          <w:p>
+            <w:pPr>
+              <w:spacing w:after="0" w:line="240"/>
+            </w:pPr>
+            <w:r>
+              <w:rPr>
+                <w:rFonts w:ascii="Calibri" w:cs="Calibri" w:eastAsia="Calibri" w:hAnsi="Calibri"/>
+                <w:b w:val="false"/>
+                <w:bCs w:val="false"/>
+                <w:sz w:val="15"/>
+                <w:szCs w:val="15"/>
+              </w:rPr>
+              <w:t xml:space="preserve">Detectadas ao refazer prints e smoke test da v3: a restauração tinha trazido de volta 4 problemas da avaliação heurística.</w:t>
+            </w:r>
+          </w:p>
+        </w:tc>
+        <w:tc>
+          <w:tcPr>
+            <w:tcW w:type="dxa" w:w="816"/>
+            <w:tcBorders>
+              <w:top w:val="single" w:color="C8C8D0" w:sz="4"/>
+              <w:left w:val="single" w:color="C8C8D0" w:sz="4"/>
+              <w:bottom w:val="single" w:color="C8C8D0" w:sz="4"/>
+              <w:right w:val="single" w:color="C8C8D0" w:sz="4"/>
+            </w:tcBorders>
+            <w:tcMar>
+              <w:top w:type="dxa" w:w="40"/>
+              <w:left w:type="dxa" w:w="80"/>
+              <w:bottom w:type="dxa" w:w="40"/>
+              <w:right w:type="dxa" w:w="80"/>
+            </w:tcMar>
+            <w:vAlign w:val="top"/>
+          </w:tcPr>
+          <w:p>
+            <w:pPr>
+              <w:spacing w:after="0" w:line="240"/>
+            </w:pPr>
+            <w:r>
+              <w:rPr>
+                <w:rFonts w:ascii="Calibri" w:cs="Calibri" w:eastAsia="Calibri" w:hAnsi="Calibri"/>
+                <w:b w:val="false"/>
+                <w:bCs w:val="false"/>
+                <w:sz w:val="15"/>
+                <w:szCs w:val="15"/>
+              </w:rPr>
+              <w:t xml:space="preserve">H1, H3, H9</w:t>
+            </w:r>
+          </w:p>
+        </w:tc>
+        <w:tc>
+          <w:tcPr>
+            <w:tcW w:type="dxa" w:w="1634"/>
+            <w:tcBorders>
+              <w:top w:val="single" w:color="C8C8D0" w:sz="4"/>
+              <w:left w:val="single" w:color="C8C8D0" w:sz="4"/>
+              <w:bottom w:val="single" w:color="C8C8D0" w:sz="4"/>
+              <w:right w:val="single" w:color="C8C8D0" w:sz="4"/>
+            </w:tcBorders>
+            <w:tcMar>
+              <w:top w:type="dxa" w:w="40"/>
+              <w:left w:type="dxa" w:w="80"/>
+              <w:bottom w:type="dxa" w:w="40"/>
+              <w:right w:type="dxa" w:w="80"/>
+            </w:tcMar>
+            <w:vAlign w:val="top"/>
+          </w:tcPr>
+          <w:p>
+            <w:pPr>
+              <w:spacing w:after="0" w:line="240"/>
+            </w:pPr>
+            <w:r>
+              <w:rPr>
+                <w:rFonts w:ascii="Calibri" w:cs="Calibri" w:eastAsia="Calibri" w:hAnsi="Calibri"/>
+                <w:b w:val="false"/>
+                <w:bCs w:val="false"/>
+                <w:sz w:val="15"/>
+                <w:szCs w:val="15"/>
+              </w:rPr>
+              <w:t xml:space="preserve">70b61b6, d74772e, 6cf7d36, bc7e947</w:t>
+            </w:r>
+          </w:p>
+        </w:tc>
+      </w:tr>
+    </w:tbl>
+    <w:p>
+      <w:pPr>
+        <w:spacing w:after="80"/>
+      </w:pPr>
+    </w:p>
+    <w:p>
+      <w:pPr>
+        <w:pStyle w:val="Heading2"/>
+        <w:keepNext/>
+      </w:pPr>
+      <w:r>
+        <w:rPr>
+          <w:rFonts w:ascii="Calibri" w:cs="Calibri" w:eastAsia="Calibri" w:hAnsi="Calibri"/>
+        </w:rPr>
+        <w:t xml:space="preserve">5.2 Pendências conhecidas (v3)</w:t>
+      </w:r>
+    </w:p>
+    <w:tbl>
+      <w:tblPr>
+        <w:tblW w:type="dxa" w:w="10204"/>
+        <w:tblBorders>
+          <w:top w:val="single" w:color="auto" w:sz="4"/>
+          <w:left w:val="single" w:color="auto" w:sz="4"/>
+          <w:bottom w:val="single" w:color="auto" w:sz="4"/>
+          <w:right w:val="single" w:color="auto" w:sz="4"/>
+          <w:insideH w:val="single" w:color="auto" w:sz="4"/>
+          <w:insideV w:val="single" w:color="auto" w:sz="4"/>
+        </w:tblBorders>
+      </w:tblPr>
+      <w:tblGrid>
+        <w:gridCol w:w="714"/>
+        <w:gridCol w:w="5408"/>
+        <w:gridCol w:w="1428"/>
+        <w:gridCol w:w="612"/>
+        <w:gridCol w:w="2042"/>
+      </w:tblGrid>
+      <w:tr>
+        <w:trPr>
+          <w:cantSplit/>
+          <w:tblHeader/>
+        </w:trPr>
+        <w:tc>
+          <w:tcPr>
+            <w:tcW w:type="dxa" w:w="714"/>
+            <w:tcBorders>
+              <w:top w:val="single" w:color="C8C8D0" w:sz="4"/>
+              <w:left w:val="single" w:color="C8C8D0" w:sz="4"/>
+              <w:bottom w:val="single" w:color="C8C8D0" w:sz="4"/>
+              <w:right w:val="single" w:color="C8C8D0" w:sz="4"/>
+            </w:tcBorders>
+            <w:shd w:fill="EEE3FB" w:color="auto" w:val="clear"/>
+            <w:tcMar>
+              <w:top w:type="dxa" w:w="40"/>
+              <w:left w:type="dxa" w:w="80"/>
+              <w:bottom w:type="dxa" w:w="40"/>
+              <w:right w:type="dxa" w:w="80"/>
+            </w:tcMar>
+            <w:vAlign w:val="top"/>
+          </w:tcPr>
+          <w:p>
+            <w:pPr>
+              <w:spacing w:after="0" w:line="240"/>
+            </w:pPr>
+            <w:r>
+              <w:rPr>
+                <w:rFonts w:ascii="Calibri" w:cs="Calibri" w:eastAsia="Calibri" w:hAnsi="Calibri"/>
+                <w:b/>
+                <w:bCs/>
+                <w:color w:val="5B2E99"/>
+                <w:sz w:val="15"/>
+                <w:szCs w:val="15"/>
+              </w:rPr>
+              <w:t xml:space="preserve">ID</w:t>
+            </w:r>
+          </w:p>
+        </w:tc>
+        <w:tc>
+          <w:tcPr>
+            <w:tcW w:type="dxa" w:w="5408"/>
+            <w:tcBorders>
+              <w:top w:val="single" w:color="C8C8D0" w:sz="4"/>
+              <w:left w:val="single" w:color="C8C8D0" w:sz="4"/>
+              <w:bottom w:val="single" w:color="C8C8D0" w:sz="4"/>
+              <w:right w:val="single" w:color="C8C8D0" w:sz="4"/>
+            </w:tcBorders>
+            <w:shd w:fill="EEE3FB" w:color="auto" w:val="clear"/>
+            <w:tcMar>
+              <w:top w:type="dxa" w:w="40"/>
+              <w:left w:type="dxa" w:w="80"/>
+              <w:bottom w:type="dxa" w:w="40"/>
+              <w:right w:type="dxa" w:w="80"/>
+            </w:tcMar>
+            <w:vAlign w:val="top"/>
+          </w:tcPr>
+          <w:p>
+            <w:pPr>
+              <w:spacing w:after="0" w:line="240"/>
+            </w:pPr>
+            <w:r>
+              <w:rPr>
+                <w:rFonts w:ascii="Calibri" w:cs="Calibri" w:eastAsia="Calibri" w:hAnsi="Calibri"/>
+                <w:b/>
+                <w:bCs/>
+                <w:color w:val="5B2E99"/>
+                <w:sz w:val="15"/>
+                <w:szCs w:val="15"/>
+              </w:rPr>
+              <w:t xml:space="preserve">Pendência</w:t>
+            </w:r>
+          </w:p>
+        </w:tc>
+        <w:tc>
+          <w:tcPr>
+            <w:tcW w:type="dxa" w:w="1428"/>
+            <w:tcBorders>
+              <w:top w:val="single" w:color="C8C8D0" w:sz="4"/>
+              <w:left w:val="single" w:color="C8C8D0" w:sz="4"/>
+              <w:bottom w:val="single" w:color="C8C8D0" w:sz="4"/>
+              <w:right w:val="single" w:color="C8C8D0" w:sz="4"/>
+            </w:tcBorders>
+            <w:shd w:fill="EEE3FB" w:color="auto" w:val="clear"/>
+            <w:tcMar>
+              <w:top w:type="dxa" w:w="40"/>
+              <w:left w:type="dxa" w:w="80"/>
+              <w:bottom w:type="dxa" w:w="40"/>
+              <w:right w:type="dxa" w:w="80"/>
+            </w:tcMar>
+            <w:vAlign w:val="top"/>
+          </w:tcPr>
+          <w:p>
+            <w:pPr>
+              <w:spacing w:after="0" w:line="240"/>
+            </w:pPr>
+            <w:r>
+              <w:rPr>
+                <w:rFonts w:ascii="Calibri" w:cs="Calibri" w:eastAsia="Calibri" w:hAnsi="Calibri"/>
+                <w:b/>
+                <w:bCs/>
+                <w:color w:val="5B2E99"/>
+                <w:sz w:val="15"/>
+                <w:szCs w:val="15"/>
+              </w:rPr>
+              <w:t xml:space="preserve">Heurística</w:t>
+            </w:r>
+          </w:p>
+        </w:tc>
+        <w:tc>
+          <w:tcPr>
+            <w:tcW w:type="dxa" w:w="612"/>
+            <w:tcBorders>
+              <w:top w:val="single" w:color="C8C8D0" w:sz="4"/>
+              <w:left w:val="single" w:color="C8C8D0" w:sz="4"/>
+              <w:bottom w:val="single" w:color="C8C8D0" w:sz="4"/>
+              <w:right w:val="single" w:color="C8C8D0" w:sz="4"/>
+            </w:tcBorders>
+            <w:shd w:fill="EEE3FB" w:color="auto" w:val="clear"/>
+            <w:tcMar>
+              <w:top w:type="dxa" w:w="40"/>
+              <w:left w:type="dxa" w:w="80"/>
+              <w:bottom w:type="dxa" w:w="40"/>
+              <w:right w:type="dxa" w:w="80"/>
+            </w:tcMar>
+            <w:vAlign w:val="top"/>
+          </w:tcPr>
+          <w:p>
+            <w:pPr>
+              <w:spacing w:after="0" w:line="240"/>
+            </w:pPr>
+            <w:r>
+              <w:rPr>
+                <w:rFonts w:ascii="Calibri" w:cs="Calibri" w:eastAsia="Calibri" w:hAnsi="Calibri"/>
+                <w:b/>
+                <w:bCs/>
+                <w:color w:val="5B2E99"/>
+                <w:sz w:val="15"/>
+                <w:szCs w:val="15"/>
+              </w:rPr>
+              <w:t xml:space="preserve">Sev.</w:t>
+            </w:r>
+          </w:p>
+        </w:tc>
+        <w:tc>
+          <w:tcPr>
+            <w:tcW w:type="dxa" w:w="2042"/>
+            <w:tcBorders>
+              <w:top w:val="single" w:color="C8C8D0" w:sz="4"/>
+              <w:left w:val="single" w:color="C8C8D0" w:sz="4"/>
+              <w:bottom w:val="single" w:color="C8C8D0" w:sz="4"/>
+              <w:right w:val="single" w:color="C8C8D0" w:sz="4"/>
+            </w:tcBorders>
+            <w:shd w:fill="EEE3FB" w:color="auto" w:val="clear"/>
+            <w:tcMar>
+              <w:top w:type="dxa" w:w="40"/>
+              <w:left w:type="dxa" w:w="80"/>
+              <w:bottom w:type="dxa" w:w="40"/>
+              <w:right w:type="dxa" w:w="80"/>
+            </w:tcMar>
+            <w:vAlign w:val="top"/>
+          </w:tcPr>
+          <w:p>
+            <w:pPr>
+              <w:spacing w:after="0" w:line="240"/>
+            </w:pPr>
+            <w:r>
+              <w:rPr>
+                <w:rFonts w:ascii="Calibri" w:cs="Calibri" w:eastAsia="Calibri" w:hAnsi="Calibri"/>
+                <w:b/>
+                <w:bCs/>
+                <w:color w:val="5B2E99"/>
+                <w:sz w:val="15"/>
+                <w:szCs w:val="15"/>
+              </w:rPr>
+              <w:t xml:space="preserve">Onde</w:t>
+            </w:r>
+          </w:p>
+        </w:tc>
+      </w:tr>
+      <w:tr>
+        <w:trPr>
+          <w:cantSplit/>
+        </w:trPr>
+        <w:tc>
+          <w:tcPr>
+            <w:tcW w:type="dxa" w:w="714"/>
+            <w:tcBorders>
+              <w:top w:val="single" w:color="C8C8D0" w:sz="4"/>
+              <w:left w:val="single" w:color="C8C8D0" w:sz="4"/>
+              <w:bottom w:val="single" w:color="C8C8D0" w:sz="4"/>
+              <w:right w:val="single" w:color="C8C8D0" w:sz="4"/>
+            </w:tcBorders>
+            <w:tcMar>
+              <w:top w:type="dxa" w:w="40"/>
+              <w:left w:type="dxa" w:w="80"/>
+              <w:bottom w:type="dxa" w:w="40"/>
+              <w:right w:type="dxa" w:w="80"/>
+            </w:tcMar>
+            <w:vAlign w:val="top"/>
+          </w:tcPr>
+          <w:p>
+            <w:pPr>
+              <w:spacing w:after="0" w:line="240"/>
+            </w:pPr>
+            <w:r>
+              <w:rPr>
+                <w:rFonts w:ascii="Calibri" w:cs="Calibri" w:eastAsia="Calibri" w:hAnsi="Calibri"/>
+                <w:b w:val="false"/>
+                <w:bCs w:val="false"/>
+                <w:sz w:val="15"/>
+                <w:szCs w:val="15"/>
+              </w:rPr>
+              <w:t xml:space="preserve">PD-01</w:t>
+            </w:r>
+          </w:p>
+        </w:tc>
+        <w:tc>
+          <w:tcPr>
+            <w:tcW w:type="dxa" w:w="5408"/>
+            <w:tcBorders>
+              <w:top w:val="single" w:color="C8C8D0" w:sz="4"/>
+              <w:left w:val="single" w:color="C8C8D0" w:sz="4"/>
+              <w:bottom w:val="single" w:color="C8C8D0" w:sz="4"/>
+              <w:right w:val="single" w:color="C8C8D0" w:sz="4"/>
+            </w:tcBorders>
+            <w:tcMar>
+              <w:top w:type="dxa" w:w="40"/>
+              <w:left w:type="dxa" w:w="80"/>
+              <w:bottom w:type="dxa" w:w="40"/>
+              <w:right w:type="dxa" w:w="80"/>
+            </w:tcMar>
+            <w:vAlign w:val="top"/>
+          </w:tcPr>
+          <w:p>
+            <w:pPr>
+              <w:spacing w:after="0" w:line="240"/>
+            </w:pPr>
+            <w:r>
+              <w:rPr>
+                <w:rFonts w:ascii="Calibri" w:cs="Calibri" w:eastAsia="Calibri" w:hAnsi="Calibri"/>
+                <w:b w:val="false"/>
+                <w:bCs w:val="false"/>
+                <w:sz w:val="15"/>
+                <w:szCs w:val="15"/>
+              </w:rPr>
+              <w:t xml:space="preserve">Título das capas nos carrosséis do Lazer em 10 px, abaixo do menor tamanho da escala (caption 13)</w:t>
+            </w:r>
+          </w:p>
+        </w:tc>
+        <w:tc>
+          <w:tcPr>
+            <w:tcW w:type="dxa" w:w="1428"/>
+            <w:tcBorders>
+              <w:top w:val="single" w:color="C8C8D0" w:sz="4"/>
+              <w:left w:val="single" w:color="C8C8D0" w:sz="4"/>
+              <w:bottom w:val="single" w:color="C8C8D0" w:sz="4"/>
+              <w:right w:val="single" w:color="C8C8D0" w:sz="4"/>
+            </w:tcBorders>
+            <w:tcMar>
+              <w:top w:type="dxa" w:w="40"/>
+              <w:left w:type="dxa" w:w="80"/>
+              <w:bottom w:type="dxa" w:w="40"/>
+              <w:right w:type="dxa" w:w="80"/>
+            </w:tcMar>
+            <w:vAlign w:val="top"/>
+          </w:tcPr>
+          <w:p>
+            <w:pPr>
+              <w:spacing w:after="0" w:line="240"/>
+            </w:pPr>
+            <w:r>
+              <w:rPr>
+                <w:rFonts w:ascii="Calibri" w:cs="Calibri" w:eastAsia="Calibri" w:hAnsi="Calibri"/>
+                <w:b w:val="false"/>
+                <w:bCs w:val="false"/>
+                <w:sz w:val="15"/>
+                <w:szCs w:val="15"/>
+              </w:rPr>
+              <w:t xml:space="preserve">H8 / WCAG 1.4.4</w:t>
+            </w:r>
+          </w:p>
+        </w:tc>
+        <w:tc>
+          <w:tcPr>
+            <w:tcW w:type="dxa" w:w="612"/>
+            <w:tcBorders>
+              <w:top w:val="single" w:color="C8C8D0" w:sz="4"/>
+              <w:left w:val="single" w:color="C8C8D0" w:sz="4"/>
+              <w:bottom w:val="single" w:color="C8C8D0" w:sz="4"/>
+              <w:right w:val="single" w:color="C8C8D0" w:sz="4"/>
+            </w:tcBorders>
+            <w:tcMar>
+              <w:top w:type="dxa" w:w="40"/>
+              <w:left w:type="dxa" w:w="80"/>
+              <w:bottom w:type="dxa" w:w="40"/>
+              <w:right w:type="dxa" w:w="80"/>
+            </w:tcMar>
+            <w:vAlign w:val="top"/>
+          </w:tcPr>
+          <w:p>
+            <w:pPr>
+              <w:spacing w:after="0" w:line="240"/>
+            </w:pPr>
+            <w:r>
+              <w:rPr>
+                <w:rFonts w:ascii="Calibri" w:cs="Calibri" w:eastAsia="Calibri" w:hAnsi="Calibri"/>
+                <w:b w:val="false"/>
+                <w:bCs w:val="false"/>
+                <w:sz w:val="15"/>
+                <w:szCs w:val="15"/>
+              </w:rPr>
+              <w:t xml:space="preserve">1</w:t>
+            </w:r>
+          </w:p>
+        </w:tc>
+        <w:tc>
+          <w:tcPr>
+            <w:tcW w:type="dxa" w:w="2042"/>
+            <w:tcBorders>
+              <w:top w:val="single" w:color="C8C8D0" w:sz="4"/>
+              <w:left w:val="single" w:color="C8C8D0" w:sz="4"/>
+              <w:bottom w:val="single" w:color="C8C8D0" w:sz="4"/>
+              <w:right w:val="single" w:color="C8C8D0" w:sz="4"/>
+            </w:tcBorders>
+            <w:tcMar>
+              <w:top w:type="dxa" w:w="40"/>
+              <w:left w:type="dxa" w:w="80"/>
+              <w:bottom w:type="dxa" w:w="40"/>
+              <w:right w:type="dxa" w:w="80"/>
+            </w:tcMar>
+            <w:vAlign w:val="top"/>
+          </w:tcPr>
+          <w:p>
+            <w:pPr>
+              <w:spacing w:after="0" w:line="240"/>
+            </w:pPr>
+            <w:r>
+              <w:rPr>
+                <w:rFonts w:ascii="Calibri" w:cs="Calibri" w:eastAsia="Calibri" w:hAnsi="Calibri"/>
+                <w:b w:val="false"/>
+                <w:bCs w:val="false"/>
+                <w:sz w:val="15"/>
+                <w:szCs w:val="15"/>
+              </w:rPr>
+              <w:t xml:space="preserve">RecomendationPager.tsx</w:t>
+            </w:r>
+          </w:p>
+        </w:tc>
+      </w:tr>
+      <w:tr>
+        <w:trPr>
+          <w:cantSplit/>
+        </w:trPr>
+        <w:tc>
+          <w:tcPr>
+            <w:tcW w:type="dxa" w:w="714"/>
+            <w:tcBorders>
+              <w:top w:val="single" w:color="C8C8D0" w:sz="4"/>
+              <w:left w:val="single" w:color="C8C8D0" w:sz="4"/>
+              <w:bottom w:val="single" w:color="C8C8D0" w:sz="4"/>
+              <w:right w:val="single" w:color="C8C8D0" w:sz="4"/>
+            </w:tcBorders>
+            <w:tcMar>
+              <w:top w:type="dxa" w:w="40"/>
+              <w:left w:type="dxa" w:w="80"/>
+              <w:bottom w:type="dxa" w:w="40"/>
+              <w:right w:type="dxa" w:w="80"/>
+            </w:tcMar>
+            <w:vAlign w:val="top"/>
+          </w:tcPr>
+          <w:p>
+            <w:pPr>
+              <w:spacing w:after="0" w:line="240"/>
+            </w:pPr>
+            <w:r>
+              <w:rPr>
+                <w:rFonts w:ascii="Calibri" w:cs="Calibri" w:eastAsia="Calibri" w:hAnsi="Calibri"/>
+                <w:b w:val="false"/>
+                <w:bCs w:val="false"/>
+                <w:sz w:val="15"/>
+                <w:szCs w:val="15"/>
+              </w:rPr>
+              <w:t xml:space="preserve">PD-02</w:t>
+            </w:r>
+          </w:p>
+        </w:tc>
+        <w:tc>
+          <w:tcPr>
+            <w:tcW w:type="dxa" w:w="5408"/>
+            <w:tcBorders>
+              <w:top w:val="single" w:color="C8C8D0" w:sz="4"/>
+              <w:left w:val="single" w:color="C8C8D0" w:sz="4"/>
+              <w:bottom w:val="single" w:color="C8C8D0" w:sz="4"/>
+              <w:right w:val="single" w:color="C8C8D0" w:sz="4"/>
+            </w:tcBorders>
+            <w:tcMar>
+              <w:top w:type="dxa" w:w="40"/>
+              <w:left w:type="dxa" w:w="80"/>
+              <w:bottom w:type="dxa" w:w="40"/>
+              <w:right w:type="dxa" w:w="80"/>
+            </w:tcMar>
+            <w:vAlign w:val="top"/>
+          </w:tcPr>
+          <w:p>
+            <w:pPr>
+              <w:spacing w:after="0" w:line="240"/>
+            </w:pPr>
+            <w:r>
+              <w:rPr>
+                <w:rFonts w:ascii="Calibri" w:cs="Calibri" w:eastAsia="Calibri" w:hAnsi="Calibri"/>
+                <w:b w:val="false"/>
+                <w:bCs w:val="false"/>
+                <w:sz w:val="15"/>
+                <w:szCs w:val="15"/>
+              </w:rPr>
+              <w:t xml:space="preserve">49 valores literais (cor e tamanho) fora dos tokens nos componentes restaurados</w:t>
+            </w:r>
+          </w:p>
+        </w:tc>
+        <w:tc>
+          <w:tcPr>
+            <w:tcW w:type="dxa" w:w="1428"/>
+            <w:tcBorders>
+              <w:top w:val="single" w:color="C8C8D0" w:sz="4"/>
+              <w:left w:val="single" w:color="C8C8D0" w:sz="4"/>
+              <w:bottom w:val="single" w:color="C8C8D0" w:sz="4"/>
+              <w:right w:val="single" w:color="C8C8D0" w:sz="4"/>
+            </w:tcBorders>
+            <w:tcMar>
+              <w:top w:type="dxa" w:w="40"/>
+              <w:left w:type="dxa" w:w="80"/>
+              <w:bottom w:type="dxa" w:w="40"/>
+              <w:right w:type="dxa" w:w="80"/>
+            </w:tcMar>
+            <w:vAlign w:val="top"/>
+          </w:tcPr>
+          <w:p>
+            <w:pPr>
+              <w:spacing w:after="0" w:line="240"/>
+            </w:pPr>
+            <w:r>
+              <w:rPr>
+                <w:rFonts w:ascii="Calibri" w:cs="Calibri" w:eastAsia="Calibri" w:hAnsi="Calibri"/>
+                <w:b w:val="false"/>
+                <w:bCs w:val="false"/>
+                <w:sz w:val="15"/>
+                <w:szCs w:val="15"/>
+              </w:rPr>
+              <w:t xml:space="preserve">H4</w:t>
+            </w:r>
+          </w:p>
+        </w:tc>
+        <w:tc>
+          <w:tcPr>
+            <w:tcW w:type="dxa" w:w="612"/>
+            <w:tcBorders>
+              <w:top w:val="single" w:color="C8C8D0" w:sz="4"/>
+              <w:left w:val="single" w:color="C8C8D0" w:sz="4"/>
+              <w:bottom w:val="single" w:color="C8C8D0" w:sz="4"/>
+              <w:right w:val="single" w:color="C8C8D0" w:sz="4"/>
+            </w:tcBorders>
+            <w:tcMar>
+              <w:top w:type="dxa" w:w="40"/>
+              <w:left w:type="dxa" w:w="80"/>
+              <w:bottom w:type="dxa" w:w="40"/>
+              <w:right w:type="dxa" w:w="80"/>
+            </w:tcMar>
+            <w:vAlign w:val="top"/>
+          </w:tcPr>
+          <w:p>
+            <w:pPr>
+              <w:spacing w:after="0" w:line="240"/>
+            </w:pPr>
+            <w:r>
+              <w:rPr>
+                <w:rFonts w:ascii="Calibri" w:cs="Calibri" w:eastAsia="Calibri" w:hAnsi="Calibri"/>
+                <w:b w:val="false"/>
+                <w:bCs w:val="false"/>
+                <w:sz w:val="15"/>
+                <w:szCs w:val="15"/>
+              </w:rPr>
+              <w:t xml:space="preserve">1</w:t>
+            </w:r>
+          </w:p>
+        </w:tc>
+        <w:tc>
+          <w:tcPr>
+            <w:tcW w:type="dxa" w:w="2042"/>
+            <w:tcBorders>
+              <w:top w:val="single" w:color="C8C8D0" w:sz="4"/>
+              <w:left w:val="single" w:color="C8C8D0" w:sz="4"/>
+              <w:bottom w:val="single" w:color="C8C8D0" w:sz="4"/>
+              <w:right w:val="single" w:color="C8C8D0" w:sz="4"/>
+            </w:tcBorders>
+            <w:tcMar>
+              <w:top w:type="dxa" w:w="40"/>
+              <w:left w:type="dxa" w:w="80"/>
+              <w:bottom w:type="dxa" w:w="40"/>
+              <w:right w:type="dxa" w:w="80"/>
+            </w:tcMar>
+            <w:vAlign w:val="top"/>
+          </w:tcPr>
+          <w:p>
+            <w:pPr>
+              <w:spacing w:after="0" w:line="240"/>
+            </w:pPr>
+            <w:r>
+              <w:rPr>
+                <w:rFonts w:ascii="Calibri" w:cs="Calibri" w:eastAsia="Calibri" w:hAnsi="Calibri"/>
+                <w:b w:val="false"/>
+                <w:bCs w:val="false"/>
+                <w:sz w:val="15"/>
+                <w:szCs w:val="15"/>
+              </w:rPr>
+              <w:t xml:space="preserve">Home e Lazer (6 componentes)</w:t>
+            </w:r>
+          </w:p>
+        </w:tc>
+      </w:tr>
+      <w:tr>
+        <w:trPr>
+          <w:cantSplit/>
+        </w:trPr>
+        <w:tc>
+          <w:tcPr>
+            <w:tcW w:type="dxa" w:w="714"/>
+            <w:tcBorders>
+              <w:top w:val="single" w:color="C8C8D0" w:sz="4"/>
+              <w:left w:val="single" w:color="C8C8D0" w:sz="4"/>
+              <w:bottom w:val="single" w:color="C8C8D0" w:sz="4"/>
+              <w:right w:val="single" w:color="C8C8D0" w:sz="4"/>
+            </w:tcBorders>
+            <w:tcMar>
+              <w:top w:type="dxa" w:w="40"/>
+              <w:left w:type="dxa" w:w="80"/>
+              <w:bottom w:type="dxa" w:w="40"/>
+              <w:right w:type="dxa" w:w="80"/>
+            </w:tcMar>
+            <w:vAlign w:val="top"/>
+          </w:tcPr>
+          <w:p>
+            <w:pPr>
+              <w:spacing w:after="0" w:line="240"/>
+            </w:pPr>
+            <w:r>
+              <w:rPr>
+                <w:rFonts w:ascii="Calibri" w:cs="Calibri" w:eastAsia="Calibri" w:hAnsi="Calibri"/>
+                <w:b w:val="false"/>
+                <w:bCs w:val="false"/>
+                <w:sz w:val="15"/>
+                <w:szCs w:val="15"/>
+              </w:rPr>
+              <w:t xml:space="preserve">PD-03</w:t>
+            </w:r>
+          </w:p>
+        </w:tc>
+        <w:tc>
+          <w:tcPr>
+            <w:tcW w:type="dxa" w:w="5408"/>
+            <w:tcBorders>
+              <w:top w:val="single" w:color="C8C8D0" w:sz="4"/>
+              <w:left w:val="single" w:color="C8C8D0" w:sz="4"/>
+              <w:bottom w:val="single" w:color="C8C8D0" w:sz="4"/>
+              <w:right w:val="single" w:color="C8C8D0" w:sz="4"/>
+            </w:tcBorders>
+            <w:tcMar>
+              <w:top w:type="dxa" w:w="40"/>
+              <w:left w:type="dxa" w:w="80"/>
+              <w:bottom w:type="dxa" w:w="40"/>
+              <w:right w:type="dxa" w:w="80"/>
+            </w:tcMar>
+            <w:vAlign w:val="top"/>
+          </w:tcPr>
+          <w:p>
+            <w:pPr>
+              <w:spacing w:after="0" w:line="240"/>
+            </w:pPr>
+            <w:r>
+              <w:rPr>
+                <w:rFonts w:ascii="Calibri" w:cs="Calibri" w:eastAsia="Calibri" w:hAnsi="Calibri"/>
+                <w:b w:val="false"/>
+                <w:bCs w:val="false"/>
+                <w:sz w:val="15"/>
+                <w:szCs w:val="15"/>
+              </w:rPr>
+              <w:t xml:space="preserve">O botão de pânico é só um ícone "!", sem rótulo visível. Leitores de tela leem o nome acessível, mas quem enxerga depende de reconhecer o ícone</w:t>
+            </w:r>
+          </w:p>
+        </w:tc>
+        <w:tc>
+          <w:tcPr>
+            <w:tcW w:type="dxa" w:w="1428"/>
+            <w:tcBorders>
+              <w:top w:val="single" w:color="C8C8D0" w:sz="4"/>
+              <w:left w:val="single" w:color="C8C8D0" w:sz="4"/>
+              <w:bottom w:val="single" w:color="C8C8D0" w:sz="4"/>
+              <w:right w:val="single" w:color="C8C8D0" w:sz="4"/>
+            </w:tcBorders>
+            <w:tcMar>
+              <w:top w:type="dxa" w:w="40"/>
+              <w:left w:type="dxa" w:w="80"/>
+              <w:bottom w:type="dxa" w:w="40"/>
+              <w:right w:type="dxa" w:w="80"/>
+            </w:tcMar>
+            <w:vAlign w:val="top"/>
+          </w:tcPr>
+          <w:p>
+            <w:pPr>
+              <w:spacing w:after="0" w:line="240"/>
+            </w:pPr>
+            <w:r>
+              <w:rPr>
+                <w:rFonts w:ascii="Calibri" w:cs="Calibri" w:eastAsia="Calibri" w:hAnsi="Calibri"/>
+                <w:b w:val="false"/>
+                <w:bCs w:val="false"/>
+                <w:sz w:val="15"/>
+                <w:szCs w:val="15"/>
+              </w:rPr>
+              <w:t xml:space="preserve">H6</w:t>
+            </w:r>
+          </w:p>
+        </w:tc>
+        <w:tc>
+          <w:tcPr>
+            <w:tcW w:type="dxa" w:w="612"/>
+            <w:tcBorders>
+              <w:top w:val="single" w:color="C8C8D0" w:sz="4"/>
+              <w:left w:val="single" w:color="C8C8D0" w:sz="4"/>
+              <w:bottom w:val="single" w:color="C8C8D0" w:sz="4"/>
+              <w:right w:val="single" w:color="C8C8D0" w:sz="4"/>
+            </w:tcBorders>
+            <w:tcMar>
+              <w:top w:type="dxa" w:w="40"/>
+              <w:left w:type="dxa" w:w="80"/>
+              <w:bottom w:type="dxa" w:w="40"/>
+              <w:right w:type="dxa" w:w="80"/>
+            </w:tcMar>
+            <w:vAlign w:val="top"/>
+          </w:tcPr>
+          <w:p>
+            <w:pPr>
+              <w:spacing w:after="0" w:line="240"/>
+            </w:pPr>
+            <w:r>
+              <w:rPr>
+                <w:rFonts w:ascii="Calibri" w:cs="Calibri" w:eastAsia="Calibri" w:hAnsi="Calibri"/>
+                <w:b w:val="false"/>
+                <w:bCs w:val="false"/>
+                <w:sz w:val="15"/>
+                <w:szCs w:val="15"/>
+              </w:rPr>
+              <w:t xml:space="preserve">2</w:t>
+            </w:r>
+          </w:p>
+        </w:tc>
+        <w:tc>
+          <w:tcPr>
+            <w:tcW w:type="dxa" w:w="2042"/>
+            <w:tcBorders>
+              <w:top w:val="single" w:color="C8C8D0" w:sz="4"/>
+              <w:left w:val="single" w:color="C8C8D0" w:sz="4"/>
+              <w:bottom w:val="single" w:color="C8C8D0" w:sz="4"/>
+              <w:right w:val="single" w:color="C8C8D0" w:sz="4"/>
+            </w:tcBorders>
+            <w:tcMar>
+              <w:top w:type="dxa" w:w="40"/>
+              <w:left w:type="dxa" w:w="80"/>
+              <w:bottom w:type="dxa" w:w="40"/>
+              <w:right w:type="dxa" w:w="80"/>
+            </w:tcMar>
+            <w:vAlign w:val="top"/>
+          </w:tcPr>
+          <w:p>
+            <w:pPr>
+              <w:spacing w:after="0" w:line="240"/>
+            </w:pPr>
+            <w:r>
+              <w:rPr>
+                <w:rFonts w:ascii="Calibri" w:cs="Calibri" w:eastAsia="Calibri" w:hAnsi="Calibri"/>
+                <w:b w:val="false"/>
+                <w:bCs w:val="false"/>
+                <w:sz w:val="15"/>
+                <w:szCs w:val="15"/>
+              </w:rPr>
+              <w:t xml:space="preserve">PanicButton.tsx</w:t>
+            </w:r>
+          </w:p>
+        </w:tc>
+      </w:tr>
+      <w:tr>
+        <w:trPr>
+          <w:cantSplit/>
+        </w:trPr>
+        <w:tc>
+          <w:tcPr>
+            <w:tcW w:type="dxa" w:w="714"/>
+            <w:tcBorders>
+              <w:top w:val="single" w:color="C8C8D0" w:sz="4"/>
+              <w:left w:val="single" w:color="C8C8D0" w:sz="4"/>
+              <w:bottom w:val="single" w:color="C8C8D0" w:sz="4"/>
+              <w:right w:val="single" w:color="C8C8D0" w:sz="4"/>
+            </w:tcBorders>
+            <w:tcMar>
+              <w:top w:type="dxa" w:w="40"/>
+              <w:left w:type="dxa" w:w="80"/>
+              <w:bottom w:type="dxa" w:w="40"/>
+              <w:right w:type="dxa" w:w="80"/>
+            </w:tcMar>
+            <w:vAlign w:val="top"/>
+          </w:tcPr>
+          <w:p>
+            <w:pPr>
+              <w:spacing w:after="0" w:line="240"/>
+            </w:pPr>
+            <w:r>
+              <w:rPr>
+                <w:rFonts w:ascii="Calibri" w:cs="Calibri" w:eastAsia="Calibri" w:hAnsi="Calibri"/>
+                <w:b w:val="false"/>
+                <w:bCs w:val="false"/>
+                <w:sz w:val="15"/>
+                <w:szCs w:val="15"/>
+              </w:rPr>
+              <w:t xml:space="preserve">PD-04</w:t>
+            </w:r>
+          </w:p>
+        </w:tc>
+        <w:tc>
+          <w:tcPr>
+            <w:tcW w:type="dxa" w:w="5408"/>
+            <w:tcBorders>
+              <w:top w:val="single" w:color="C8C8D0" w:sz="4"/>
+              <w:left w:val="single" w:color="C8C8D0" w:sz="4"/>
+              <w:bottom w:val="single" w:color="C8C8D0" w:sz="4"/>
+              <w:right w:val="single" w:color="C8C8D0" w:sz="4"/>
+            </w:tcBorders>
+            <w:tcMar>
+              <w:top w:type="dxa" w:w="40"/>
+              <w:left w:type="dxa" w:w="80"/>
+              <w:bottom w:type="dxa" w:w="40"/>
+              <w:right w:type="dxa" w:w="80"/>
+            </w:tcMar>
+            <w:vAlign w:val="top"/>
+          </w:tcPr>
+          <w:p>
+            <w:pPr>
+              <w:spacing w:after="0" w:line="240"/>
+            </w:pPr>
+            <w:r>
+              <w:rPr>
+                <w:rFonts w:ascii="Calibri" w:cs="Calibri" w:eastAsia="Calibri" w:hAnsi="Calibri"/>
+                <w:b w:val="false"/>
+                <w:bCs w:val="false"/>
+                <w:sz w:val="15"/>
+                <w:szCs w:val="15"/>
+              </w:rPr>
+              <w:t xml:space="preserve">Header nativo, teclado e posição do botão de pânico ainda não validados em aparelho Android/iOS (prints e smoke test são do Expo Web)</w:t>
+            </w:r>
+          </w:p>
+        </w:tc>
+        <w:tc>
+          <w:tcPr>
+            <w:tcW w:type="dxa" w:w="1428"/>
+            <w:tcBorders>
+              <w:top w:val="single" w:color="C8C8D0" w:sz="4"/>
+              <w:left w:val="single" w:color="C8C8D0" w:sz="4"/>
+              <w:bottom w:val="single" w:color="C8C8D0" w:sz="4"/>
+              <w:right w:val="single" w:color="C8C8D0" w:sz="4"/>
+            </w:tcBorders>
+            <w:tcMar>
+              <w:top w:type="dxa" w:w="40"/>
+              <w:left w:type="dxa" w:w="80"/>
+              <w:bottom w:type="dxa" w:w="40"/>
+              <w:right w:type="dxa" w:w="80"/>
+            </w:tcMar>
+            <w:vAlign w:val="top"/>
+          </w:tcPr>
+          <w:p>
+            <w:pPr>
+              <w:spacing w:after="0" w:line="240"/>
+            </w:pPr>
+            <w:r>
+              <w:rPr>
+                <w:rFonts w:ascii="Calibri" w:cs="Calibri" w:eastAsia="Calibri" w:hAnsi="Calibri"/>
+                <w:b w:val="false"/>
+                <w:bCs w:val="false"/>
+                <w:sz w:val="15"/>
+                <w:szCs w:val="15"/>
+              </w:rPr>
+              <w:t xml:space="preserve">—</w:t>
+            </w:r>
+          </w:p>
+        </w:tc>
+        <w:tc>
+          <w:tcPr>
+            <w:tcW w:type="dxa" w:w="612"/>
+            <w:tcBorders>
+              <w:top w:val="single" w:color="C8C8D0" w:sz="4"/>
+              <w:left w:val="single" w:color="C8C8D0" w:sz="4"/>
+              <w:bottom w:val="single" w:color="C8C8D0" w:sz="4"/>
+              <w:right w:val="single" w:color="C8C8D0" w:sz="4"/>
+            </w:tcBorders>
+            <w:tcMar>
+              <w:top w:type="dxa" w:w="40"/>
+              <w:left w:type="dxa" w:w="80"/>
+              <w:bottom w:type="dxa" w:w="40"/>
+              <w:right w:type="dxa" w:w="80"/>
+            </w:tcMar>
+            <w:vAlign w:val="top"/>
+          </w:tcPr>
+          <w:p>
+            <w:pPr>
+              <w:spacing w:after="0" w:line="240"/>
+            </w:pPr>
+            <w:r>
+              <w:rPr>
+                <w:rFonts w:ascii="Calibri" w:cs="Calibri" w:eastAsia="Calibri" w:hAnsi="Calibri"/>
+                <w:b w:val="false"/>
+                <w:bCs w:val="false"/>
+                <w:sz w:val="15"/>
+                <w:szCs w:val="15"/>
+              </w:rPr>
+              <w:t xml:space="preserve">—</w:t>
+            </w:r>
+          </w:p>
+        </w:tc>
+        <w:tc>
+          <w:tcPr>
+            <w:tcW w:type="dxa" w:w="2042"/>
+            <w:tcBorders>
+              <w:top w:val="single" w:color="C8C8D0" w:sz="4"/>
+              <w:left w:val="single" w:color="C8C8D0" w:sz="4"/>
+              <w:bottom w:val="single" w:color="C8C8D0" w:sz="4"/>
+              <w:right w:val="single" w:color="C8C8D0" w:sz="4"/>
+            </w:tcBorders>
+            <w:tcMar>
+              <w:top w:type="dxa" w:w="40"/>
+              <w:left w:type="dxa" w:w="80"/>
+              <w:bottom w:type="dxa" w:w="40"/>
+              <w:right w:type="dxa" w:w="80"/>
+            </w:tcMar>
+            <w:vAlign w:val="top"/>
+          </w:tcPr>
+          <w:p>
+            <w:pPr>
+              <w:spacing w:after="0" w:line="240"/>
+            </w:pPr>
+            <w:r>
+              <w:rPr>
+                <w:rFonts w:ascii="Calibri" w:cs="Calibri" w:eastAsia="Calibri" w:hAnsi="Calibri"/>
+                <w:b w:val="false"/>
+                <w:bCs w:val="false"/>
+                <w:sz w:val="15"/>
+                <w:szCs w:val="15"/>
+              </w:rPr>
+              <w:t xml:space="preserve">Teste em dispositivo</w:t>
             </w:r>
           </w:p>
         </w:tc>
@@ -24453,7 +28808,7 @@
           <w:sz w:val="19"/>
           <w:szCs w:val="19"/>
         </w:rPr>
-        <w:t xml:space="preserve">Aplicação: 2 ou 3 participantes, de preferência um paciente ou ex-paciente e um cuidador. Sessões individuais de 20 a 30 minutos, presenciais, com o app na v2 em celular ou navegador (390×844) e o usuário de teste já criado. Gravar só a tela e o áudio, com autorização. O moderador não ajuda: se a pessoa travar por mais de 2 minutos, registra falha e segue para a próxima tarefa.</w:t>
+        <w:t xml:space="preserve">Aplicação: 2 ou 3 participantes, de preferência um paciente ou ex-paciente e um cuidador. Sessões individuais de 20 a 30 minutos, presenciais, com o app na versão atual (v3) em celular ou navegador (390×844) e o usuário de teste já criado. Gravar só a tela e o áudio, com autorização. O moderador não ajuda: se a pessoa travar por mais de 2 minutos, registra falha e segue para a próxima tarefa.</w:t>
       </w:r>
     </w:p>
     <w:p>
@@ -24871,7 +29226,7 @@
                 <w:sz w:val="16"/>
                 <w:szCs w:val="16"/>
               </w:rPr>
-              <w:t xml:space="preserve">SOS → Contatos de emergência → expandir CVV/SAMU</w:t>
+              <w:t xml:space="preserve">Saúde Mental → botão de pânico (!) → Contatos de emergência → expandir CVV/SAMU</w:t>
             </w:r>
           </w:p>
         </w:tc>
@@ -24904,7 +29259,7 @@
                 <w:sz w:val="16"/>
                 <w:szCs w:val="16"/>
               </w:rPr>
-              <w:t xml:space="preserve">Chega aos contatos em até 30 s e identifica o número sem ajuda</w:t>
+              <w:t xml:space="preserve">Chega aos contatos em até 45 s e identifica o número sem ajuda (observar se reconhece o "!")</w:t>
             </w:r>
           </w:p>
         </w:tc>
@@ -25008,7 +29363,7 @@
                 <w:sz w:val="16"/>
                 <w:szCs w:val="16"/>
               </w:rPr>
-              <w:t xml:space="preserve">Oncologia → Lazer → Livros (Ver todos) → livro</w:t>
+              <w:t xml:space="preserve">Oncologia → Lazer → "Livros recomendados" (seta) → livro</w:t>
             </w:r>
           </w:p>
         </w:tc>
@@ -30611,7 +34966,7 @@
           <w:sz w:val="19"/>
           <w:szCs w:val="19"/>
         </w:rPr>
-        <w:t xml:space="preserve">Nenhuma tela sem saída: seta voltar visível em todas as telas internas (v1: branca no branco), e gates de login com "Continuar sem conta".</w:t>
+        <w:t xml:space="preserve">Nenhuma tela sem saída: seta voltar visível em todas as telas internas (v1: branca no branco), header opaco que nunca cobre o conteúdo, e barra de abas sempre visível, inclusive nos gates de login.</w:t>
       </w:r>
     </w:p>
     <w:p>
@@ -30647,7 +35002,7 @@
           <w:sz w:val="19"/>
           <w:szCs w:val="19"/>
         </w:rPr>
-        <w:t xml:space="preserve">Feedback ao toque em todo interativo (pressed com escala e cor). Toast confirma ações (login, salvar, excluir) sem bloquear.</w:t>
+        <w:t xml:space="preserve">Feedback ao toque em todo interativo: botões mudam de cor no pressed e linhas de lista mudam de fundo. Toast confirma ações (login, salvar, excluir) sem bloquear.</w:t>
       </w:r>
     </w:p>
     <w:p>
@@ -30695,7 +35050,7 @@
           <w:sz w:val="19"/>
           <w:szCs w:val="19"/>
         </w:rPr>
-        <w:t xml:space="preserve">Contraste verificado por script, não a olho: 13 de 15 pares reprovavam na v1; os 25 pares da v2 passam.</w:t>
+        <w:t xml:space="preserve">Contraste verificado por script, não a olho: 13 de 15 pares reprovavam na v1; os 25 pares de tokens passam na v2 e na v3, e as 6 combinações dos componentes restaurados também.</w:t>
       </w:r>
     </w:p>
     <w:p>
@@ -30802,6 +35157,24 @@
     </w:p>
     <w:p>
       <w:pPr>
+        <w:pStyle w:val="ListParagraph"/>
+        <w:numPr>
+          <w:ilvl w:val="0"/>
+          <w:numId w:val="2"/>
+        </w:numPr>
+        <w:spacing w:after="40"/>
+      </w:pPr>
+      <w:r>
+        <w:rPr>
+          <w:rFonts w:ascii="Calibri" w:cs="Calibri" w:eastAsia="Calibri" w:hAnsi="Calibri"/>
+          <w:sz w:val="19"/>
+          <w:szCs w:val="19"/>
+        </w:rPr>
+        <w:t xml:space="preserve">Duas iterações: a v2 corrigiu os problemas da avaliação; a revisão da v2 gerou a v3, que tirou excessos (cadeados, SOS global, cards com cara de botão) e preservou a identidade visual. O smoke test e os prints refeitos pegaram 4 regressões antes da entrega.</w:t>
+      </w:r>
+    </w:p>
+    <w:p>
+      <w:pPr>
         <w:pStyle w:val="Heading3"/>
         <w:keepNext/>
       </w:pPr>
@@ -30827,7 +35200,7 @@
           <w:sz w:val="19"/>
           <w:szCs w:val="19"/>
         </w:rPr>
-        <w:t xml:space="preserve">SOS a 1 toque de qualquer tela pública: em crise, profundidade de navegação é risco.</w:t>
+        <w:t xml:space="preserve">Botão de pânico em todas as telas de Saúde Mental: quem está em sofrimento emocional tende a estar nessa área, e a ajuda fica a 1 toque sem alarmar quem só lê sobre oncologia.</w:t>
       </w:r>
     </w:p>
     <w:p>
@@ -30845,7 +35218,25 @@
           <w:sz w:val="19"/>
           <w:szCs w:val="19"/>
         </w:rPr>
-        <w:t xml:space="preserve">Rótulos na linguagem do usuário ("Seus direitos", "Para cuidadores") e sinalização do que exige login antes do toque.</w:t>
+        <w:t xml:space="preserve">Rótulos na linguagem do usuário ("Seus direitos", "Para cuidadores"), e gates que explicam o benefício antes de pedir login.</w:t>
+      </w:r>
+    </w:p>
+    <w:p>
+      <w:pPr>
+        <w:pStyle w:val="ListParagraph"/>
+        <w:numPr>
+          <w:ilvl w:val="0"/>
+          <w:numId w:val="2"/>
+        </w:numPr>
+        <w:spacing w:after="40"/>
+      </w:pPr>
+      <w:r>
+        <w:rPr>
+          <w:rFonts w:ascii="Calibri" w:cs="Calibri" w:eastAsia="Calibri" w:hAnsi="Calibri"/>
+          <w:sz w:val="19"/>
+          <w:szCs w:val="19"/>
+        </w:rPr>
+        <w:t xml:space="preserve">Navegação (linhas de lista com chevron) visualmente separada de ação (botões).</w:t>
       </w:r>
     </w:p>
     <w:p>
@@ -31379,7 +35770,7 @@
                 <w:sz w:val="15"/>
                 <w:szCs w:val="15"/>
               </w:rPr>
-              <w:t xml:space="preserve">useAsyncResource.ts; States.tsx; prints 17–22; painel de simulação</w:t>
+              <w:t xml:space="preserve">useAsyncResource.ts; States.tsx; prints 17–22 e 24; painel de simulação</w:t>
             </w:r>
           </w:p>
         </w:tc>
@@ -31483,7 +35874,7 @@
                 <w:sz w:val="15"/>
                 <w:szCs w:val="15"/>
               </w:rPr>
-              <w:t xml:space="preserve">scripts/smoke-flow.mjs: 8/8 passos no Expo Web, sem erros de página; bundle Android exportado sem erro; P02, P04, P14 e P21 corrigidos</w:t>
+              <w:t xml:space="preserve">scripts/smoke-flow.mjs na v3: 8/8 passos no Expo Web, sem erros de página; P02, P04, P14 e P21 corrigidos</w:t>
             </w:r>
           </w:p>
         </w:tc>
@@ -31587,7 +35978,7 @@
                 <w:sz w:val="15"/>
                 <w:szCs w:val="15"/>
               </w:rPr>
-              <w:t xml:space="preserve">tokens.ts; check-contrast.ts (25/25); seção 2</w:t>
+              <w:t xml:space="preserve">tokens.ts; check-contrast.ts (25/25 na v3) + 6 combinações dos componentes restaurados; seção 2</w:t>
             </w:r>
           </w:p>
         </w:tc>
@@ -31691,7 +36082,7 @@
                 <w:sz w:val="15"/>
                 <w:szCs w:val="15"/>
               </w:rPr>
-              <w:t xml:space="preserve">Montserrat carregada; escala de 8; check-hardcoded.ts (0 ocorrências)</w:t>
+              <w:t xml:space="preserve">Montserrat carregada; escala de 8; check-hardcoded.ts: 0 ocorrências na v2, 49 na v3 restritas aos componentes restaurados (PD-02)</w:t>
             </w:r>
           </w:p>
         </w:tc>
@@ -32107,7 +36498,7 @@
                 <w:sz w:val="15"/>
                 <w:szCs w:val="15"/>
               </w:rPr>
-              <w:t xml:space="preserve">Seção 5; commits v1 → v2 (tags ux-av2-v1 / ux-av2-v2)</w:t>
+              <w:t xml:space="preserve">Seção 5 (v1 → v2), 5.1 (Iteração 2, v2 → v3) e 5.2 (pendências); tags ux-av2-v1, v2 e v3</w:t>
             </w:r>
           </w:p>
         </w:tc>
@@ -32211,7 +36602,7 @@
                 <w:sz w:val="15"/>
                 <w:szCs w:val="15"/>
               </w:rPr>
-              <w:t xml:space="preserve">Seção 3 (sitemap, rótulos, profundidade do SOS)</w:t>
+              <w:t xml:space="preserve">Seção 3 (sitemap, rótulos, posição do botão de pânico)</w:t>
             </w:r>
           </w:p>
         </w:tc>
@@ -32348,7 +36739,7 @@
           <w:sz w:val="19"/>
           <w:szCs w:val="19"/>
         </w:rPr>
-        <w:t xml:space="preserve">Capturados automaticamente (apps/mobile/scripts/capture-screens.mjs, Expo Web + Playwright, 390×844). No web, o fundo das telas sai cinza claro em vez do gradiente lilás do app nativo.</w:t>
+        <w:t xml:space="preserve">Capturados automaticamente (apps/mobile/scripts/capture-screens.mjs, Expo Web + Playwright, 390×844). "Antes" é a v1 e "depois" é a versão atual (v3). No web, o fundo das telas sai cinza claro em vez do gradiente lilás do app nativo.</w:t>
       </w:r>
     </w:p>
     <w:tbl>
@@ -34286,7 +38677,994 @@
         <w:rPr>
           <w:rFonts w:ascii="Calibri" w:cs="Calibri" w:eastAsia="Calibri" w:hAnsi="Calibri"/>
         </w:rPr>
-        <w:t xml:space="preserve">Estados de interface e novas telas (v2) · evidências de falha da v1</w:t>
+        <w:t xml:space="preserve">Iteração 2: v2 → v3</w:t>
+      </w:r>
+    </w:p>
+    <w:tbl>
+      <w:tblPr>
+        <w:tblW w:type="dxa" w:w="10204"/>
+        <w:tblBorders>
+          <w:top w:val="single" w:color="auto" w:sz="4"/>
+          <w:left w:val="single" w:color="auto" w:sz="4"/>
+          <w:bottom w:val="single" w:color="auto" w:sz="4"/>
+          <w:right w:val="single" w:color="auto" w:sz="4"/>
+          <w:insideH w:val="single" w:color="auto" w:sz="4"/>
+          <w:insideV w:val="single" w:color="auto" w:sz="4"/>
+        </w:tblBorders>
+      </w:tblPr>
+      <w:tblGrid>
+        <w:gridCol w:w="2551"/>
+        <w:gridCol w:w="2551"/>
+        <w:gridCol w:w="2551"/>
+        <w:gridCol w:w="2551"/>
+      </w:tblGrid>
+      <w:tr>
+        <w:trPr>
+          <w:cantSplit/>
+        </w:trPr>
+        <w:tc>
+          <w:tcPr>
+            <w:tcW w:type="dxa" w:w="2551"/>
+            <w:tcBorders>
+              <w:top w:val="none" w:color="FFFFFF" w:sz="0"/>
+              <w:left w:val="none" w:color="FFFFFF" w:sz="0"/>
+              <w:bottom w:val="none" w:color="FFFFFF" w:sz="0"/>
+              <w:right w:val="none" w:color="FFFFFF" w:sz="0"/>
+            </w:tcBorders>
+            <w:tcMar>
+              <w:top w:type="dxa" w:w="40"/>
+              <w:left w:type="dxa" w:w="40"/>
+              <w:bottom w:type="dxa" w:w="60"/>
+              <w:right w:type="dxa" w:w="40"/>
+            </w:tcMar>
+          </w:tcPr>
+          <w:p>
+            <w:pPr>
+              <w:spacing w:after="20"/>
+              <w:jc w:val="center"/>
+            </w:pPr>
+            <w:r>
+              <w:drawing>
+                <wp:inline distT="0" distB="0" distL="0" distR="0">
+                  <wp:extent cx="1257300" cy="2724150"/>
+                  <wp:effectExtent t="0" r="0" b="0" l="0"/>
+                  <wp:docPr id="25" name="" descr="" title=""/>
+                  <wp:cNvGraphicFramePr>
+                    <a:graphicFrameLocks xmlns:a="http://schemas.openxmlformats.org/drawingml/2006/main" noChangeAspect="1"/>
+                  </wp:cNvGraphicFramePr>
+                  <a:graphic xmlns:a="http://schemas.openxmlformats.org/drawingml/2006/main">
+                    <a:graphicData uri="http://schemas.openxmlformats.org/drawingml/2006/picture">
+                      <pic:pic xmlns:pic="http://schemas.openxmlformats.org/drawingml/2006/picture">
+                        <pic:nvPicPr>
+                          <pic:cNvPr id="0" name="" descr=""/>
+                          <pic:cNvPicPr>
+                            <a:picLocks noChangeAspect="1" noChangeArrowheads="1"/>
+                          </pic:cNvPicPr>
+                        </pic:nvPicPr>
+                        <pic:blipFill>
+                          <a:blip r:embed="rId32" cstate="none"/>
+                          <a:srcRect/>
+                          <a:stretch>
+                            <a:fillRect/>
+                          </a:stretch>
+                        </pic:blipFill>
+                        <pic:spPr bwMode="auto">
+                          <a:xfrm>
+                            <a:off x="0" y="0"/>
+                            <a:ext cx="1257300" cy="2724150"/>
+                          </a:xfrm>
+                          <a:prstGeom prst="rect">
+                            <a:avLst/>
+                          </a:prstGeom>
+                        </pic:spPr>
+                      </pic:pic>
+                    </a:graphicData>
+                  </a:graphic>
+                </wp:inline>
+              </w:drawing>
+            </w:r>
+          </w:p>
+          <w:p>
+            <w:pPr>
+              <w:spacing w:after="0"/>
+              <w:jc w:val="center"/>
+            </w:pPr>
+            <w:r>
+              <w:rPr>
+                <w:rFonts w:ascii="Calibri" w:cs="Calibri" w:eastAsia="Calibri" w:hAnsi="Calibri"/>
+                <w:color w:val="575760"/>
+                <w:sz w:val="15"/>
+                <w:szCs w:val="15"/>
+              </w:rPr>
+              <w:t xml:space="preserve">Início: v2</w:t>
+            </w:r>
+          </w:p>
+        </w:tc>
+        <w:tc>
+          <w:tcPr>
+            <w:tcW w:type="dxa" w:w="2551"/>
+            <w:tcBorders>
+              <w:top w:val="none" w:color="FFFFFF" w:sz="0"/>
+              <w:left w:val="none" w:color="FFFFFF" w:sz="0"/>
+              <w:bottom w:val="none" w:color="FFFFFF" w:sz="0"/>
+              <w:right w:val="none" w:color="FFFFFF" w:sz="0"/>
+            </w:tcBorders>
+            <w:tcMar>
+              <w:top w:type="dxa" w:w="40"/>
+              <w:left w:type="dxa" w:w="40"/>
+              <w:bottom w:type="dxa" w:w="60"/>
+              <w:right w:type="dxa" w:w="40"/>
+            </w:tcMar>
+          </w:tcPr>
+          <w:p>
+            <w:pPr>
+              <w:spacing w:after="20"/>
+              <w:jc w:val="center"/>
+            </w:pPr>
+            <w:r>
+              <w:drawing>
+                <wp:inline distT="0" distB="0" distL="0" distR="0">
+                  <wp:extent cx="1257300" cy="2724150"/>
+                  <wp:effectExtent t="0" r="0" b="0" l="0"/>
+                  <wp:docPr id="26" name="" descr="" title=""/>
+                  <wp:cNvGraphicFramePr>
+                    <a:graphicFrameLocks xmlns:a="http://schemas.openxmlformats.org/drawingml/2006/main" noChangeAspect="1"/>
+                  </wp:cNvGraphicFramePr>
+                  <a:graphic xmlns:a="http://schemas.openxmlformats.org/drawingml/2006/main">
+                    <a:graphicData uri="http://schemas.openxmlformats.org/drawingml/2006/picture">
+                      <pic:pic xmlns:pic="http://schemas.openxmlformats.org/drawingml/2006/picture">
+                        <pic:nvPicPr>
+                          <pic:cNvPr id="0" name="" descr=""/>
+                          <pic:cNvPicPr>
+                            <a:picLocks noChangeAspect="1" noChangeArrowheads="1"/>
+                          </pic:cNvPicPr>
+                        </pic:nvPicPr>
+                        <pic:blipFill>
+                          <a:blip r:embed="rId13" cstate="none"/>
+                          <a:srcRect/>
+                          <a:stretch>
+                            <a:fillRect/>
+                          </a:stretch>
+                        </pic:blipFill>
+                        <pic:spPr bwMode="auto">
+                          <a:xfrm>
+                            <a:off x="0" y="0"/>
+                            <a:ext cx="1257300" cy="2724150"/>
+                          </a:xfrm>
+                          <a:prstGeom prst="rect">
+                            <a:avLst/>
+                          </a:prstGeom>
+                        </pic:spPr>
+                      </pic:pic>
+                    </a:graphicData>
+                  </a:graphic>
+                </wp:inline>
+              </w:drawing>
+            </w:r>
+          </w:p>
+          <w:p>
+            <w:pPr>
+              <w:spacing w:after="0"/>
+              <w:jc w:val="center"/>
+            </w:pPr>
+            <w:r>
+              <w:rPr>
+                <w:rFonts w:ascii="Calibri" w:cs="Calibri" w:eastAsia="Calibri" w:hAnsi="Calibri"/>
+                <w:color w:val="575760"/>
+                <w:sz w:val="15"/>
+                <w:szCs w:val="15"/>
+              </w:rPr>
+              <w:t xml:space="preserve">Início: v3</w:t>
+            </w:r>
+          </w:p>
+        </w:tc>
+        <w:tc>
+          <w:tcPr>
+            <w:tcW w:type="dxa" w:w="2551"/>
+            <w:tcBorders>
+              <w:top w:val="none" w:color="FFFFFF" w:sz="0"/>
+              <w:left w:val="none" w:color="FFFFFF" w:sz="0"/>
+              <w:bottom w:val="none" w:color="FFFFFF" w:sz="0"/>
+              <w:right w:val="none" w:color="FFFFFF" w:sz="0"/>
+            </w:tcBorders>
+            <w:tcMar>
+              <w:top w:type="dxa" w:w="40"/>
+              <w:left w:type="dxa" w:w="40"/>
+              <w:bottom w:type="dxa" w:w="60"/>
+              <w:right w:type="dxa" w:w="40"/>
+            </w:tcMar>
+          </w:tcPr>
+          <w:p>
+            <w:pPr>
+              <w:spacing w:after="20"/>
+              <w:jc w:val="center"/>
+            </w:pPr>
+            <w:r>
+              <w:drawing>
+                <wp:inline distT="0" distB="0" distL="0" distR="0">
+                  <wp:extent cx="1257300" cy="2724150"/>
+                  <wp:effectExtent t="0" r="0" b="0" l="0"/>
+                  <wp:docPr id="27" name="" descr="" title=""/>
+                  <wp:cNvGraphicFramePr>
+                    <a:graphicFrameLocks xmlns:a="http://schemas.openxmlformats.org/drawingml/2006/main" noChangeAspect="1"/>
+                  </wp:cNvGraphicFramePr>
+                  <a:graphic xmlns:a="http://schemas.openxmlformats.org/drawingml/2006/main">
+                    <a:graphicData uri="http://schemas.openxmlformats.org/drawingml/2006/picture">
+                      <pic:pic xmlns:pic="http://schemas.openxmlformats.org/drawingml/2006/picture">
+                        <pic:nvPicPr>
+                          <pic:cNvPr id="0" name="" descr=""/>
+                          <pic:cNvPicPr>
+                            <a:picLocks noChangeAspect="1" noChangeArrowheads="1"/>
+                          </pic:cNvPicPr>
+                        </pic:nvPicPr>
+                        <pic:blipFill>
+                          <a:blip r:embed="rId33" cstate="none"/>
+                          <a:srcRect/>
+                          <a:stretch>
+                            <a:fillRect/>
+                          </a:stretch>
+                        </pic:blipFill>
+                        <pic:spPr bwMode="auto">
+                          <a:xfrm>
+                            <a:off x="0" y="0"/>
+                            <a:ext cx="1257300" cy="2724150"/>
+                          </a:xfrm>
+                          <a:prstGeom prst="rect">
+                            <a:avLst/>
+                          </a:prstGeom>
+                        </pic:spPr>
+                      </pic:pic>
+                    </a:graphicData>
+                  </a:graphic>
+                </wp:inline>
+              </w:drawing>
+            </w:r>
+          </w:p>
+          <w:p>
+            <w:pPr>
+              <w:spacing w:after="0"/>
+              <w:jc w:val="center"/>
+            </w:pPr>
+            <w:r>
+              <w:rPr>
+                <w:rFonts w:ascii="Calibri" w:cs="Calibri" w:eastAsia="Calibri" w:hAnsi="Calibri"/>
+                <w:color w:val="575760"/>
+                <w:sz w:val="15"/>
+                <w:szCs w:val="15"/>
+              </w:rPr>
+              <w:t xml:space="preserve">Oncologia: v2</w:t>
+            </w:r>
+          </w:p>
+        </w:tc>
+        <w:tc>
+          <w:tcPr>
+            <w:tcW w:type="dxa" w:w="2551"/>
+            <w:tcBorders>
+              <w:top w:val="none" w:color="FFFFFF" w:sz="0"/>
+              <w:left w:val="none" w:color="FFFFFF" w:sz="0"/>
+              <w:bottom w:val="none" w:color="FFFFFF" w:sz="0"/>
+              <w:right w:val="none" w:color="FFFFFF" w:sz="0"/>
+            </w:tcBorders>
+            <w:tcMar>
+              <w:top w:type="dxa" w:w="40"/>
+              <w:left w:type="dxa" w:w="40"/>
+              <w:bottom w:type="dxa" w:w="60"/>
+              <w:right w:type="dxa" w:w="40"/>
+            </w:tcMar>
+          </w:tcPr>
+          <w:p>
+            <w:pPr>
+              <w:spacing w:after="20"/>
+              <w:jc w:val="center"/>
+            </w:pPr>
+            <w:r>
+              <w:drawing>
+                <wp:inline distT="0" distB="0" distL="0" distR="0">
+                  <wp:extent cx="1257300" cy="2724150"/>
+                  <wp:effectExtent t="0" r="0" b="0" l="0"/>
+                  <wp:docPr id="28" name="" descr="" title=""/>
+                  <wp:cNvGraphicFramePr>
+                    <a:graphicFrameLocks xmlns:a="http://schemas.openxmlformats.org/drawingml/2006/main" noChangeAspect="1"/>
+                  </wp:cNvGraphicFramePr>
+                  <a:graphic xmlns:a="http://schemas.openxmlformats.org/drawingml/2006/main">
+                    <a:graphicData uri="http://schemas.openxmlformats.org/drawingml/2006/picture">
+                      <pic:pic xmlns:pic="http://schemas.openxmlformats.org/drawingml/2006/picture">
+                        <pic:nvPicPr>
+                          <pic:cNvPr id="0" name="" descr=""/>
+                          <pic:cNvPicPr>
+                            <a:picLocks noChangeAspect="1" noChangeArrowheads="1"/>
+                          </pic:cNvPicPr>
+                        </pic:nvPicPr>
+                        <pic:blipFill>
+                          <a:blip r:embed="rId15" cstate="none"/>
+                          <a:srcRect/>
+                          <a:stretch>
+                            <a:fillRect/>
+                          </a:stretch>
+                        </pic:blipFill>
+                        <pic:spPr bwMode="auto">
+                          <a:xfrm>
+                            <a:off x="0" y="0"/>
+                            <a:ext cx="1257300" cy="2724150"/>
+                          </a:xfrm>
+                          <a:prstGeom prst="rect">
+                            <a:avLst/>
+                          </a:prstGeom>
+                        </pic:spPr>
+                      </pic:pic>
+                    </a:graphicData>
+                  </a:graphic>
+                </wp:inline>
+              </w:drawing>
+            </w:r>
+          </w:p>
+          <w:p>
+            <w:pPr>
+              <w:spacing w:after="0"/>
+              <w:jc w:val="center"/>
+            </w:pPr>
+            <w:r>
+              <w:rPr>
+                <w:rFonts w:ascii="Calibri" w:cs="Calibri" w:eastAsia="Calibri" w:hAnsi="Calibri"/>
+                <w:color w:val="575760"/>
+                <w:sz w:val="15"/>
+                <w:szCs w:val="15"/>
+              </w:rPr>
+              <w:t xml:space="preserve">Oncologia: v3</w:t>
+            </w:r>
+          </w:p>
+        </w:tc>
+      </w:tr>
+      <w:tr>
+        <w:trPr>
+          <w:cantSplit/>
+        </w:trPr>
+        <w:tc>
+          <w:tcPr>
+            <w:tcW w:type="dxa" w:w="2551"/>
+            <w:tcBorders>
+              <w:top w:val="none" w:color="FFFFFF" w:sz="0"/>
+              <w:left w:val="none" w:color="FFFFFF" w:sz="0"/>
+              <w:bottom w:val="none" w:color="FFFFFF" w:sz="0"/>
+              <w:right w:val="none" w:color="FFFFFF" w:sz="0"/>
+            </w:tcBorders>
+            <w:tcMar>
+              <w:top w:type="dxa" w:w="40"/>
+              <w:left w:type="dxa" w:w="40"/>
+              <w:bottom w:type="dxa" w:w="60"/>
+              <w:right w:type="dxa" w:w="40"/>
+            </w:tcMar>
+          </w:tcPr>
+          <w:p>
+            <w:pPr>
+              <w:spacing w:after="20"/>
+              <w:jc w:val="center"/>
+            </w:pPr>
+            <w:r>
+              <w:drawing>
+                <wp:inline distT="0" distB="0" distL="0" distR="0">
+                  <wp:extent cx="1257300" cy="2724150"/>
+                  <wp:effectExtent t="0" r="0" b="0" l="0"/>
+                  <wp:docPr id="29" name="" descr="" title=""/>
+                  <wp:cNvGraphicFramePr>
+                    <a:graphicFrameLocks xmlns:a="http://schemas.openxmlformats.org/drawingml/2006/main" noChangeAspect="1"/>
+                  </wp:cNvGraphicFramePr>
+                  <a:graphic xmlns:a="http://schemas.openxmlformats.org/drawingml/2006/main">
+                    <a:graphicData uri="http://schemas.openxmlformats.org/drawingml/2006/picture">
+                      <pic:pic xmlns:pic="http://schemas.openxmlformats.org/drawingml/2006/picture">
+                        <pic:nvPicPr>
+                          <pic:cNvPr id="0" name="" descr=""/>
+                          <pic:cNvPicPr>
+                            <a:picLocks noChangeAspect="1" noChangeArrowheads="1"/>
+                          </pic:cNvPicPr>
+                        </pic:nvPicPr>
+                        <pic:blipFill>
+                          <a:blip r:embed="rId34" cstate="none"/>
+                          <a:srcRect/>
+                          <a:stretch>
+                            <a:fillRect/>
+                          </a:stretch>
+                        </pic:blipFill>
+                        <pic:spPr bwMode="auto">
+                          <a:xfrm>
+                            <a:off x="0" y="0"/>
+                            <a:ext cx="1257300" cy="2724150"/>
+                          </a:xfrm>
+                          <a:prstGeom prst="rect">
+                            <a:avLst/>
+                          </a:prstGeom>
+                        </pic:spPr>
+                      </pic:pic>
+                    </a:graphicData>
+                  </a:graphic>
+                </wp:inline>
+              </w:drawing>
+            </w:r>
+          </w:p>
+          <w:p>
+            <w:pPr>
+              <w:spacing w:after="0"/>
+              <w:jc w:val="center"/>
+            </w:pPr>
+            <w:r>
+              <w:rPr>
+                <w:rFonts w:ascii="Calibri" w:cs="Calibri" w:eastAsia="Calibri" w:hAnsi="Calibri"/>
+                <w:color w:val="575760"/>
+                <w:sz w:val="15"/>
+                <w:szCs w:val="15"/>
+              </w:rPr>
+              <w:t xml:space="preserve">Lazer: v2</w:t>
+            </w:r>
+          </w:p>
+        </w:tc>
+        <w:tc>
+          <w:tcPr>
+            <w:tcW w:type="dxa" w:w="2551"/>
+            <w:tcBorders>
+              <w:top w:val="none" w:color="FFFFFF" w:sz="0"/>
+              <w:left w:val="none" w:color="FFFFFF" w:sz="0"/>
+              <w:bottom w:val="none" w:color="FFFFFF" w:sz="0"/>
+              <w:right w:val="none" w:color="FFFFFF" w:sz="0"/>
+            </w:tcBorders>
+            <w:tcMar>
+              <w:top w:type="dxa" w:w="40"/>
+              <w:left w:type="dxa" w:w="40"/>
+              <w:bottom w:type="dxa" w:w="60"/>
+              <w:right w:type="dxa" w:w="40"/>
+            </w:tcMar>
+          </w:tcPr>
+          <w:p>
+            <w:pPr>
+              <w:spacing w:after="20"/>
+              <w:jc w:val="center"/>
+            </w:pPr>
+            <w:r>
+              <w:drawing>
+                <wp:inline distT="0" distB="0" distL="0" distR="0">
+                  <wp:extent cx="1257300" cy="2724150"/>
+                  <wp:effectExtent t="0" r="0" b="0" l="0"/>
+                  <wp:docPr id="30" name="" descr="" title=""/>
+                  <wp:cNvGraphicFramePr>
+                    <a:graphicFrameLocks xmlns:a="http://schemas.openxmlformats.org/drawingml/2006/main" noChangeAspect="1"/>
+                  </wp:cNvGraphicFramePr>
+                  <a:graphic xmlns:a="http://schemas.openxmlformats.org/drawingml/2006/main">
+                    <a:graphicData uri="http://schemas.openxmlformats.org/drawingml/2006/picture">
+                      <pic:pic xmlns:pic="http://schemas.openxmlformats.org/drawingml/2006/picture">
+                        <pic:nvPicPr>
+                          <pic:cNvPr id="0" name="" descr=""/>
+                          <pic:cNvPicPr>
+                            <a:picLocks noChangeAspect="1" noChangeArrowheads="1"/>
+                          </pic:cNvPicPr>
+                        </pic:nvPicPr>
+                        <pic:blipFill>
+                          <a:blip r:embed="rId17" cstate="none"/>
+                          <a:srcRect/>
+                          <a:stretch>
+                            <a:fillRect/>
+                          </a:stretch>
+                        </pic:blipFill>
+                        <pic:spPr bwMode="auto">
+                          <a:xfrm>
+                            <a:off x="0" y="0"/>
+                            <a:ext cx="1257300" cy="2724150"/>
+                          </a:xfrm>
+                          <a:prstGeom prst="rect">
+                            <a:avLst/>
+                          </a:prstGeom>
+                        </pic:spPr>
+                      </pic:pic>
+                    </a:graphicData>
+                  </a:graphic>
+                </wp:inline>
+              </w:drawing>
+            </w:r>
+          </w:p>
+          <w:p>
+            <w:pPr>
+              <w:spacing w:after="0"/>
+              <w:jc w:val="center"/>
+            </w:pPr>
+            <w:r>
+              <w:rPr>
+                <w:rFonts w:ascii="Calibri" w:cs="Calibri" w:eastAsia="Calibri" w:hAnsi="Calibri"/>
+                <w:color w:val="575760"/>
+                <w:sz w:val="15"/>
+                <w:szCs w:val="15"/>
+              </w:rPr>
+              <w:t xml:space="preserve">Lazer: v3</w:t>
+            </w:r>
+          </w:p>
+        </w:tc>
+        <w:tc>
+          <w:tcPr>
+            <w:tcW w:type="dxa" w:w="2551"/>
+            <w:tcBorders>
+              <w:top w:val="none" w:color="FFFFFF" w:sz="0"/>
+              <w:left w:val="none" w:color="FFFFFF" w:sz="0"/>
+              <w:bottom w:val="none" w:color="FFFFFF" w:sz="0"/>
+              <w:right w:val="none" w:color="FFFFFF" w:sz="0"/>
+            </w:tcBorders>
+            <w:tcMar>
+              <w:top w:type="dxa" w:w="40"/>
+              <w:left w:type="dxa" w:w="40"/>
+              <w:bottom w:type="dxa" w:w="60"/>
+              <w:right w:type="dxa" w:w="40"/>
+            </w:tcMar>
+          </w:tcPr>
+          <w:p>
+            <w:pPr>
+              <w:spacing w:after="20"/>
+              <w:jc w:val="center"/>
+            </w:pPr>
+            <w:r>
+              <w:drawing>
+                <wp:inline distT="0" distB="0" distL="0" distR="0">
+                  <wp:extent cx="1257300" cy="2724150"/>
+                  <wp:effectExtent t="0" r="0" b="0" l="0"/>
+                  <wp:docPr id="31" name="" descr="" title=""/>
+                  <wp:cNvGraphicFramePr>
+                    <a:graphicFrameLocks xmlns:a="http://schemas.openxmlformats.org/drawingml/2006/main" noChangeAspect="1"/>
+                  </wp:cNvGraphicFramePr>
+                  <a:graphic xmlns:a="http://schemas.openxmlformats.org/drawingml/2006/main">
+                    <a:graphicData uri="http://schemas.openxmlformats.org/drawingml/2006/picture">
+                      <pic:pic xmlns:pic="http://schemas.openxmlformats.org/drawingml/2006/picture">
+                        <pic:nvPicPr>
+                          <pic:cNvPr id="0" name="" descr=""/>
+                          <pic:cNvPicPr>
+                            <a:picLocks noChangeAspect="1" noChangeArrowheads="1"/>
+                          </pic:cNvPicPr>
+                        </pic:nvPicPr>
+                        <pic:blipFill>
+                          <a:blip r:embed="rId35" cstate="none"/>
+                          <a:srcRect/>
+                          <a:stretch>
+                            <a:fillRect/>
+                          </a:stretch>
+                        </pic:blipFill>
+                        <pic:spPr bwMode="auto">
+                          <a:xfrm>
+                            <a:off x="0" y="0"/>
+                            <a:ext cx="1257300" cy="2724150"/>
+                          </a:xfrm>
+                          <a:prstGeom prst="rect">
+                            <a:avLst/>
+                          </a:prstGeom>
+                        </pic:spPr>
+                      </pic:pic>
+                    </a:graphicData>
+                  </a:graphic>
+                </wp:inline>
+              </w:drawing>
+            </w:r>
+          </w:p>
+          <w:p>
+            <w:pPr>
+              <w:spacing w:after="0"/>
+              <w:jc w:val="center"/>
+            </w:pPr>
+            <w:r>
+              <w:rPr>
+                <w:rFonts w:ascii="Calibri" w:cs="Calibri" w:eastAsia="Calibri" w:hAnsi="Calibri"/>
+                <w:color w:val="575760"/>
+                <w:sz w:val="15"/>
+                <w:szCs w:val="15"/>
+              </w:rPr>
+              <w:t xml:space="preserve">Saúde Mental: v2</w:t>
+            </w:r>
+          </w:p>
+        </w:tc>
+        <w:tc>
+          <w:tcPr>
+            <w:tcW w:type="dxa" w:w="2551"/>
+            <w:tcBorders>
+              <w:top w:val="none" w:color="FFFFFF" w:sz="0"/>
+              <w:left w:val="none" w:color="FFFFFF" w:sz="0"/>
+              <w:bottom w:val="none" w:color="FFFFFF" w:sz="0"/>
+              <w:right w:val="none" w:color="FFFFFF" w:sz="0"/>
+            </w:tcBorders>
+            <w:tcMar>
+              <w:top w:type="dxa" w:w="40"/>
+              <w:left w:type="dxa" w:w="40"/>
+              <w:bottom w:type="dxa" w:w="60"/>
+              <w:right w:type="dxa" w:w="40"/>
+            </w:tcMar>
+          </w:tcPr>
+          <w:p>
+            <w:pPr>
+              <w:spacing w:after="20"/>
+              <w:jc w:val="center"/>
+            </w:pPr>
+            <w:r>
+              <w:drawing>
+                <wp:inline distT="0" distB="0" distL="0" distR="0">
+                  <wp:extent cx="1257300" cy="2724150"/>
+                  <wp:effectExtent t="0" r="0" b="0" l="0"/>
+                  <wp:docPr id="32" name="" descr="" title=""/>
+                  <wp:cNvGraphicFramePr>
+                    <a:graphicFrameLocks xmlns:a="http://schemas.openxmlformats.org/drawingml/2006/main" noChangeAspect="1"/>
+                  </wp:cNvGraphicFramePr>
+                  <a:graphic xmlns:a="http://schemas.openxmlformats.org/drawingml/2006/main">
+                    <a:graphicData uri="http://schemas.openxmlformats.org/drawingml/2006/picture">
+                      <pic:pic xmlns:pic="http://schemas.openxmlformats.org/drawingml/2006/picture">
+                        <pic:nvPicPr>
+                          <pic:cNvPr id="0" name="" descr=""/>
+                          <pic:cNvPicPr>
+                            <a:picLocks noChangeAspect="1" noChangeArrowheads="1"/>
+                          </pic:cNvPicPr>
+                        </pic:nvPicPr>
+                        <pic:blipFill>
+                          <a:blip r:embed="rId19" cstate="none"/>
+                          <a:srcRect/>
+                          <a:stretch>
+                            <a:fillRect/>
+                          </a:stretch>
+                        </pic:blipFill>
+                        <pic:spPr bwMode="auto">
+                          <a:xfrm>
+                            <a:off x="0" y="0"/>
+                            <a:ext cx="1257300" cy="2724150"/>
+                          </a:xfrm>
+                          <a:prstGeom prst="rect">
+                            <a:avLst/>
+                          </a:prstGeom>
+                        </pic:spPr>
+                      </pic:pic>
+                    </a:graphicData>
+                  </a:graphic>
+                </wp:inline>
+              </w:drawing>
+            </w:r>
+          </w:p>
+          <w:p>
+            <w:pPr>
+              <w:spacing w:after="0"/>
+              <w:jc w:val="center"/>
+            </w:pPr>
+            <w:r>
+              <w:rPr>
+                <w:rFonts w:ascii="Calibri" w:cs="Calibri" w:eastAsia="Calibri" w:hAnsi="Calibri"/>
+                <w:color w:val="575760"/>
+                <w:sz w:val="15"/>
+                <w:szCs w:val="15"/>
+              </w:rPr>
+              <w:t xml:space="preserve">Saúde Mental: v3</w:t>
+            </w:r>
+          </w:p>
+        </w:tc>
+      </w:tr>
+      <w:tr>
+        <w:trPr>
+          <w:cantSplit/>
+        </w:trPr>
+        <w:tc>
+          <w:tcPr>
+            <w:tcW w:type="dxa" w:w="2551"/>
+            <w:tcBorders>
+              <w:top w:val="none" w:color="FFFFFF" w:sz="0"/>
+              <w:left w:val="none" w:color="FFFFFF" w:sz="0"/>
+              <w:bottom w:val="none" w:color="FFFFFF" w:sz="0"/>
+              <w:right w:val="none" w:color="FFFFFF" w:sz="0"/>
+            </w:tcBorders>
+            <w:tcMar>
+              <w:top w:type="dxa" w:w="40"/>
+              <w:left w:type="dxa" w:w="40"/>
+              <w:bottom w:type="dxa" w:w="60"/>
+              <w:right w:type="dxa" w:w="40"/>
+            </w:tcMar>
+          </w:tcPr>
+          <w:p>
+            <w:pPr>
+              <w:spacing w:after="20"/>
+              <w:jc w:val="center"/>
+            </w:pPr>
+            <w:r>
+              <w:drawing>
+                <wp:inline distT="0" distB="0" distL="0" distR="0">
+                  <wp:extent cx="1257300" cy="2724150"/>
+                  <wp:effectExtent t="0" r="0" b="0" l="0"/>
+                  <wp:docPr id="33" name="" descr="" title=""/>
+                  <wp:cNvGraphicFramePr>
+                    <a:graphicFrameLocks xmlns:a="http://schemas.openxmlformats.org/drawingml/2006/main" noChangeAspect="1"/>
+                  </wp:cNvGraphicFramePr>
+                  <a:graphic xmlns:a="http://schemas.openxmlformats.org/drawingml/2006/main">
+                    <a:graphicData uri="http://schemas.openxmlformats.org/drawingml/2006/picture">
+                      <pic:pic xmlns:pic="http://schemas.openxmlformats.org/drawingml/2006/picture">
+                        <pic:nvPicPr>
+                          <pic:cNvPr id="0" name="" descr=""/>
+                          <pic:cNvPicPr>
+                            <a:picLocks noChangeAspect="1" noChangeArrowheads="1"/>
+                          </pic:cNvPicPr>
+                        </pic:nvPicPr>
+                        <pic:blipFill>
+                          <a:blip r:embed="rId36" cstate="none"/>
+                          <a:srcRect/>
+                          <a:stretch>
+                            <a:fillRect/>
+                          </a:stretch>
+                        </pic:blipFill>
+                        <pic:spPr bwMode="auto">
+                          <a:xfrm>
+                            <a:off x="0" y="0"/>
+                            <a:ext cx="1257300" cy="2724150"/>
+                          </a:xfrm>
+                          <a:prstGeom prst="rect">
+                            <a:avLst/>
+                          </a:prstGeom>
+                        </pic:spPr>
+                      </pic:pic>
+                    </a:graphicData>
+                  </a:graphic>
+                </wp:inline>
+              </w:drawing>
+            </w:r>
+          </w:p>
+          <w:p>
+            <w:pPr>
+              <w:spacing w:after="0"/>
+              <w:jc w:val="center"/>
+            </w:pPr>
+            <w:r>
+              <w:rPr>
+                <w:rFonts w:ascii="Calibri" w:cs="Calibri" w:eastAsia="Calibri" w:hAnsi="Calibri"/>
+                <w:color w:val="575760"/>
+                <w:sz w:val="15"/>
+                <w:szCs w:val="15"/>
+              </w:rPr>
+              <w:t xml:space="preserve">Mascote sem login: v2</w:t>
+            </w:r>
+          </w:p>
+        </w:tc>
+        <w:tc>
+          <w:tcPr>
+            <w:tcW w:type="dxa" w:w="2551"/>
+            <w:tcBorders>
+              <w:top w:val="none" w:color="FFFFFF" w:sz="0"/>
+              <w:left w:val="none" w:color="FFFFFF" w:sz="0"/>
+              <w:bottom w:val="none" w:color="FFFFFF" w:sz="0"/>
+              <w:right w:val="none" w:color="FFFFFF" w:sz="0"/>
+            </w:tcBorders>
+            <w:tcMar>
+              <w:top w:type="dxa" w:w="40"/>
+              <w:left w:type="dxa" w:w="40"/>
+              <w:bottom w:type="dxa" w:w="60"/>
+              <w:right w:type="dxa" w:w="40"/>
+            </w:tcMar>
+          </w:tcPr>
+          <w:p>
+            <w:pPr>
+              <w:spacing w:after="20"/>
+              <w:jc w:val="center"/>
+            </w:pPr>
+            <w:r>
+              <w:drawing>
+                <wp:inline distT="0" distB="0" distL="0" distR="0">
+                  <wp:extent cx="1257300" cy="2724150"/>
+                  <wp:effectExtent t="0" r="0" b="0" l="0"/>
+                  <wp:docPr id="34" name="" descr="" title=""/>
+                  <wp:cNvGraphicFramePr>
+                    <a:graphicFrameLocks xmlns:a="http://schemas.openxmlformats.org/drawingml/2006/main" noChangeAspect="1"/>
+                  </wp:cNvGraphicFramePr>
+                  <a:graphic xmlns:a="http://schemas.openxmlformats.org/drawingml/2006/main">
+                    <a:graphicData uri="http://schemas.openxmlformats.org/drawingml/2006/picture">
+                      <pic:pic xmlns:pic="http://schemas.openxmlformats.org/drawingml/2006/picture">
+                        <pic:nvPicPr>
+                          <pic:cNvPr id="0" name="" descr=""/>
+                          <pic:cNvPicPr>
+                            <a:picLocks noChangeAspect="1" noChangeArrowheads="1"/>
+                          </pic:cNvPicPr>
+                        </pic:nvPicPr>
+                        <pic:blipFill>
+                          <a:blip r:embed="rId23" cstate="none"/>
+                          <a:srcRect/>
+                          <a:stretch>
+                            <a:fillRect/>
+                          </a:stretch>
+                        </pic:blipFill>
+                        <pic:spPr bwMode="auto">
+                          <a:xfrm>
+                            <a:off x="0" y="0"/>
+                            <a:ext cx="1257300" cy="2724150"/>
+                          </a:xfrm>
+                          <a:prstGeom prst="rect">
+                            <a:avLst/>
+                          </a:prstGeom>
+                        </pic:spPr>
+                      </pic:pic>
+                    </a:graphicData>
+                  </a:graphic>
+                </wp:inline>
+              </w:drawing>
+            </w:r>
+          </w:p>
+          <w:p>
+            <w:pPr>
+              <w:spacing w:after="0"/>
+              <w:jc w:val="center"/>
+            </w:pPr>
+            <w:r>
+              <w:rPr>
+                <w:rFonts w:ascii="Calibri" w:cs="Calibri" w:eastAsia="Calibri" w:hAnsi="Calibri"/>
+                <w:color w:val="575760"/>
+                <w:sz w:val="15"/>
+                <w:szCs w:val="15"/>
+              </w:rPr>
+              <w:t xml:space="preserve">Mascote sem login: v3</w:t>
+            </w:r>
+          </w:p>
+        </w:tc>
+        <w:tc>
+          <w:tcPr>
+            <w:tcW w:type="dxa" w:w="2551"/>
+            <w:tcBorders>
+              <w:top w:val="none" w:color="FFFFFF" w:sz="0"/>
+              <w:left w:val="none" w:color="FFFFFF" w:sz="0"/>
+              <w:bottom w:val="none" w:color="FFFFFF" w:sz="0"/>
+              <w:right w:val="none" w:color="FFFFFF" w:sz="0"/>
+            </w:tcBorders>
+            <w:tcMar>
+              <w:top w:type="dxa" w:w="40"/>
+              <w:left w:type="dxa" w:w="40"/>
+              <w:bottom w:type="dxa" w:w="60"/>
+              <w:right w:type="dxa" w:w="40"/>
+            </w:tcMar>
+          </w:tcPr>
+          <w:p>
+            <w:pPr>
+              <w:spacing w:after="20"/>
+              <w:jc w:val="center"/>
+            </w:pPr>
+            <w:r>
+              <w:drawing>
+                <wp:inline distT="0" distB="0" distL="0" distR="0">
+                  <wp:extent cx="1257300" cy="2724150"/>
+                  <wp:effectExtent t="0" r="0" b="0" l="0"/>
+                  <wp:docPr id="35" name="" descr="" title=""/>
+                  <wp:cNvGraphicFramePr>
+                    <a:graphicFrameLocks xmlns:a="http://schemas.openxmlformats.org/drawingml/2006/main" noChangeAspect="1"/>
+                  </wp:cNvGraphicFramePr>
+                  <a:graphic xmlns:a="http://schemas.openxmlformats.org/drawingml/2006/main">
+                    <a:graphicData uri="http://schemas.openxmlformats.org/drawingml/2006/picture">
+                      <pic:pic xmlns:pic="http://schemas.openxmlformats.org/drawingml/2006/picture">
+                        <pic:nvPicPr>
+                          <pic:cNvPr id="0" name="" descr=""/>
+                          <pic:cNvPicPr>
+                            <a:picLocks noChangeAspect="1" noChangeArrowheads="1"/>
+                          </pic:cNvPicPr>
+                        </pic:nvPicPr>
+                        <pic:blipFill>
+                          <a:blip r:embed="rId37" cstate="none"/>
+                          <a:srcRect/>
+                          <a:stretch>
+                            <a:fillRect/>
+                          </a:stretch>
+                        </pic:blipFill>
+                        <pic:spPr bwMode="auto">
+                          <a:xfrm>
+                            <a:off x="0" y="0"/>
+                            <a:ext cx="1257300" cy="2724150"/>
+                          </a:xfrm>
+                          <a:prstGeom prst="rect">
+                            <a:avLst/>
+                          </a:prstGeom>
+                        </pic:spPr>
+                      </pic:pic>
+                    </a:graphicData>
+                  </a:graphic>
+                </wp:inline>
+              </w:drawing>
+            </w:r>
+          </w:p>
+          <w:p>
+            <w:pPr>
+              <w:spacing w:after="0"/>
+              <w:jc w:val="center"/>
+            </w:pPr>
+            <w:r>
+              <w:rPr>
+                <w:rFonts w:ascii="Calibri" w:cs="Calibri" w:eastAsia="Calibri" w:hAnsi="Calibri"/>
+                <w:color w:val="575760"/>
+                <w:sz w:val="15"/>
+                <w:szCs w:val="15"/>
+              </w:rPr>
+              <w:t xml:space="preserve">Meu Perfil (Hub): v2</w:t>
+            </w:r>
+          </w:p>
+        </w:tc>
+        <w:tc>
+          <w:tcPr>
+            <w:tcW w:type="dxa" w:w="2551"/>
+            <w:tcBorders>
+              <w:top w:val="none" w:color="FFFFFF" w:sz="0"/>
+              <w:left w:val="none" w:color="FFFFFF" w:sz="0"/>
+              <w:bottom w:val="none" w:color="FFFFFF" w:sz="0"/>
+              <w:right w:val="none" w:color="FFFFFF" w:sz="0"/>
+            </w:tcBorders>
+            <w:tcMar>
+              <w:top w:type="dxa" w:w="40"/>
+              <w:left w:type="dxa" w:w="40"/>
+              <w:bottom w:type="dxa" w:w="60"/>
+              <w:right w:type="dxa" w:w="40"/>
+            </w:tcMar>
+          </w:tcPr>
+          <w:p>
+            <w:pPr>
+              <w:spacing w:after="20"/>
+              <w:jc w:val="center"/>
+            </w:pPr>
+            <w:r>
+              <w:drawing>
+                <wp:inline distT="0" distB="0" distL="0" distR="0">
+                  <wp:extent cx="1257300" cy="2724150"/>
+                  <wp:effectExtent t="0" r="0" b="0" l="0"/>
+                  <wp:docPr id="36" name="" descr="" title=""/>
+                  <wp:cNvGraphicFramePr>
+                    <a:graphicFrameLocks xmlns:a="http://schemas.openxmlformats.org/drawingml/2006/main" noChangeAspect="1"/>
+                  </wp:cNvGraphicFramePr>
+                  <a:graphic xmlns:a="http://schemas.openxmlformats.org/drawingml/2006/main">
+                    <a:graphicData uri="http://schemas.openxmlformats.org/drawingml/2006/picture">
+                      <pic:pic xmlns:pic="http://schemas.openxmlformats.org/drawingml/2006/picture">
+                        <pic:nvPicPr>
+                          <pic:cNvPr id="0" name="" descr=""/>
+                          <pic:cNvPicPr>
+                            <a:picLocks noChangeAspect="1" noChangeArrowheads="1"/>
+                          </pic:cNvPicPr>
+                        </pic:nvPicPr>
+                        <pic:blipFill>
+                          <a:blip r:embed="rId27" cstate="none"/>
+                          <a:srcRect/>
+                          <a:stretch>
+                            <a:fillRect/>
+                          </a:stretch>
+                        </pic:blipFill>
+                        <pic:spPr bwMode="auto">
+                          <a:xfrm>
+                            <a:off x="0" y="0"/>
+                            <a:ext cx="1257300" cy="2724150"/>
+                          </a:xfrm>
+                          <a:prstGeom prst="rect">
+                            <a:avLst/>
+                          </a:prstGeom>
+                        </pic:spPr>
+                      </pic:pic>
+                    </a:graphicData>
+                  </a:graphic>
+                </wp:inline>
+              </w:drawing>
+            </w:r>
+          </w:p>
+          <w:p>
+            <w:pPr>
+              <w:spacing w:after="0"/>
+              <w:jc w:val="center"/>
+            </w:pPr>
+            <w:r>
+              <w:rPr>
+                <w:rFonts w:ascii="Calibri" w:cs="Calibri" w:eastAsia="Calibri" w:hAnsi="Calibri"/>
+                <w:color w:val="575760"/>
+                <w:sz w:val="15"/>
+                <w:szCs w:val="15"/>
+              </w:rPr>
+              <w:t xml:space="preserve">Meu Perfil (Hub): v3</w:t>
+            </w:r>
+          </w:p>
+        </w:tc>
+      </w:tr>
+    </w:tbl>
+    <w:p>
+      <w:pPr>
+        <w:spacing w:after="60"/>
+      </w:pPr>
+    </w:p>
+    <w:p>
+      <w:pPr>
+        <w:pStyle w:val="Heading2"/>
+        <w:keepNext/>
+      </w:pPr>
+      <w:r>
+        <w:rPr>
+          <w:rFonts w:ascii="Calibri" w:cs="Calibri" w:eastAsia="Calibri" w:hAnsi="Calibri"/>
+        </w:rPr>
+        <w:t xml:space="preserve">Estados de interface e novas telas (v3) · evidências de falha da v1</w:t>
       </w:r>
     </w:p>
     <w:tbl>
@@ -34338,480 +39716,7 @@
                 <wp:inline distT="0" distB="0" distL="0" distR="0">
                   <wp:extent cx="1143000" cy="2476500"/>
                   <wp:effectExtent t="0" r="0" b="0" l="0"/>
-                  <wp:docPr id="25" name="" descr="" title=""/>
-                  <wp:cNvGraphicFramePr>
-                    <a:graphicFrameLocks xmlns:a="http://schemas.openxmlformats.org/drawingml/2006/main" noChangeAspect="1"/>
-                  </wp:cNvGraphicFramePr>
-                  <a:graphic xmlns:a="http://schemas.openxmlformats.org/drawingml/2006/main">
-                    <a:graphicData uri="http://schemas.openxmlformats.org/drawingml/2006/picture">
-                      <pic:pic xmlns:pic="http://schemas.openxmlformats.org/drawingml/2006/picture">
-                        <pic:nvPicPr>
-                          <pic:cNvPr id="0" name="" descr=""/>
-                          <pic:cNvPicPr>
-                            <a:picLocks noChangeAspect="1" noChangeArrowheads="1"/>
-                          </pic:cNvPicPr>
-                        </pic:nvPicPr>
-                        <pic:blipFill>
-                          <a:blip r:embed="rId32" cstate="none"/>
-                          <a:srcRect/>
-                          <a:stretch>
-                            <a:fillRect/>
-                          </a:stretch>
-                        </pic:blipFill>
-                        <pic:spPr bwMode="auto">
-                          <a:xfrm>
-                            <a:off x="0" y="0"/>
-                            <a:ext cx="1143000" cy="2476500"/>
-                          </a:xfrm>
-                          <a:prstGeom prst="rect">
-                            <a:avLst/>
-                          </a:prstGeom>
-                        </pic:spPr>
-                      </pic:pic>
-                    </a:graphicData>
-                  </a:graphic>
-                </wp:inline>
-              </w:drawing>
-            </w:r>
-          </w:p>
-          <w:p>
-            <w:pPr>
-              <w:spacing w:after="0"/>
-              <w:jc w:val="center"/>
-            </w:pPr>
-            <w:r>
-              <w:rPr>
-                <w:rFonts w:ascii="Calibri" w:cs="Calibri" w:eastAsia="Calibri" w:hAnsi="Calibri"/>
-                <w:color w:val="575760"/>
-                <w:sz w:val="15"/>
-                <w:szCs w:val="15"/>
-              </w:rPr>
-              <w:t xml:space="preserve">Carregando (Lazer)</w:t>
-            </w:r>
-          </w:p>
-        </w:tc>
-        <w:tc>
-          <w:tcPr>
-            <w:tcW w:type="dxa" w:w="2040"/>
-            <w:tcBorders>
-              <w:top w:val="none" w:color="FFFFFF" w:sz="0"/>
-              <w:left w:val="none" w:color="FFFFFF" w:sz="0"/>
-              <w:bottom w:val="none" w:color="FFFFFF" w:sz="0"/>
-              <w:right w:val="none" w:color="FFFFFF" w:sz="0"/>
-            </w:tcBorders>
-            <w:tcMar>
-              <w:top w:type="dxa" w:w="40"/>
-              <w:left w:type="dxa" w:w="40"/>
-              <w:bottom w:type="dxa" w:w="60"/>
-              <w:right w:type="dxa" w:w="40"/>
-            </w:tcMar>
-          </w:tcPr>
-          <w:p>
-            <w:pPr>
-              <w:spacing w:after="20"/>
-              <w:jc w:val="center"/>
-            </w:pPr>
-            <w:r>
-              <w:drawing>
-                <wp:inline distT="0" distB="0" distL="0" distR="0">
-                  <wp:extent cx="1143000" cy="2476500"/>
-                  <wp:effectExtent t="0" r="0" b="0" l="0"/>
-                  <wp:docPr id="26" name="" descr="" title=""/>
-                  <wp:cNvGraphicFramePr>
-                    <a:graphicFrameLocks xmlns:a="http://schemas.openxmlformats.org/drawingml/2006/main" noChangeAspect="1"/>
-                  </wp:cNvGraphicFramePr>
-                  <a:graphic xmlns:a="http://schemas.openxmlformats.org/drawingml/2006/main">
-                    <a:graphicData uri="http://schemas.openxmlformats.org/drawingml/2006/picture">
-                      <pic:pic xmlns:pic="http://schemas.openxmlformats.org/drawingml/2006/picture">
-                        <pic:nvPicPr>
-                          <pic:cNvPr id="0" name="" descr=""/>
-                          <pic:cNvPicPr>
-                            <a:picLocks noChangeAspect="1" noChangeArrowheads="1"/>
-                          </pic:cNvPicPr>
-                        </pic:nvPicPr>
-                        <pic:blipFill>
-                          <a:blip r:embed="rId33" cstate="none"/>
-                          <a:srcRect/>
-                          <a:stretch>
-                            <a:fillRect/>
-                          </a:stretch>
-                        </pic:blipFill>
-                        <pic:spPr bwMode="auto">
-                          <a:xfrm>
-                            <a:off x="0" y="0"/>
-                            <a:ext cx="1143000" cy="2476500"/>
-                          </a:xfrm>
-                          <a:prstGeom prst="rect">
-                            <a:avLst/>
-                          </a:prstGeom>
-                        </pic:spPr>
-                      </pic:pic>
-                    </a:graphicData>
-                  </a:graphic>
-                </wp:inline>
-              </w:drawing>
-            </w:r>
-          </w:p>
-          <w:p>
-            <w:pPr>
-              <w:spacing w:after="0"/>
-              <w:jc w:val="center"/>
-            </w:pPr>
-            <w:r>
-              <w:rPr>
-                <w:rFonts w:ascii="Calibri" w:cs="Calibri" w:eastAsia="Calibri" w:hAnsi="Calibri"/>
-                <w:color w:val="575760"/>
-                <w:sz w:val="15"/>
-                <w:szCs w:val="15"/>
-              </w:rPr>
-              <w:t xml:space="preserve">Erro (Livros)</w:t>
-            </w:r>
-          </w:p>
-        </w:tc>
-        <w:tc>
-          <w:tcPr>
-            <w:tcW w:type="dxa" w:w="2040"/>
-            <w:tcBorders>
-              <w:top w:val="none" w:color="FFFFFF" w:sz="0"/>
-              <w:left w:val="none" w:color="FFFFFF" w:sz="0"/>
-              <w:bottom w:val="none" w:color="FFFFFF" w:sz="0"/>
-              <w:right w:val="none" w:color="FFFFFF" w:sz="0"/>
-            </w:tcBorders>
-            <w:tcMar>
-              <w:top w:type="dxa" w:w="40"/>
-              <w:left w:type="dxa" w:w="40"/>
-              <w:bottom w:type="dxa" w:w="60"/>
-              <w:right w:type="dxa" w:w="40"/>
-            </w:tcMar>
-          </w:tcPr>
-          <w:p>
-            <w:pPr>
-              <w:spacing w:after="20"/>
-              <w:jc w:val="center"/>
-            </w:pPr>
-            <w:r>
-              <w:drawing>
-                <wp:inline distT="0" distB="0" distL="0" distR="0">
-                  <wp:extent cx="1143000" cy="2476500"/>
-                  <wp:effectExtent t="0" r="0" b="0" l="0"/>
-                  <wp:docPr id="27" name="" descr="" title=""/>
-                  <wp:cNvGraphicFramePr>
-                    <a:graphicFrameLocks xmlns:a="http://schemas.openxmlformats.org/drawingml/2006/main" noChangeAspect="1"/>
-                  </wp:cNvGraphicFramePr>
-                  <a:graphic xmlns:a="http://schemas.openxmlformats.org/drawingml/2006/main">
-                    <a:graphicData uri="http://schemas.openxmlformats.org/drawingml/2006/picture">
-                      <pic:pic xmlns:pic="http://schemas.openxmlformats.org/drawingml/2006/picture">
-                        <pic:nvPicPr>
-                          <pic:cNvPr id="0" name="" descr=""/>
-                          <pic:cNvPicPr>
-                            <a:picLocks noChangeAspect="1" noChangeArrowheads="1"/>
-                          </pic:cNvPicPr>
-                        </pic:nvPicPr>
-                        <pic:blipFill>
-                          <a:blip r:embed="rId34" cstate="none"/>
-                          <a:srcRect/>
-                          <a:stretch>
-                            <a:fillRect/>
-                          </a:stretch>
-                        </pic:blipFill>
-                        <pic:spPr bwMode="auto">
-                          <a:xfrm>
-                            <a:off x="0" y="0"/>
-                            <a:ext cx="1143000" cy="2476500"/>
-                          </a:xfrm>
-                          <a:prstGeom prst="rect">
-                            <a:avLst/>
-                          </a:prstGeom>
-                        </pic:spPr>
-                      </pic:pic>
-                    </a:graphicData>
-                  </a:graphic>
-                </wp:inline>
-              </w:drawing>
-            </w:r>
-          </w:p>
-          <w:p>
-            <w:pPr>
-              <w:spacing w:after="0"/>
-              <w:jc w:val="center"/>
-            </w:pPr>
-            <w:r>
-              <w:rPr>
-                <w:rFonts w:ascii="Calibri" w:cs="Calibri" w:eastAsia="Calibri" w:hAnsi="Calibri"/>
-                <w:color w:val="575760"/>
-                <w:sz w:val="15"/>
-                <w:szCs w:val="15"/>
-              </w:rPr>
-              <w:t xml:space="preserve">Vazio (Diário)</w:t>
-            </w:r>
-          </w:p>
-        </w:tc>
-        <w:tc>
-          <w:tcPr>
-            <w:tcW w:type="dxa" w:w="2040"/>
-            <w:tcBorders>
-              <w:top w:val="none" w:color="FFFFFF" w:sz="0"/>
-              <w:left w:val="none" w:color="FFFFFF" w:sz="0"/>
-              <w:bottom w:val="none" w:color="FFFFFF" w:sz="0"/>
-              <w:right w:val="none" w:color="FFFFFF" w:sz="0"/>
-            </w:tcBorders>
-            <w:tcMar>
-              <w:top w:type="dxa" w:w="40"/>
-              <w:left w:type="dxa" w:w="40"/>
-              <w:bottom w:type="dxa" w:w="60"/>
-              <w:right w:type="dxa" w:w="40"/>
-            </w:tcMar>
-          </w:tcPr>
-          <w:p>
-            <w:pPr>
-              <w:spacing w:after="20"/>
-              <w:jc w:val="center"/>
-            </w:pPr>
-            <w:r>
-              <w:drawing>
-                <wp:inline distT="0" distB="0" distL="0" distR="0">
-                  <wp:extent cx="1143000" cy="2476500"/>
-                  <wp:effectExtent t="0" r="0" b="0" l="0"/>
-                  <wp:docPr id="28" name="" descr="" title=""/>
-                  <wp:cNvGraphicFramePr>
-                    <a:graphicFrameLocks xmlns:a="http://schemas.openxmlformats.org/drawingml/2006/main" noChangeAspect="1"/>
-                  </wp:cNvGraphicFramePr>
-                  <a:graphic xmlns:a="http://schemas.openxmlformats.org/drawingml/2006/main">
-                    <a:graphicData uri="http://schemas.openxmlformats.org/drawingml/2006/picture">
-                      <pic:pic xmlns:pic="http://schemas.openxmlformats.org/drawingml/2006/picture">
-                        <pic:nvPicPr>
-                          <pic:cNvPr id="0" name="" descr=""/>
-                          <pic:cNvPicPr>
-                            <a:picLocks noChangeAspect="1" noChangeArrowheads="1"/>
-                          </pic:cNvPicPr>
-                        </pic:nvPicPr>
-                        <pic:blipFill>
-                          <a:blip r:embed="rId35" cstate="none"/>
-                          <a:srcRect/>
-                          <a:stretch>
-                            <a:fillRect/>
-                          </a:stretch>
-                        </pic:blipFill>
-                        <pic:spPr bwMode="auto">
-                          <a:xfrm>
-                            <a:off x="0" y="0"/>
-                            <a:ext cx="1143000" cy="2476500"/>
-                          </a:xfrm>
-                          <a:prstGeom prst="rect">
-                            <a:avLst/>
-                          </a:prstGeom>
-                        </pic:spPr>
-                      </pic:pic>
-                    </a:graphicData>
-                  </a:graphic>
-                </wp:inline>
-              </w:drawing>
-            </w:r>
-          </w:p>
-          <w:p>
-            <w:pPr>
-              <w:spacing w:after="0"/>
-              <w:jc w:val="center"/>
-            </w:pPr>
-            <w:r>
-              <w:rPr>
-                <w:rFonts w:ascii="Calibri" w:cs="Calibri" w:eastAsia="Calibri" w:hAnsi="Calibri"/>
-                <w:color w:val="575760"/>
-                <w:sz w:val="15"/>
-                <w:szCs w:val="15"/>
-              </w:rPr>
-              <w:t xml:space="preserve">Erro de validação</w:t>
-            </w:r>
-          </w:p>
-        </w:tc>
-        <w:tc>
-          <w:tcPr>
-            <w:tcW w:type="dxa" w:w="2040"/>
-            <w:tcBorders>
-              <w:top w:val="none" w:color="FFFFFF" w:sz="0"/>
-              <w:left w:val="none" w:color="FFFFFF" w:sz="0"/>
-              <w:bottom w:val="none" w:color="FFFFFF" w:sz="0"/>
-              <w:right w:val="none" w:color="FFFFFF" w:sz="0"/>
-            </w:tcBorders>
-            <w:tcMar>
-              <w:top w:type="dxa" w:w="40"/>
-              <w:left w:type="dxa" w:w="40"/>
-              <w:bottom w:type="dxa" w:w="60"/>
-              <w:right w:type="dxa" w:w="40"/>
-            </w:tcMar>
-          </w:tcPr>
-          <w:p>
-            <w:pPr>
-              <w:spacing w:after="20"/>
-              <w:jc w:val="center"/>
-            </w:pPr>
-            <w:r>
-              <w:drawing>
-                <wp:inline distT="0" distB="0" distL="0" distR="0">
-                  <wp:extent cx="1143000" cy="2476500"/>
-                  <wp:effectExtent t="0" r="0" b="0" l="0"/>
-                  <wp:docPr id="29" name="" descr="" title=""/>
-                  <wp:cNvGraphicFramePr>
-                    <a:graphicFrameLocks xmlns:a="http://schemas.openxmlformats.org/drawingml/2006/main" noChangeAspect="1"/>
-                  </wp:cNvGraphicFramePr>
-                  <a:graphic xmlns:a="http://schemas.openxmlformats.org/drawingml/2006/main">
-                    <a:graphicData uri="http://schemas.openxmlformats.org/drawingml/2006/picture">
-                      <pic:pic xmlns:pic="http://schemas.openxmlformats.org/drawingml/2006/picture">
-                        <pic:nvPicPr>
-                          <pic:cNvPr id="0" name="" descr=""/>
-                          <pic:cNvPicPr>
-                            <a:picLocks noChangeAspect="1" noChangeArrowheads="1"/>
-                          </pic:cNvPicPr>
-                        </pic:nvPicPr>
-                        <pic:blipFill>
-                          <a:blip r:embed="rId36" cstate="none"/>
-                          <a:srcRect/>
-                          <a:stretch>
-                            <a:fillRect/>
-                          </a:stretch>
-                        </pic:blipFill>
-                        <pic:spPr bwMode="auto">
-                          <a:xfrm>
-                            <a:off x="0" y="0"/>
-                            <a:ext cx="1143000" cy="2476500"/>
-                          </a:xfrm>
-                          <a:prstGeom prst="rect">
-                            <a:avLst/>
-                          </a:prstGeom>
-                        </pic:spPr>
-                      </pic:pic>
-                    </a:graphicData>
-                  </a:graphic>
-                </wp:inline>
-              </w:drawing>
-            </w:r>
-          </w:p>
-          <w:p>
-            <w:pPr>
-              <w:spacing w:after="0"/>
-              <w:jc w:val="center"/>
-            </w:pPr>
-            <w:r>
-              <w:rPr>
-                <w:rFonts w:ascii="Calibri" w:cs="Calibri" w:eastAsia="Calibri" w:hAnsi="Calibri"/>
-                <w:color w:val="575760"/>
-                <w:sz w:val="15"/>
-                <w:szCs w:val="15"/>
-              </w:rPr>
-              <w:t xml:space="preserve">Erro (Chat)</w:t>
-            </w:r>
-          </w:p>
-        </w:tc>
-      </w:tr>
-      <w:tr>
-        <w:trPr>
-          <w:cantSplit/>
-        </w:trPr>
-        <w:tc>
-          <w:tcPr>
-            <w:tcW w:type="dxa" w:w="2040"/>
-            <w:tcBorders>
-              <w:top w:val="none" w:color="FFFFFF" w:sz="0"/>
-              <w:left w:val="none" w:color="FFFFFF" w:sz="0"/>
-              <w:bottom w:val="none" w:color="FFFFFF" w:sz="0"/>
-              <w:right w:val="none" w:color="FFFFFF" w:sz="0"/>
-            </w:tcBorders>
-            <w:tcMar>
-              <w:top w:type="dxa" w:w="40"/>
-              <w:left w:type="dxa" w:w="40"/>
-              <w:bottom w:type="dxa" w:w="60"/>
-              <w:right w:type="dxa" w:w="40"/>
-            </w:tcMar>
-          </w:tcPr>
-          <w:p>
-            <w:pPr>
-              <w:spacing w:after="20"/>
-              <w:jc w:val="center"/>
-            </w:pPr>
-            <w:r>
-              <w:drawing>
-                <wp:inline distT="0" distB="0" distL="0" distR="0">
-                  <wp:extent cx="1143000" cy="2476500"/>
-                  <wp:effectExtent t="0" r="0" b="0" l="0"/>
-                  <wp:docPr id="30" name="" descr="" title=""/>
-                  <wp:cNvGraphicFramePr>
-                    <a:graphicFrameLocks xmlns:a="http://schemas.openxmlformats.org/drawingml/2006/main" noChangeAspect="1"/>
-                  </wp:cNvGraphicFramePr>
-                  <a:graphic xmlns:a="http://schemas.openxmlformats.org/drawingml/2006/main">
-                    <a:graphicData uri="http://schemas.openxmlformats.org/drawingml/2006/picture">
-                      <pic:pic xmlns:pic="http://schemas.openxmlformats.org/drawingml/2006/picture">
-                        <pic:nvPicPr>
-                          <pic:cNvPr id="0" name="" descr=""/>
-                          <pic:cNvPicPr>
-                            <a:picLocks noChangeAspect="1" noChangeArrowheads="1"/>
-                          </pic:cNvPicPr>
-                        </pic:nvPicPr>
-                        <pic:blipFill>
-                          <a:blip r:embed="rId37" cstate="none"/>
-                          <a:srcRect/>
-                          <a:stretch>
-                            <a:fillRect/>
-                          </a:stretch>
-                        </pic:blipFill>
-                        <pic:spPr bwMode="auto">
-                          <a:xfrm>
-                            <a:off x="0" y="0"/>
-                            <a:ext cx="1143000" cy="2476500"/>
-                          </a:xfrm>
-                          <a:prstGeom prst="rect">
-                            <a:avLst/>
-                          </a:prstGeom>
-                        </pic:spPr>
-                      </pic:pic>
-                    </a:graphicData>
-                  </a:graphic>
-                </wp:inline>
-              </w:drawing>
-            </w:r>
-          </w:p>
-          <w:p>
-            <w:pPr>
-              <w:spacing w:after="0"/>
-              <w:jc w:val="center"/>
-            </w:pPr>
-            <w:r>
-              <w:rPr>
-                <w:rFonts w:ascii="Calibri" w:cs="Calibri" w:eastAsia="Calibri" w:hAnsi="Calibri"/>
-                <w:color w:val="575760"/>
-                <w:sz w:val="15"/>
-                <w:szCs w:val="15"/>
-              </w:rPr>
-              <w:t xml:space="preserve">Painel de simulação</w:t>
-            </w:r>
-          </w:p>
-        </w:tc>
-        <w:tc>
-          <w:tcPr>
-            <w:tcW w:type="dxa" w:w="2040"/>
-            <w:tcBorders>
-              <w:top w:val="none" w:color="FFFFFF" w:sz="0"/>
-              <w:left w:val="none" w:color="FFFFFF" w:sz="0"/>
-              <w:bottom w:val="none" w:color="FFFFFF" w:sz="0"/>
-              <w:right w:val="none" w:color="FFFFFF" w:sz="0"/>
-            </w:tcBorders>
-            <w:tcMar>
-              <w:top w:type="dxa" w:w="40"/>
-              <w:left w:type="dxa" w:w="40"/>
-              <w:bottom w:type="dxa" w:w="60"/>
-              <w:right w:type="dxa" w:w="40"/>
-            </w:tcMar>
-          </w:tcPr>
-          <w:p>
-            <w:pPr>
-              <w:spacing w:after="20"/>
-              <w:jc w:val="center"/>
-            </w:pPr>
-            <w:r>
-              <w:drawing>
-                <wp:inline distT="0" distB="0" distL="0" distR="0">
-                  <wp:extent cx="1143000" cy="2476500"/>
-                  <wp:effectExtent t="0" r="0" b="0" l="0"/>
-                  <wp:docPr id="31" name="" descr="" title=""/>
+                  <wp:docPr id="37" name="" descr="" title=""/>
                   <wp:cNvGraphicFramePr>
                     <a:graphicFrameLocks xmlns:a="http://schemas.openxmlformats.org/drawingml/2006/main" noChangeAspect="1"/>
                   </wp:cNvGraphicFramePr>
@@ -34859,7 +39764,7 @@
                 <w:sz w:val="15"/>
                 <w:szCs w:val="15"/>
               </w:rPr>
-              <w:t xml:space="preserve">Tela /design-system</w:t>
+              <w:t xml:space="preserve">Carregando (Lazer)</w:t>
             </w:r>
           </w:p>
         </w:tc>
@@ -34889,7 +39794,7 @@
                 <wp:inline distT="0" distB="0" distL="0" distR="0">
                   <wp:extent cx="1143000" cy="2476500"/>
                   <wp:effectExtent t="0" r="0" b="0" l="0"/>
-                  <wp:docPr id="32" name="" descr="" title=""/>
+                  <wp:docPr id="38" name="" descr="" title=""/>
                   <wp:cNvGraphicFramePr>
                     <a:graphicFrameLocks xmlns:a="http://schemas.openxmlformats.org/drawingml/2006/main" noChangeAspect="1"/>
                   </wp:cNvGraphicFramePr>
@@ -34937,7 +39842,7 @@
                 <w:sz w:val="15"/>
                 <w:szCs w:val="15"/>
               </w:rPr>
-              <w:t xml:space="preserve">Detalhe do livro</w:t>
+              <w:t xml:space="preserve">Erro (Livros)</w:t>
             </w:r>
           </w:p>
         </w:tc>
@@ -34967,7 +39872,85 @@
                 <wp:inline distT="0" distB="0" distL="0" distR="0">
                   <wp:extent cx="1143000" cy="2476500"/>
                   <wp:effectExtent t="0" r="0" b="0" l="0"/>
-                  <wp:docPr id="33" name="" descr="" title=""/>
+                  <wp:docPr id="39" name="" descr="" title=""/>
+                  <wp:cNvGraphicFramePr>
+                    <a:graphicFrameLocks xmlns:a="http://schemas.openxmlformats.org/drawingml/2006/main" noChangeAspect="1"/>
+                  </wp:cNvGraphicFramePr>
+                  <a:graphic xmlns:a="http://schemas.openxmlformats.org/drawingml/2006/main">
+                    <a:graphicData uri="http://schemas.openxmlformats.org/drawingml/2006/picture">
+                      <pic:pic xmlns:pic="http://schemas.openxmlformats.org/drawingml/2006/picture">
+                        <pic:nvPicPr>
+                          <pic:cNvPr id="0" name="" descr=""/>
+                          <pic:cNvPicPr>
+                            <a:picLocks noChangeAspect="1" noChangeArrowheads="1"/>
+                          </pic:cNvPicPr>
+                        </pic:nvPicPr>
+                        <pic:blipFill>
+                          <a:blip r:embed="rId29" cstate="none"/>
+                          <a:srcRect/>
+                          <a:stretch>
+                            <a:fillRect/>
+                          </a:stretch>
+                        </pic:blipFill>
+                        <pic:spPr bwMode="auto">
+                          <a:xfrm>
+                            <a:off x="0" y="0"/>
+                            <a:ext cx="1143000" cy="2476500"/>
+                          </a:xfrm>
+                          <a:prstGeom prst="rect">
+                            <a:avLst/>
+                          </a:prstGeom>
+                        </pic:spPr>
+                      </pic:pic>
+                    </a:graphicData>
+                  </a:graphic>
+                </wp:inline>
+              </w:drawing>
+            </w:r>
+          </w:p>
+          <w:p>
+            <w:pPr>
+              <w:spacing w:after="0"/>
+              <w:jc w:val="center"/>
+            </w:pPr>
+            <w:r>
+              <w:rPr>
+                <w:rFonts w:ascii="Calibri" w:cs="Calibri" w:eastAsia="Calibri" w:hAnsi="Calibri"/>
+                <w:color w:val="575760"/>
+                <w:sz w:val="15"/>
+                <w:szCs w:val="15"/>
+              </w:rPr>
+              <w:t xml:space="preserve">Vazio (Diário)</w:t>
+            </w:r>
+          </w:p>
+        </w:tc>
+        <w:tc>
+          <w:tcPr>
+            <w:tcW w:type="dxa" w:w="2040"/>
+            <w:tcBorders>
+              <w:top w:val="none" w:color="FFFFFF" w:sz="0"/>
+              <w:left w:val="none" w:color="FFFFFF" w:sz="0"/>
+              <w:bottom w:val="none" w:color="FFFFFF" w:sz="0"/>
+              <w:right w:val="none" w:color="FFFFFF" w:sz="0"/>
+            </w:tcBorders>
+            <w:tcMar>
+              <w:top w:type="dxa" w:w="40"/>
+              <w:left w:type="dxa" w:w="40"/>
+              <w:bottom w:type="dxa" w:w="60"/>
+              <w:right w:type="dxa" w:w="40"/>
+            </w:tcMar>
+          </w:tcPr>
+          <w:p>
+            <w:pPr>
+              <w:spacing w:after="20"/>
+              <w:jc w:val="center"/>
+            </w:pPr>
+            <w:r>
+              <w:drawing>
+                <wp:inline distT="0" distB="0" distL="0" distR="0">
+                  <wp:extent cx="1143000" cy="2476500"/>
+                  <wp:effectExtent t="0" r="0" b="0" l="0"/>
+                  <wp:docPr id="40" name="" descr="" title=""/>
                   <wp:cNvGraphicFramePr>
                     <a:graphicFrameLocks xmlns:a="http://schemas.openxmlformats.org/drawingml/2006/main" noChangeAspect="1"/>
                   </wp:cNvGraphicFramePr>
@@ -35015,7 +39998,7 @@
                 <w:sz w:val="15"/>
                 <w:szCs w:val="15"/>
               </w:rPr>
-              <w:t xml:space="preserve">v1 · Lazer: seções vazias sem aviso (P08)</w:t>
+              <w:t xml:space="preserve">Erro de validação</w:t>
             </w:r>
           </w:p>
         </w:tc>
@@ -35045,7 +40028,7 @@
                 <wp:inline distT="0" distB="0" distL="0" distR="0">
                   <wp:extent cx="1143000" cy="2476500"/>
                   <wp:effectExtent t="0" r="0" b="0" l="0"/>
-                  <wp:docPr id="34" name="" descr="" title=""/>
+                  <wp:docPr id="41" name="" descr="" title=""/>
                   <wp:cNvGraphicFramePr>
                     <a:graphicFrameLocks xmlns:a="http://schemas.openxmlformats.org/drawingml/2006/main" noChangeAspect="1"/>
                   </wp:cNvGraphicFramePr>
@@ -35093,7 +40076,7 @@
                 <w:sz w:val="15"/>
                 <w:szCs w:val="15"/>
               </w:rPr>
-              <w:t xml:space="preserve">v1 · Livros: "nenhum livro" no erro (P09)</w:t>
+              <w:t xml:space="preserve">Erro (Chat)</w:t>
             </w:r>
           </w:p>
         </w:tc>
@@ -35128,7 +40111,7 @@
                 <wp:inline distT="0" distB="0" distL="0" distR="0">
                   <wp:extent cx="1143000" cy="2476500"/>
                   <wp:effectExtent t="0" r="0" b="0" l="0"/>
-                  <wp:docPr id="35" name="" descr="" title=""/>
+                  <wp:docPr id="42" name="" descr="" title=""/>
                   <wp:cNvGraphicFramePr>
                     <a:graphicFrameLocks xmlns:a="http://schemas.openxmlformats.org/drawingml/2006/main" noChangeAspect="1"/>
                   </wp:cNvGraphicFramePr>
@@ -35176,7 +40159,7 @@
                 <w:sz w:val="15"/>
                 <w:szCs w:val="15"/>
               </w:rPr>
-              <w:t xml:space="preserve">v1 · Diário: erro + "nenhuma entrada" (P10)</w:t>
+              <w:t xml:space="preserve">Painel de simulação</w:t>
             </w:r>
           </w:p>
         </w:tc>
@@ -35196,7 +40179,67 @@
               <w:right w:type="dxa" w:w="40"/>
             </w:tcMar>
           </w:tcPr>
-          <w:p/>
+          <w:p>
+            <w:pPr>
+              <w:spacing w:after="20"/>
+              <w:jc w:val="center"/>
+            </w:pPr>
+            <w:r>
+              <w:drawing>
+                <wp:inline distT="0" distB="0" distL="0" distR="0">
+                  <wp:extent cx="1143000" cy="2476500"/>
+                  <wp:effectExtent t="0" r="0" b="0" l="0"/>
+                  <wp:docPr id="43" name="" descr="" title=""/>
+                  <wp:cNvGraphicFramePr>
+                    <a:graphicFrameLocks xmlns:a="http://schemas.openxmlformats.org/drawingml/2006/main" noChangeAspect="1"/>
+                  </wp:cNvGraphicFramePr>
+                  <a:graphic xmlns:a="http://schemas.openxmlformats.org/drawingml/2006/main">
+                    <a:graphicData uri="http://schemas.openxmlformats.org/drawingml/2006/picture">
+                      <pic:pic xmlns:pic="http://schemas.openxmlformats.org/drawingml/2006/picture">
+                        <pic:nvPicPr>
+                          <pic:cNvPr id="0" name="" descr=""/>
+                          <pic:cNvPicPr>
+                            <a:picLocks noChangeAspect="1" noChangeArrowheads="1"/>
+                          </pic:cNvPicPr>
+                        </pic:nvPicPr>
+                        <pic:blipFill>
+                          <a:blip r:embed="rId43" cstate="none"/>
+                          <a:srcRect/>
+                          <a:stretch>
+                            <a:fillRect/>
+                          </a:stretch>
+                        </pic:blipFill>
+                        <pic:spPr bwMode="auto">
+                          <a:xfrm>
+                            <a:off x="0" y="0"/>
+                            <a:ext cx="1143000" cy="2476500"/>
+                          </a:xfrm>
+                          <a:prstGeom prst="rect">
+                            <a:avLst/>
+                          </a:prstGeom>
+                        </pic:spPr>
+                      </pic:pic>
+                    </a:graphicData>
+                  </a:graphic>
+                </wp:inline>
+              </w:drawing>
+            </w:r>
+          </w:p>
+          <w:p>
+            <w:pPr>
+              <w:spacing w:after="0"/>
+              <w:jc w:val="center"/>
+            </w:pPr>
+            <w:r>
+              <w:rPr>
+                <w:rFonts w:ascii="Calibri" w:cs="Calibri" w:eastAsia="Calibri" w:hAnsi="Calibri"/>
+                <w:color w:val="575760"/>
+                <w:sz w:val="15"/>
+                <w:szCs w:val="15"/>
+              </w:rPr>
+              <w:t xml:space="preserve">Tela /design-system</w:t>
+            </w:r>
+          </w:p>
         </w:tc>
         <w:tc>
           <w:tcPr>
@@ -35214,7 +40257,462 @@
               <w:right w:type="dxa" w:w="40"/>
             </w:tcMar>
           </w:tcPr>
-          <w:p/>
+          <w:p>
+            <w:pPr>
+              <w:spacing w:after="20"/>
+              <w:jc w:val="center"/>
+            </w:pPr>
+            <w:r>
+              <w:drawing>
+                <wp:inline distT="0" distB="0" distL="0" distR="0">
+                  <wp:extent cx="1143000" cy="2476500"/>
+                  <wp:effectExtent t="0" r="0" b="0" l="0"/>
+                  <wp:docPr id="44" name="" descr="" title=""/>
+                  <wp:cNvGraphicFramePr>
+                    <a:graphicFrameLocks xmlns:a="http://schemas.openxmlformats.org/drawingml/2006/main" noChangeAspect="1"/>
+                  </wp:cNvGraphicFramePr>
+                  <a:graphic xmlns:a="http://schemas.openxmlformats.org/drawingml/2006/main">
+                    <a:graphicData uri="http://schemas.openxmlformats.org/drawingml/2006/picture">
+                      <pic:pic xmlns:pic="http://schemas.openxmlformats.org/drawingml/2006/picture">
+                        <pic:nvPicPr>
+                          <pic:cNvPr id="0" name="" descr=""/>
+                          <pic:cNvPicPr>
+                            <a:picLocks noChangeAspect="1" noChangeArrowheads="1"/>
+                          </pic:cNvPicPr>
+                        </pic:nvPicPr>
+                        <pic:blipFill>
+                          <a:blip r:embed="rId44" cstate="none"/>
+                          <a:srcRect/>
+                          <a:stretch>
+                            <a:fillRect/>
+                          </a:stretch>
+                        </pic:blipFill>
+                        <pic:spPr bwMode="auto">
+                          <a:xfrm>
+                            <a:off x="0" y="0"/>
+                            <a:ext cx="1143000" cy="2476500"/>
+                          </a:xfrm>
+                          <a:prstGeom prst="rect">
+                            <a:avLst/>
+                          </a:prstGeom>
+                        </pic:spPr>
+                      </pic:pic>
+                    </a:graphicData>
+                  </a:graphic>
+                </wp:inline>
+              </w:drawing>
+            </w:r>
+          </w:p>
+          <w:p>
+            <w:pPr>
+              <w:spacing w:after="0"/>
+              <w:jc w:val="center"/>
+            </w:pPr>
+            <w:r>
+              <w:rPr>
+                <w:rFonts w:ascii="Calibri" w:cs="Calibri" w:eastAsia="Calibri" w:hAnsi="Calibri"/>
+                <w:color w:val="575760"/>
+                <w:sz w:val="15"/>
+                <w:szCs w:val="15"/>
+              </w:rPr>
+              <w:t xml:space="preserve">Detalhe do livro</w:t>
+            </w:r>
+          </w:p>
+        </w:tc>
+        <w:tc>
+          <w:tcPr>
+            <w:tcW w:type="dxa" w:w="2040"/>
+            <w:tcBorders>
+              <w:top w:val="none" w:color="FFFFFF" w:sz="0"/>
+              <w:left w:val="none" w:color="FFFFFF" w:sz="0"/>
+              <w:bottom w:val="none" w:color="FFFFFF" w:sz="0"/>
+              <w:right w:val="none" w:color="FFFFFF" w:sz="0"/>
+            </w:tcBorders>
+            <w:tcMar>
+              <w:top w:type="dxa" w:w="40"/>
+              <w:left w:type="dxa" w:w="40"/>
+              <w:bottom w:type="dxa" w:w="60"/>
+              <w:right w:type="dxa" w:w="40"/>
+            </w:tcMar>
+          </w:tcPr>
+          <w:p>
+            <w:pPr>
+              <w:spacing w:after="20"/>
+              <w:jc w:val="center"/>
+            </w:pPr>
+            <w:r>
+              <w:drawing>
+                <wp:inline distT="0" distB="0" distL="0" distR="0">
+                  <wp:extent cx="1143000" cy="2476500"/>
+                  <wp:effectExtent t="0" r="0" b="0" l="0"/>
+                  <wp:docPr id="45" name="" descr="" title=""/>
+                  <wp:cNvGraphicFramePr>
+                    <a:graphicFrameLocks xmlns:a="http://schemas.openxmlformats.org/drawingml/2006/main" noChangeAspect="1"/>
+                  </wp:cNvGraphicFramePr>
+                  <a:graphic xmlns:a="http://schemas.openxmlformats.org/drawingml/2006/main">
+                    <a:graphicData uri="http://schemas.openxmlformats.org/drawingml/2006/picture">
+                      <pic:pic xmlns:pic="http://schemas.openxmlformats.org/drawingml/2006/picture">
+                        <pic:nvPicPr>
+                          <pic:cNvPr id="0" name="" descr=""/>
+                          <pic:cNvPicPr>
+                            <a:picLocks noChangeAspect="1" noChangeArrowheads="1"/>
+                          </pic:cNvPicPr>
+                        </pic:nvPicPr>
+                        <pic:blipFill>
+                          <a:blip r:embed="rId45" cstate="none"/>
+                          <a:srcRect/>
+                          <a:stretch>
+                            <a:fillRect/>
+                          </a:stretch>
+                        </pic:blipFill>
+                        <pic:spPr bwMode="auto">
+                          <a:xfrm>
+                            <a:off x="0" y="0"/>
+                            <a:ext cx="1143000" cy="2476500"/>
+                          </a:xfrm>
+                          <a:prstGeom prst="rect">
+                            <a:avLst/>
+                          </a:prstGeom>
+                        </pic:spPr>
+                      </pic:pic>
+                    </a:graphicData>
+                  </a:graphic>
+                </wp:inline>
+              </w:drawing>
+            </w:r>
+          </w:p>
+          <w:p>
+            <w:pPr>
+              <w:spacing w:after="0"/>
+              <w:jc w:val="center"/>
+            </w:pPr>
+            <w:r>
+              <w:rPr>
+                <w:rFonts w:ascii="Calibri" w:cs="Calibri" w:eastAsia="Calibri" w:hAnsi="Calibri"/>
+                <w:color w:val="575760"/>
+                <w:sz w:val="15"/>
+                <w:szCs w:val="15"/>
+              </w:rPr>
+              <w:t xml:space="preserve">Erro (Lazer, v3)</w:t>
+            </w:r>
+          </w:p>
+        </w:tc>
+        <w:tc>
+          <w:tcPr>
+            <w:tcW w:type="dxa" w:w="2040"/>
+            <w:tcBorders>
+              <w:top w:val="none" w:color="FFFFFF" w:sz="0"/>
+              <w:left w:val="none" w:color="FFFFFF" w:sz="0"/>
+              <w:bottom w:val="none" w:color="FFFFFF" w:sz="0"/>
+              <w:right w:val="none" w:color="FFFFFF" w:sz="0"/>
+            </w:tcBorders>
+            <w:tcMar>
+              <w:top w:type="dxa" w:w="40"/>
+              <w:left w:type="dxa" w:w="40"/>
+              <w:bottom w:type="dxa" w:w="60"/>
+              <w:right w:type="dxa" w:w="40"/>
+            </w:tcMar>
+          </w:tcPr>
+          <w:p>
+            <w:pPr>
+              <w:spacing w:after="20"/>
+              <w:jc w:val="center"/>
+            </w:pPr>
+            <w:r>
+              <w:drawing>
+                <wp:inline distT="0" distB="0" distL="0" distR="0">
+                  <wp:extent cx="1143000" cy="2476500"/>
+                  <wp:effectExtent t="0" r="0" b="0" l="0"/>
+                  <wp:docPr id="46" name="" descr="" title=""/>
+                  <wp:cNvGraphicFramePr>
+                    <a:graphicFrameLocks xmlns:a="http://schemas.openxmlformats.org/drawingml/2006/main" noChangeAspect="1"/>
+                  </wp:cNvGraphicFramePr>
+                  <a:graphic xmlns:a="http://schemas.openxmlformats.org/drawingml/2006/main">
+                    <a:graphicData uri="http://schemas.openxmlformats.org/drawingml/2006/picture">
+                      <pic:pic xmlns:pic="http://schemas.openxmlformats.org/drawingml/2006/picture">
+                        <pic:nvPicPr>
+                          <pic:cNvPr id="0" name="" descr=""/>
+                          <pic:cNvPicPr>
+                            <a:picLocks noChangeAspect="1" noChangeArrowheads="1"/>
+                          </pic:cNvPicPr>
+                        </pic:nvPicPr>
+                        <pic:blipFill>
+                          <a:blip r:embed="rId46" cstate="none"/>
+                          <a:srcRect/>
+                          <a:stretch>
+                            <a:fillRect/>
+                          </a:stretch>
+                        </pic:blipFill>
+                        <pic:spPr bwMode="auto">
+                          <a:xfrm>
+                            <a:off x="0" y="0"/>
+                            <a:ext cx="1143000" cy="2476500"/>
+                          </a:xfrm>
+                          <a:prstGeom prst="rect">
+                            <a:avLst/>
+                          </a:prstGeom>
+                        </pic:spPr>
+                      </pic:pic>
+                    </a:graphicData>
+                  </a:graphic>
+                </wp:inline>
+              </w:drawing>
+            </w:r>
+          </w:p>
+          <w:p>
+            <w:pPr>
+              <w:spacing w:after="0"/>
+              <w:jc w:val="center"/>
+            </w:pPr>
+            <w:r>
+              <w:rPr>
+                <w:rFonts w:ascii="Calibri" w:cs="Calibri" w:eastAsia="Calibri" w:hAnsi="Calibri"/>
+                <w:color w:val="575760"/>
+                <w:sz w:val="15"/>
+                <w:szCs w:val="15"/>
+              </w:rPr>
+              <w:t xml:space="preserve">Início sem login</w:t>
+            </w:r>
+          </w:p>
+        </w:tc>
+      </w:tr>
+      <w:tr>
+        <w:trPr>
+          <w:cantSplit/>
+        </w:trPr>
+        <w:tc>
+          <w:tcPr>
+            <w:tcW w:type="dxa" w:w="2040"/>
+            <w:tcBorders>
+              <w:top w:val="none" w:color="FFFFFF" w:sz="0"/>
+              <w:left w:val="none" w:color="FFFFFF" w:sz="0"/>
+              <w:bottom w:val="none" w:color="FFFFFF" w:sz="0"/>
+              <w:right w:val="none" w:color="FFFFFF" w:sz="0"/>
+            </w:tcBorders>
+            <w:tcMar>
+              <w:top w:type="dxa" w:w="40"/>
+              <w:left w:type="dxa" w:w="40"/>
+              <w:bottom w:type="dxa" w:w="60"/>
+              <w:right w:type="dxa" w:w="40"/>
+            </w:tcMar>
+          </w:tcPr>
+          <w:p>
+            <w:pPr>
+              <w:spacing w:after="20"/>
+              <w:jc w:val="center"/>
+            </w:pPr>
+            <w:r>
+              <w:drawing>
+                <wp:inline distT="0" distB="0" distL="0" distR="0">
+                  <wp:extent cx="1143000" cy="2476500"/>
+                  <wp:effectExtent t="0" r="0" b="0" l="0"/>
+                  <wp:docPr id="47" name="" descr="" title=""/>
+                  <wp:cNvGraphicFramePr>
+                    <a:graphicFrameLocks xmlns:a="http://schemas.openxmlformats.org/drawingml/2006/main" noChangeAspect="1"/>
+                  </wp:cNvGraphicFramePr>
+                  <a:graphic xmlns:a="http://schemas.openxmlformats.org/drawingml/2006/main">
+                    <a:graphicData uri="http://schemas.openxmlformats.org/drawingml/2006/picture">
+                      <pic:pic xmlns:pic="http://schemas.openxmlformats.org/drawingml/2006/picture">
+                        <pic:nvPicPr>
+                          <pic:cNvPr id="0" name="" descr=""/>
+                          <pic:cNvPicPr>
+                            <a:picLocks noChangeAspect="1" noChangeArrowheads="1"/>
+                          </pic:cNvPicPr>
+                        </pic:nvPicPr>
+                        <pic:blipFill>
+                          <a:blip r:embed="rId47" cstate="none"/>
+                          <a:srcRect/>
+                          <a:stretch>
+                            <a:fillRect/>
+                          </a:stretch>
+                        </pic:blipFill>
+                        <pic:spPr bwMode="auto">
+                          <a:xfrm>
+                            <a:off x="0" y="0"/>
+                            <a:ext cx="1143000" cy="2476500"/>
+                          </a:xfrm>
+                          <a:prstGeom prst="rect">
+                            <a:avLst/>
+                          </a:prstGeom>
+                        </pic:spPr>
+                      </pic:pic>
+                    </a:graphicData>
+                  </a:graphic>
+                </wp:inline>
+              </w:drawing>
+            </w:r>
+          </w:p>
+          <w:p>
+            <w:pPr>
+              <w:spacing w:after="0"/>
+              <w:jc w:val="center"/>
+            </w:pPr>
+            <w:r>
+              <w:rPr>
+                <w:rFonts w:ascii="Calibri" w:cs="Calibri" w:eastAsia="Calibri" w:hAnsi="Calibri"/>
+                <w:color w:val="575760"/>
+                <w:sz w:val="15"/>
+                <w:szCs w:val="15"/>
+              </w:rPr>
+              <w:t xml:space="preserve">v1 · Lazer: seções vazias sem aviso (P08)</w:t>
+            </w:r>
+          </w:p>
+        </w:tc>
+        <w:tc>
+          <w:tcPr>
+            <w:tcW w:type="dxa" w:w="2040"/>
+            <w:tcBorders>
+              <w:top w:val="none" w:color="FFFFFF" w:sz="0"/>
+              <w:left w:val="none" w:color="FFFFFF" w:sz="0"/>
+              <w:bottom w:val="none" w:color="FFFFFF" w:sz="0"/>
+              <w:right w:val="none" w:color="FFFFFF" w:sz="0"/>
+            </w:tcBorders>
+            <w:tcMar>
+              <w:top w:type="dxa" w:w="40"/>
+              <w:left w:type="dxa" w:w="40"/>
+              <w:bottom w:type="dxa" w:w="60"/>
+              <w:right w:type="dxa" w:w="40"/>
+            </w:tcMar>
+          </w:tcPr>
+          <w:p>
+            <w:pPr>
+              <w:spacing w:after="20"/>
+              <w:jc w:val="center"/>
+            </w:pPr>
+            <w:r>
+              <w:drawing>
+                <wp:inline distT="0" distB="0" distL="0" distR="0">
+                  <wp:extent cx="1143000" cy="2476500"/>
+                  <wp:effectExtent t="0" r="0" b="0" l="0"/>
+                  <wp:docPr id="48" name="" descr="" title=""/>
+                  <wp:cNvGraphicFramePr>
+                    <a:graphicFrameLocks xmlns:a="http://schemas.openxmlformats.org/drawingml/2006/main" noChangeAspect="1"/>
+                  </wp:cNvGraphicFramePr>
+                  <a:graphic xmlns:a="http://schemas.openxmlformats.org/drawingml/2006/main">
+                    <a:graphicData uri="http://schemas.openxmlformats.org/drawingml/2006/picture">
+                      <pic:pic xmlns:pic="http://schemas.openxmlformats.org/drawingml/2006/picture">
+                        <pic:nvPicPr>
+                          <pic:cNvPr id="0" name="" descr=""/>
+                          <pic:cNvPicPr>
+                            <a:picLocks noChangeAspect="1" noChangeArrowheads="1"/>
+                          </pic:cNvPicPr>
+                        </pic:nvPicPr>
+                        <pic:blipFill>
+                          <a:blip r:embed="rId48" cstate="none"/>
+                          <a:srcRect/>
+                          <a:stretch>
+                            <a:fillRect/>
+                          </a:stretch>
+                        </pic:blipFill>
+                        <pic:spPr bwMode="auto">
+                          <a:xfrm>
+                            <a:off x="0" y="0"/>
+                            <a:ext cx="1143000" cy="2476500"/>
+                          </a:xfrm>
+                          <a:prstGeom prst="rect">
+                            <a:avLst/>
+                          </a:prstGeom>
+                        </pic:spPr>
+                      </pic:pic>
+                    </a:graphicData>
+                  </a:graphic>
+                </wp:inline>
+              </w:drawing>
+            </w:r>
+          </w:p>
+          <w:p>
+            <w:pPr>
+              <w:spacing w:after="0"/>
+              <w:jc w:val="center"/>
+            </w:pPr>
+            <w:r>
+              <w:rPr>
+                <w:rFonts w:ascii="Calibri" w:cs="Calibri" w:eastAsia="Calibri" w:hAnsi="Calibri"/>
+                <w:color w:val="575760"/>
+                <w:sz w:val="15"/>
+                <w:szCs w:val="15"/>
+              </w:rPr>
+              <w:t xml:space="preserve">v1 · Livros: "nenhum livro" no erro (P09)</w:t>
+            </w:r>
+          </w:p>
+        </w:tc>
+        <w:tc>
+          <w:tcPr>
+            <w:tcW w:type="dxa" w:w="2040"/>
+            <w:tcBorders>
+              <w:top w:val="none" w:color="FFFFFF" w:sz="0"/>
+              <w:left w:val="none" w:color="FFFFFF" w:sz="0"/>
+              <w:bottom w:val="none" w:color="FFFFFF" w:sz="0"/>
+              <w:right w:val="none" w:color="FFFFFF" w:sz="0"/>
+            </w:tcBorders>
+            <w:tcMar>
+              <w:top w:type="dxa" w:w="40"/>
+              <w:left w:type="dxa" w:w="40"/>
+              <w:bottom w:type="dxa" w:w="60"/>
+              <w:right w:type="dxa" w:w="40"/>
+            </w:tcMar>
+          </w:tcPr>
+          <w:p>
+            <w:pPr>
+              <w:spacing w:after="20"/>
+              <w:jc w:val="center"/>
+            </w:pPr>
+            <w:r>
+              <w:drawing>
+                <wp:inline distT="0" distB="0" distL="0" distR="0">
+                  <wp:extent cx="1143000" cy="2476500"/>
+                  <wp:effectExtent t="0" r="0" b="0" l="0"/>
+                  <wp:docPr id="49" name="" descr="" title=""/>
+                  <wp:cNvGraphicFramePr>
+                    <a:graphicFrameLocks xmlns:a="http://schemas.openxmlformats.org/drawingml/2006/main" noChangeAspect="1"/>
+                  </wp:cNvGraphicFramePr>
+                  <a:graphic xmlns:a="http://schemas.openxmlformats.org/drawingml/2006/main">
+                    <a:graphicData uri="http://schemas.openxmlformats.org/drawingml/2006/picture">
+                      <pic:pic xmlns:pic="http://schemas.openxmlformats.org/drawingml/2006/picture">
+                        <pic:nvPicPr>
+                          <pic:cNvPr id="0" name="" descr=""/>
+                          <pic:cNvPicPr>
+                            <a:picLocks noChangeAspect="1" noChangeArrowheads="1"/>
+                          </pic:cNvPicPr>
+                        </pic:nvPicPr>
+                        <pic:blipFill>
+                          <a:blip r:embed="rId49" cstate="none"/>
+                          <a:srcRect/>
+                          <a:stretch>
+                            <a:fillRect/>
+                          </a:stretch>
+                        </pic:blipFill>
+                        <pic:spPr bwMode="auto">
+                          <a:xfrm>
+                            <a:off x="0" y="0"/>
+                            <a:ext cx="1143000" cy="2476500"/>
+                          </a:xfrm>
+                          <a:prstGeom prst="rect">
+                            <a:avLst/>
+                          </a:prstGeom>
+                        </pic:spPr>
+                      </pic:pic>
+                    </a:graphicData>
+                  </a:graphic>
+                </wp:inline>
+              </w:drawing>
+            </w:r>
+          </w:p>
+          <w:p>
+            <w:pPr>
+              <w:spacing w:after="0"/>
+              <w:jc w:val="center"/>
+            </w:pPr>
+            <w:r>
+              <w:rPr>
+                <w:rFonts w:ascii="Calibri" w:cs="Calibri" w:eastAsia="Calibri" w:hAnsi="Calibri"/>
+                <w:color w:val="575760"/>
+                <w:sz w:val="15"/>
+                <w:szCs w:val="15"/>
+              </w:rPr>
+              <w:t xml:space="preserve">v1 · Diário: erro + "nenhuma entrada" (P10)</w:t>
+            </w:r>
+          </w:p>
         </w:tc>
         <w:tc>
           <w:tcPr>

--- a/docs/av2-oncomente.docx
+++ b/docs/av2-oncomente.docx
@@ -43,7 +43,7 @@
           <w:sz w:val="16"/>
           <w:szCs w:val="16"/>
         </w:rPr>
-        <w:t xml:space="preserve">Branch ux-av2 · v1 = commit 92e5d3c (tag ux-av2-v1) · v2 = commit a11b51d (tag ux-av2-v2) · v3 (atual) = commit 6cf7d36 (tag ux-av2-v3)</w:t>
+        <w:t xml:space="preserve">Branch ux-av2 · v1 = commit 92e5d3c (tag ux-av2-v1) · v2 = commit a11b51d (tag ux-av2-v2) · v3 (atual) = commit b9d858a (tag ux-av2-v3)</w:t>
       </w:r>
     </w:p>
     <w:p>
@@ -2703,6 +2703,789 @@
         <w:rPr>
           <w:rFonts w:ascii="Calibri" w:cs="Calibri" w:eastAsia="Calibri" w:hAnsi="Calibri"/>
         </w:rPr>
+        <w:t xml:space="preserve">Grid e layout</w:t>
+      </w:r>
+    </w:p>
+    <w:p>
+      <w:pPr>
+        <w:spacing w:after="100" w:line="264"/>
+      </w:pPr>
+      <w:r>
+        <w:rPr>
+          <w:rFonts w:ascii="Calibri" w:cs="Calibri" w:eastAsia="Calibri" w:hAnsi="Calibri"/>
+          <w:sz w:val="19"/>
+          <w:szCs w:val="19"/>
+        </w:rPr>
+        <w:t xml:space="preserve">Layout de coluna única para celular, construído sobre a escala de espaçamento de 8. As medidas estruturais ficam em layout.* (tokens.ts).</w:t>
+      </w:r>
+    </w:p>
+    <w:tbl>
+      <w:tblPr>
+        <w:tblW w:type="dxa" w:w="10204"/>
+        <w:tblBorders>
+          <w:top w:val="single" w:color="auto" w:sz="4"/>
+          <w:left w:val="single" w:color="auto" w:sz="4"/>
+          <w:bottom w:val="single" w:color="auto" w:sz="4"/>
+          <w:right w:val="single" w:color="auto" w:sz="4"/>
+          <w:insideH w:val="single" w:color="auto" w:sz="4"/>
+          <w:insideV w:val="single" w:color="auto" w:sz="4"/>
+        </w:tblBorders>
+      </w:tblPr>
+      <w:tblGrid>
+        <w:gridCol w:w="2448"/>
+        <w:gridCol w:w="4693"/>
+        <w:gridCol w:w="3063"/>
+      </w:tblGrid>
+      <w:tr>
+        <w:trPr>
+          <w:cantSplit/>
+          <w:tblHeader/>
+        </w:trPr>
+        <w:tc>
+          <w:tcPr>
+            <w:tcW w:type="dxa" w:w="2448"/>
+            <w:tcBorders>
+              <w:top w:val="single" w:color="C8C8D0" w:sz="4"/>
+              <w:left w:val="single" w:color="C8C8D0" w:sz="4"/>
+              <w:bottom w:val="single" w:color="C8C8D0" w:sz="4"/>
+              <w:right w:val="single" w:color="C8C8D0" w:sz="4"/>
+            </w:tcBorders>
+            <w:shd w:fill="EEE3FB" w:color="auto" w:val="clear"/>
+            <w:tcMar>
+              <w:top w:type="dxa" w:w="40"/>
+              <w:left w:type="dxa" w:w="80"/>
+              <w:bottom w:type="dxa" w:w="40"/>
+              <w:right w:type="dxa" w:w="80"/>
+            </w:tcMar>
+            <w:vAlign w:val="top"/>
+          </w:tcPr>
+          <w:p>
+            <w:pPr>
+              <w:spacing w:after="0" w:line="240"/>
+            </w:pPr>
+            <w:r>
+              <w:rPr>
+                <w:rFonts w:ascii="Calibri" w:cs="Calibri" w:eastAsia="Calibri" w:hAnsi="Calibri"/>
+                <w:b/>
+                <w:bCs/>
+                <w:color w:val="5B2E99"/>
+                <w:sz w:val="16"/>
+                <w:szCs w:val="16"/>
+              </w:rPr>
+              <w:t xml:space="preserve">Elemento</w:t>
+            </w:r>
+          </w:p>
+        </w:tc>
+        <w:tc>
+          <w:tcPr>
+            <w:tcW w:type="dxa" w:w="4693"/>
+            <w:tcBorders>
+              <w:top w:val="single" w:color="C8C8D0" w:sz="4"/>
+              <w:left w:val="single" w:color="C8C8D0" w:sz="4"/>
+              <w:bottom w:val="single" w:color="C8C8D0" w:sz="4"/>
+              <w:right w:val="single" w:color="C8C8D0" w:sz="4"/>
+            </w:tcBorders>
+            <w:shd w:fill="EEE3FB" w:color="auto" w:val="clear"/>
+            <w:tcMar>
+              <w:top w:type="dxa" w:w="40"/>
+              <w:left w:type="dxa" w:w="80"/>
+              <w:bottom w:type="dxa" w:w="40"/>
+              <w:right w:type="dxa" w:w="80"/>
+            </w:tcMar>
+            <w:vAlign w:val="top"/>
+          </w:tcPr>
+          <w:p>
+            <w:pPr>
+              <w:spacing w:after="0" w:line="240"/>
+            </w:pPr>
+            <w:r>
+              <w:rPr>
+                <w:rFonts w:ascii="Calibri" w:cs="Calibri" w:eastAsia="Calibri" w:hAnsi="Calibri"/>
+                <w:b/>
+                <w:bCs/>
+                <w:color w:val="5B2E99"/>
+                <w:sz w:val="16"/>
+                <w:szCs w:val="16"/>
+              </w:rPr>
+              <w:t xml:space="preserve">Regra</w:t>
+            </w:r>
+          </w:p>
+        </w:tc>
+        <w:tc>
+          <w:tcPr>
+            <w:tcW w:type="dxa" w:w="3063"/>
+            <w:tcBorders>
+              <w:top w:val="single" w:color="C8C8D0" w:sz="4"/>
+              <w:left w:val="single" w:color="C8C8D0" w:sz="4"/>
+              <w:bottom w:val="single" w:color="C8C8D0" w:sz="4"/>
+              <w:right w:val="single" w:color="C8C8D0" w:sz="4"/>
+            </w:tcBorders>
+            <w:shd w:fill="EEE3FB" w:color="auto" w:val="clear"/>
+            <w:tcMar>
+              <w:top w:type="dxa" w:w="40"/>
+              <w:left w:type="dxa" w:w="80"/>
+              <w:bottom w:type="dxa" w:w="40"/>
+              <w:right w:type="dxa" w:w="80"/>
+            </w:tcMar>
+            <w:vAlign w:val="top"/>
+          </w:tcPr>
+          <w:p>
+            <w:pPr>
+              <w:spacing w:after="0" w:line="240"/>
+            </w:pPr>
+            <w:r>
+              <w:rPr>
+                <w:rFonts w:ascii="Calibri" w:cs="Calibri" w:eastAsia="Calibri" w:hAnsi="Calibri"/>
+                <w:b/>
+                <w:bCs/>
+                <w:color w:val="5B2E99"/>
+                <w:sz w:val="16"/>
+                <w:szCs w:val="16"/>
+              </w:rPr>
+              <w:t xml:space="preserve">Onde</w:t>
+            </w:r>
+          </w:p>
+        </w:tc>
+      </w:tr>
+      <w:tr>
+        <w:trPr>
+          <w:cantSplit/>
+        </w:trPr>
+        <w:tc>
+          <w:tcPr>
+            <w:tcW w:type="dxa" w:w="2448"/>
+            <w:tcBorders>
+              <w:top w:val="single" w:color="C8C8D0" w:sz="4"/>
+              <w:left w:val="single" w:color="C8C8D0" w:sz="4"/>
+              <w:bottom w:val="single" w:color="C8C8D0" w:sz="4"/>
+              <w:right w:val="single" w:color="C8C8D0" w:sz="4"/>
+            </w:tcBorders>
+            <w:tcMar>
+              <w:top w:type="dxa" w:w="40"/>
+              <w:left w:type="dxa" w:w="80"/>
+              <w:bottom w:type="dxa" w:w="40"/>
+              <w:right w:type="dxa" w:w="80"/>
+            </w:tcMar>
+            <w:vAlign w:val="top"/>
+          </w:tcPr>
+          <w:p>
+            <w:pPr>
+              <w:spacing w:after="0" w:line="240"/>
+            </w:pPr>
+            <w:r>
+              <w:rPr>
+                <w:rFonts w:ascii="Calibri" w:cs="Calibri" w:eastAsia="Calibri" w:hAnsi="Calibri"/>
+                <w:b w:val="false"/>
+                <w:bCs w:val="false"/>
+                <w:sz w:val="16"/>
+                <w:szCs w:val="16"/>
+              </w:rPr>
+              <w:t xml:space="preserve">Margem lateral</w:t>
+            </w:r>
+          </w:p>
+        </w:tc>
+        <w:tc>
+          <w:tcPr>
+            <w:tcW w:type="dxa" w:w="4693"/>
+            <w:tcBorders>
+              <w:top w:val="single" w:color="C8C8D0" w:sz="4"/>
+              <w:left w:val="single" w:color="C8C8D0" w:sz="4"/>
+              <w:bottom w:val="single" w:color="C8C8D0" w:sz="4"/>
+              <w:right w:val="single" w:color="C8C8D0" w:sz="4"/>
+            </w:tcBorders>
+            <w:tcMar>
+              <w:top w:type="dxa" w:w="40"/>
+              <w:left w:type="dxa" w:w="80"/>
+              <w:bottom w:type="dxa" w:w="40"/>
+              <w:right w:type="dxa" w:w="80"/>
+            </w:tcMar>
+            <w:vAlign w:val="top"/>
+          </w:tcPr>
+          <w:p>
+            <w:pPr>
+              <w:spacing w:after="0" w:line="240"/>
+            </w:pPr>
+            <w:r>
+              <w:rPr>
+                <w:rFonts w:ascii="Calibri" w:cs="Calibri" w:eastAsia="Calibri" w:hAnsi="Calibri"/>
+                <w:b w:val="false"/>
+                <w:bCs w:val="false"/>
+                <w:sz w:val="16"/>
+                <w:szCs w:val="16"/>
+              </w:rPr>
+              <w:t xml:space="preserve">16 (space.sm) nas telas de conteúdo; as linhas de lista ocupam a largura toda entre as margens</w:t>
+            </w:r>
+          </w:p>
+        </w:tc>
+        <w:tc>
+          <w:tcPr>
+            <w:tcW w:type="dxa" w:w="3063"/>
+            <w:tcBorders>
+              <w:top w:val="single" w:color="C8C8D0" w:sz="4"/>
+              <w:left w:val="single" w:color="C8C8D0" w:sz="4"/>
+              <w:bottom w:val="single" w:color="C8C8D0" w:sz="4"/>
+              <w:right w:val="single" w:color="C8C8D0" w:sz="4"/>
+            </w:tcBorders>
+            <w:tcMar>
+              <w:top w:type="dxa" w:w="40"/>
+              <w:left w:type="dxa" w:w="80"/>
+              <w:bottom w:type="dxa" w:w="40"/>
+              <w:right w:type="dxa" w:w="80"/>
+            </w:tcMar>
+            <w:vAlign w:val="top"/>
+          </w:tcPr>
+          <w:p>
+            <w:pPr>
+              <w:spacing w:after="0" w:line="240"/>
+            </w:pPr>
+            <w:r>
+              <w:rPr>
+                <w:rFonts w:ascii="Calibri" w:cs="Calibri" w:eastAsia="Calibri" w:hAnsi="Calibri"/>
+                <w:b w:val="false"/>
+                <w:bCs w:val="false"/>
+                <w:sz w:val="16"/>
+                <w:szCs w:val="16"/>
+              </w:rPr>
+              <w:t xml:space="preserve">Oncologia, Saúde Mental, Hub e mais 10 telas</w:t>
+            </w:r>
+          </w:p>
+        </w:tc>
+      </w:tr>
+      <w:tr>
+        <w:trPr>
+          <w:cantSplit/>
+        </w:trPr>
+        <w:tc>
+          <w:tcPr>
+            <w:tcW w:type="dxa" w:w="2448"/>
+            <w:tcBorders>
+              <w:top w:val="single" w:color="C8C8D0" w:sz="4"/>
+              <w:left w:val="single" w:color="C8C8D0" w:sz="4"/>
+              <w:bottom w:val="single" w:color="C8C8D0" w:sz="4"/>
+              <w:right w:val="single" w:color="C8C8D0" w:sz="4"/>
+            </w:tcBorders>
+            <w:tcMar>
+              <w:top w:type="dxa" w:w="40"/>
+              <w:left w:type="dxa" w:w="80"/>
+              <w:bottom w:type="dxa" w:w="40"/>
+              <w:right w:type="dxa" w:w="80"/>
+            </w:tcMar>
+            <w:vAlign w:val="top"/>
+          </w:tcPr>
+          <w:p>
+            <w:pPr>
+              <w:spacing w:after="0" w:line="240"/>
+            </w:pPr>
+            <w:r>
+              <w:rPr>
+                <w:rFonts w:ascii="Calibri" w:cs="Calibri" w:eastAsia="Calibri" w:hAnsi="Calibri"/>
+                <w:b w:val="false"/>
+                <w:bCs w:val="false"/>
+                <w:sz w:val="16"/>
+                <w:szCs w:val="16"/>
+              </w:rPr>
+              <w:t xml:space="preserve">Largura máxima</w:t>
+            </w:r>
+          </w:p>
+        </w:tc>
+        <w:tc>
+          <w:tcPr>
+            <w:tcW w:type="dxa" w:w="4693"/>
+            <w:tcBorders>
+              <w:top w:val="single" w:color="C8C8D0" w:sz="4"/>
+              <w:left w:val="single" w:color="C8C8D0" w:sz="4"/>
+              <w:bottom w:val="single" w:color="C8C8D0" w:sz="4"/>
+              <w:right w:val="single" w:color="C8C8D0" w:sz="4"/>
+            </w:tcBorders>
+            <w:tcMar>
+              <w:top w:type="dxa" w:w="40"/>
+              <w:left w:type="dxa" w:w="80"/>
+              <w:bottom w:type="dxa" w:w="40"/>
+              <w:right w:type="dxa" w:w="80"/>
+            </w:tcMar>
+            <w:vAlign w:val="top"/>
+          </w:tcPr>
+          <w:p>
+            <w:pPr>
+              <w:spacing w:after="0" w:line="240"/>
+            </w:pPr>
+            <w:r>
+              <w:rPr>
+                <w:rFonts w:ascii="Calibri" w:cs="Calibri" w:eastAsia="Calibri" w:hAnsi="Calibri"/>
+                <w:b w:val="false"/>
+                <w:bCs w:val="false"/>
+                <w:sz w:val="16"/>
+                <w:szCs w:val="16"/>
+              </w:rPr>
+              <w:t xml:space="preserve">560 (layout.maxContentWidth), centralizado. Em tablet e web o conteúdo não se estica</w:t>
+            </w:r>
+          </w:p>
+        </w:tc>
+        <w:tc>
+          <w:tcPr>
+            <w:tcW w:type="dxa" w:w="3063"/>
+            <w:tcBorders>
+              <w:top w:val="single" w:color="C8C8D0" w:sz="4"/>
+              <w:left w:val="single" w:color="C8C8D0" w:sz="4"/>
+              <w:bottom w:val="single" w:color="C8C8D0" w:sz="4"/>
+              <w:right w:val="single" w:color="C8C8D0" w:sz="4"/>
+            </w:tcBorders>
+            <w:tcMar>
+              <w:top w:type="dxa" w:w="40"/>
+              <w:left w:type="dxa" w:w="80"/>
+              <w:bottom w:type="dxa" w:w="40"/>
+              <w:right w:type="dxa" w:w="80"/>
+            </w:tcMar>
+            <w:vAlign w:val="top"/>
+          </w:tcPr>
+          <w:p>
+            <w:pPr>
+              <w:spacing w:after="0" w:line="240"/>
+            </w:pPr>
+            <w:r>
+              <w:rPr>
+                <w:rFonts w:ascii="Calibri" w:cs="Calibri" w:eastAsia="Calibri" w:hAnsi="Calibri"/>
+                <w:b w:val="false"/>
+                <w:bCs w:val="false"/>
+                <w:sz w:val="16"/>
+                <w:szCs w:val="16"/>
+              </w:rPr>
+              <w:t xml:space="preserve">Gate de login, modal de login, diálogos, toast</w:t>
+            </w:r>
+          </w:p>
+        </w:tc>
+      </w:tr>
+      <w:tr>
+        <w:trPr>
+          <w:cantSplit/>
+        </w:trPr>
+        <w:tc>
+          <w:tcPr>
+            <w:tcW w:type="dxa" w:w="2448"/>
+            <w:tcBorders>
+              <w:top w:val="single" w:color="C8C8D0" w:sz="4"/>
+              <w:left w:val="single" w:color="C8C8D0" w:sz="4"/>
+              <w:bottom w:val="single" w:color="C8C8D0" w:sz="4"/>
+              <w:right w:val="single" w:color="C8C8D0" w:sz="4"/>
+            </w:tcBorders>
+            <w:tcMar>
+              <w:top w:type="dxa" w:w="40"/>
+              <w:left w:type="dxa" w:w="80"/>
+              <w:bottom w:type="dxa" w:w="40"/>
+              <w:right w:type="dxa" w:w="80"/>
+            </w:tcMar>
+            <w:vAlign w:val="top"/>
+          </w:tcPr>
+          <w:p>
+            <w:pPr>
+              <w:spacing w:after="0" w:line="240"/>
+            </w:pPr>
+            <w:r>
+              <w:rPr>
+                <w:rFonts w:ascii="Calibri" w:cs="Calibri" w:eastAsia="Calibri" w:hAnsi="Calibri"/>
+                <w:b w:val="false"/>
+                <w:bCs w:val="false"/>
+                <w:sz w:val="16"/>
+                <w:szCs w:val="16"/>
+              </w:rPr>
+              <w:t xml:space="preserve">Colunas</w:t>
+            </w:r>
+          </w:p>
+        </w:tc>
+        <w:tc>
+          <w:tcPr>
+            <w:tcW w:type="dxa" w:w="4693"/>
+            <w:tcBorders>
+              <w:top w:val="single" w:color="C8C8D0" w:sz="4"/>
+              <w:left w:val="single" w:color="C8C8D0" w:sz="4"/>
+              <w:bottom w:val="single" w:color="C8C8D0" w:sz="4"/>
+              <w:right w:val="single" w:color="C8C8D0" w:sz="4"/>
+            </w:tcBorders>
+            <w:tcMar>
+              <w:top w:type="dxa" w:w="40"/>
+              <w:left w:type="dxa" w:w="80"/>
+              <w:bottom w:type="dxa" w:w="40"/>
+              <w:right w:type="dxa" w:w="80"/>
+            </w:tcMar>
+            <w:vAlign w:val="top"/>
+          </w:tcPr>
+          <w:p>
+            <w:pPr>
+              <w:spacing w:after="0" w:line="240"/>
+            </w:pPr>
+            <w:r>
+              <w:rPr>
+                <w:rFonts w:ascii="Calibri" w:cs="Calibri" w:eastAsia="Calibri" w:hAnsi="Calibri"/>
+                <w:b w:val="false"/>
+                <w:bCs w:val="false"/>
+                <w:sz w:val="16"/>
+                <w:szCs w:val="16"/>
+              </w:rPr>
+              <w:t xml:space="preserve">1 coluna para listas e formulários; 2 colunas (48% + espaço entre elas) na grade do Início</w:t>
+            </w:r>
+          </w:p>
+        </w:tc>
+        <w:tc>
+          <w:tcPr>
+            <w:tcW w:type="dxa" w:w="3063"/>
+            <w:tcBorders>
+              <w:top w:val="single" w:color="C8C8D0" w:sz="4"/>
+              <w:left w:val="single" w:color="C8C8D0" w:sz="4"/>
+              <w:bottom w:val="single" w:color="C8C8D0" w:sz="4"/>
+              <w:right w:val="single" w:color="C8C8D0" w:sz="4"/>
+            </w:tcBorders>
+            <w:tcMar>
+              <w:top w:type="dxa" w:w="40"/>
+              <w:left w:type="dxa" w:w="80"/>
+              <w:bottom w:type="dxa" w:w="40"/>
+              <w:right w:type="dxa" w:w="80"/>
+            </w:tcMar>
+            <w:vAlign w:val="top"/>
+          </w:tcPr>
+          <w:p>
+            <w:pPr>
+              <w:spacing w:after="0" w:line="240"/>
+            </w:pPr>
+            <w:r>
+              <w:rPr>
+                <w:rFonts w:ascii="Calibri" w:cs="Calibri" w:eastAsia="Calibri" w:hAnsi="Calibri"/>
+                <w:b w:val="false"/>
+                <w:bCs w:val="false"/>
+                <w:sz w:val="16"/>
+                <w:szCs w:val="16"/>
+              </w:rPr>
+              <w:t xml:space="preserve">NavigationGrid · HomeNavigationGrid</w:t>
+            </w:r>
+          </w:p>
+        </w:tc>
+      </w:tr>
+      <w:tr>
+        <w:trPr>
+          <w:cantSplit/>
+        </w:trPr>
+        <w:tc>
+          <w:tcPr>
+            <w:tcW w:type="dxa" w:w="2448"/>
+            <w:tcBorders>
+              <w:top w:val="single" w:color="C8C8D0" w:sz="4"/>
+              <w:left w:val="single" w:color="C8C8D0" w:sz="4"/>
+              <w:bottom w:val="single" w:color="C8C8D0" w:sz="4"/>
+              <w:right w:val="single" w:color="C8C8D0" w:sz="4"/>
+            </w:tcBorders>
+            <w:tcMar>
+              <w:top w:type="dxa" w:w="40"/>
+              <w:left w:type="dxa" w:w="80"/>
+              <w:bottom w:type="dxa" w:w="40"/>
+              <w:right w:type="dxa" w:w="80"/>
+            </w:tcMar>
+            <w:vAlign w:val="top"/>
+          </w:tcPr>
+          <w:p>
+            <w:pPr>
+              <w:spacing w:after="0" w:line="240"/>
+            </w:pPr>
+            <w:r>
+              <w:rPr>
+                <w:rFonts w:ascii="Calibri" w:cs="Calibri" w:eastAsia="Calibri" w:hAnsi="Calibri"/>
+                <w:b w:val="false"/>
+                <w:bCs w:val="false"/>
+                <w:sz w:val="16"/>
+                <w:szCs w:val="16"/>
+              </w:rPr>
+              <w:t xml:space="preserve">Carrossel</w:t>
+            </w:r>
+          </w:p>
+        </w:tc>
+        <w:tc>
+          <w:tcPr>
+            <w:tcW w:type="dxa" w:w="4693"/>
+            <w:tcBorders>
+              <w:top w:val="single" w:color="C8C8D0" w:sz="4"/>
+              <w:left w:val="single" w:color="C8C8D0" w:sz="4"/>
+              <w:bottom w:val="single" w:color="C8C8D0" w:sz="4"/>
+              <w:right w:val="single" w:color="C8C8D0" w:sz="4"/>
+            </w:tcBorders>
+            <w:tcMar>
+              <w:top w:type="dxa" w:w="40"/>
+              <w:left w:type="dxa" w:w="80"/>
+              <w:bottom w:type="dxa" w:w="40"/>
+              <w:right w:type="dxa" w:w="80"/>
+            </w:tcMar>
+            <w:vAlign w:val="top"/>
+          </w:tcPr>
+          <w:p>
+            <w:pPr>
+              <w:spacing w:after="0" w:line="240"/>
+            </w:pPr>
+            <w:r>
+              <w:rPr>
+                <w:rFonts w:ascii="Calibri" w:cs="Calibri" w:eastAsia="Calibri" w:hAnsi="Calibri"/>
+                <w:b w:val="false"/>
+                <w:bCs w:val="false"/>
+                <w:sz w:val="16"/>
+                <w:szCs w:val="16"/>
+              </w:rPr>
+              <w:t xml:space="preserve">Cards de 110×160 com 10 de espaço entre eles e encaixe por card (snap)</w:t>
+            </w:r>
+          </w:p>
+        </w:tc>
+        <w:tc>
+          <w:tcPr>
+            <w:tcW w:type="dxa" w:w="3063"/>
+            <w:tcBorders>
+              <w:top w:val="single" w:color="C8C8D0" w:sz="4"/>
+              <w:left w:val="single" w:color="C8C8D0" w:sz="4"/>
+              <w:bottom w:val="single" w:color="C8C8D0" w:sz="4"/>
+              <w:right w:val="single" w:color="C8C8D0" w:sz="4"/>
+            </w:tcBorders>
+            <w:tcMar>
+              <w:top w:type="dxa" w:w="40"/>
+              <w:left w:type="dxa" w:w="80"/>
+              <w:bottom w:type="dxa" w:w="40"/>
+              <w:right w:type="dxa" w:w="80"/>
+            </w:tcMar>
+            <w:vAlign w:val="top"/>
+          </w:tcPr>
+          <w:p>
+            <w:pPr>
+              <w:spacing w:after="0" w:line="240"/>
+            </w:pPr>
+            <w:r>
+              <w:rPr>
+                <w:rFonts w:ascii="Calibri" w:cs="Calibri" w:eastAsia="Calibri" w:hAnsi="Calibri"/>
+                <w:b w:val="false"/>
+                <w:bCs w:val="false"/>
+                <w:sz w:val="16"/>
+                <w:szCs w:val="16"/>
+              </w:rPr>
+              <w:t xml:space="preserve">Lazer (RecomendationPager)</w:t>
+            </w:r>
+          </w:p>
+        </w:tc>
+      </w:tr>
+      <w:tr>
+        <w:trPr>
+          <w:cantSplit/>
+        </w:trPr>
+        <w:tc>
+          <w:tcPr>
+            <w:tcW w:type="dxa" w:w="2448"/>
+            <w:tcBorders>
+              <w:top w:val="single" w:color="C8C8D0" w:sz="4"/>
+              <w:left w:val="single" w:color="C8C8D0" w:sz="4"/>
+              <w:bottom w:val="single" w:color="C8C8D0" w:sz="4"/>
+              <w:right w:val="single" w:color="C8C8D0" w:sz="4"/>
+            </w:tcBorders>
+            <w:tcMar>
+              <w:top w:type="dxa" w:w="40"/>
+              <w:left w:type="dxa" w:w="80"/>
+              <w:bottom w:type="dxa" w:w="40"/>
+              <w:right w:type="dxa" w:w="80"/>
+            </w:tcMar>
+            <w:vAlign w:val="top"/>
+          </w:tcPr>
+          <w:p>
+            <w:pPr>
+              <w:spacing w:after="0" w:line="240"/>
+            </w:pPr>
+            <w:r>
+              <w:rPr>
+                <w:rFonts w:ascii="Calibri" w:cs="Calibri" w:eastAsia="Calibri" w:hAnsi="Calibri"/>
+                <w:b w:val="false"/>
+                <w:bCs w:val="false"/>
+                <w:sz w:val="16"/>
+                <w:szCs w:val="16"/>
+              </w:rPr>
+              <w:t xml:space="preserve">Container das áreas</w:t>
+            </w:r>
+          </w:p>
+        </w:tc>
+        <w:tc>
+          <w:tcPr>
+            <w:tcW w:type="dxa" w:w="4693"/>
+            <w:tcBorders>
+              <w:top w:val="single" w:color="C8C8D0" w:sz="4"/>
+              <w:left w:val="single" w:color="C8C8D0" w:sz="4"/>
+              <w:bottom w:val="single" w:color="C8C8D0" w:sz="4"/>
+              <w:right w:val="single" w:color="C8C8D0" w:sz="4"/>
+            </w:tcBorders>
+            <w:tcMar>
+              <w:top w:type="dxa" w:w="40"/>
+              <w:left w:type="dxa" w:w="80"/>
+              <w:bottom w:type="dxa" w:w="40"/>
+              <w:right w:type="dxa" w:w="80"/>
+            </w:tcMar>
+            <w:vAlign w:val="top"/>
+          </w:tcPr>
+          <w:p>
+            <w:pPr>
+              <w:spacing w:after="0" w:line="240"/>
+            </w:pPr>
+            <w:r>
+              <w:rPr>
+                <w:rFonts w:ascii="Calibri" w:cs="Calibri" w:eastAsia="Calibri" w:hAnsi="Calibri"/>
+                <w:b w:val="false"/>
+                <w:bCs w:val="false"/>
+                <w:sz w:val="16"/>
+                <w:szCs w:val="16"/>
+              </w:rPr>
+              <w:t xml:space="preserve">Card branco com 93% da altura, cantos superiores de raio 50 e conteúdo recortado nas bordas</w:t>
+            </w:r>
+          </w:p>
+        </w:tc>
+        <w:tc>
+          <w:tcPr>
+            <w:tcW w:type="dxa" w:w="3063"/>
+            <w:tcBorders>
+              <w:top w:val="single" w:color="C8C8D0" w:sz="4"/>
+              <w:left w:val="single" w:color="C8C8D0" w:sz="4"/>
+              <w:bottom w:val="single" w:color="C8C8D0" w:sz="4"/>
+              <w:right w:val="single" w:color="C8C8D0" w:sz="4"/>
+            </w:tcBorders>
+            <w:tcMar>
+              <w:top w:type="dxa" w:w="40"/>
+              <w:left w:type="dxa" w:w="80"/>
+              <w:bottom w:type="dxa" w:w="40"/>
+              <w:right w:type="dxa" w:w="80"/>
+            </w:tcMar>
+            <w:vAlign w:val="top"/>
+          </w:tcPr>
+          <w:p>
+            <w:pPr>
+              <w:spacing w:after="0" w:line="240"/>
+            </w:pPr>
+            <w:r>
+              <w:rPr>
+                <w:rFonts w:ascii="Calibri" w:cs="Calibri" w:eastAsia="Calibri" w:hAnsi="Calibri"/>
+                <w:b w:val="false"/>
+                <w:bCs w:val="false"/>
+                <w:sz w:val="16"/>
+                <w:szCs w:val="16"/>
+              </w:rPr>
+              <w:t xml:space="preserve">CommonAreasLayout</w:t>
+            </w:r>
+          </w:p>
+        </w:tc>
+      </w:tr>
+      <w:tr>
+        <w:trPr>
+          <w:cantSplit/>
+        </w:trPr>
+        <w:tc>
+          <w:tcPr>
+            <w:tcW w:type="dxa" w:w="2448"/>
+            <w:tcBorders>
+              <w:top w:val="single" w:color="C8C8D0" w:sz="4"/>
+              <w:left w:val="single" w:color="C8C8D0" w:sz="4"/>
+              <w:bottom w:val="single" w:color="C8C8D0" w:sz="4"/>
+              <w:right w:val="single" w:color="C8C8D0" w:sz="4"/>
+            </w:tcBorders>
+            <w:tcMar>
+              <w:top w:type="dxa" w:w="40"/>
+              <w:left w:type="dxa" w:w="80"/>
+              <w:bottom w:type="dxa" w:w="40"/>
+              <w:right w:type="dxa" w:w="80"/>
+            </w:tcMar>
+            <w:vAlign w:val="top"/>
+          </w:tcPr>
+          <w:p>
+            <w:pPr>
+              <w:spacing w:after="0" w:line="240"/>
+            </w:pPr>
+            <w:r>
+              <w:rPr>
+                <w:rFonts w:ascii="Calibri" w:cs="Calibri" w:eastAsia="Calibri" w:hAnsi="Calibri"/>
+                <w:b w:val="false"/>
+                <w:bCs w:val="false"/>
+                <w:sz w:val="16"/>
+                <w:szCs w:val="16"/>
+              </w:rPr>
+              <w:t xml:space="preserve">Faixas fixas</w:t>
+            </w:r>
+          </w:p>
+        </w:tc>
+        <w:tc>
+          <w:tcPr>
+            <w:tcW w:type="dxa" w:w="4693"/>
+            <w:tcBorders>
+              <w:top w:val="single" w:color="C8C8D0" w:sz="4"/>
+              <w:left w:val="single" w:color="C8C8D0" w:sz="4"/>
+              <w:bottom w:val="single" w:color="C8C8D0" w:sz="4"/>
+              <w:right w:val="single" w:color="C8C8D0" w:sz="4"/>
+            </w:tcBorders>
+            <w:tcMar>
+              <w:top w:type="dxa" w:w="40"/>
+              <w:left w:type="dxa" w:w="80"/>
+              <w:bottom w:type="dxa" w:w="40"/>
+              <w:right w:type="dxa" w:w="80"/>
+            </w:tcMar>
+            <w:vAlign w:val="top"/>
+          </w:tcPr>
+          <w:p>
+            <w:pPr>
+              <w:spacing w:after="0" w:line="240"/>
+            </w:pPr>
+            <w:r>
+              <w:rPr>
+                <w:rFonts w:ascii="Calibri" w:cs="Calibri" w:eastAsia="Calibri" w:hAnsi="Calibri"/>
+                <w:b w:val="false"/>
+                <w:bCs w:val="false"/>
+                <w:sz w:val="16"/>
+                <w:szCs w:val="16"/>
+              </w:rPr>
+              <w:t xml:space="preserve">Header opaco no topo e barra de abas de 72 na base; o conteúdo rola entre as duas</w:t>
+            </w:r>
+          </w:p>
+        </w:tc>
+        <w:tc>
+          <w:tcPr>
+            <w:tcW w:type="dxa" w:w="3063"/>
+            <w:tcBorders>
+              <w:top w:val="single" w:color="C8C8D0" w:sz="4"/>
+              <w:left w:val="single" w:color="C8C8D0" w:sz="4"/>
+              <w:bottom w:val="single" w:color="C8C8D0" w:sz="4"/>
+              <w:right w:val="single" w:color="C8C8D0" w:sz="4"/>
+            </w:tcBorders>
+            <w:tcMar>
+              <w:top w:type="dxa" w:w="40"/>
+              <w:left w:type="dxa" w:w="80"/>
+              <w:bottom w:type="dxa" w:w="40"/>
+              <w:right w:type="dxa" w:w="80"/>
+            </w:tcMar>
+            <w:vAlign w:val="top"/>
+          </w:tcPr>
+          <w:p>
+            <w:pPr>
+              <w:spacing w:after="0" w:line="240"/>
+            </w:pPr>
+            <w:r>
+              <w:rPr>
+                <w:rFonts w:ascii="Calibri" w:cs="Calibri" w:eastAsia="Calibri" w:hAnsi="Calibri"/>
+                <w:b w:val="false"/>
+                <w:bCs w:val="false"/>
+                <w:sz w:val="16"/>
+                <w:szCs w:val="16"/>
+              </w:rPr>
+              <w:t xml:space="preserve">(Home)/_layout.tsx · CommonScreenOptions</w:t>
+            </w:r>
+          </w:p>
+        </w:tc>
+      </w:tr>
+    </w:tbl>
+    <w:p>
+      <w:pPr>
+        <w:spacing w:after="80"/>
+      </w:pPr>
+    </w:p>
+    <w:p>
+      <w:pPr>
+        <w:pStyle w:val="Heading2"/>
+        <w:keepNext/>
+      </w:pPr>
+      <w:r>
+        <w:rPr>
+          <w:rFonts w:ascii="Calibri" w:cs="Calibri" w:eastAsia="Calibri" w:hAnsi="Calibri"/>
+        </w:rPr>
         <w:t xml:space="preserve">Componentes e estados</w:t>
       </w:r>
     </w:p>
@@ -2900,7 +3683,7 @@
                 <w:sz w:val="16"/>
                 <w:szCs w:val="16"/>
               </w:rPr>
-              <w:t xml:space="preserve">primary, secondary, ghost, danger × default, pressed, focus, disabled, loading</w:t>
+              <w:t xml:space="preserve">primary, secondary, ghost, danger × default, hover (web), pressed, focus, disabled, loading</w:t>
             </w:r>
           </w:p>
         </w:tc>
@@ -2933,7 +3716,7 @@
                 <w:sz w:val="16"/>
                 <w:szCs w:val="16"/>
               </w:rPr>
-              <w:t xml:space="preserve">role button, accessibilityState (disabled/busy), altura 48, spinner na cor do texto</w:t>
+              <w:t xml:space="preserve">role button, accessibilityState (disabled/busy), altura 48, spinner na cor do texto; hover só com ponteiro</w:t>
             </w:r>
           </w:p>
         </w:tc>
@@ -3707,7 +4490,7 @@
           <w:sz w:val="19"/>
           <w:szCs w:val="19"/>
         </w:rPr>
-        <w:t xml:space="preserve">Script: npx tsx apps/mobile/scripts/check-contrast.ts. Ele calcula (L1 + 0.05) / (L2 + 0.05) para todos os pares registrados em tokens.ts e falha se algum ficar abaixo de 4.5:1. Resultado na v1: 13 de 15 pares reprovados. Na v2: 25 de 25 aprovados. A v3 não alterou tokens e repete o resultado (25/25, verificado no commit 6cf7d36).</w:t>
+        <w:t xml:space="preserve">Script: npx tsx apps/mobile/scripts/check-contrast.ts. Ele calcula (L1 + 0.05) / (L2 + 0.05) para todos os pares registrados em tokens.ts e falha se algum ficar abaixo de 4.5:1. Resultado na v1: 13 de 15 pares reprovados. Na v2: 25 de 25 aprovados. Na v3, com os 3 pares de hover: 28 de 28 aprovados.</w:t>
       </w:r>
     </w:p>
     <w:p>
@@ -6487,7 +7270,7 @@
         <w:rPr>
           <w:rFonts w:ascii="Calibri" w:cs="Calibri" w:eastAsia="Calibri" w:hAnsi="Calibri"/>
         </w:rPr>
-        <w:t xml:space="preserve">v2 e v3 (depois)</w:t>
+        <w:t xml:space="preserve">v3 (atual)</w:t>
       </w:r>
     </w:p>
     <w:tbl>
@@ -8423,7 +9206,7 @@
                 <w:sz w:val="15"/>
                 <w:szCs w:val="15"/>
               </w:rPr>
-              <w:t xml:space="preserve">Botão primário (pressed)</w:t>
+              <w:t xml:space="preserve">Botão primário (hover, web)</w:t>
             </w:r>
           </w:p>
         </w:tc>
@@ -8489,7 +9272,7 @@
                 <w:sz w:val="15"/>
                 <w:szCs w:val="15"/>
               </w:rPr>
-              <w:t xml:space="preserve">#5B2E99</w:t>
+              <w:t xml:space="preserve">#6A35AF</w:t>
             </w:r>
           </w:p>
         </w:tc>
@@ -8522,7 +9305,7 @@
                 <w:sz w:val="15"/>
                 <w:szCs w:val="15"/>
               </w:rPr>
-              <w:t xml:space="preserve">9.15:1</w:t>
+              <w:t xml:space="preserve">7.66:1</w:t>
             </w:r>
           </w:p>
         </w:tc>
@@ -8593,7 +9376,7 @@
                 <w:sz w:val="15"/>
                 <w:szCs w:val="15"/>
               </w:rPr>
-              <w:t xml:space="preserve">Botão SOS / perigo</w:t>
+              <w:t xml:space="preserve">Botão primário (pressed)</w:t>
             </w:r>
           </w:p>
         </w:tc>
@@ -8659,7 +9442,7 @@
                 <w:sz w:val="15"/>
                 <w:szCs w:val="15"/>
               </w:rPr>
-              <w:t xml:space="preserve">#B3261E</w:t>
+              <w:t xml:space="preserve">#5B2E99</w:t>
             </w:r>
           </w:p>
         </w:tc>
@@ -8692,7 +9475,7 @@
                 <w:sz w:val="15"/>
                 <w:szCs w:val="15"/>
               </w:rPr>
-              <w:t xml:space="preserve">6.54:1</w:t>
+              <w:t xml:space="preserve">9.15:1</w:t>
             </w:r>
           </w:p>
         </w:tc>
@@ -8763,6 +9546,346 @@
                 <w:sz w:val="15"/>
                 <w:szCs w:val="15"/>
               </w:rPr>
+              <w:t xml:space="preserve">Botão SOS / perigo</w:t>
+            </w:r>
+          </w:p>
+        </w:tc>
+        <w:tc>
+          <w:tcPr>
+            <w:tcW w:type="dxa" w:w="1224"/>
+            <w:tcBorders>
+              <w:top w:val="single" w:color="C8C8D0" w:sz="4"/>
+              <w:left w:val="single" w:color="C8C8D0" w:sz="4"/>
+              <w:bottom w:val="single" w:color="C8C8D0" w:sz="4"/>
+              <w:right w:val="single" w:color="C8C8D0" w:sz="4"/>
+            </w:tcBorders>
+            <w:tcMar>
+              <w:top w:type="dxa" w:w="40"/>
+              <w:left w:type="dxa" w:w="80"/>
+              <w:bottom w:type="dxa" w:w="40"/>
+              <w:right w:type="dxa" w:w="80"/>
+            </w:tcMar>
+            <w:vAlign w:val="top"/>
+          </w:tcPr>
+          <w:p>
+            <w:pPr>
+              <w:spacing w:after="0" w:line="240"/>
+            </w:pPr>
+            <w:r>
+              <w:rPr>
+                <w:rFonts w:ascii="Calibri" w:cs="Calibri" w:eastAsia="Calibri" w:hAnsi="Calibri"/>
+                <w:b w:val="false"/>
+                <w:bCs w:val="false"/>
+                <w:sz w:val="15"/>
+                <w:szCs w:val="15"/>
+              </w:rPr>
+              <w:t xml:space="preserve">#FFFFFF</w:t>
+            </w:r>
+          </w:p>
+        </w:tc>
+        <w:tc>
+          <w:tcPr>
+            <w:tcW w:type="dxa" w:w="1224"/>
+            <w:tcBorders>
+              <w:top w:val="single" w:color="C8C8D0" w:sz="4"/>
+              <w:left w:val="single" w:color="C8C8D0" w:sz="4"/>
+              <w:bottom w:val="single" w:color="C8C8D0" w:sz="4"/>
+              <w:right w:val="single" w:color="C8C8D0" w:sz="4"/>
+            </w:tcBorders>
+            <w:tcMar>
+              <w:top w:type="dxa" w:w="40"/>
+              <w:left w:type="dxa" w:w="80"/>
+              <w:bottom w:type="dxa" w:w="40"/>
+              <w:right w:type="dxa" w:w="80"/>
+            </w:tcMar>
+            <w:vAlign w:val="top"/>
+          </w:tcPr>
+          <w:p>
+            <w:pPr>
+              <w:spacing w:after="0" w:line="240"/>
+            </w:pPr>
+            <w:r>
+              <w:rPr>
+                <w:rFonts w:ascii="Calibri" w:cs="Calibri" w:eastAsia="Calibri" w:hAnsi="Calibri"/>
+                <w:b w:val="false"/>
+                <w:bCs w:val="false"/>
+                <w:sz w:val="15"/>
+                <w:szCs w:val="15"/>
+              </w:rPr>
+              <w:t xml:space="preserve">#B3261E</w:t>
+            </w:r>
+          </w:p>
+        </w:tc>
+        <w:tc>
+          <w:tcPr>
+            <w:tcW w:type="dxa" w:w="1224"/>
+            <w:tcBorders>
+              <w:top w:val="single" w:color="C8C8D0" w:sz="4"/>
+              <w:left w:val="single" w:color="C8C8D0" w:sz="4"/>
+              <w:bottom w:val="single" w:color="C8C8D0" w:sz="4"/>
+              <w:right w:val="single" w:color="C8C8D0" w:sz="4"/>
+            </w:tcBorders>
+            <w:tcMar>
+              <w:top w:type="dxa" w:w="40"/>
+              <w:left w:type="dxa" w:w="80"/>
+              <w:bottom w:type="dxa" w:w="40"/>
+              <w:right w:type="dxa" w:w="80"/>
+            </w:tcMar>
+            <w:vAlign w:val="top"/>
+          </w:tcPr>
+          <w:p>
+            <w:pPr>
+              <w:spacing w:after="0" w:line="240"/>
+            </w:pPr>
+            <w:r>
+              <w:rPr>
+                <w:rFonts w:ascii="Calibri" w:cs="Calibri" w:eastAsia="Calibri" w:hAnsi="Calibri"/>
+                <w:b w:val="false"/>
+                <w:bCs w:val="false"/>
+                <w:sz w:val="15"/>
+                <w:szCs w:val="15"/>
+              </w:rPr>
+              <w:t xml:space="preserve">6.54:1</w:t>
+            </w:r>
+          </w:p>
+        </w:tc>
+        <w:tc>
+          <w:tcPr>
+            <w:tcW w:type="dxa" w:w="1635"/>
+            <w:tcBorders>
+              <w:top w:val="single" w:color="C8C8D0" w:sz="4"/>
+              <w:left w:val="single" w:color="C8C8D0" w:sz="4"/>
+              <w:bottom w:val="single" w:color="C8C8D0" w:sz="4"/>
+              <w:right w:val="single" w:color="C8C8D0" w:sz="4"/>
+            </w:tcBorders>
+            <w:tcMar>
+              <w:top w:type="dxa" w:w="40"/>
+              <w:left w:type="dxa" w:w="80"/>
+              <w:bottom w:type="dxa" w:w="40"/>
+              <w:right w:type="dxa" w:w="80"/>
+            </w:tcMar>
+            <w:vAlign w:val="top"/>
+          </w:tcPr>
+          <w:p>
+            <w:pPr>
+              <w:spacing w:after="0" w:line="240"/>
+            </w:pPr>
+            <w:r>
+              <w:rPr>
+                <w:rFonts w:ascii="Calibri" w:cs="Calibri" w:eastAsia="Calibri" w:hAnsi="Calibri"/>
+                <w:b w:val="false"/>
+                <w:bCs w:val="false"/>
+                <w:sz w:val="15"/>
+                <w:szCs w:val="15"/>
+              </w:rPr>
+              <w:t xml:space="preserve">Aprovado</w:t>
+            </w:r>
+          </w:p>
+        </w:tc>
+      </w:tr>
+      <w:tr>
+        <w:trPr>
+          <w:cantSplit/>
+        </w:trPr>
+        <w:tc>
+          <w:tcPr>
+            <w:tcW w:type="dxa" w:w="4897"/>
+            <w:tcBorders>
+              <w:top w:val="single" w:color="C8C8D0" w:sz="4"/>
+              <w:left w:val="single" w:color="C8C8D0" w:sz="4"/>
+              <w:bottom w:val="single" w:color="C8C8D0" w:sz="4"/>
+              <w:right w:val="single" w:color="C8C8D0" w:sz="4"/>
+            </w:tcBorders>
+            <w:tcMar>
+              <w:top w:type="dxa" w:w="40"/>
+              <w:left w:type="dxa" w:w="80"/>
+              <w:bottom w:type="dxa" w:w="40"/>
+              <w:right w:type="dxa" w:w="80"/>
+            </w:tcMar>
+            <w:vAlign w:val="top"/>
+          </w:tcPr>
+          <w:p>
+            <w:pPr>
+              <w:spacing w:after="0" w:line="240"/>
+            </w:pPr>
+            <w:r>
+              <w:rPr>
+                <w:rFonts w:ascii="Calibri" w:cs="Calibri" w:eastAsia="Calibri" w:hAnsi="Calibri"/>
+                <w:b w:val="false"/>
+                <w:bCs w:val="false"/>
+                <w:sz w:val="15"/>
+                <w:szCs w:val="15"/>
+              </w:rPr>
+              <w:t xml:space="preserve">Botão perigo (hover, web)</w:t>
+            </w:r>
+          </w:p>
+        </w:tc>
+        <w:tc>
+          <w:tcPr>
+            <w:tcW w:type="dxa" w:w="1224"/>
+            <w:tcBorders>
+              <w:top w:val="single" w:color="C8C8D0" w:sz="4"/>
+              <w:left w:val="single" w:color="C8C8D0" w:sz="4"/>
+              <w:bottom w:val="single" w:color="C8C8D0" w:sz="4"/>
+              <w:right w:val="single" w:color="C8C8D0" w:sz="4"/>
+            </w:tcBorders>
+            <w:tcMar>
+              <w:top w:type="dxa" w:w="40"/>
+              <w:left w:type="dxa" w:w="80"/>
+              <w:bottom w:type="dxa" w:w="40"/>
+              <w:right w:type="dxa" w:w="80"/>
+            </w:tcMar>
+            <w:vAlign w:val="top"/>
+          </w:tcPr>
+          <w:p>
+            <w:pPr>
+              <w:spacing w:after="0" w:line="240"/>
+            </w:pPr>
+            <w:r>
+              <w:rPr>
+                <w:rFonts w:ascii="Calibri" w:cs="Calibri" w:eastAsia="Calibri" w:hAnsi="Calibri"/>
+                <w:b w:val="false"/>
+                <w:bCs w:val="false"/>
+                <w:sz w:val="15"/>
+                <w:szCs w:val="15"/>
+              </w:rPr>
+              <w:t xml:space="preserve">#FFFFFF</w:t>
+            </w:r>
+          </w:p>
+        </w:tc>
+        <w:tc>
+          <w:tcPr>
+            <w:tcW w:type="dxa" w:w="1224"/>
+            <w:tcBorders>
+              <w:top w:val="single" w:color="C8C8D0" w:sz="4"/>
+              <w:left w:val="single" w:color="C8C8D0" w:sz="4"/>
+              <w:bottom w:val="single" w:color="C8C8D0" w:sz="4"/>
+              <w:right w:val="single" w:color="C8C8D0" w:sz="4"/>
+            </w:tcBorders>
+            <w:tcMar>
+              <w:top w:type="dxa" w:w="40"/>
+              <w:left w:type="dxa" w:w="80"/>
+              <w:bottom w:type="dxa" w:w="40"/>
+              <w:right w:type="dxa" w:w="80"/>
+            </w:tcMar>
+            <w:vAlign w:val="top"/>
+          </w:tcPr>
+          <w:p>
+            <w:pPr>
+              <w:spacing w:after="0" w:line="240"/>
+            </w:pPr>
+            <w:r>
+              <w:rPr>
+                <w:rFonts w:ascii="Calibri" w:cs="Calibri" w:eastAsia="Calibri" w:hAnsi="Calibri"/>
+                <w:b w:val="false"/>
+                <w:bCs w:val="false"/>
+                <w:sz w:val="15"/>
+                <w:szCs w:val="15"/>
+              </w:rPr>
+              <w:t xml:space="preserve">#A0221B</w:t>
+            </w:r>
+          </w:p>
+        </w:tc>
+        <w:tc>
+          <w:tcPr>
+            <w:tcW w:type="dxa" w:w="1224"/>
+            <w:tcBorders>
+              <w:top w:val="single" w:color="C8C8D0" w:sz="4"/>
+              <w:left w:val="single" w:color="C8C8D0" w:sz="4"/>
+              <w:bottom w:val="single" w:color="C8C8D0" w:sz="4"/>
+              <w:right w:val="single" w:color="C8C8D0" w:sz="4"/>
+            </w:tcBorders>
+            <w:tcMar>
+              <w:top w:type="dxa" w:w="40"/>
+              <w:left w:type="dxa" w:w="80"/>
+              <w:bottom w:type="dxa" w:w="40"/>
+              <w:right w:type="dxa" w:w="80"/>
+            </w:tcMar>
+            <w:vAlign w:val="top"/>
+          </w:tcPr>
+          <w:p>
+            <w:pPr>
+              <w:spacing w:after="0" w:line="240"/>
+            </w:pPr>
+            <w:r>
+              <w:rPr>
+                <w:rFonts w:ascii="Calibri" w:cs="Calibri" w:eastAsia="Calibri" w:hAnsi="Calibri"/>
+                <w:b w:val="false"/>
+                <w:bCs w:val="false"/>
+                <w:sz w:val="15"/>
+                <w:szCs w:val="15"/>
+              </w:rPr>
+              <w:t xml:space="preserve">7.67:1</w:t>
+            </w:r>
+          </w:p>
+        </w:tc>
+        <w:tc>
+          <w:tcPr>
+            <w:tcW w:type="dxa" w:w="1635"/>
+            <w:tcBorders>
+              <w:top w:val="single" w:color="C8C8D0" w:sz="4"/>
+              <w:left w:val="single" w:color="C8C8D0" w:sz="4"/>
+              <w:bottom w:val="single" w:color="C8C8D0" w:sz="4"/>
+              <w:right w:val="single" w:color="C8C8D0" w:sz="4"/>
+            </w:tcBorders>
+            <w:tcMar>
+              <w:top w:type="dxa" w:w="40"/>
+              <w:left w:type="dxa" w:w="80"/>
+              <w:bottom w:type="dxa" w:w="40"/>
+              <w:right w:type="dxa" w:w="80"/>
+            </w:tcMar>
+            <w:vAlign w:val="top"/>
+          </w:tcPr>
+          <w:p>
+            <w:pPr>
+              <w:spacing w:after="0" w:line="240"/>
+            </w:pPr>
+            <w:r>
+              <w:rPr>
+                <w:rFonts w:ascii="Calibri" w:cs="Calibri" w:eastAsia="Calibri" w:hAnsi="Calibri"/>
+                <w:b w:val="false"/>
+                <w:bCs w:val="false"/>
+                <w:sz w:val="15"/>
+                <w:szCs w:val="15"/>
+              </w:rPr>
+              <w:t xml:space="preserve">Aprovado</w:t>
+            </w:r>
+          </w:p>
+        </w:tc>
+      </w:tr>
+      <w:tr>
+        <w:trPr>
+          <w:cantSplit/>
+        </w:trPr>
+        <w:tc>
+          <w:tcPr>
+            <w:tcW w:type="dxa" w:w="4897"/>
+            <w:tcBorders>
+              <w:top w:val="single" w:color="C8C8D0" w:sz="4"/>
+              <w:left w:val="single" w:color="C8C8D0" w:sz="4"/>
+              <w:bottom w:val="single" w:color="C8C8D0" w:sz="4"/>
+              <w:right w:val="single" w:color="C8C8D0" w:sz="4"/>
+            </w:tcBorders>
+            <w:tcMar>
+              <w:top w:type="dxa" w:w="40"/>
+              <w:left w:type="dxa" w:w="80"/>
+              <w:bottom w:type="dxa" w:w="40"/>
+              <w:right w:type="dxa" w:w="80"/>
+            </w:tcMar>
+            <w:vAlign w:val="top"/>
+          </w:tcPr>
+          <w:p>
+            <w:pPr>
+              <w:spacing w:after="0" w:line="240"/>
+            </w:pPr>
+            <w:r>
+              <w:rPr>
+                <w:rFonts w:ascii="Calibri" w:cs="Calibri" w:eastAsia="Calibri" w:hAnsi="Calibri"/>
+                <w:b w:val="false"/>
+                <w:bCs w:val="false"/>
+                <w:sz w:val="15"/>
+                <w:szCs w:val="15"/>
+              </w:rPr>
               <w:t xml:space="preserve">Botão SOS (pressed)</w:t>
             </w:r>
           </w:p>
@@ -8863,6 +9986,176 @@
                 <w:szCs w:val="15"/>
               </w:rPr>
               <w:t xml:space="preserve">9.11:1</w:t>
+            </w:r>
+          </w:p>
+        </w:tc>
+        <w:tc>
+          <w:tcPr>
+            <w:tcW w:type="dxa" w:w="1635"/>
+            <w:tcBorders>
+              <w:top w:val="single" w:color="C8C8D0" w:sz="4"/>
+              <w:left w:val="single" w:color="C8C8D0" w:sz="4"/>
+              <w:bottom w:val="single" w:color="C8C8D0" w:sz="4"/>
+              <w:right w:val="single" w:color="C8C8D0" w:sz="4"/>
+            </w:tcBorders>
+            <w:tcMar>
+              <w:top w:type="dxa" w:w="40"/>
+              <w:left w:type="dxa" w:w="80"/>
+              <w:bottom w:type="dxa" w:w="40"/>
+              <w:right w:type="dxa" w:w="80"/>
+            </w:tcMar>
+            <w:vAlign w:val="top"/>
+          </w:tcPr>
+          <w:p>
+            <w:pPr>
+              <w:spacing w:after="0" w:line="240"/>
+            </w:pPr>
+            <w:r>
+              <w:rPr>
+                <w:rFonts w:ascii="Calibri" w:cs="Calibri" w:eastAsia="Calibri" w:hAnsi="Calibri"/>
+                <w:b w:val="false"/>
+                <w:bCs w:val="false"/>
+                <w:sz w:val="15"/>
+                <w:szCs w:val="15"/>
+              </w:rPr>
+              <w:t xml:space="preserve">Aprovado</w:t>
+            </w:r>
+          </w:p>
+        </w:tc>
+      </w:tr>
+      <w:tr>
+        <w:trPr>
+          <w:cantSplit/>
+        </w:trPr>
+        <w:tc>
+          <w:tcPr>
+            <w:tcW w:type="dxa" w:w="4897"/>
+            <w:tcBorders>
+              <w:top w:val="single" w:color="C8C8D0" w:sz="4"/>
+              <w:left w:val="single" w:color="C8C8D0" w:sz="4"/>
+              <w:bottom w:val="single" w:color="C8C8D0" w:sz="4"/>
+              <w:right w:val="single" w:color="C8C8D0" w:sz="4"/>
+            </w:tcBorders>
+            <w:tcMar>
+              <w:top w:type="dxa" w:w="40"/>
+              <w:left w:type="dxa" w:w="80"/>
+              <w:bottom w:type="dxa" w:w="40"/>
+              <w:right w:type="dxa" w:w="80"/>
+            </w:tcMar>
+            <w:vAlign w:val="top"/>
+          </w:tcPr>
+          <w:p>
+            <w:pPr>
+              <w:spacing w:after="0" w:line="240"/>
+            </w:pPr>
+            <w:r>
+              <w:rPr>
+                <w:rFonts w:ascii="Calibri" w:cs="Calibri" w:eastAsia="Calibri" w:hAnsi="Calibri"/>
+                <w:b w:val="false"/>
+                <w:bCs w:val="false"/>
+                <w:sz w:val="15"/>
+                <w:szCs w:val="15"/>
+              </w:rPr>
+              <w:t xml:space="preserve">Botão secundário/ghost (hover, web)</w:t>
+            </w:r>
+          </w:p>
+        </w:tc>
+        <w:tc>
+          <w:tcPr>
+            <w:tcW w:type="dxa" w:w="1224"/>
+            <w:tcBorders>
+              <w:top w:val="single" w:color="C8C8D0" w:sz="4"/>
+              <w:left w:val="single" w:color="C8C8D0" w:sz="4"/>
+              <w:bottom w:val="single" w:color="C8C8D0" w:sz="4"/>
+              <w:right w:val="single" w:color="C8C8D0" w:sz="4"/>
+            </w:tcBorders>
+            <w:tcMar>
+              <w:top w:type="dxa" w:w="40"/>
+              <w:left w:type="dxa" w:w="80"/>
+              <w:bottom w:type="dxa" w:w="40"/>
+              <w:right w:type="dxa" w:w="80"/>
+            </w:tcMar>
+            <w:vAlign w:val="top"/>
+          </w:tcPr>
+          <w:p>
+            <w:pPr>
+              <w:spacing w:after="0" w:line="240"/>
+            </w:pPr>
+            <w:r>
+              <w:rPr>
+                <w:rFonts w:ascii="Calibri" w:cs="Calibri" w:eastAsia="Calibri" w:hAnsi="Calibri"/>
+                <w:b w:val="false"/>
+                <w:bCs w:val="false"/>
+                <w:sz w:val="15"/>
+                <w:szCs w:val="15"/>
+              </w:rPr>
+              <w:t xml:space="preserve">#7A3FC4</w:t>
+            </w:r>
+          </w:p>
+        </w:tc>
+        <w:tc>
+          <w:tcPr>
+            <w:tcW w:type="dxa" w:w="1224"/>
+            <w:tcBorders>
+              <w:top w:val="single" w:color="C8C8D0" w:sz="4"/>
+              <w:left w:val="single" w:color="C8C8D0" w:sz="4"/>
+              <w:bottom w:val="single" w:color="C8C8D0" w:sz="4"/>
+              <w:right w:val="single" w:color="C8C8D0" w:sz="4"/>
+            </w:tcBorders>
+            <w:tcMar>
+              <w:top w:type="dxa" w:w="40"/>
+              <w:left w:type="dxa" w:w="80"/>
+              <w:bottom w:type="dxa" w:w="40"/>
+              <w:right w:type="dxa" w:w="80"/>
+            </w:tcMar>
+            <w:vAlign w:val="top"/>
+          </w:tcPr>
+          <w:p>
+            <w:pPr>
+              <w:spacing w:after="0" w:line="240"/>
+            </w:pPr>
+            <w:r>
+              <w:rPr>
+                <w:rFonts w:ascii="Calibri" w:cs="Calibri" w:eastAsia="Calibri" w:hAnsi="Calibri"/>
+                <w:b w:val="false"/>
+                <w:bCs w:val="false"/>
+                <w:sz w:val="15"/>
+                <w:szCs w:val="15"/>
+              </w:rPr>
+              <w:t xml:space="preserve">#F4F4F6</w:t>
+            </w:r>
+          </w:p>
+        </w:tc>
+        <w:tc>
+          <w:tcPr>
+            <w:tcW w:type="dxa" w:w="1224"/>
+            <w:tcBorders>
+              <w:top w:val="single" w:color="C8C8D0" w:sz="4"/>
+              <w:left w:val="single" w:color="C8C8D0" w:sz="4"/>
+              <w:bottom w:val="single" w:color="C8C8D0" w:sz="4"/>
+              <w:right w:val="single" w:color="C8C8D0" w:sz="4"/>
+            </w:tcBorders>
+            <w:tcMar>
+              <w:top w:type="dxa" w:w="40"/>
+              <w:left w:type="dxa" w:w="80"/>
+              <w:bottom w:type="dxa" w:w="40"/>
+              <w:right w:type="dxa" w:w="80"/>
+            </w:tcMar>
+            <w:vAlign w:val="top"/>
+          </w:tcPr>
+          <w:p>
+            <w:pPr>
+              <w:spacing w:after="0" w:line="240"/>
+            </w:pPr>
+            <w:r>
+              <w:rPr>
+                <w:rFonts w:ascii="Calibri" w:cs="Calibri" w:eastAsia="Calibri" w:hAnsi="Calibri"/>
+                <w:b w:val="false"/>
+                <w:bCs w:val="false"/>
+                <w:sz w:val="15"/>
+                <w:szCs w:val="15"/>
+              </w:rPr>
+              <w:t xml:space="preserve">5.73:1</w:t>
             </w:r>
           </w:p>
         </w:tc>
@@ -19842,7 +21135,7 @@
           <w:sz w:val="19"/>
           <w:szCs w:val="19"/>
         </w:rPr>
-        <w:t xml:space="preserve">Cada problema da avaliação heurística recebeu uma correção na v2 (commit a11b51d, tag ux-av2-v2). A coluna "Correção aplicada" mostra o estado atual (v3, commit 6cf7d36, tag ux-av2-v3). "Corrigido (v3)" indica que a Iteração 2 mexeu na correção ou a reaplicou; "Revisado (v3)" indica que a solução mudou de forma, com o motivo na seção 5.1. As linhas TA-xx ficam reservadas para os achados do Think Aloud, a preencher depois das sessões.</w:t>
+        <w:t xml:space="preserve">Cada problema da avaliação heurística recebeu uma correção na v2 (commit a11b51d, tag ux-av2-v2). A coluna "Correção aplicada" mostra o estado atual (v3, commit b9d858a, tag ux-av2-v3). "Corrigido (v3)" indica que a Iteração 2 mexeu na correção ou a reaplicou; "Revisado (v3)" indica que a solução mudou de forma, com o motivo na seção 5.1. As linhas TA-xx ficam reservadas para os achados do Think Aloud, a preencher depois das sessões.</w:t>
       </w:r>
     </w:p>
     <w:tbl>
@@ -27878,6 +29171,176 @@
                 <w:szCs w:val="15"/>
               </w:rPr>
               <w:t xml:space="preserve">70b61b6, d74772e, 6cf7d36, bc7e947</w:t>
+            </w:r>
+          </w:p>
+        </w:tc>
+      </w:tr>
+      <w:tr>
+        <w:trPr>
+          <w:cantSplit/>
+        </w:trPr>
+        <w:tc>
+          <w:tcPr>
+            <w:tcW w:type="dxa" w:w="612"/>
+            <w:tcBorders>
+              <w:top w:val="single" w:color="C8C8D0" w:sz="4"/>
+              <w:left w:val="single" w:color="C8C8D0" w:sz="4"/>
+              <w:bottom w:val="single" w:color="C8C8D0" w:sz="4"/>
+              <w:right w:val="single" w:color="C8C8D0" w:sz="4"/>
+            </w:tcBorders>
+            <w:tcMar>
+              <w:top w:type="dxa" w:w="40"/>
+              <w:left w:type="dxa" w:w="80"/>
+              <w:bottom w:type="dxa" w:w="40"/>
+              <w:right w:type="dxa" w:w="80"/>
+            </w:tcMar>
+            <w:vAlign w:val="top"/>
+          </w:tcPr>
+          <w:p>
+            <w:pPr>
+              <w:spacing w:after="0" w:line="240"/>
+            </w:pPr>
+            <w:r>
+              <w:rPr>
+                <w:rFonts w:ascii="Calibri" w:cs="Calibri" w:eastAsia="Calibri" w:hAnsi="Calibri"/>
+                <w:b w:val="false"/>
+                <w:bCs w:val="false"/>
+                <w:sz w:val="15"/>
+                <w:szCs w:val="15"/>
+              </w:rPr>
+              <w:t xml:space="preserve">I2-12</w:t>
+            </w:r>
+          </w:p>
+        </w:tc>
+        <w:tc>
+          <w:tcPr>
+            <w:tcW w:type="dxa" w:w="3061"/>
+            <w:tcBorders>
+              <w:top w:val="single" w:color="C8C8D0" w:sz="4"/>
+              <w:left w:val="single" w:color="C8C8D0" w:sz="4"/>
+              <w:bottom w:val="single" w:color="C8C8D0" w:sz="4"/>
+              <w:right w:val="single" w:color="C8C8D0" w:sz="4"/>
+            </w:tcBorders>
+            <w:tcMar>
+              <w:top w:type="dxa" w:w="40"/>
+              <w:left w:type="dxa" w:w="80"/>
+              <w:bottom w:type="dxa" w:w="40"/>
+              <w:right w:type="dxa" w:w="80"/>
+            </w:tcMar>
+            <w:vAlign w:val="top"/>
+          </w:tcPr>
+          <w:p>
+            <w:pPr>
+              <w:spacing w:after="0" w:line="240"/>
+            </w:pPr>
+            <w:r>
+              <w:rPr>
+                <w:rFonts w:ascii="Calibri" w:cs="Calibri" w:eastAsia="Calibri" w:hAnsi="Calibri"/>
+                <w:b w:val="false"/>
+                <w:bCs w:val="false"/>
+                <w:sz w:val="15"/>
+                <w:szCs w:val="15"/>
+              </w:rPr>
+              <w:t xml:space="preserve">Estado hover nos botões (cor mais escura no primário e no perigo; fundo neutro no secundário e no ghost)</w:t>
+            </w:r>
+          </w:p>
+        </w:tc>
+        <w:tc>
+          <w:tcPr>
+            <w:tcW w:type="dxa" w:w="4081"/>
+            <w:tcBorders>
+              <w:top w:val="single" w:color="C8C8D0" w:sz="4"/>
+              <w:left w:val="single" w:color="C8C8D0" w:sz="4"/>
+              <w:bottom w:val="single" w:color="C8C8D0" w:sz="4"/>
+              <w:right w:val="single" w:color="C8C8D0" w:sz="4"/>
+            </w:tcBorders>
+            <w:tcMar>
+              <w:top w:type="dxa" w:w="40"/>
+              <w:left w:type="dxa" w:w="80"/>
+              <w:bottom w:type="dxa" w:w="40"/>
+              <w:right w:type="dxa" w:w="80"/>
+            </w:tcMar>
+            <w:vAlign w:val="top"/>
+          </w:tcPr>
+          <w:p>
+            <w:pPr>
+              <w:spacing w:after="0" w:line="240"/>
+            </w:pPr>
+            <w:r>
+              <w:rPr>
+                <w:rFonts w:ascii="Calibri" w:cs="Calibri" w:eastAsia="Calibri" w:hAnsi="Calibri"/>
+                <w:b w:val="false"/>
+                <w:bCs w:val="false"/>
+                <w:sz w:val="15"/>
+                <w:szCs w:val="15"/>
+              </w:rPr>
+              <w:t xml:space="preserve">O requisito pede estados default, hover e focus. No web, o botão não reagia ao ponteiro. Os 3 pares novos passam de 4.5:1.</w:t>
+            </w:r>
+          </w:p>
+        </w:tc>
+        <w:tc>
+          <w:tcPr>
+            <w:tcW w:type="dxa" w:w="816"/>
+            <w:tcBorders>
+              <w:top w:val="single" w:color="C8C8D0" w:sz="4"/>
+              <w:left w:val="single" w:color="C8C8D0" w:sz="4"/>
+              <w:bottom w:val="single" w:color="C8C8D0" w:sz="4"/>
+              <w:right w:val="single" w:color="C8C8D0" w:sz="4"/>
+            </w:tcBorders>
+            <w:tcMar>
+              <w:top w:type="dxa" w:w="40"/>
+              <w:left w:type="dxa" w:w="80"/>
+              <w:bottom w:type="dxa" w:w="40"/>
+              <w:right w:type="dxa" w:w="80"/>
+            </w:tcMar>
+            <w:vAlign w:val="top"/>
+          </w:tcPr>
+          <w:p>
+            <w:pPr>
+              <w:spacing w:after="0" w:line="240"/>
+            </w:pPr>
+            <w:r>
+              <w:rPr>
+                <w:rFonts w:ascii="Calibri" w:cs="Calibri" w:eastAsia="Calibri" w:hAnsi="Calibri"/>
+                <w:b w:val="false"/>
+                <w:bCs w:val="false"/>
+                <w:sz w:val="15"/>
+                <w:szCs w:val="15"/>
+              </w:rPr>
+              <w:t xml:space="preserve">H1</w:t>
+            </w:r>
+          </w:p>
+        </w:tc>
+        <w:tc>
+          <w:tcPr>
+            <w:tcW w:type="dxa" w:w="1634"/>
+            <w:tcBorders>
+              <w:top w:val="single" w:color="C8C8D0" w:sz="4"/>
+              <w:left w:val="single" w:color="C8C8D0" w:sz="4"/>
+              <w:bottom w:val="single" w:color="C8C8D0" w:sz="4"/>
+              <w:right w:val="single" w:color="C8C8D0" w:sz="4"/>
+            </w:tcBorders>
+            <w:tcMar>
+              <w:top w:type="dxa" w:w="40"/>
+              <w:left w:type="dxa" w:w="80"/>
+              <w:bottom w:type="dxa" w:w="40"/>
+              <w:right w:type="dxa" w:w="80"/>
+            </w:tcMar>
+            <w:vAlign w:val="top"/>
+          </w:tcPr>
+          <w:p>
+            <w:pPr>
+              <w:spacing w:after="0" w:line="240"/>
+            </w:pPr>
+            <w:r>
+              <w:rPr>
+                <w:rFonts w:ascii="Calibri" w:cs="Calibri" w:eastAsia="Calibri" w:hAnsi="Calibri"/>
+                <w:b w:val="false"/>
+                <w:bCs w:val="false"/>
+                <w:sz w:val="15"/>
+                <w:szCs w:val="15"/>
+              </w:rPr>
+              <w:t xml:space="preserve">30dfbd5, b9d858a</w:t>
             </w:r>
           </w:p>
         </w:tc>
@@ -35050,7 +36513,7 @@
           <w:sz w:val="19"/>
           <w:szCs w:val="19"/>
         </w:rPr>
-        <w:t xml:space="preserve">Contraste verificado por script, não a olho: 13 de 15 pares reprovavam na v1; os 25 pares de tokens passam na v2 e na v3, e as 6 combinações dos componentes restaurados também.</w:t>
+        <w:t xml:space="preserve">Contraste verificado por script, não a olho: 13 de 15 pares reprovavam na v1; os 25 pares de tokens da v2 e os 28 da v3 (com hover) passam, e as 6 combinações dos componentes restaurados também.</w:t>
       </w:r>
     </w:p>
     <w:p>
@@ -35633,7 +37096,7 @@
                 <w:sz w:val="15"/>
                 <w:szCs w:val="15"/>
               </w:rPr>
-              <w:t xml:space="preserve">Estados de botão default / pressed / focus</w:t>
+              <w:t xml:space="preserve">Estados de botão default / hover / focus</w:t>
             </w:r>
           </w:p>
         </w:tc>
@@ -35666,7 +37129,7 @@
                 <w:sz w:val="15"/>
                 <w:szCs w:val="15"/>
               </w:rPr>
-              <w:t xml:space="preserve">Button.tsx; /design-system → Button (4 variantes × 5 estados)</w:t>
+              <w:t xml:space="preserve">Button.tsx; /design-system → Button (4 variantes × 6 estados: default, hover, pressed, focus, disabled, loading)</w:t>
             </w:r>
           </w:p>
         </w:tc>
@@ -35978,7 +37441,7 @@
                 <w:sz w:val="15"/>
                 <w:szCs w:val="15"/>
               </w:rPr>
-              <w:t xml:space="preserve">tokens.ts; check-contrast.ts (25/25 na v3) + 6 combinações dos componentes restaurados; seção 2</w:t>
+              <w:t xml:space="preserve">tokens.ts; check-contrast.ts (28/28 na v3) + 6 combinações dos componentes restaurados; seção 2</w:t>
             </w:r>
           </w:p>
         </w:tc>
@@ -36082,7 +37545,7 @@
                 <w:sz w:val="15"/>
                 <w:szCs w:val="15"/>
               </w:rPr>
-              <w:t xml:space="preserve">Montserrat carregada; escala de 8; check-hardcoded.ts: 0 ocorrências na v2, 49 na v3 restritas aos componentes restaurados (PD-02)</w:t>
+              <w:t xml:space="preserve">Montserrat carregada; escala de 8; grid de coluna única com margem de 16 e largura máxima de 560; check-hardcoded.ts: 0 ocorrências na v2, 49 na v3 restritas aos componentes restaurados (PD-02)</w:t>
             </w:r>
           </w:p>
         </w:tc>
@@ -40554,7 +42017,7 @@
                 <w:sz w:val="15"/>
                 <w:szCs w:val="15"/>
               </w:rPr>
-              <w:t xml:space="preserve">v1 · Lazer: seções vazias sem aviso (P08)</w:t>
+              <w:t xml:space="preserve">Hover na vitrine de botões</w:t>
             </w:r>
           </w:p>
         </w:tc>
@@ -40632,7 +42095,7 @@
                 <w:sz w:val="15"/>
                 <w:szCs w:val="15"/>
               </w:rPr>
-              <w:t xml:space="preserve">v1 · Livros: "nenhum livro" no erro (P09)</w:t>
+              <w:t xml:space="preserve">Hover no "Entrar" (web)</w:t>
             </w:r>
           </w:p>
         </w:tc>
@@ -40710,7 +42173,7 @@
                 <w:sz w:val="15"/>
                 <w:szCs w:val="15"/>
               </w:rPr>
-              <w:t xml:space="preserve">v1 · Diário: erro + "nenhuma entrada" (P10)</w:t>
+              <w:t xml:space="preserve">v1 · Lazer: seções vazias sem aviso (P08)</w:t>
             </w:r>
           </w:p>
         </w:tc>
@@ -40730,7 +42193,67 @@
               <w:right w:type="dxa" w:w="40"/>
             </w:tcMar>
           </w:tcPr>
-          <w:p/>
+          <w:p>
+            <w:pPr>
+              <w:spacing w:after="20"/>
+              <w:jc w:val="center"/>
+            </w:pPr>
+            <w:r>
+              <w:drawing>
+                <wp:inline distT="0" distB="0" distL="0" distR="0">
+                  <wp:extent cx="1143000" cy="2476500"/>
+                  <wp:effectExtent t="0" r="0" b="0" l="0"/>
+                  <wp:docPr id="50" name="" descr="" title=""/>
+                  <wp:cNvGraphicFramePr>
+                    <a:graphicFrameLocks xmlns:a="http://schemas.openxmlformats.org/drawingml/2006/main" noChangeAspect="1"/>
+                  </wp:cNvGraphicFramePr>
+                  <a:graphic xmlns:a="http://schemas.openxmlformats.org/drawingml/2006/main">
+                    <a:graphicData uri="http://schemas.openxmlformats.org/drawingml/2006/picture">
+                      <pic:pic xmlns:pic="http://schemas.openxmlformats.org/drawingml/2006/picture">
+                        <pic:nvPicPr>
+                          <pic:cNvPr id="0" name="" descr=""/>
+                          <pic:cNvPicPr>
+                            <a:picLocks noChangeAspect="1" noChangeArrowheads="1"/>
+                          </pic:cNvPicPr>
+                        </pic:nvPicPr>
+                        <pic:blipFill>
+                          <a:blip r:embed="rId50" cstate="none"/>
+                          <a:srcRect/>
+                          <a:stretch>
+                            <a:fillRect/>
+                          </a:stretch>
+                        </pic:blipFill>
+                        <pic:spPr bwMode="auto">
+                          <a:xfrm>
+                            <a:off x="0" y="0"/>
+                            <a:ext cx="1143000" cy="2476500"/>
+                          </a:xfrm>
+                          <a:prstGeom prst="rect">
+                            <a:avLst/>
+                          </a:prstGeom>
+                        </pic:spPr>
+                      </pic:pic>
+                    </a:graphicData>
+                  </a:graphic>
+                </wp:inline>
+              </w:drawing>
+            </w:r>
+          </w:p>
+          <w:p>
+            <w:pPr>
+              <w:spacing w:after="0"/>
+              <w:jc w:val="center"/>
+            </w:pPr>
+            <w:r>
+              <w:rPr>
+                <w:rFonts w:ascii="Calibri" w:cs="Calibri" w:eastAsia="Calibri" w:hAnsi="Calibri"/>
+                <w:color w:val="575760"/>
+                <w:sz w:val="15"/>
+                <w:szCs w:val="15"/>
+              </w:rPr>
+              <w:t xml:space="preserve">v1 · Livros: "nenhum livro" no erro (P09)</w:t>
+            </w:r>
+          </w:p>
         </w:tc>
         <w:tc>
           <w:tcPr>
@@ -40748,7 +42271,67 @@
               <w:right w:type="dxa" w:w="40"/>
             </w:tcMar>
           </w:tcPr>
-          <w:p/>
+          <w:p>
+            <w:pPr>
+              <w:spacing w:after="20"/>
+              <w:jc w:val="center"/>
+            </w:pPr>
+            <w:r>
+              <w:drawing>
+                <wp:inline distT="0" distB="0" distL="0" distR="0">
+                  <wp:extent cx="1143000" cy="2476500"/>
+                  <wp:effectExtent t="0" r="0" b="0" l="0"/>
+                  <wp:docPr id="51" name="" descr="" title=""/>
+                  <wp:cNvGraphicFramePr>
+                    <a:graphicFrameLocks xmlns:a="http://schemas.openxmlformats.org/drawingml/2006/main" noChangeAspect="1"/>
+                  </wp:cNvGraphicFramePr>
+                  <a:graphic xmlns:a="http://schemas.openxmlformats.org/drawingml/2006/main">
+                    <a:graphicData uri="http://schemas.openxmlformats.org/drawingml/2006/picture">
+                      <pic:pic xmlns:pic="http://schemas.openxmlformats.org/drawingml/2006/picture">
+                        <pic:nvPicPr>
+                          <pic:cNvPr id="0" name="" descr=""/>
+                          <pic:cNvPicPr>
+                            <a:picLocks noChangeAspect="1" noChangeArrowheads="1"/>
+                          </pic:cNvPicPr>
+                        </pic:nvPicPr>
+                        <pic:blipFill>
+                          <a:blip r:embed="rId51" cstate="none"/>
+                          <a:srcRect/>
+                          <a:stretch>
+                            <a:fillRect/>
+                          </a:stretch>
+                        </pic:blipFill>
+                        <pic:spPr bwMode="auto">
+                          <a:xfrm>
+                            <a:off x="0" y="0"/>
+                            <a:ext cx="1143000" cy="2476500"/>
+                          </a:xfrm>
+                          <a:prstGeom prst="rect">
+                            <a:avLst/>
+                          </a:prstGeom>
+                        </pic:spPr>
+                      </pic:pic>
+                    </a:graphicData>
+                  </a:graphic>
+                </wp:inline>
+              </w:drawing>
+            </w:r>
+          </w:p>
+          <w:p>
+            <w:pPr>
+              <w:spacing w:after="0"/>
+              <w:jc w:val="center"/>
+            </w:pPr>
+            <w:r>
+              <w:rPr>
+                <w:rFonts w:ascii="Calibri" w:cs="Calibri" w:eastAsia="Calibri" w:hAnsi="Calibri"/>
+                <w:color w:val="575760"/>
+                <w:sz w:val="15"/>
+                <w:szCs w:val="15"/>
+              </w:rPr>
+              <w:t xml:space="preserve">v1 · Diário: erro + "nenhuma entrada" (P10)</w:t>
+            </w:r>
+          </w:p>
         </w:tc>
       </w:tr>
     </w:tbl>

--- a/docs/av2-oncomente.docx
+++ b/docs/av2-oncomente.docx
@@ -43,7 +43,7 @@
           <w:sz w:val="16"/>
           <w:szCs w:val="16"/>
         </w:rPr>
-        <w:t xml:space="preserve">Branch ux-av2 · v1 = commit 92e5d3c (tag ux-av2-v1) · v2 = commit a11b51d (tag ux-av2-v2) · v3 (atual) = commit b9d858a (tag ux-av2-v3)</w:t>
+        <w:t xml:space="preserve">Branch ux-av2 · v1 = commit 92e5d3c (tag ux-av2-v1) · v2 = commit a11b51d (tag ux-av2-v2) · v3 (atual) = commit bf9e5d5 (tag ux-av2-v3)</w:t>
       </w:r>
     </w:p>
     <w:p>
@@ -4490,7 +4490,7 @@
           <w:sz w:val="19"/>
           <w:szCs w:val="19"/>
         </w:rPr>
-        <w:t xml:space="preserve">Script: npx tsx apps/mobile/scripts/check-contrast.ts. Ele calcula (L1 + 0.05) / (L2 + 0.05) para todos os pares registrados em tokens.ts e falha se algum ficar abaixo de 4.5:1. Resultado na v1: 13 de 15 pares reprovados. Na v2: 25 de 25 aprovados. Na v3, com os 3 pares de hover: 28 de 28 aprovados.</w:t>
+        <w:t xml:space="preserve">Script: npx tsx apps/mobile/scripts/check-contrast.ts. Ele calcula (L1 + 0.05) / (L2 + 0.05) para todos os pares registrados em tokens.ts e falha se algum ficar abaixo de 4.5:1. Resultado na v1: 13 de 15 pares reprovados. Na v2: 25 de 25 aprovados. Na v3, com os 3 pares de hover: 28 de 28 aprovados. Na v3 o par do header sobre o degradê passou a usar o lilás real do topo (#D78FEE): o token antigo apontava para um lilás mais claro e aprovava um par que, na tela, ficava em 2.65:1.</w:t>
       </w:r>
     </w:p>
     <w:p>
@@ -8186,7 +8186,7 @@
                 <w:sz w:val="15"/>
                 <w:szCs w:val="15"/>
               </w:rPr>
-              <w:t xml:space="preserve">Header do Início sobre o gradiente</w:t>
+              <w:t xml:space="preserve">Logo e título de header sobre o degradê</w:t>
             </w:r>
           </w:p>
         </w:tc>
@@ -8219,7 +8219,7 @@
                 <w:sz w:val="15"/>
                 <w:szCs w:val="15"/>
               </w:rPr>
-              <w:t xml:space="preserve">#4E56C0</w:t>
+              <w:t xml:space="preserve">#3F1F73</w:t>
             </w:r>
           </w:p>
         </w:tc>
@@ -8252,7 +8252,7 @@
                 <w:sz w:val="15"/>
                 <w:szCs w:val="15"/>
               </w:rPr>
-              <w:t xml:space="preserve">#EEE3FB</w:t>
+              <w:t xml:space="preserve">#D78FEE</w:t>
             </w:r>
           </w:p>
         </w:tc>
@@ -8285,7 +8285,7 @@
                 <w:sz w:val="15"/>
                 <w:szCs w:val="15"/>
               </w:rPr>
-              <w:t xml:space="preserve">4.98:1</w:t>
+              <w:t xml:space="preserve">5.47:1</w:t>
             </w:r>
           </w:p>
         </w:tc>
@@ -8422,7 +8422,7 @@
                 <w:sz w:val="15"/>
                 <w:szCs w:val="15"/>
               </w:rPr>
-              <w:t xml:space="preserve">#EEE3FB</w:t>
+              <w:t xml:space="preserve">#D78FEE</w:t>
             </w:r>
           </w:p>
         </w:tc>
@@ -8455,7 +8455,7 @@
                 <w:sz w:val="15"/>
                 <w:szCs w:val="15"/>
               </w:rPr>
-              <w:t xml:space="preserve">14.10:1</w:t>
+              <w:t xml:space="preserve">7.50:1</w:t>
             </w:r>
           </w:p>
         </w:tc>
@@ -12485,7 +12485,7 @@
                 <w:sz w:val="15"/>
                 <w:szCs w:val="15"/>
               </w:rPr>
-              <w:t xml:space="preserve">Logo ONCOMENTE (HeaderLogo)</w:t>
+              <w:t xml:space="preserve">Logo ONCOMENTE (HeaderLogo) sobre o degradê</w:t>
             </w:r>
           </w:p>
         </w:tc>
@@ -12518,7 +12518,7 @@
                 <w:sz w:val="15"/>
                 <w:szCs w:val="15"/>
               </w:rPr>
-              <w:t xml:space="preserve">#4E56C0</w:t>
+              <w:t xml:space="preserve">#3F1F73</w:t>
             </w:r>
           </w:p>
         </w:tc>
@@ -12551,7 +12551,7 @@
                 <w:sz w:val="15"/>
                 <w:szCs w:val="15"/>
               </w:rPr>
-              <w:t xml:space="preserve">#FFFFFF</w:t>
+              <w:t xml:space="preserve">#D78FEE</w:t>
             </w:r>
           </w:p>
         </w:tc>
@@ -12584,7 +12584,7 @@
                 <w:sz w:val="15"/>
                 <w:szCs w:val="15"/>
               </w:rPr>
-              <w:t xml:space="preserve">6.15:1</w:t>
+              <w:t xml:space="preserve">5.47:1</w:t>
             </w:r>
           </w:p>
         </w:tc>
@@ -21135,7 +21135,7 @@
           <w:sz w:val="19"/>
           <w:szCs w:val="19"/>
         </w:rPr>
-        <w:t xml:space="preserve">Cada problema da avaliação heurística recebeu uma correção na v2 (commit a11b51d, tag ux-av2-v2). A coluna "Correção aplicada" mostra o estado atual (v3, commit b9d858a, tag ux-av2-v3). "Corrigido (v3)" indica que a Iteração 2 mexeu na correção ou a reaplicou; "Revisado (v3)" indica que a solução mudou de forma, com o motivo na seção 5.1. As linhas TA-xx ficam reservadas para os achados do Think Aloud, a preencher depois das sessões.</w:t>
+        <w:t xml:space="preserve">Cada problema da avaliação heurística recebeu uma correção na v2 (commit a11b51d, tag ux-av2-v2). A coluna "Correção aplicada" mostra o estado atual (v3, commit bf9e5d5, tag ux-av2-v3). "Corrigido (v3)" indica que a Iteração 2 mexeu na correção ou a reaplicou; "Revisado (v3)" indica que a solução mudou de forma, com o motivo na seção 5.1. As linhas TA-xx ficam reservadas para os achados do Think Aloud, a preencher depois das sessões.</w:t>
       </w:r>
     </w:p>
     <w:tbl>
@@ -22519,7 +22519,7 @@
                 <w:sz w:val="15"/>
                 <w:szCs w:val="15"/>
               </w:rPr>
-              <w:t xml:space="preserve">Logo em text.brand (6.15:1). O atalho de long-press para o Design System saiu com a Home restaurada; a tela continua na rota /design-system.</w:t>
+              <w:t xml:space="preserve">Logo em #3F1F73 sobre o topo lilás do degradê (5.47:1); o título "Início" usa a mesma cor. O atalho de long-press para o Design System saiu com a Home restaurada; a tela continua na rota /design-system.</w:t>
             </w:r>
           </w:p>
         </w:tc>
@@ -29341,6 +29341,176 @@
                 <w:szCs w:val="15"/>
               </w:rPr>
               <w:t xml:space="preserve">30dfbd5, b9d858a</w:t>
+            </w:r>
+          </w:p>
+        </w:tc>
+      </w:tr>
+      <w:tr>
+        <w:trPr>
+          <w:cantSplit/>
+        </w:trPr>
+        <w:tc>
+          <w:tcPr>
+            <w:tcW w:type="dxa" w:w="612"/>
+            <w:tcBorders>
+              <w:top w:val="single" w:color="C8C8D0" w:sz="4"/>
+              <w:left w:val="single" w:color="C8C8D0" w:sz="4"/>
+              <w:bottom w:val="single" w:color="C8C8D0" w:sz="4"/>
+              <w:right w:val="single" w:color="C8C8D0" w:sz="4"/>
+            </w:tcBorders>
+            <w:tcMar>
+              <w:top w:type="dxa" w:w="40"/>
+              <w:left w:type="dxa" w:w="80"/>
+              <w:bottom w:type="dxa" w:w="40"/>
+              <w:right w:type="dxa" w:w="80"/>
+            </w:tcMar>
+            <w:vAlign w:val="top"/>
+          </w:tcPr>
+          <w:p>
+            <w:pPr>
+              <w:spacing w:after="0" w:line="240"/>
+            </w:pPr>
+            <w:r>
+              <w:rPr>
+                <w:rFonts w:ascii="Calibri" w:cs="Calibri" w:eastAsia="Calibri" w:hAnsi="Calibri"/>
+                <w:b w:val="false"/>
+                <w:bCs w:val="false"/>
+                <w:sz w:val="15"/>
+                <w:szCs w:val="15"/>
+              </w:rPr>
+              <w:t xml:space="preserve">I2-13</w:t>
+            </w:r>
+          </w:p>
+        </w:tc>
+        <w:tc>
+          <w:tcPr>
+            <w:tcW w:type="dxa" w:w="3061"/>
+            <w:tcBorders>
+              <w:top w:val="single" w:color="C8C8D0" w:sz="4"/>
+              <w:left w:val="single" w:color="C8C8D0" w:sz="4"/>
+              <w:bottom w:val="single" w:color="C8C8D0" w:sz="4"/>
+              <w:right w:val="single" w:color="C8C8D0" w:sz="4"/>
+            </w:tcBorders>
+            <w:tcMar>
+              <w:top w:type="dxa" w:w="40"/>
+              <w:left w:type="dxa" w:w="80"/>
+              <w:bottom w:type="dxa" w:w="40"/>
+              <w:right w:type="dxa" w:w="80"/>
+            </w:tcMar>
+            <w:vAlign w:val="top"/>
+          </w:tcPr>
+          <w:p>
+            <w:pPr>
+              <w:spacing w:after="0" w:line="240"/>
+            </w:pPr>
+            <w:r>
+              <w:rPr>
+                <w:rFonts w:ascii="Calibri" w:cs="Calibri" w:eastAsia="Calibri" w:hAnsi="Calibri"/>
+                <w:b w:val="false"/>
+                <w:bCs w:val="false"/>
+                <w:sz w:val="15"/>
+                <w:szCs w:val="15"/>
+              </w:rPr>
+              <w:t xml:space="preserve">Fundo em degradê também no web; logo e títulos sobre o degradê em #3F1F73</w:t>
+            </w:r>
+          </w:p>
+        </w:tc>
+        <w:tc>
+          <w:tcPr>
+            <w:tcW w:type="dxa" w:w="4081"/>
+            <w:tcBorders>
+              <w:top w:val="single" w:color="C8C8D0" w:sz="4"/>
+              <w:left w:val="single" w:color="C8C8D0" w:sz="4"/>
+              <w:bottom w:val="single" w:color="C8C8D0" w:sz="4"/>
+              <w:right w:val="single" w:color="C8C8D0" w:sz="4"/>
+            </w:tcBorders>
+            <w:tcMar>
+              <w:top w:type="dxa" w:w="40"/>
+              <w:left w:type="dxa" w:w="80"/>
+              <w:bottom w:type="dxa" w:w="40"/>
+              <w:right w:type="dxa" w:w="80"/>
+            </w:tcMar>
+            <w:vAlign w:val="top"/>
+          </w:tcPr>
+          <w:p>
+            <w:pPr>
+              <w:spacing w:after="0" w:line="240"/>
+            </w:pPr>
+            <w:r>
+              <w:rPr>
+                <w:rFonts w:ascii="Calibri" w:cs="Calibri" w:eastAsia="Calibri" w:hAnsi="Calibri"/>
+                <w:b w:val="false"/>
+                <w:bCs w:val="false"/>
+                <w:sz w:val="15"/>
+                <w:szCs w:val="15"/>
+              </w:rPr>
+              <w:t xml:space="preserve">No web, o tema padrão da navegação pintava #F2F2F2 por cima do degradê do app. Ao corrigir, apareceu que o logo e os títulos do header ficavam em 2.65:1 sobre o lilás do topo. O token gradientTop passou a ser o lilás real, e o script de contraste mede o par verdadeiro (5.47:1).</w:t>
+            </w:r>
+          </w:p>
+        </w:tc>
+        <w:tc>
+          <w:tcPr>
+            <w:tcW w:type="dxa" w:w="816"/>
+            <w:tcBorders>
+              <w:top w:val="single" w:color="C8C8D0" w:sz="4"/>
+              <w:left w:val="single" w:color="C8C8D0" w:sz="4"/>
+              <w:bottom w:val="single" w:color="C8C8D0" w:sz="4"/>
+              <w:right w:val="single" w:color="C8C8D0" w:sz="4"/>
+            </w:tcBorders>
+            <w:tcMar>
+              <w:top w:type="dxa" w:w="40"/>
+              <w:left w:type="dxa" w:w="80"/>
+              <w:bottom w:type="dxa" w:w="40"/>
+              <w:right w:type="dxa" w:w="80"/>
+            </w:tcMar>
+            <w:vAlign w:val="top"/>
+          </w:tcPr>
+          <w:p>
+            <w:pPr>
+              <w:spacing w:after="0" w:line="240"/>
+            </w:pPr>
+            <w:r>
+              <w:rPr>
+                <w:rFonts w:ascii="Calibri" w:cs="Calibri" w:eastAsia="Calibri" w:hAnsi="Calibri"/>
+                <w:b w:val="false"/>
+                <w:bCs w:val="false"/>
+                <w:sz w:val="15"/>
+                <w:szCs w:val="15"/>
+              </w:rPr>
+              <w:t xml:space="preserve">H4, H8</w:t>
+            </w:r>
+          </w:p>
+        </w:tc>
+        <w:tc>
+          <w:tcPr>
+            <w:tcW w:type="dxa" w:w="1634"/>
+            <w:tcBorders>
+              <w:top w:val="single" w:color="C8C8D0" w:sz="4"/>
+              <w:left w:val="single" w:color="C8C8D0" w:sz="4"/>
+              <w:bottom w:val="single" w:color="C8C8D0" w:sz="4"/>
+              <w:right w:val="single" w:color="C8C8D0" w:sz="4"/>
+            </w:tcBorders>
+            <w:tcMar>
+              <w:top w:type="dxa" w:w="40"/>
+              <w:left w:type="dxa" w:w="80"/>
+              <w:bottom w:type="dxa" w:w="40"/>
+              <w:right w:type="dxa" w:w="80"/>
+            </w:tcMar>
+            <w:vAlign w:val="top"/>
+          </w:tcPr>
+          <w:p>
+            <w:pPr>
+              <w:spacing w:after="0" w:line="240"/>
+            </w:pPr>
+            <w:r>
+              <w:rPr>
+                <w:rFonts w:ascii="Calibri" w:cs="Calibri" w:eastAsia="Calibri" w:hAnsi="Calibri"/>
+                <w:b w:val="false"/>
+                <w:bCs w:val="false"/>
+                <w:sz w:val="15"/>
+                <w:szCs w:val="15"/>
+              </w:rPr>
+              <w:t xml:space="preserve">6e2d6f8, bf9e5d5</w:t>
             </w:r>
           </w:p>
         </w:tc>
@@ -38202,7 +38372,7 @@
           <w:sz w:val="19"/>
           <w:szCs w:val="19"/>
         </w:rPr>
-        <w:t xml:space="preserve">Capturados automaticamente (apps/mobile/scripts/capture-screens.mjs, Expo Web + Playwright, 390×844). "Antes" é a v1 e "depois" é a versão atual (v3). No web, o fundo das telas sai cinza claro em vez do gradiente lilás do app nativo.</w:t>
+        <w:t xml:space="preserve">Capturados automaticamente (apps/mobile/scripts/capture-screens.mjs, Expo Web + Playwright, 390×844). "Antes" é a v1 e "depois" é a versão atual (v3). Os prints da v1 e da v2 saíram com fundo cinza claro, porque o tema da navegação cobria o degradê no web. Os da v3 mostram o degradê lilás, como no app (I2-13).</w:t>
       </w:r>
     </w:p>
     <w:tbl>
